--- a/Church/2026/2026_1003_MenloChurch.docx
+++ b/Church/2026/2026_1003_MenloChurch.docx
@@ -1433,16 +1433,14 @@
         </w:rPr>
         <w:t xml:space="preserve"> But this pressure to be a superhero to only shows our strength and displays our successes and cover our </w:t>
       </w:r>
-      <w:proofErr w:type="spellStart"/>
       <w:r>
         <w:rPr>
           <w:rFonts w:cstheme="minorHAnsi"/>
           <w:sz w:val="20"/>
           <w:szCs w:val="20"/>
         </w:rPr>
-        <w:t>falures</w:t>
+        <w:t>failures</w:t>
       </w:r>
-      <w:proofErr w:type="spellEnd"/>
       <w:r>
         <w:rPr>
           <w:rFonts w:cstheme="minorHAnsi"/>
@@ -1469,6 +1467,38 @@
           <w:szCs w:val="20"/>
         </w:rPr>
       </w:pPr>
+      <w:r>
+        <w:rPr>
+          <w:rFonts w:cstheme="minorHAnsi"/>
+          <w:sz w:val="20"/>
+          <w:szCs w:val="20"/>
+        </w:rPr>
+        <w:t>2</w:t>
+      </w:r>
+      <w:r>
+        <w:rPr>
+          <w:rFonts w:cstheme="minorHAnsi"/>
+          <w:sz w:val="20"/>
+          <w:szCs w:val="20"/>
+        </w:rPr>
+        <w:t>:</w:t>
+      </w:r>
+      <w:r>
+        <w:rPr>
+          <w:rFonts w:cstheme="minorHAnsi"/>
+          <w:sz w:val="20"/>
+          <w:szCs w:val="20"/>
+        </w:rPr>
+        <w:t>53</w:t>
+      </w:r>
+      <w:r>
+        <w:rPr>
+          <w:rFonts w:cstheme="minorHAnsi"/>
+          <w:sz w:val="20"/>
+          <w:szCs w:val="20"/>
+        </w:rPr>
+        <w:t>/38:28</w:t>
+      </w:r>
     </w:p>
     <w:p>
       <w:pPr>
@@ -1478,6 +1508,62 @@
           <w:szCs w:val="20"/>
         </w:rPr>
       </w:pPr>
+      <w:r>
+        <w:rPr>
+          <w:rFonts w:cstheme="minorHAnsi"/>
+          <w:sz w:val="20"/>
+          <w:szCs w:val="20"/>
+        </w:rPr>
+        <w:t>This is the impossible task. The burn we never intended to carry.</w:t>
+      </w:r>
+      <w:r>
+        <w:rPr>
+          <w:rFonts w:cstheme="minorHAnsi"/>
+          <w:sz w:val="20"/>
+          <w:szCs w:val="20"/>
+        </w:rPr>
+        <w:t xml:space="preserve"> Even superheroes crumble under that kind of weight.</w:t>
+      </w:r>
+      <w:r>
+        <w:rPr>
+          <w:rFonts w:cstheme="minorHAnsi"/>
+          <w:sz w:val="20"/>
+          <w:szCs w:val="20"/>
+        </w:rPr>
+        <w:t xml:space="preserve"> And that is why we are in this series on repen</w:t>
+      </w:r>
+      <w:r>
+        <w:rPr>
+          <w:rFonts w:cstheme="minorHAnsi"/>
+          <w:sz w:val="20"/>
+          <w:szCs w:val="20"/>
+        </w:rPr>
+        <w:t>ta</w:t>
+      </w:r>
+      <w:r>
+        <w:rPr>
+          <w:rFonts w:cstheme="minorHAnsi"/>
+          <w:sz w:val="20"/>
+          <w:szCs w:val="20"/>
+        </w:rPr>
+        <w:t>nce</w:t>
+      </w:r>
+      <w:r>
+        <w:rPr>
+          <w:rFonts w:cstheme="minorHAnsi"/>
+          <w:sz w:val="20"/>
+          <w:szCs w:val="20"/>
+        </w:rPr>
+        <w:t xml:space="preserve"> for rest of us</w:t>
+      </w:r>
+      <w:r>
+        <w:rPr>
+          <w:rFonts w:cstheme="minorHAnsi"/>
+          <w:sz w:val="20"/>
+          <w:szCs w:val="20"/>
+        </w:rPr>
+        <w:t>.</w:t>
+      </w:r>
     </w:p>
     <w:p>
       <w:pPr>
@@ -1487,12 +1573,130 @@
           <w:szCs w:val="20"/>
         </w:rPr>
       </w:pPr>
+    </w:p>
+    <w:p>
+      <w:pPr>
+        <w:rPr>
+          <w:rFonts w:cstheme="minorHAnsi"/>
+          <w:sz w:val="20"/>
+          <w:szCs w:val="20"/>
+        </w:rPr>
+      </w:pPr>
       <w:r>
         <w:rPr>
           <w:rFonts w:cstheme="minorHAnsi"/>
           <w:sz w:val="20"/>
           <w:szCs w:val="20"/>
         </w:rPr>
+        <w:t>We reclaim a word that has gotten a bad rap.</w:t>
+      </w:r>
+      <w:r>
+        <w:rPr>
+          <w:rFonts w:cstheme="minorHAnsi"/>
+          <w:sz w:val="20"/>
+          <w:szCs w:val="20"/>
+        </w:rPr>
+        <w:t xml:space="preserve"> The Jesus repentance</w:t>
+      </w:r>
+      <w:r>
+        <w:rPr>
+          <w:rFonts w:cstheme="minorHAnsi"/>
+          <w:sz w:val="20"/>
+          <w:szCs w:val="20"/>
+        </w:rPr>
+        <w:t>s</w:t>
+      </w:r>
+      <w:r>
+        <w:rPr>
+          <w:rFonts w:cstheme="minorHAnsi"/>
+          <w:sz w:val="20"/>
+          <w:szCs w:val="20"/>
+        </w:rPr>
+        <w:t xml:space="preserve"> </w:t>
+      </w:r>
+      <w:r>
+        <w:rPr>
+          <w:rFonts w:cstheme="minorHAnsi"/>
+          <w:sz w:val="20"/>
+          <w:szCs w:val="20"/>
+        </w:rPr>
+        <w:t xml:space="preserve">are </w:t>
+      </w:r>
+      <w:r>
+        <w:rPr>
+          <w:rFonts w:cstheme="minorHAnsi"/>
+          <w:sz w:val="20"/>
+          <w:szCs w:val="20"/>
+        </w:rPr>
+        <w:t>always on every single day</w:t>
+      </w:r>
+      <w:r>
+        <w:rPr>
+          <w:rFonts w:cstheme="minorHAnsi"/>
+          <w:sz w:val="20"/>
+          <w:szCs w:val="20"/>
+        </w:rPr>
+        <w:t>, the side of eternity.</w:t>
+      </w:r>
+      <w:r>
+        <w:rPr>
+          <w:rFonts w:cstheme="minorHAnsi"/>
+          <w:sz w:val="20"/>
+          <w:szCs w:val="20"/>
+        </w:rPr>
+        <w:t xml:space="preserve"> It is a journey we are on as we continually re-orient </w:t>
+      </w:r>
+      <w:r>
+        <w:rPr>
+          <w:rFonts w:cstheme="minorHAnsi"/>
+          <w:sz w:val="20"/>
+          <w:szCs w:val="20"/>
+        </w:rPr>
+        <w:t>our lives away from destructive habits, unhealthy ways of being brokenness, and toward a life of greater purpose and healing and wholeness and hope in a relationship with the God who loves us.</w:t>
+      </w:r>
+    </w:p>
+    <w:p>
+      <w:pPr>
+        <w:rPr>
+          <w:rFonts w:cstheme="minorHAnsi"/>
+          <w:sz w:val="20"/>
+          <w:szCs w:val="20"/>
+        </w:rPr>
+      </w:pPr>
+    </w:p>
+    <w:p>
+      <w:pPr>
+        <w:rPr>
+          <w:rFonts w:cstheme="minorHAnsi"/>
+          <w:sz w:val="20"/>
+          <w:szCs w:val="20"/>
+        </w:rPr>
+      </w:pPr>
+    </w:p>
+    <w:p>
+      <w:pPr>
+        <w:rPr>
+          <w:rFonts w:cstheme="minorHAnsi"/>
+          <w:sz w:val="20"/>
+          <w:szCs w:val="20"/>
+        </w:rPr>
+      </w:pPr>
+    </w:p>
+    <w:p>
+      <w:pPr>
+        <w:rPr>
+          <w:rFonts w:cstheme="minorHAnsi"/>
+          <w:sz w:val="20"/>
+          <w:szCs w:val="20"/>
+        </w:rPr>
+      </w:pPr>
+      <w:r>
+        <w:rPr>
+          <w:rFonts w:cstheme="minorHAnsi"/>
+          <w:sz w:val="20"/>
+          <w:szCs w:val="20"/>
+        </w:rPr>
+        <w:lastRenderedPageBreak/>
         <w:t>************</w:t>
       </w:r>
     </w:p>

--- a/Church/2026/2026_1003_MenloChurch.docx
+++ b/Church/2026/2026_1003_MenloChurch.docx
@@ -1588,6 +1588,47 @@
           <w:sz w:val="20"/>
           <w:szCs w:val="20"/>
         </w:rPr>
+        <w:t>3</w:t>
+      </w:r>
+      <w:r>
+        <w:rPr>
+          <w:rFonts w:cstheme="minorHAnsi"/>
+          <w:sz w:val="20"/>
+          <w:szCs w:val="20"/>
+        </w:rPr>
+        <w:t>:</w:t>
+      </w:r>
+      <w:r>
+        <w:rPr>
+          <w:rFonts w:cstheme="minorHAnsi"/>
+          <w:sz w:val="20"/>
+          <w:szCs w:val="20"/>
+        </w:rPr>
+        <w:t>30</w:t>
+      </w:r>
+      <w:r>
+        <w:rPr>
+          <w:rFonts w:cstheme="minorHAnsi"/>
+          <w:sz w:val="20"/>
+          <w:szCs w:val="20"/>
+        </w:rPr>
+        <w:t>/38:28</w:t>
+      </w:r>
+    </w:p>
+    <w:p>
+      <w:pPr>
+        <w:rPr>
+          <w:rFonts w:cstheme="minorHAnsi"/>
+          <w:sz w:val="20"/>
+          <w:szCs w:val="20"/>
+        </w:rPr>
+      </w:pPr>
+      <w:r>
+        <w:rPr>
+          <w:rFonts w:cstheme="minorHAnsi"/>
+          <w:sz w:val="20"/>
+          <w:szCs w:val="20"/>
+        </w:rPr>
         <w:t>We reclaim a word that has gotten a bad rap.</w:t>
       </w:r>
       <w:r>
@@ -1654,6 +1695,30 @@
         </w:rPr>
         <w:t>our lives away from destructive habits, unhealthy ways of being brokenness, and toward a life of greater purpose and healing and wholeness and hope in a relationship with the God who loves us.</w:t>
       </w:r>
+      <w:r>
+        <w:rPr>
+          <w:rFonts w:cstheme="minorHAnsi"/>
+          <w:sz w:val="20"/>
+          <w:szCs w:val="20"/>
+        </w:rPr>
+        <w:t xml:space="preserve"> But, what does it look like?</w:t>
+      </w:r>
+      <w:r>
+        <w:rPr>
+          <w:rFonts w:cstheme="minorHAnsi"/>
+          <w:sz w:val="20"/>
+          <w:szCs w:val="20"/>
+        </w:rPr>
+        <w:t xml:space="preserve"> It looks like to put repentance into action on an everyday kind of a level.</w:t>
+      </w:r>
+      <w:r>
+        <w:rPr>
+          <w:rFonts w:cstheme="minorHAnsi"/>
+          <w:sz w:val="20"/>
+          <w:szCs w:val="20"/>
+        </w:rPr>
+        <w:t xml:space="preserve"> That is what are going to look at today of that process.</w:t>
+      </w:r>
     </w:p>
     <w:p>
       <w:pPr>
@@ -1672,6 +1737,39 @@
           <w:szCs w:val="20"/>
         </w:rPr>
       </w:pPr>
+      <w:r>
+        <w:rPr>
+          <w:rFonts w:cstheme="minorHAnsi"/>
+          <w:sz w:val="20"/>
+          <w:szCs w:val="20"/>
+        </w:rPr>
+        <w:lastRenderedPageBreak/>
+        <w:t>3</w:t>
+      </w:r>
+      <w:r>
+        <w:rPr>
+          <w:rFonts w:cstheme="minorHAnsi"/>
+          <w:sz w:val="20"/>
+          <w:szCs w:val="20"/>
+        </w:rPr>
+        <w:t>:</w:t>
+      </w:r>
+      <w:r>
+        <w:rPr>
+          <w:rFonts w:cstheme="minorHAnsi"/>
+          <w:sz w:val="20"/>
+          <w:szCs w:val="20"/>
+        </w:rPr>
+        <w:t>42</w:t>
+      </w:r>
+      <w:r>
+        <w:rPr>
+          <w:rFonts w:cstheme="minorHAnsi"/>
+          <w:sz w:val="20"/>
+          <w:szCs w:val="20"/>
+        </w:rPr>
+        <w:t>/38:28</w:t>
+      </w:r>
     </w:p>
     <w:p>
       <w:pPr>
@@ -1681,6 +1779,22 @@
           <w:szCs w:val="20"/>
         </w:rPr>
       </w:pPr>
+      <w:r>
+        <w:rPr>
+          <w:rFonts w:cstheme="minorHAnsi"/>
+          <w:sz w:val="20"/>
+          <w:szCs w:val="20"/>
+        </w:rPr>
+        <w:t>Because the road to repentance where we learn to become more real with God</w:t>
+      </w:r>
+      <w:r>
+        <w:rPr>
+          <w:rFonts w:cstheme="minorHAnsi"/>
+          <w:sz w:val="20"/>
+          <w:szCs w:val="20"/>
+        </w:rPr>
+        <w:t>, with ourselves, and with other people, it starts with a very simple practice and it is called confession.</w:t>
+      </w:r>
     </w:p>
     <w:p>
       <w:pPr>
@@ -1696,7 +1810,93 @@
           <w:sz w:val="20"/>
           <w:szCs w:val="20"/>
         </w:rPr>
-        <w:lastRenderedPageBreak/>
+        <w:t>Confession is simply choosing to stop hiding</w:t>
+      </w:r>
+      <w:r>
+        <w:rPr>
+          <w:rFonts w:cstheme="minorHAnsi"/>
+          <w:sz w:val="20"/>
+          <w:szCs w:val="20"/>
+        </w:rPr>
+        <w:t>. Confession chooses to drop the mask, to get real with God, with others</w:t>
+      </w:r>
+      <w:r>
+        <w:rPr>
+          <w:rFonts w:cstheme="minorHAnsi"/>
+          <w:sz w:val="20"/>
+          <w:szCs w:val="20"/>
+        </w:rPr>
+        <w:t>, and even ourselves.</w:t>
+      </w:r>
+    </w:p>
+    <w:p>
+      <w:pPr>
+        <w:rPr>
+          <w:rFonts w:cstheme="minorHAnsi"/>
+          <w:sz w:val="20"/>
+          <w:szCs w:val="20"/>
+        </w:rPr>
+      </w:pPr>
+    </w:p>
+    <w:p>
+      <w:pPr>
+        <w:rPr>
+          <w:rFonts w:cstheme="minorHAnsi"/>
+          <w:sz w:val="20"/>
+          <w:szCs w:val="20"/>
+        </w:rPr>
+      </w:pPr>
+    </w:p>
+    <w:p>
+      <w:pPr>
+        <w:rPr>
+          <w:rFonts w:cstheme="minorHAnsi"/>
+          <w:sz w:val="20"/>
+          <w:szCs w:val="20"/>
+        </w:rPr>
+      </w:pPr>
+    </w:p>
+    <w:p>
+      <w:pPr>
+        <w:rPr>
+          <w:rFonts w:cstheme="minorHAnsi"/>
+          <w:sz w:val="20"/>
+          <w:szCs w:val="20"/>
+        </w:rPr>
+      </w:pPr>
+    </w:p>
+    <w:p>
+      <w:pPr>
+        <w:rPr>
+          <w:rFonts w:cstheme="minorHAnsi"/>
+          <w:sz w:val="20"/>
+          <w:szCs w:val="20"/>
+        </w:rPr>
+      </w:pPr>
+    </w:p>
+    <w:p>
+      <w:pPr>
+        <w:rPr>
+          <w:rFonts w:cstheme="minorHAnsi"/>
+          <w:sz w:val="20"/>
+          <w:szCs w:val="20"/>
+        </w:rPr>
+      </w:pPr>
+    </w:p>
+    <w:p>
+      <w:pPr>
+        <w:rPr>
+          <w:rFonts w:cstheme="minorHAnsi"/>
+          <w:sz w:val="20"/>
+          <w:szCs w:val="20"/>
+        </w:rPr>
+      </w:pPr>
+      <w:r>
+        <w:rPr>
+          <w:rFonts w:cstheme="minorHAnsi"/>
+          <w:sz w:val="20"/>
+          <w:szCs w:val="20"/>
+        </w:rPr>
         <w:t>************</w:t>
       </w:r>
     </w:p>

--- a/Church/2026/2026_1003_MenloChurch.docx
+++ b/Church/2026/2026_1003_MenloChurch.docx
@@ -1837,6 +1837,220 @@
           <w:szCs w:val="20"/>
         </w:rPr>
       </w:pPr>
+    </w:p>
+    <w:p>
+      <w:pPr>
+        <w:rPr>
+          <w:rFonts w:cstheme="minorHAnsi"/>
+          <w:sz w:val="20"/>
+          <w:szCs w:val="20"/>
+        </w:rPr>
+      </w:pPr>
+      <w:r>
+        <w:rPr>
+          <w:rFonts w:cstheme="minorHAnsi"/>
+          <w:sz w:val="20"/>
+          <w:szCs w:val="20"/>
+        </w:rPr>
+        <w:t>4</w:t>
+      </w:r>
+      <w:r>
+        <w:rPr>
+          <w:rFonts w:cstheme="minorHAnsi"/>
+          <w:sz w:val="20"/>
+          <w:szCs w:val="20"/>
+        </w:rPr>
+        <w:t>:</w:t>
+      </w:r>
+      <w:r>
+        <w:rPr>
+          <w:rFonts w:cstheme="minorHAnsi"/>
+          <w:sz w:val="20"/>
+          <w:szCs w:val="20"/>
+        </w:rPr>
+        <w:t>3</w:t>
+      </w:r>
+      <w:r>
+        <w:rPr>
+          <w:rFonts w:cstheme="minorHAnsi"/>
+          <w:sz w:val="20"/>
+          <w:szCs w:val="20"/>
+        </w:rPr>
+        <w:t>1</w:t>
+      </w:r>
+      <w:r>
+        <w:rPr>
+          <w:rFonts w:cstheme="minorHAnsi"/>
+          <w:sz w:val="20"/>
+          <w:szCs w:val="20"/>
+        </w:rPr>
+        <w:t>/38:28</w:t>
+      </w:r>
+    </w:p>
+    <w:p>
+      <w:pPr>
+        <w:rPr>
+          <w:rFonts w:cstheme="minorHAnsi"/>
+          <w:sz w:val="20"/>
+          <w:szCs w:val="20"/>
+        </w:rPr>
+      </w:pPr>
+      <w:r>
+        <w:rPr>
+          <w:rFonts w:cstheme="minorHAnsi"/>
+          <w:sz w:val="20"/>
+          <w:szCs w:val="20"/>
+        </w:rPr>
+        <w:t>Pray:</w:t>
+      </w:r>
+      <w:r>
+        <w:rPr>
+          <w:rFonts w:cstheme="minorHAnsi"/>
+          <w:sz w:val="20"/>
+          <w:szCs w:val="20"/>
+        </w:rPr>
+        <w:t xml:space="preserve"> God, we don’t hide behind the mask. </w:t>
+      </w:r>
+      <w:r>
+        <w:rPr>
+          <w:rFonts w:cstheme="minorHAnsi"/>
+          <w:sz w:val="20"/>
+          <w:szCs w:val="20"/>
+        </w:rPr>
+        <w:t>We are loved and graced by you. Help us to trust today.</w:t>
+      </w:r>
+      <w:r>
+        <w:rPr>
+          <w:rFonts w:cstheme="minorHAnsi"/>
+          <w:sz w:val="20"/>
+          <w:szCs w:val="20"/>
+        </w:rPr>
+        <w:t xml:space="preserve"> We pray in Jesus</w:t>
+      </w:r>
+      <w:r>
+        <w:rPr>
+          <w:rFonts w:cstheme="minorHAnsi"/>
+          <w:sz w:val="20"/>
+          <w:szCs w:val="20"/>
+        </w:rPr>
+        <w:t>’</w:t>
+      </w:r>
+      <w:r>
+        <w:rPr>
+          <w:rFonts w:cstheme="minorHAnsi"/>
+          <w:sz w:val="20"/>
+          <w:szCs w:val="20"/>
+        </w:rPr>
+        <w:t xml:space="preserve"> name, Amen.</w:t>
+      </w:r>
+    </w:p>
+    <w:p>
+      <w:pPr>
+        <w:rPr>
+          <w:rFonts w:cstheme="minorHAnsi"/>
+          <w:sz w:val="20"/>
+          <w:szCs w:val="20"/>
+        </w:rPr>
+      </w:pPr>
+    </w:p>
+    <w:p>
+      <w:pPr>
+        <w:rPr>
+          <w:rFonts w:cstheme="minorHAnsi"/>
+          <w:sz w:val="20"/>
+          <w:szCs w:val="20"/>
+        </w:rPr>
+      </w:pPr>
+      <w:r>
+        <w:rPr>
+          <w:rFonts w:cstheme="minorHAnsi"/>
+          <w:sz w:val="20"/>
+          <w:szCs w:val="20"/>
+        </w:rPr>
+        <w:t>5</w:t>
+      </w:r>
+      <w:r>
+        <w:rPr>
+          <w:rFonts w:cstheme="minorHAnsi"/>
+          <w:sz w:val="20"/>
+          <w:szCs w:val="20"/>
+        </w:rPr>
+        <w:t>:</w:t>
+      </w:r>
+      <w:r>
+        <w:rPr>
+          <w:rFonts w:cstheme="minorHAnsi"/>
+          <w:sz w:val="20"/>
+          <w:szCs w:val="20"/>
+        </w:rPr>
+        <w:t>15</w:t>
+      </w:r>
+      <w:r>
+        <w:rPr>
+          <w:rFonts w:cstheme="minorHAnsi"/>
+          <w:sz w:val="20"/>
+          <w:szCs w:val="20"/>
+        </w:rPr>
+        <w:t>/38:28</w:t>
+      </w:r>
+    </w:p>
+    <w:p>
+      <w:pPr>
+        <w:rPr>
+          <w:rFonts w:cstheme="minorHAnsi"/>
+          <w:sz w:val="20"/>
+          <w:szCs w:val="20"/>
+        </w:rPr>
+      </w:pPr>
+      <w:r>
+        <w:rPr>
+          <w:rFonts w:cstheme="minorHAnsi"/>
+          <w:sz w:val="20"/>
+          <w:szCs w:val="20"/>
+        </w:rPr>
+        <w:t>In Silicon Valley, words like confession or repentance, they are not everyday lexicon. They are not terms getting throwing around. People are coding the AI stuff. Very few churches will talk confess and repent.</w:t>
+      </w:r>
+    </w:p>
+    <w:p>
+      <w:pPr>
+        <w:rPr>
+          <w:rFonts w:cstheme="minorHAnsi"/>
+          <w:sz w:val="20"/>
+          <w:szCs w:val="20"/>
+        </w:rPr>
+      </w:pPr>
+      <w:r>
+        <w:rPr>
+          <w:rFonts w:cstheme="minorHAnsi"/>
+          <w:sz w:val="20"/>
+          <w:szCs w:val="20"/>
+        </w:rPr>
+        <w:t>The confess and repent are misuse and abused in human value</w:t>
+      </w:r>
+      <w:r>
+        <w:rPr>
+          <w:rFonts w:cstheme="minorHAnsi"/>
+          <w:sz w:val="20"/>
+          <w:szCs w:val="20"/>
+        </w:rPr>
+        <w:t xml:space="preserve"> and have resistance to use in </w:t>
+      </w:r>
+      <w:r>
+        <w:rPr>
+          <w:rFonts w:cstheme="minorHAnsi"/>
+          <w:sz w:val="20"/>
+          <w:szCs w:val="20"/>
+        </w:rPr>
+        <w:t>Silicon</w:t>
+      </w:r>
+      <w:r>
+        <w:rPr>
+          <w:rFonts w:cstheme="minorHAnsi"/>
+          <w:sz w:val="20"/>
+          <w:szCs w:val="20"/>
+        </w:rPr>
+        <w:t xml:space="preserve"> Velly.</w:t>
+      </w:r>
     </w:p>
     <w:p>
       <w:pPr>

--- a/Church/2026/2026_1003_MenloChurch.docx
+++ b/Church/2026/2026_1003_MenloChurch.docx
@@ -2049,7 +2049,89 @@
           <w:sz w:val="20"/>
           <w:szCs w:val="20"/>
         </w:rPr>
-        <w:t xml:space="preserve"> Velly.</w:t>
+        <w:t xml:space="preserve"> V</w:t>
+      </w:r>
+      <w:r>
+        <w:rPr>
+          <w:rFonts w:cstheme="minorHAnsi"/>
+          <w:sz w:val="20"/>
+          <w:szCs w:val="20"/>
+        </w:rPr>
+        <w:t>a</w:t>
+      </w:r>
+      <w:r>
+        <w:rPr>
+          <w:rFonts w:cstheme="minorHAnsi"/>
+          <w:sz w:val="20"/>
+          <w:szCs w:val="20"/>
+        </w:rPr>
+        <w:t>ll</w:t>
+      </w:r>
+      <w:r>
+        <w:rPr>
+          <w:rFonts w:cstheme="minorHAnsi"/>
+          <w:sz w:val="20"/>
+          <w:szCs w:val="20"/>
+        </w:rPr>
+        <w:t>e</w:t>
+      </w:r>
+      <w:r>
+        <w:rPr>
+          <w:rFonts w:cstheme="minorHAnsi"/>
+          <w:sz w:val="20"/>
+          <w:szCs w:val="20"/>
+        </w:rPr>
+        <w:t>y.</w:t>
+      </w:r>
+    </w:p>
+    <w:p>
+      <w:pPr>
+        <w:rPr>
+          <w:rFonts w:cstheme="minorHAnsi"/>
+          <w:sz w:val="20"/>
+          <w:szCs w:val="20"/>
+        </w:rPr>
+      </w:pPr>
+    </w:p>
+    <w:p>
+      <w:pPr>
+        <w:rPr>
+          <w:rFonts w:cstheme="minorHAnsi"/>
+          <w:sz w:val="20"/>
+          <w:szCs w:val="20"/>
+        </w:rPr>
+      </w:pPr>
+      <w:r>
+        <w:rPr>
+          <w:rFonts w:cstheme="minorHAnsi"/>
+          <w:sz w:val="20"/>
+          <w:szCs w:val="20"/>
+        </w:rPr>
+        <w:t>6</w:t>
+      </w:r>
+      <w:r>
+        <w:rPr>
+          <w:rFonts w:cstheme="minorHAnsi"/>
+          <w:sz w:val="20"/>
+          <w:szCs w:val="20"/>
+        </w:rPr>
+        <w:t>:</w:t>
+      </w:r>
+      <w:r>
+        <w:rPr>
+          <w:rFonts w:cstheme="minorHAnsi"/>
+          <w:sz w:val="20"/>
+          <w:szCs w:val="20"/>
+        </w:rPr>
+        <w:t>40</w:t>
+      </w:r>
+      <w:r>
+        <w:rPr>
+          <w:rFonts w:cstheme="minorHAnsi"/>
+          <w:sz w:val="20"/>
+          <w:szCs w:val="20"/>
+        </w:rPr>
+        <w:t>/38:28</w:t>
       </w:r>
     </w:p>
     <w:p>

--- a/Church/2026/2026_1003_MenloChurch.docx
+++ b/Church/2026/2026_1003_MenloChurch.docx
@@ -1489,15 +1489,7 @@
           <w:sz w:val="20"/>
           <w:szCs w:val="20"/>
         </w:rPr>
-        <w:t>53</w:t>
-      </w:r>
-      <w:r>
-        <w:rPr>
-          <w:rFonts w:cstheme="minorHAnsi"/>
-          <w:sz w:val="20"/>
-          <w:szCs w:val="20"/>
-        </w:rPr>
-        <w:t>/38:28</w:t>
+        <w:t>53/38:28</w:t>
       </w:r>
     </w:p>
     <w:p>
@@ -1604,15 +1596,7 @@
           <w:sz w:val="20"/>
           <w:szCs w:val="20"/>
         </w:rPr>
-        <w:t>30</w:t>
-      </w:r>
-      <w:r>
-        <w:rPr>
-          <w:rFonts w:cstheme="minorHAnsi"/>
-          <w:sz w:val="20"/>
-          <w:szCs w:val="20"/>
-        </w:rPr>
-        <w:t>/38:28</w:t>
+        <w:t>30/38:28</w:t>
       </w:r>
     </w:p>
     <w:p>
@@ -1760,15 +1744,7 @@
           <w:sz w:val="20"/>
           <w:szCs w:val="20"/>
         </w:rPr>
-        <w:t>42</w:t>
-      </w:r>
-      <w:r>
-        <w:rPr>
-          <w:rFonts w:cstheme="minorHAnsi"/>
-          <w:sz w:val="20"/>
-          <w:szCs w:val="20"/>
-        </w:rPr>
-        <w:t>/38:28</w:t>
+        <w:t>42/38:28</w:t>
       </w:r>
     </w:p>
     <w:p>
@@ -1868,23 +1844,7 @@
           <w:sz w:val="20"/>
           <w:szCs w:val="20"/>
         </w:rPr>
-        <w:t>3</w:t>
-      </w:r>
-      <w:r>
-        <w:rPr>
-          <w:rFonts w:cstheme="minorHAnsi"/>
-          <w:sz w:val="20"/>
-          <w:szCs w:val="20"/>
-        </w:rPr>
-        <w:t>1</w:t>
-      </w:r>
-      <w:r>
-        <w:rPr>
-          <w:rFonts w:cstheme="minorHAnsi"/>
-          <w:sz w:val="20"/>
-          <w:szCs w:val="20"/>
-        </w:rPr>
-        <w:t>/38:28</w:t>
+        <w:t>31/38:28</w:t>
       </w:r>
     </w:p>
     <w:p>
@@ -1983,15 +1943,7 @@
           <w:sz w:val="20"/>
           <w:szCs w:val="20"/>
         </w:rPr>
-        <w:t>15</w:t>
-      </w:r>
-      <w:r>
-        <w:rPr>
-          <w:rFonts w:cstheme="minorHAnsi"/>
-          <w:sz w:val="20"/>
-          <w:szCs w:val="20"/>
-        </w:rPr>
-        <w:t>/38:28</w:t>
+        <w:t>15/38:28</w:t>
       </w:r>
     </w:p>
     <w:p>
@@ -2107,7 +2059,7 @@
           <w:sz w:val="20"/>
           <w:szCs w:val="20"/>
         </w:rPr>
-        <w:t>6</w:t>
+        <w:t>8</w:t>
       </w:r>
       <w:r>
         <w:rPr>
@@ -2123,7 +2075,15 @@
           <w:sz w:val="20"/>
           <w:szCs w:val="20"/>
         </w:rPr>
-        <w:t>40</w:t>
+        <w:t>4</w:t>
+      </w:r>
+      <w:r>
+        <w:rPr>
+          <w:rFonts w:cstheme="minorHAnsi"/>
+          <w:sz w:val="20"/>
+          <w:szCs w:val="20"/>
+        </w:rPr>
+        <w:t>7</w:t>
       </w:r>
       <w:r>
         <w:rPr>
@@ -2142,6 +2102,48 @@
           <w:szCs w:val="20"/>
         </w:rPr>
       </w:pPr>
+      <w:r>
+        <w:rPr>
+          <w:rFonts w:cstheme="minorHAnsi"/>
+          <w:sz w:val="20"/>
+          <w:szCs w:val="20"/>
+        </w:rPr>
+        <w:drawing>
+          <wp:inline distT="0" distB="0" distL="0" distR="0" wp14:anchorId="52D81A5B" wp14:editId="4DD8D8E0">
+            <wp:extent cx="2209800" cy="2951394"/>
+            <wp:effectExtent l="0" t="0" r="0" b="1905"/>
+            <wp:docPr id="1419284359" name="Picture 1"/>
+            <wp:cNvGraphicFramePr>
+              <a:graphicFrameLocks xmlns:a="http://schemas.openxmlformats.org/drawingml/2006/main" noChangeAspect="1"/>
+            </wp:cNvGraphicFramePr>
+            <a:graphic xmlns:a="http://schemas.openxmlformats.org/drawingml/2006/main">
+              <a:graphicData uri="http://schemas.openxmlformats.org/drawingml/2006/picture">
+                <pic:pic xmlns:pic="http://schemas.openxmlformats.org/drawingml/2006/picture">
+                  <pic:nvPicPr>
+                    <pic:cNvPr id="1419284359" name=""/>
+                    <pic:cNvPicPr/>
+                  </pic:nvPicPr>
+                  <pic:blipFill>
+                    <a:blip r:embed="rId23"/>
+                    <a:stretch>
+                      <a:fillRect/>
+                    </a:stretch>
+                  </pic:blipFill>
+                  <pic:spPr>
+                    <a:xfrm>
+                      <a:off x="0" y="0"/>
+                      <a:ext cx="2211944" cy="2954258"/>
+                    </a:xfrm>
+                    <a:prstGeom prst="rect">
+                      <a:avLst/>
+                    </a:prstGeom>
+                  </pic:spPr>
+                </pic:pic>
+              </a:graphicData>
+            </a:graphic>
+          </wp:inline>
+        </w:drawing>
+      </w:r>
     </w:p>
     <w:p>
       <w:pPr>
@@ -2151,6 +2153,46 @@
           <w:szCs w:val="20"/>
         </w:rPr>
       </w:pPr>
+      <w:r>
+        <w:rPr>
+          <w:rFonts w:cstheme="minorHAnsi"/>
+          <w:sz w:val="20"/>
+          <w:szCs w:val="20"/>
+        </w:rPr>
+        <w:t>When</w:t>
+      </w:r>
+      <w:r>
+        <w:rPr>
+          <w:rFonts w:cstheme="minorHAnsi"/>
+          <w:sz w:val="20"/>
+          <w:szCs w:val="20"/>
+        </w:rPr>
+        <w:t xml:space="preserve"> we</w:t>
+      </w:r>
+      <w:r>
+        <w:rPr>
+          <w:rFonts w:cstheme="minorHAnsi"/>
+          <w:sz w:val="20"/>
+          <w:szCs w:val="20"/>
+        </w:rPr>
+        <w:t xml:space="preserve"> go to market, we can see</w:t>
+      </w:r>
+      <w:r>
+        <w:rPr>
+          <w:rFonts w:cstheme="minorHAnsi"/>
+          <w:sz w:val="20"/>
+          <w:szCs w:val="20"/>
+        </w:rPr>
+        <w:t>/buy</w:t>
+      </w:r>
+      <w:r>
+        <w:rPr>
+          <w:rFonts w:cstheme="minorHAnsi"/>
+          <w:sz w:val="20"/>
+          <w:szCs w:val="20"/>
+        </w:rPr>
+        <w:t xml:space="preserve"> Olives and Repperoni minis.  </w:t>
+      </w:r>
     </w:p>
     <w:p>
       <w:pPr>
@@ -2160,6 +2202,22 @@
           <w:szCs w:val="20"/>
         </w:rPr>
       </w:pPr>
+      <w:r>
+        <w:rPr>
+          <w:rFonts w:cstheme="minorHAnsi"/>
+          <w:sz w:val="20"/>
+          <w:szCs w:val="20"/>
+        </w:rPr>
+        <w:t xml:space="preserve">Olives (Real repentance) </w:t>
+      </w:r>
+      <w:r>
+        <w:rPr>
+          <w:rFonts w:cstheme="minorHAnsi"/>
+          <w:sz w:val="20"/>
+          <w:szCs w:val="20"/>
+        </w:rPr>
+        <w:t>is whole, grown, and real.</w:t>
+      </w:r>
     </w:p>
     <w:p>
       <w:pPr>
@@ -2169,6 +2227,54 @@
           <w:szCs w:val="20"/>
         </w:rPr>
       </w:pPr>
+      <w:r>
+        <w:rPr>
+          <w:rFonts w:cstheme="minorHAnsi"/>
+          <w:sz w:val="20"/>
+          <w:szCs w:val="20"/>
+        </w:rPr>
+        <w:t xml:space="preserve">Pepperoni minis </w:t>
+      </w:r>
+      <w:r>
+        <w:rPr>
+          <w:rFonts w:cstheme="minorHAnsi"/>
+          <w:sz w:val="20"/>
+          <w:szCs w:val="20"/>
+        </w:rPr>
+        <w:t xml:space="preserve">is </w:t>
+      </w:r>
+      <w:r>
+        <w:rPr>
+          <w:rFonts w:cstheme="minorHAnsi"/>
+          <w:sz w:val="20"/>
+          <w:szCs w:val="20"/>
+        </w:rPr>
+        <w:t xml:space="preserve">cheap </w:t>
+      </w:r>
+      <w:r>
+        <w:rPr>
+          <w:rFonts w:cstheme="minorHAnsi"/>
+          <w:sz w:val="20"/>
+          <w:szCs w:val="20"/>
+        </w:rPr>
+        <w:t xml:space="preserve">manufactured and </w:t>
+      </w:r>
+      <w:r>
+        <w:rPr>
+          <w:rFonts w:cstheme="minorHAnsi"/>
+          <w:sz w:val="20"/>
+          <w:szCs w:val="20"/>
+        </w:rPr>
+        <w:t>processed substitute</w:t>
+      </w:r>
+      <w:r>
+        <w:rPr>
+          <w:rFonts w:cstheme="minorHAnsi"/>
+          <w:sz w:val="20"/>
+          <w:szCs w:val="20"/>
+        </w:rPr>
+        <w:t>.</w:t>
+      </w:r>
     </w:p>
     <w:p>
       <w:pPr>
@@ -2178,6 +2284,62 @@
           <w:szCs w:val="20"/>
         </w:rPr>
       </w:pPr>
+      <w:r>
+        <w:rPr>
+          <w:rFonts w:cstheme="minorHAnsi"/>
+          <w:sz w:val="20"/>
+          <w:szCs w:val="20"/>
+        </w:rPr>
+        <w:t>Olives are real inside and Pepperoni</w:t>
+      </w:r>
+      <w:r>
+        <w:rPr>
+          <w:rFonts w:cstheme="minorHAnsi"/>
+          <w:sz w:val="20"/>
+          <w:szCs w:val="20"/>
+        </w:rPr>
+        <w:t xml:space="preserve"> </w:t>
+      </w:r>
+      <w:r>
+        <w:rPr>
+          <w:rFonts w:cstheme="minorHAnsi"/>
+          <w:sz w:val="20"/>
+          <w:szCs w:val="20"/>
+        </w:rPr>
+        <w:t xml:space="preserve">minis </w:t>
+      </w:r>
+      <w:r>
+        <w:rPr>
+          <w:rFonts w:cstheme="minorHAnsi"/>
+          <w:sz w:val="20"/>
+          <w:szCs w:val="20"/>
+        </w:rPr>
+        <w:t xml:space="preserve">are </w:t>
+      </w:r>
+      <w:r>
+        <w:rPr>
+          <w:rFonts w:cstheme="minorHAnsi"/>
+          <w:sz w:val="20"/>
+          <w:szCs w:val="20"/>
+        </w:rPr>
+        <w:t>packaging</w:t>
+      </w:r>
+      <w:r>
+        <w:rPr>
+          <w:rFonts w:cstheme="minorHAnsi"/>
+          <w:sz w:val="20"/>
+          <w:szCs w:val="20"/>
+        </w:rPr>
+        <w:t xml:space="preserve"> outside</w:t>
+      </w:r>
+      <w:r>
+        <w:rPr>
+          <w:rFonts w:cstheme="minorHAnsi"/>
+          <w:sz w:val="20"/>
+          <w:szCs w:val="20"/>
+        </w:rPr>
+        <w:t>.</w:t>
+      </w:r>
     </w:p>
     <w:p>
       <w:pPr>
@@ -2187,14 +2349,6 @@
           <w:szCs w:val="20"/>
         </w:rPr>
       </w:pPr>
-      <w:r>
-        <w:rPr>
-          <w:rFonts w:cstheme="minorHAnsi"/>
-          <w:sz w:val="20"/>
-          <w:szCs w:val="20"/>
-        </w:rPr>
-        <w:t>************</w:t>
-      </w:r>
     </w:p>
     <w:p>
       <w:pPr>
@@ -2204,14 +2358,6 @@
           <w:szCs w:val="20"/>
         </w:rPr>
       </w:pPr>
-      <w:r>
-        <w:rPr>
-          <w:rFonts w:cstheme="minorHAnsi"/>
-          <w:sz w:val="20"/>
-          <w:szCs w:val="20"/>
-        </w:rPr>
-        <w:t>************</w:t>
-      </w:r>
     </w:p>
     <w:p>
       <w:pPr>
@@ -2221,57 +2367,109 @@
           <w:szCs w:val="20"/>
         </w:rPr>
       </w:pPr>
-      <w:r>
-        <w:rPr>
-          <w:rFonts w:cstheme="minorHAnsi"/>
-          <w:sz w:val="20"/>
-          <w:szCs w:val="20"/>
-        </w:rPr>
-        <w:t>10</w:t>
-      </w:r>
-      <w:r>
-        <w:rPr>
-          <w:rFonts w:cstheme="minorHAnsi"/>
-          <w:sz w:val="20"/>
-          <w:szCs w:val="20"/>
-        </w:rPr>
-        <w:t>/</w:t>
-      </w:r>
-      <w:r>
-        <w:rPr>
-          <w:rFonts w:cstheme="minorHAnsi"/>
-          <w:sz w:val="20"/>
-          <w:szCs w:val="20"/>
-        </w:rPr>
-        <w:t>03</w:t>
-      </w:r>
-      <w:r>
-        <w:rPr>
-          <w:rFonts w:cstheme="minorHAnsi"/>
-          <w:sz w:val="20"/>
-          <w:szCs w:val="20"/>
-        </w:rPr>
-        <w:t>/2026, Menlo Church Worship (Summary of last week, 09/2</w:t>
-      </w:r>
-      <w:r>
-        <w:rPr>
-          <w:rFonts w:cstheme="minorHAnsi"/>
-          <w:sz w:val="20"/>
-          <w:szCs w:val="20"/>
-        </w:rPr>
-        <w:t>7</w:t>
-      </w:r>
-      <w:r>
-        <w:rPr>
-          <w:rFonts w:cstheme="minorHAnsi"/>
-          <w:sz w:val="20"/>
-          <w:szCs w:val="20"/>
-        </w:rPr>
-        <w:t>/2026)</w:t>
-      </w:r>
     </w:p>
     <w:p>
-      <w:hyperlink r:id="rId23" w:history="1">
+      <w:pPr>
+        <w:rPr>
+          <w:rFonts w:cstheme="minorHAnsi"/>
+          <w:sz w:val="20"/>
+          <w:szCs w:val="20"/>
+        </w:rPr>
+      </w:pPr>
+    </w:p>
+    <w:p>
+      <w:pPr>
+        <w:rPr>
+          <w:rFonts w:cstheme="minorHAnsi"/>
+          <w:sz w:val="20"/>
+          <w:szCs w:val="20"/>
+        </w:rPr>
+      </w:pPr>
+      <w:r>
+        <w:rPr>
+          <w:rFonts w:cstheme="minorHAnsi"/>
+          <w:sz w:val="20"/>
+          <w:szCs w:val="20"/>
+        </w:rPr>
+        <w:t>************</w:t>
+      </w:r>
+    </w:p>
+    <w:p>
+      <w:pPr>
+        <w:rPr>
+          <w:rFonts w:cstheme="minorHAnsi"/>
+          <w:sz w:val="20"/>
+          <w:szCs w:val="20"/>
+        </w:rPr>
+      </w:pPr>
+      <w:r>
+        <w:rPr>
+          <w:rFonts w:cstheme="minorHAnsi"/>
+          <w:sz w:val="20"/>
+          <w:szCs w:val="20"/>
+        </w:rPr>
+        <w:t>************</w:t>
+      </w:r>
+    </w:p>
+    <w:p>
+      <w:pPr>
+        <w:rPr>
+          <w:rFonts w:cstheme="minorHAnsi"/>
+          <w:sz w:val="20"/>
+          <w:szCs w:val="20"/>
+        </w:rPr>
+      </w:pPr>
+      <w:r>
+        <w:rPr>
+          <w:rFonts w:cstheme="minorHAnsi"/>
+          <w:sz w:val="20"/>
+          <w:szCs w:val="20"/>
+        </w:rPr>
+        <w:t>10</w:t>
+      </w:r>
+      <w:r>
+        <w:rPr>
+          <w:rFonts w:cstheme="minorHAnsi"/>
+          <w:sz w:val="20"/>
+          <w:szCs w:val="20"/>
+        </w:rPr>
+        <w:t>/</w:t>
+      </w:r>
+      <w:r>
+        <w:rPr>
+          <w:rFonts w:cstheme="minorHAnsi"/>
+          <w:sz w:val="20"/>
+          <w:szCs w:val="20"/>
+        </w:rPr>
+        <w:t>03</w:t>
+      </w:r>
+      <w:r>
+        <w:rPr>
+          <w:rFonts w:cstheme="minorHAnsi"/>
+          <w:sz w:val="20"/>
+          <w:szCs w:val="20"/>
+        </w:rPr>
+        <w:t>/2026, Menlo Church Worship (Summary of last week, 09/2</w:t>
+      </w:r>
+      <w:r>
+        <w:rPr>
+          <w:rFonts w:cstheme="minorHAnsi"/>
+          <w:sz w:val="20"/>
+          <w:szCs w:val="20"/>
+        </w:rPr>
+        <w:t>7</w:t>
+      </w:r>
+      <w:r>
+        <w:rPr>
+          <w:rFonts w:cstheme="minorHAnsi"/>
+          <w:sz w:val="20"/>
+          <w:szCs w:val="20"/>
+        </w:rPr>
+        <w:t>/2026)</w:t>
+      </w:r>
+    </w:p>
+    <w:p>
+      <w:hyperlink r:id="rId24" w:history="1">
         <w:r>
           <w:rPr>
             <w:rStyle w:val="Hyperlink"/>
@@ -2288,7 +2486,7 @@
           <w:szCs w:val="20"/>
         </w:rPr>
       </w:pPr>
-      <w:hyperlink r:id="rId24" w:history="1">
+      <w:hyperlink r:id="rId25" w:history="1">
         <w:r>
           <w:rPr>
             <w:rStyle w:val="Hyperlink"/>
@@ -2351,7 +2549,7 @@
       </w:pPr>
     </w:p>
     <w:sectPr>
-      <w:footerReference w:type="default" r:id="rId25"/>
+      <w:footerReference w:type="default" r:id="rId26"/>
       <w:pgSz w:w="12240" w:h="15840"/>
       <w:pgMar w:top="1440" w:right="1440" w:bottom="1530" w:left="1440" w:header="0" w:footer="720" w:gutter="0"/>
       <w:cols w:space="720"/>

--- a/Church/2026/2026_1003_MenloChurch.docx
+++ b/Church/2026/2026_1003_MenloChurch.docx
@@ -2109,9 +2109,9 @@
           <w:szCs w:val="20"/>
         </w:rPr>
         <w:drawing>
-          <wp:inline distT="0" distB="0" distL="0" distR="0" wp14:anchorId="52D81A5B" wp14:editId="4DD8D8E0">
-            <wp:extent cx="2209800" cy="2951394"/>
-            <wp:effectExtent l="0" t="0" r="0" b="1905"/>
+          <wp:inline distT="0" distB="0" distL="0" distR="0" wp14:anchorId="52D81A5B" wp14:editId="25AC543F">
+            <wp:extent cx="1647825" cy="2200824"/>
+            <wp:effectExtent l="0" t="0" r="0" b="9525"/>
             <wp:docPr id="1419284359" name="Picture 1"/>
             <wp:cNvGraphicFramePr>
               <a:graphicFrameLocks xmlns:a="http://schemas.openxmlformats.org/drawingml/2006/main" noChangeAspect="1"/>
@@ -2132,7 +2132,7 @@
                   <pic:spPr>
                     <a:xfrm>
                       <a:off x="0" y="0"/>
-                      <a:ext cx="2211944" cy="2954258"/>
+                      <a:ext cx="1651826" cy="2206168"/>
                     </a:xfrm>
                     <a:prstGeom prst="rect">
                       <a:avLst/>
@@ -2216,7 +2216,15 @@
           <w:sz w:val="20"/>
           <w:szCs w:val="20"/>
         </w:rPr>
-        <w:t>is whole, grown, and real.</w:t>
+        <w:t>is whole, grown, and rea</w:t>
+      </w:r>
+      <w:r>
+        <w:rPr>
+          <w:rFonts w:cstheme="minorHAnsi"/>
+          <w:sz w:val="20"/>
+          <w:szCs w:val="20"/>
+        </w:rPr>
+        <w:t>l at Whole Food market.</w:t>
       </w:r>
     </w:p>
     <w:p>
@@ -2241,7 +2249,15 @@
           <w:sz w:val="20"/>
           <w:szCs w:val="20"/>
         </w:rPr>
-        <w:t xml:space="preserve">is </w:t>
+        <w:t>are</w:t>
+      </w:r>
+      <w:r>
+        <w:rPr>
+          <w:rFonts w:cstheme="minorHAnsi"/>
+          <w:sz w:val="20"/>
+          <w:szCs w:val="20"/>
+        </w:rPr>
+        <w:t xml:space="preserve"> </w:t>
       </w:r>
       <w:r>
         <w:rPr>
@@ -2273,7 +2289,7 @@
           <w:sz w:val="20"/>
           <w:szCs w:val="20"/>
         </w:rPr>
-        <w:t>.</w:t>
+        <w:t xml:space="preserve"> in the supermarket.</w:t>
       </w:r>
     </w:p>
     <w:p>
@@ -2358,6 +2374,38 @@
           <w:szCs w:val="20"/>
         </w:rPr>
       </w:pPr>
+      <w:r>
+        <w:rPr>
+          <w:rFonts w:cstheme="minorHAnsi"/>
+          <w:sz w:val="20"/>
+          <w:szCs w:val="20"/>
+        </w:rPr>
+        <w:t>10</w:t>
+      </w:r>
+      <w:r>
+        <w:rPr>
+          <w:rFonts w:cstheme="minorHAnsi"/>
+          <w:sz w:val="20"/>
+          <w:szCs w:val="20"/>
+        </w:rPr>
+        <w:t>:</w:t>
+      </w:r>
+      <w:r>
+        <w:rPr>
+          <w:rFonts w:cstheme="minorHAnsi"/>
+          <w:sz w:val="20"/>
+          <w:szCs w:val="20"/>
+        </w:rPr>
+        <w:t>30</w:t>
+      </w:r>
+      <w:r>
+        <w:rPr>
+          <w:rFonts w:cstheme="minorHAnsi"/>
+          <w:sz w:val="20"/>
+          <w:szCs w:val="20"/>
+        </w:rPr>
+        <w:t>/38:28</w:t>
+      </w:r>
     </w:p>
     <w:p>
       <w:pPr>
@@ -2367,6 +2415,14 @@
           <w:szCs w:val="20"/>
         </w:rPr>
       </w:pPr>
+      <w:r>
+        <w:rPr>
+          <w:rFonts w:cstheme="minorHAnsi"/>
+          <w:sz w:val="20"/>
+          <w:szCs w:val="20"/>
+        </w:rPr>
+        <w:t>2700 years. Prophets are not future teller but truth teller.</w:t>
+      </w:r>
     </w:p>
     <w:p>
       <w:pPr>
@@ -2391,7 +2447,39 @@
           <w:sz w:val="20"/>
           <w:szCs w:val="20"/>
         </w:rPr>
-        <w:t>************</w:t>
+        <w:t>1</w:t>
+      </w:r>
+      <w:r>
+        <w:rPr>
+          <w:rFonts w:cstheme="minorHAnsi"/>
+          <w:sz w:val="20"/>
+          <w:szCs w:val="20"/>
+        </w:rPr>
+        <w:t>2</w:t>
+      </w:r>
+      <w:r>
+        <w:rPr>
+          <w:rFonts w:cstheme="minorHAnsi"/>
+          <w:sz w:val="20"/>
+          <w:szCs w:val="20"/>
+        </w:rPr>
+        <w:t>:</w:t>
+      </w:r>
+      <w:r>
+        <w:rPr>
+          <w:rFonts w:cstheme="minorHAnsi"/>
+          <w:sz w:val="20"/>
+          <w:szCs w:val="20"/>
+        </w:rPr>
+        <w:t>06</w:t>
+      </w:r>
+      <w:r>
+        <w:rPr>
+          <w:rFonts w:cstheme="minorHAnsi"/>
+          <w:sz w:val="20"/>
+          <w:szCs w:val="20"/>
+        </w:rPr>
+        <w:t>/38:28</w:t>
       </w:r>
     </w:p>
     <w:p>
@@ -2408,7 +2496,142 @@
           <w:sz w:val="20"/>
           <w:szCs w:val="20"/>
         </w:rPr>
-        <w:t>************</w:t>
+        <w:lastRenderedPageBreak/>
+        <w:drawing>
+          <wp:inline distT="0" distB="0" distL="0" distR="0" wp14:anchorId="297FCF21" wp14:editId="3D727046">
+            <wp:extent cx="1772942" cy="2533650"/>
+            <wp:effectExtent l="0" t="0" r="0" b="0"/>
+            <wp:docPr id="1855429872" name="Picture 1"/>
+            <wp:cNvGraphicFramePr>
+              <a:graphicFrameLocks xmlns:a="http://schemas.openxmlformats.org/drawingml/2006/main" noChangeAspect="1"/>
+            </wp:cNvGraphicFramePr>
+            <a:graphic xmlns:a="http://schemas.openxmlformats.org/drawingml/2006/main">
+              <a:graphicData uri="http://schemas.openxmlformats.org/drawingml/2006/picture">
+                <pic:pic xmlns:pic="http://schemas.openxmlformats.org/drawingml/2006/picture">
+                  <pic:nvPicPr>
+                    <pic:cNvPr id="1855429872" name=""/>
+                    <pic:cNvPicPr/>
+                  </pic:nvPicPr>
+                  <pic:blipFill>
+                    <a:blip r:embed="rId24"/>
+                    <a:stretch>
+                      <a:fillRect/>
+                    </a:stretch>
+                  </pic:blipFill>
+                  <pic:spPr>
+                    <a:xfrm>
+                      <a:off x="0" y="0"/>
+                      <a:ext cx="1782881" cy="2547854"/>
+                    </a:xfrm>
+                    <a:prstGeom prst="rect">
+                      <a:avLst/>
+                    </a:prstGeom>
+                  </pic:spPr>
+                </pic:pic>
+              </a:graphicData>
+            </a:graphic>
+          </wp:inline>
+        </w:drawing>
+      </w:r>
+      <w:r>
+        <w:rPr>
+          <w:rFonts w:cstheme="minorHAnsi"/>
+          <w:sz w:val="20"/>
+          <w:szCs w:val="20"/>
+        </w:rPr>
+        <w:t xml:space="preserve">  </w:t>
+      </w:r>
+      <w:r>
+        <w:rPr>
+          <w:rFonts w:cstheme="minorHAnsi"/>
+          <w:sz w:val="20"/>
+          <w:szCs w:val="20"/>
+        </w:rPr>
+        <w:drawing>
+          <wp:inline distT="0" distB="0" distL="0" distR="0" wp14:anchorId="39D2A4C5" wp14:editId="02F6C8D8">
+            <wp:extent cx="1838325" cy="2515275"/>
+            <wp:effectExtent l="0" t="0" r="0" b="0"/>
+            <wp:docPr id="291387261" name="Picture 1"/>
+            <wp:cNvGraphicFramePr>
+              <a:graphicFrameLocks xmlns:a="http://schemas.openxmlformats.org/drawingml/2006/main" noChangeAspect="1"/>
+            </wp:cNvGraphicFramePr>
+            <a:graphic xmlns:a="http://schemas.openxmlformats.org/drawingml/2006/main">
+              <a:graphicData uri="http://schemas.openxmlformats.org/drawingml/2006/picture">
+                <pic:pic xmlns:pic="http://schemas.openxmlformats.org/drawingml/2006/picture">
+                  <pic:nvPicPr>
+                    <pic:cNvPr id="291387261" name=""/>
+                    <pic:cNvPicPr/>
+                  </pic:nvPicPr>
+                  <pic:blipFill>
+                    <a:blip r:embed="rId25"/>
+                    <a:stretch>
+                      <a:fillRect/>
+                    </a:stretch>
+                  </pic:blipFill>
+                  <pic:spPr>
+                    <a:xfrm>
+                      <a:off x="0" y="0"/>
+                      <a:ext cx="1840934" cy="2518845"/>
+                    </a:xfrm>
+                    <a:prstGeom prst="rect">
+                      <a:avLst/>
+                    </a:prstGeom>
+                  </pic:spPr>
+                </pic:pic>
+              </a:graphicData>
+            </a:graphic>
+          </wp:inline>
+        </w:drawing>
+      </w:r>
+      <w:r>
+        <w:rPr>
+          <w:rFonts w:cstheme="minorHAnsi"/>
+          <w:sz w:val="20"/>
+          <w:szCs w:val="20"/>
+        </w:rPr>
+        <w:t xml:space="preserve">  </w:t>
+      </w:r>
+      <w:r>
+        <w:rPr>
+          <w:rFonts w:cstheme="minorHAnsi"/>
+          <w:sz w:val="20"/>
+          <w:szCs w:val="20"/>
+        </w:rPr>
+        <w:drawing>
+          <wp:inline distT="0" distB="0" distL="0" distR="0" wp14:anchorId="08B78DA3" wp14:editId="2BD88E28">
+            <wp:extent cx="1770249" cy="2543174"/>
+            <wp:effectExtent l="0" t="0" r="1905" b="0"/>
+            <wp:docPr id="2134038988" name="Picture 1"/>
+            <wp:cNvGraphicFramePr>
+              <a:graphicFrameLocks xmlns:a="http://schemas.openxmlformats.org/drawingml/2006/main" noChangeAspect="1"/>
+            </wp:cNvGraphicFramePr>
+            <a:graphic xmlns:a="http://schemas.openxmlformats.org/drawingml/2006/main">
+              <a:graphicData uri="http://schemas.openxmlformats.org/drawingml/2006/picture">
+                <pic:pic xmlns:pic="http://schemas.openxmlformats.org/drawingml/2006/picture">
+                  <pic:nvPicPr>
+                    <pic:cNvPr id="2134038988" name=""/>
+                    <pic:cNvPicPr/>
+                  </pic:nvPicPr>
+                  <pic:blipFill>
+                    <a:blip r:embed="rId26"/>
+                    <a:stretch>
+                      <a:fillRect/>
+                    </a:stretch>
+                  </pic:blipFill>
+                  <pic:spPr>
+                    <a:xfrm>
+                      <a:off x="0" y="0"/>
+                      <a:ext cx="1778466" cy="2554979"/>
+                    </a:xfrm>
+                    <a:prstGeom prst="rect">
+                      <a:avLst/>
+                    </a:prstGeom>
+                  </pic:spPr>
+                </pic:pic>
+              </a:graphicData>
+            </a:graphic>
+          </wp:inline>
+        </w:drawing>
       </w:r>
     </w:p>
     <w:p>
@@ -2419,57 +2642,551 @@
           <w:szCs w:val="20"/>
         </w:rPr>
       </w:pPr>
-      <w:r>
-        <w:rPr>
-          <w:rFonts w:cstheme="minorHAnsi"/>
-          <w:sz w:val="20"/>
-          <w:szCs w:val="20"/>
-        </w:rPr>
-        <w:t>10</w:t>
-      </w:r>
-      <w:r>
-        <w:rPr>
-          <w:rFonts w:cstheme="minorHAnsi"/>
-          <w:sz w:val="20"/>
-          <w:szCs w:val="20"/>
-        </w:rPr>
-        <w:t>/</w:t>
-      </w:r>
-      <w:r>
-        <w:rPr>
-          <w:rFonts w:cstheme="minorHAnsi"/>
-          <w:sz w:val="20"/>
-          <w:szCs w:val="20"/>
-        </w:rPr>
-        <w:t>03</w:t>
-      </w:r>
-      <w:r>
-        <w:rPr>
-          <w:rFonts w:cstheme="minorHAnsi"/>
-          <w:sz w:val="20"/>
-          <w:szCs w:val="20"/>
-        </w:rPr>
-        <w:t>/2026, Menlo Church Worship (Summary of last week, 09/2</w:t>
-      </w:r>
-      <w:r>
-        <w:rPr>
-          <w:rFonts w:cstheme="minorHAnsi"/>
-          <w:sz w:val="20"/>
-          <w:szCs w:val="20"/>
-        </w:rPr>
-        <w:t>7</w:t>
-      </w:r>
-      <w:r>
-        <w:rPr>
-          <w:rFonts w:cstheme="minorHAnsi"/>
-          <w:sz w:val="20"/>
-          <w:szCs w:val="20"/>
-        </w:rPr>
-        <w:t>/2026)</w:t>
-      </w:r>
     </w:p>
     <w:p>
-      <w:hyperlink r:id="rId24" w:history="1">
+      <w:pPr>
+        <w:rPr>
+          <w:rFonts w:cstheme="minorHAnsi"/>
+          <w:sz w:val="20"/>
+          <w:szCs w:val="20"/>
+        </w:rPr>
+      </w:pPr>
+      <w:r>
+        <w:rPr>
+          <w:rFonts w:cstheme="minorHAnsi"/>
+          <w:sz w:val="20"/>
+          <w:szCs w:val="20"/>
+        </w:rPr>
+        <w:t>Isaiah 6:1-5</w:t>
+      </w:r>
+    </w:p>
+    <w:p>
+      <w:pPr>
+        <w:rPr>
+          <w:rFonts w:cstheme="minorHAnsi"/>
+          <w:sz w:val="20"/>
+          <w:szCs w:val="20"/>
+        </w:rPr>
+      </w:pPr>
+      <w:r>
+        <w:rPr>
+          <w:rFonts w:cstheme="minorHAnsi"/>
+          <w:sz w:val="20"/>
+          <w:szCs w:val="20"/>
+        </w:rPr>
+        <w:t>In the year of King Uzziah died, Isaiah see the Lord seated on a throne.</w:t>
+      </w:r>
+    </w:p>
+    <w:p>
+      <w:pPr>
+        <w:rPr>
+          <w:rFonts w:cstheme="minorHAnsi"/>
+          <w:sz w:val="20"/>
+          <w:szCs w:val="20"/>
+        </w:rPr>
+      </w:pPr>
+      <w:r>
+        <w:rPr>
+          <w:rFonts w:cstheme="minorHAnsi"/>
+          <w:sz w:val="20"/>
+          <w:szCs w:val="20"/>
+        </w:rPr>
+        <w:t xml:space="preserve">"Exalted" = lifted up high, glorified — </w:t>
+      </w:r>
+      <w:r>
+        <w:rPr>
+          <w:rFonts w:cstheme="minorHAnsi"/>
+          <w:sz w:val="20"/>
+          <w:szCs w:val="20"/>
+        </w:rPr>
+        <w:t>崇高、被高舉尊榮。在以賽亞書</w:t>
+      </w:r>
+      <w:r>
+        <w:rPr>
+          <w:rFonts w:cstheme="minorHAnsi"/>
+          <w:sz w:val="20"/>
+          <w:szCs w:val="20"/>
+        </w:rPr>
+        <w:t xml:space="preserve"> 6:1 </w:t>
+      </w:r>
+      <w:r>
+        <w:rPr>
+          <w:rFonts w:cstheme="minorHAnsi"/>
+          <w:sz w:val="20"/>
+          <w:szCs w:val="20"/>
+        </w:rPr>
+        <w:t>形容主坐在高高寶座上，至高至聖</w:t>
+      </w:r>
+    </w:p>
+    <w:p>
+      <w:pPr>
+        <w:rPr>
+          <w:rFonts w:cstheme="minorHAnsi"/>
+          <w:sz w:val="20"/>
+          <w:szCs w:val="20"/>
+        </w:rPr>
+      </w:pPr>
+      <w:r>
+        <w:rPr>
+          <w:rFonts w:cstheme="minorHAnsi"/>
+          <w:sz w:val="20"/>
+          <w:szCs w:val="20"/>
+        </w:rPr>
+        <w:t xml:space="preserve">"The train of his robe" </w:t>
+      </w:r>
+      <w:r>
+        <w:rPr>
+          <w:rFonts w:cstheme="minorHAnsi"/>
+          <w:sz w:val="20"/>
+          <w:szCs w:val="20"/>
+        </w:rPr>
+        <w:t>是袍子的下襬（衣裙拖地的那一段）。古代君王的袍襬越長，代表權勢越大；這裡說</w:t>
+      </w:r>
+      <w:r>
+        <w:rPr>
+          <w:rFonts w:cstheme="minorHAnsi"/>
+          <w:sz w:val="20"/>
+          <w:szCs w:val="20"/>
+        </w:rPr>
+        <w:t xml:space="preserve"> God </w:t>
+      </w:r>
+      <w:r>
+        <w:rPr>
+          <w:rFonts w:cstheme="minorHAnsi"/>
+          <w:sz w:val="20"/>
+          <w:szCs w:val="20"/>
+        </w:rPr>
+        <w:t>的衣襬大到充滿整個聖殿，形容祂的榮耀與威嚴充滿全殿。</w:t>
+      </w:r>
+    </w:p>
+    <w:p>
+      <w:pPr>
+        <w:rPr>
+          <w:rFonts w:cstheme="minorHAnsi"/>
+          <w:sz w:val="20"/>
+          <w:szCs w:val="20"/>
+        </w:rPr>
+      </w:pPr>
+    </w:p>
+    <w:p>
+      <w:pPr>
+        <w:rPr>
+          <w:rFonts w:cstheme="minorHAnsi"/>
+          <w:sz w:val="20"/>
+          <w:szCs w:val="20"/>
+        </w:rPr>
+      </w:pPr>
+      <w:r>
+        <w:rPr>
+          <w:rFonts w:cstheme="minorHAnsi"/>
+          <w:sz w:val="20"/>
+          <w:szCs w:val="20"/>
+        </w:rPr>
+        <w:t>第</w:t>
+      </w:r>
+      <w:r>
+        <w:rPr>
+          <w:rFonts w:cstheme="minorHAnsi"/>
+          <w:sz w:val="20"/>
+          <w:szCs w:val="20"/>
+        </w:rPr>
+        <w:t xml:space="preserve"> 2 </w:t>
+      </w:r>
+      <w:r>
+        <w:rPr>
+          <w:rFonts w:cstheme="minorHAnsi"/>
+          <w:sz w:val="20"/>
+          <w:szCs w:val="20"/>
+        </w:rPr>
+        <w:t>節：</w:t>
+      </w:r>
+      <w:r>
+        <w:rPr>
+          <w:rFonts w:cstheme="minorHAnsi"/>
+          <w:sz w:val="20"/>
+          <w:szCs w:val="20"/>
+        </w:rPr>
+        <w:t>seraphim</w:t>
+      </w:r>
+      <w:r>
+        <w:rPr>
+          <w:rFonts w:cstheme="minorHAnsi"/>
+          <w:sz w:val="20"/>
+          <w:szCs w:val="20"/>
+        </w:rPr>
+        <w:t>（撒拉弗）是天上的天使，原文有「燃燒」之意。六個翅膀</w:t>
+      </w:r>
+      <w:r>
+        <w:rPr>
+          <w:rFonts w:cstheme="minorHAnsi"/>
+          <w:sz w:val="20"/>
+          <w:szCs w:val="20"/>
+        </w:rPr>
+        <w:t>——</w:t>
+      </w:r>
+      <w:r>
+        <w:rPr>
+          <w:rFonts w:cstheme="minorHAnsi"/>
+          <w:sz w:val="20"/>
+          <w:szCs w:val="20"/>
+        </w:rPr>
+        <w:t>兩個遮臉（不敢直視神的榮耀）、兩個遮腳（謙卑）、兩個飛翔（隨時聽命行動）。</w:t>
+      </w:r>
+    </w:p>
+    <w:p>
+      <w:pPr>
+        <w:rPr>
+          <w:rFonts w:cstheme="minorHAnsi"/>
+          <w:sz w:val="20"/>
+          <w:szCs w:val="20"/>
+        </w:rPr>
+      </w:pPr>
+    </w:p>
+    <w:p>
+      <w:pPr>
+        <w:rPr>
+          <w:rFonts w:cstheme="minorHAnsi"/>
+          <w:sz w:val="20"/>
+          <w:szCs w:val="20"/>
+        </w:rPr>
+      </w:pPr>
+      <w:r>
+        <w:rPr>
+          <w:rFonts w:cstheme="minorHAnsi"/>
+          <w:sz w:val="20"/>
+          <w:szCs w:val="20"/>
+        </w:rPr>
+        <w:t>第</w:t>
+      </w:r>
+      <w:r>
+        <w:rPr>
+          <w:rFonts w:cstheme="minorHAnsi"/>
+          <w:sz w:val="20"/>
+          <w:szCs w:val="20"/>
+        </w:rPr>
+        <w:t xml:space="preserve"> 3 </w:t>
+      </w:r>
+      <w:r>
+        <w:rPr>
+          <w:rFonts w:cstheme="minorHAnsi"/>
+          <w:sz w:val="20"/>
+          <w:szCs w:val="20"/>
+        </w:rPr>
+        <w:t>節：三聲「</w:t>
+      </w:r>
+      <w:r>
+        <w:rPr>
+          <w:rFonts w:cstheme="minorHAnsi"/>
+          <w:sz w:val="20"/>
+          <w:szCs w:val="20"/>
+        </w:rPr>
+        <w:t>Holy, holy, holy</w:t>
+      </w:r>
+      <w:r>
+        <w:rPr>
+          <w:rFonts w:cstheme="minorHAnsi"/>
+          <w:sz w:val="20"/>
+          <w:szCs w:val="20"/>
+        </w:rPr>
+        <w:t>」在希伯來文裡是最高級的強調</w:t>
+      </w:r>
+      <w:r>
+        <w:rPr>
+          <w:rFonts w:cstheme="minorHAnsi"/>
+          <w:sz w:val="20"/>
+          <w:szCs w:val="20"/>
+        </w:rPr>
+        <w:t>——</w:t>
+      </w:r>
+      <w:r>
+        <w:rPr>
+          <w:rFonts w:cstheme="minorHAnsi"/>
+          <w:sz w:val="20"/>
+          <w:szCs w:val="20"/>
+        </w:rPr>
+        <w:t>神是絕對的聖潔。後面那句是說祂的榮耀不只在殿裡，而是充滿全地。</w:t>
+      </w:r>
+    </w:p>
+    <w:p>
+      <w:pPr>
+        <w:rPr>
+          <w:rFonts w:cstheme="minorHAnsi"/>
+          <w:sz w:val="20"/>
+          <w:szCs w:val="20"/>
+        </w:rPr>
+      </w:pPr>
+    </w:p>
+    <w:p>
+      <w:pPr>
+        <w:rPr>
+          <w:rFonts w:cstheme="minorHAnsi"/>
+          <w:sz w:val="20"/>
+          <w:szCs w:val="20"/>
+        </w:rPr>
+      </w:pPr>
+      <w:r>
+        <w:rPr>
+          <w:rFonts w:cstheme="minorHAnsi"/>
+          <w:sz w:val="20"/>
+          <w:szCs w:val="20"/>
+        </w:rPr>
+        <w:t>12</w:t>
+      </w:r>
+      <w:r>
+        <w:rPr>
+          <w:rFonts w:cstheme="minorHAnsi"/>
+          <w:sz w:val="20"/>
+          <w:szCs w:val="20"/>
+        </w:rPr>
+        <w:t>:</w:t>
+      </w:r>
+      <w:r>
+        <w:rPr>
+          <w:rFonts w:cstheme="minorHAnsi"/>
+          <w:sz w:val="20"/>
+          <w:szCs w:val="20"/>
+        </w:rPr>
+        <w:t>34</w:t>
+      </w:r>
+      <w:r>
+        <w:rPr>
+          <w:rFonts w:cstheme="minorHAnsi"/>
+          <w:sz w:val="20"/>
+          <w:szCs w:val="20"/>
+        </w:rPr>
+        <w:t>/38:28</w:t>
+      </w:r>
+    </w:p>
+    <w:p>
+      <w:pPr>
+        <w:rPr>
+          <w:rFonts w:cstheme="minorHAnsi"/>
+          <w:sz w:val="20"/>
+          <w:szCs w:val="20"/>
+        </w:rPr>
+      </w:pPr>
+      <w:r>
+        <w:rPr>
+          <w:rFonts w:cstheme="minorHAnsi"/>
+          <w:sz w:val="20"/>
+          <w:szCs w:val="20"/>
+        </w:rPr>
+        <w:drawing>
+          <wp:inline distT="0" distB="0" distL="0" distR="0" wp14:anchorId="1663A0C8" wp14:editId="5403DCF7">
+            <wp:extent cx="2012942" cy="2790825"/>
+            <wp:effectExtent l="0" t="0" r="6985" b="0"/>
+            <wp:docPr id="957138396" name="Picture 1"/>
+            <wp:cNvGraphicFramePr>
+              <a:graphicFrameLocks xmlns:a="http://schemas.openxmlformats.org/drawingml/2006/main" noChangeAspect="1"/>
+            </wp:cNvGraphicFramePr>
+            <a:graphic xmlns:a="http://schemas.openxmlformats.org/drawingml/2006/main">
+              <a:graphicData uri="http://schemas.openxmlformats.org/drawingml/2006/picture">
+                <pic:pic xmlns:pic="http://schemas.openxmlformats.org/drawingml/2006/picture">
+                  <pic:nvPicPr>
+                    <pic:cNvPr id="957138396" name=""/>
+                    <pic:cNvPicPr/>
+                  </pic:nvPicPr>
+                  <pic:blipFill>
+                    <a:blip r:embed="rId27"/>
+                    <a:stretch>
+                      <a:fillRect/>
+                    </a:stretch>
+                  </pic:blipFill>
+                  <pic:spPr>
+                    <a:xfrm>
+                      <a:off x="0" y="0"/>
+                      <a:ext cx="2016656" cy="2795974"/>
+                    </a:xfrm>
+                    <a:prstGeom prst="rect">
+                      <a:avLst/>
+                    </a:prstGeom>
+                  </pic:spPr>
+                </pic:pic>
+              </a:graphicData>
+            </a:graphic>
+          </wp:inline>
+        </w:drawing>
+      </w:r>
+      <w:r>
+        <w:rPr>
+          <w:rFonts w:cstheme="minorHAnsi"/>
+          <w:sz w:val="20"/>
+          <w:szCs w:val="20"/>
+        </w:rPr>
+        <w:t xml:space="preserve">   </w:t>
+      </w:r>
+      <w:r>
+        <w:rPr>
+          <w:rFonts w:cstheme="minorHAnsi"/>
+          <w:sz w:val="20"/>
+          <w:szCs w:val="20"/>
+        </w:rPr>
+        <w:drawing>
+          <wp:inline distT="0" distB="0" distL="0" distR="0" wp14:anchorId="2FD5BACA" wp14:editId="7B027478">
+            <wp:extent cx="1989566" cy="2790824"/>
+            <wp:effectExtent l="0" t="0" r="0" b="0"/>
+            <wp:docPr id="1298355250" name="Picture 1"/>
+            <wp:cNvGraphicFramePr>
+              <a:graphicFrameLocks xmlns:a="http://schemas.openxmlformats.org/drawingml/2006/main" noChangeAspect="1"/>
+            </wp:cNvGraphicFramePr>
+            <a:graphic xmlns:a="http://schemas.openxmlformats.org/drawingml/2006/main">
+              <a:graphicData uri="http://schemas.openxmlformats.org/drawingml/2006/picture">
+                <pic:pic xmlns:pic="http://schemas.openxmlformats.org/drawingml/2006/picture">
+                  <pic:nvPicPr>
+                    <pic:cNvPr id="1298355250" name=""/>
+                    <pic:cNvPicPr/>
+                  </pic:nvPicPr>
+                  <pic:blipFill>
+                    <a:blip r:embed="rId28"/>
+                    <a:stretch>
+                      <a:fillRect/>
+                    </a:stretch>
+                  </pic:blipFill>
+                  <pic:spPr>
+                    <a:xfrm>
+                      <a:off x="0" y="0"/>
+                      <a:ext cx="1999629" cy="2804939"/>
+                    </a:xfrm>
+                    <a:prstGeom prst="rect">
+                      <a:avLst/>
+                    </a:prstGeom>
+                  </pic:spPr>
+                </pic:pic>
+              </a:graphicData>
+            </a:graphic>
+          </wp:inline>
+        </w:drawing>
+      </w:r>
+    </w:p>
+    <w:p>
+      <w:pPr>
+        <w:rPr>
+          <w:rFonts w:cstheme="minorHAnsi"/>
+          <w:sz w:val="20"/>
+          <w:szCs w:val="20"/>
+        </w:rPr>
+      </w:pPr>
+    </w:p>
+    <w:p>
+      <w:pPr>
+        <w:rPr>
+          <w:rFonts w:cstheme="minorHAnsi"/>
+          <w:sz w:val="20"/>
+          <w:szCs w:val="20"/>
+        </w:rPr>
+      </w:pPr>
+    </w:p>
+    <w:p>
+      <w:pPr>
+        <w:rPr>
+          <w:rFonts w:cstheme="minorHAnsi"/>
+          <w:sz w:val="20"/>
+          <w:szCs w:val="20"/>
+        </w:rPr>
+      </w:pPr>
+    </w:p>
+    <w:p>
+      <w:pPr>
+        <w:rPr>
+          <w:rFonts w:cstheme="minorHAnsi"/>
+          <w:sz w:val="20"/>
+          <w:szCs w:val="20"/>
+        </w:rPr>
+      </w:pPr>
+    </w:p>
+    <w:p>
+      <w:pPr>
+        <w:rPr>
+          <w:rFonts w:cstheme="minorHAnsi"/>
+          <w:sz w:val="20"/>
+          <w:szCs w:val="20"/>
+        </w:rPr>
+      </w:pPr>
+      <w:r>
+        <w:rPr>
+          <w:rFonts w:cstheme="minorHAnsi"/>
+          <w:sz w:val="20"/>
+          <w:szCs w:val="20"/>
+        </w:rPr>
+        <w:t>************</w:t>
+      </w:r>
+    </w:p>
+    <w:p>
+      <w:pPr>
+        <w:rPr>
+          <w:rFonts w:cstheme="minorHAnsi"/>
+          <w:sz w:val="20"/>
+          <w:szCs w:val="20"/>
+        </w:rPr>
+      </w:pPr>
+      <w:r>
+        <w:rPr>
+          <w:rFonts w:cstheme="minorHAnsi"/>
+          <w:sz w:val="20"/>
+          <w:szCs w:val="20"/>
+        </w:rPr>
+        <w:t>************</w:t>
+      </w:r>
+    </w:p>
+    <w:p>
+      <w:pPr>
+        <w:rPr>
+          <w:rFonts w:cstheme="minorHAnsi"/>
+          <w:sz w:val="20"/>
+          <w:szCs w:val="20"/>
+        </w:rPr>
+      </w:pPr>
+      <w:r>
+        <w:rPr>
+          <w:rFonts w:cstheme="minorHAnsi"/>
+          <w:sz w:val="20"/>
+          <w:szCs w:val="20"/>
+        </w:rPr>
+        <w:t>10</w:t>
+      </w:r>
+      <w:r>
+        <w:rPr>
+          <w:rFonts w:cstheme="minorHAnsi"/>
+          <w:sz w:val="20"/>
+          <w:szCs w:val="20"/>
+        </w:rPr>
+        <w:t>/</w:t>
+      </w:r>
+      <w:r>
+        <w:rPr>
+          <w:rFonts w:cstheme="minorHAnsi"/>
+          <w:sz w:val="20"/>
+          <w:szCs w:val="20"/>
+        </w:rPr>
+        <w:t>03</w:t>
+      </w:r>
+      <w:r>
+        <w:rPr>
+          <w:rFonts w:cstheme="minorHAnsi"/>
+          <w:sz w:val="20"/>
+          <w:szCs w:val="20"/>
+        </w:rPr>
+        <w:t>/2026, Menlo Church Worship (Summary of last week, 09/2</w:t>
+      </w:r>
+      <w:r>
+        <w:rPr>
+          <w:rFonts w:cstheme="minorHAnsi"/>
+          <w:sz w:val="20"/>
+          <w:szCs w:val="20"/>
+        </w:rPr>
+        <w:t>7</w:t>
+      </w:r>
+      <w:r>
+        <w:rPr>
+          <w:rFonts w:cstheme="minorHAnsi"/>
+          <w:sz w:val="20"/>
+          <w:szCs w:val="20"/>
+        </w:rPr>
+        <w:t>/2026)</w:t>
+      </w:r>
+    </w:p>
+    <w:p>
+      <w:hyperlink r:id="rId29" w:history="1">
         <w:r>
           <w:rPr>
             <w:rStyle w:val="Hyperlink"/>
@@ -2486,7 +3203,7 @@
           <w:szCs w:val="20"/>
         </w:rPr>
       </w:pPr>
-      <w:hyperlink r:id="rId25" w:history="1">
+      <w:hyperlink r:id="rId30" w:history="1">
         <w:r>
           <w:rPr>
             <w:rStyle w:val="Hyperlink"/>
@@ -2549,7 +3266,7 @@
       </w:pPr>
     </w:p>
     <w:sectPr>
-      <w:footerReference w:type="default" r:id="rId26"/>
+      <w:footerReference w:type="default" r:id="rId31"/>
       <w:pgSz w:w="12240" w:h="15840"/>
       <w:pgMar w:top="1440" w:right="1440" w:bottom="1530" w:left="1440" w:header="0" w:footer="720" w:gutter="0"/>
       <w:cols w:space="720"/>
@@ -12531,7 +13248,6 @@
   <w:style w:type="character" w:default="1" w:styleId="DefaultParagraphFont">
     <w:name w:val="Default Paragraph Font"/>
     <w:uiPriority w:val="1"/>
-    <w:semiHidden/>
     <w:unhideWhenUsed/>
   </w:style>
   <w:style w:type="table" w:default="1" w:styleId="TableNormal">

--- a/Church/2026/2026_1003_MenloChurch.docx
+++ b/Church/2026/2026_1003_MenloChurch.docx
@@ -1192,6 +1192,23 @@
           <w:szCs w:val="20"/>
         </w:rPr>
       </w:pPr>
+      <w:r>
+        <w:rPr>
+          <w:rFonts w:cstheme="minorHAnsi"/>
+          <w:sz w:val="20"/>
+          <w:szCs w:val="20"/>
+        </w:rPr>
+        <w:t>Mark Swarner, Campus Pastor, Menlo Park</w:t>
+      </w:r>
+    </w:p>
+    <w:p>
+      <w:pPr>
+        <w:rPr>
+          <w:rFonts w:cstheme="minorHAnsi"/>
+          <w:sz w:val="20"/>
+          <w:szCs w:val="20"/>
+        </w:rPr>
+      </w:pPr>
     </w:p>
     <w:p>
       <w:pPr>
@@ -1727,7 +1744,6 @@
           <w:sz w:val="20"/>
           <w:szCs w:val="20"/>
         </w:rPr>
-        <w:lastRenderedPageBreak/>
         <w:t>3</w:t>
       </w:r>
       <w:r>
@@ -2105,6 +2121,7 @@
       <w:r>
         <w:rPr>
           <w:rFonts w:cstheme="minorHAnsi"/>
+          <w:noProof/>
           <w:sz w:val="20"/>
           <w:szCs w:val="20"/>
         </w:rPr>
@@ -2396,15 +2413,7 @@
           <w:sz w:val="20"/>
           <w:szCs w:val="20"/>
         </w:rPr>
-        <w:t>30</w:t>
-      </w:r>
-      <w:r>
-        <w:rPr>
-          <w:rFonts w:cstheme="minorHAnsi"/>
-          <w:sz w:val="20"/>
-          <w:szCs w:val="20"/>
-        </w:rPr>
-        <w:t>/38:28</w:t>
+        <w:t>30/38:28</w:t>
       </w:r>
     </w:p>
     <w:p>
@@ -2447,15 +2456,7 @@
           <w:sz w:val="20"/>
           <w:szCs w:val="20"/>
         </w:rPr>
-        <w:t>1</w:t>
-      </w:r>
-      <w:r>
-        <w:rPr>
-          <w:rFonts w:cstheme="minorHAnsi"/>
-          <w:sz w:val="20"/>
-          <w:szCs w:val="20"/>
-        </w:rPr>
-        <w:t>2</w:t>
+        <w:t>12</w:t>
       </w:r>
       <w:r>
         <w:rPr>
@@ -2471,28 +2472,21 @@
           <w:sz w:val="20"/>
           <w:szCs w:val="20"/>
         </w:rPr>
-        <w:t>06</w:t>
-      </w:r>
-      <w:r>
-        <w:rPr>
-          <w:rFonts w:cstheme="minorHAnsi"/>
-          <w:sz w:val="20"/>
-          <w:szCs w:val="20"/>
-        </w:rPr>
-        <w:t>/38:28</w:t>
-      </w:r>
-    </w:p>
-    <w:p>
-      <w:pPr>
-        <w:rPr>
-          <w:rFonts w:cstheme="minorHAnsi"/>
-          <w:sz w:val="20"/>
-          <w:szCs w:val="20"/>
-        </w:rPr>
-      </w:pPr>
-      <w:r>
-        <w:rPr>
-          <w:rFonts w:cstheme="minorHAnsi"/>
+        <w:t>06/38:28</w:t>
+      </w:r>
+    </w:p>
+    <w:p>
+      <w:pPr>
+        <w:rPr>
+          <w:rFonts w:cstheme="minorHAnsi"/>
+          <w:sz w:val="20"/>
+          <w:szCs w:val="20"/>
+        </w:rPr>
+      </w:pPr>
+      <w:r>
+        <w:rPr>
+          <w:rFonts w:cstheme="minorHAnsi"/>
+          <w:noProof/>
           <w:sz w:val="20"/>
           <w:szCs w:val="20"/>
         </w:rPr>
@@ -2544,6 +2538,7 @@
       <w:r>
         <w:rPr>
           <w:rFonts w:cstheme="minorHAnsi"/>
+          <w:noProof/>
           <w:sz w:val="20"/>
           <w:szCs w:val="20"/>
         </w:rPr>
@@ -2594,6 +2589,7 @@
       <w:r>
         <w:rPr>
           <w:rFonts w:cstheme="minorHAnsi"/>
+          <w:noProof/>
           <w:sz w:val="20"/>
           <w:szCs w:val="20"/>
         </w:rPr>
@@ -2946,28 +2942,21 @@
           <w:sz w:val="20"/>
           <w:szCs w:val="20"/>
         </w:rPr>
-        <w:t>34</w:t>
-      </w:r>
-      <w:r>
-        <w:rPr>
-          <w:rFonts w:cstheme="minorHAnsi"/>
-          <w:sz w:val="20"/>
-          <w:szCs w:val="20"/>
-        </w:rPr>
-        <w:t>/38:28</w:t>
-      </w:r>
-    </w:p>
-    <w:p>
-      <w:pPr>
-        <w:rPr>
-          <w:rFonts w:cstheme="minorHAnsi"/>
-          <w:sz w:val="20"/>
-          <w:szCs w:val="20"/>
-        </w:rPr>
-      </w:pPr>
-      <w:r>
-        <w:rPr>
-          <w:rFonts w:cstheme="minorHAnsi"/>
+        <w:t>34/38:28</w:t>
+      </w:r>
+    </w:p>
+    <w:p>
+      <w:pPr>
+        <w:rPr>
+          <w:rFonts w:cstheme="minorHAnsi"/>
+          <w:sz w:val="20"/>
+          <w:szCs w:val="20"/>
+        </w:rPr>
+      </w:pPr>
+      <w:r>
+        <w:rPr>
+          <w:rFonts w:cstheme="minorHAnsi"/>
+          <w:noProof/>
           <w:sz w:val="20"/>
           <w:szCs w:val="20"/>
         </w:rPr>
@@ -3018,6 +3007,7 @@
       <w:r>
         <w:rPr>
           <w:rFonts w:cstheme="minorHAnsi"/>
+          <w:noProof/>
           <w:sz w:val="20"/>
           <w:szCs w:val="20"/>
         </w:rPr>
@@ -3066,24 +3056,4013 @@
           <w:szCs w:val="20"/>
         </w:rPr>
       </w:pPr>
-    </w:p>
-    <w:p>
-      <w:pPr>
-        <w:rPr>
-          <w:rFonts w:cstheme="minorHAnsi"/>
-          <w:sz w:val="20"/>
-          <w:szCs w:val="20"/>
-        </w:rPr>
-      </w:pPr>
-    </w:p>
-    <w:p>
-      <w:pPr>
-        <w:rPr>
-          <w:rFonts w:cstheme="minorHAnsi"/>
-          <w:sz w:val="20"/>
-          <w:szCs w:val="20"/>
-        </w:rPr>
-      </w:pPr>
+      <w:r>
+        <w:rPr>
+          <w:rFonts w:cstheme="minorHAnsi"/>
+          <w:sz w:val="20"/>
+          <w:szCs w:val="20"/>
+        </w:rPr>
+        <w:t>第</w:t>
+      </w:r>
+      <w:r>
+        <w:rPr>
+          <w:rFonts w:cstheme="minorHAnsi"/>
+          <w:sz w:val="20"/>
+          <w:szCs w:val="20"/>
+        </w:rPr>
+        <w:t xml:space="preserve"> 4 </w:t>
+      </w:r>
+      <w:r>
+        <w:rPr>
+          <w:rFonts w:cstheme="minorHAnsi"/>
+          <w:sz w:val="20"/>
+          <w:szCs w:val="20"/>
+        </w:rPr>
+        <w:t>節：撒拉弗的聲音大到門檻都震動，殿裡充滿煙雲</w:t>
+      </w:r>
+      <w:r>
+        <w:rPr>
+          <w:rFonts w:cstheme="minorHAnsi"/>
+          <w:sz w:val="20"/>
+          <w:szCs w:val="20"/>
+        </w:rPr>
+        <w:t>——</w:t>
+      </w:r>
+      <w:r>
+        <w:rPr>
+          <w:rFonts w:cstheme="minorHAnsi"/>
+          <w:sz w:val="20"/>
+          <w:szCs w:val="20"/>
+        </w:rPr>
+        <w:t>代表神的同在與榮耀滿溢。第</w:t>
+      </w:r>
+      <w:r>
+        <w:rPr>
+          <w:rFonts w:cstheme="minorHAnsi"/>
+          <w:sz w:val="20"/>
+          <w:szCs w:val="20"/>
+        </w:rPr>
+        <w:t xml:space="preserve"> 5 </w:t>
+      </w:r>
+      <w:r>
+        <w:rPr>
+          <w:rFonts w:cstheme="minorHAnsi"/>
+          <w:sz w:val="20"/>
+          <w:szCs w:val="20"/>
+        </w:rPr>
+        <w:t>節以賽亞喊「</w:t>
+      </w:r>
+      <w:r>
+        <w:rPr>
+          <w:rFonts w:cstheme="minorHAnsi"/>
+          <w:sz w:val="20"/>
+          <w:szCs w:val="20"/>
+        </w:rPr>
+        <w:t>Woe to me!</w:t>
+      </w:r>
+      <w:r>
+        <w:rPr>
+          <w:rFonts w:cstheme="minorHAnsi"/>
+          <w:sz w:val="20"/>
+          <w:szCs w:val="20"/>
+        </w:rPr>
+        <w:t>」（禍哉，我完了）</w:t>
+      </w:r>
+      <w:r>
+        <w:rPr>
+          <w:rFonts w:cstheme="minorHAnsi"/>
+          <w:sz w:val="20"/>
+          <w:szCs w:val="20"/>
+        </w:rPr>
+        <w:t>——</w:t>
+      </w:r>
+      <w:r>
+        <w:rPr>
+          <w:rFonts w:cstheme="minorHAnsi"/>
+          <w:sz w:val="20"/>
+          <w:szCs w:val="20"/>
+        </w:rPr>
+        <w:t>在聖潔的神面前，他先看見的是自己的不潔，這正是這篇講道「悔改」的起點</w:t>
+      </w:r>
+    </w:p>
+    <w:p>
+      <w:pPr>
+        <w:rPr>
+          <w:rFonts w:cstheme="minorHAnsi"/>
+          <w:sz w:val="20"/>
+          <w:szCs w:val="20"/>
+        </w:rPr>
+      </w:pPr>
+      <w:r>
+        <w:rPr>
+          <w:rFonts w:cstheme="minorHAnsi"/>
+          <w:sz w:val="20"/>
+          <w:szCs w:val="20"/>
+        </w:rPr>
+        <w:lastRenderedPageBreak/>
+        <w:t>13</w:t>
+      </w:r>
+      <w:r>
+        <w:rPr>
+          <w:rFonts w:cstheme="minorHAnsi"/>
+          <w:sz w:val="20"/>
+          <w:szCs w:val="20"/>
+        </w:rPr>
+        <w:t>:</w:t>
+      </w:r>
+      <w:r>
+        <w:rPr>
+          <w:rFonts w:cstheme="minorHAnsi"/>
+          <w:sz w:val="20"/>
+          <w:szCs w:val="20"/>
+        </w:rPr>
+        <w:t>03/38:28</w:t>
+      </w:r>
+    </w:p>
+    <w:p>
+      <w:pPr>
+        <w:rPr>
+          <w:rFonts w:cstheme="minorHAnsi"/>
+          <w:sz w:val="20"/>
+          <w:szCs w:val="20"/>
+        </w:rPr>
+      </w:pPr>
+      <w:r>
+        <w:rPr>
+          <w:rFonts w:cstheme="minorHAnsi"/>
+          <w:sz w:val="20"/>
+          <w:szCs w:val="20"/>
+        </w:rPr>
+        <w:t>第</w:t>
+      </w:r>
+      <w:r>
+        <w:rPr>
+          <w:rFonts w:cstheme="minorHAnsi"/>
+          <w:sz w:val="20"/>
+          <w:szCs w:val="20"/>
+        </w:rPr>
+        <w:t xml:space="preserve"> 5 </w:t>
+      </w:r>
+      <w:r>
+        <w:rPr>
+          <w:rFonts w:cstheme="minorHAnsi"/>
+          <w:sz w:val="20"/>
+          <w:szCs w:val="20"/>
+        </w:rPr>
+        <w:t>節：</w:t>
+      </w:r>
+      <w:r>
+        <w:rPr>
+          <w:rFonts w:cstheme="minorHAnsi"/>
+          <w:b/>
+          <w:bCs/>
+          <w:sz w:val="20"/>
+          <w:szCs w:val="20"/>
+        </w:rPr>
+        <w:t>"I am ruined"</w:t>
+      </w:r>
+      <w:r>
+        <w:rPr>
+          <w:rFonts w:cstheme="minorHAnsi"/>
+          <w:sz w:val="20"/>
+          <w:szCs w:val="20"/>
+        </w:rPr>
+        <w:t xml:space="preserve"> </w:t>
+      </w:r>
+      <w:r>
+        <w:rPr>
+          <w:rFonts w:cstheme="minorHAnsi"/>
+          <w:sz w:val="20"/>
+          <w:szCs w:val="20"/>
+        </w:rPr>
+        <w:t>是「我完了、我滅亡了」；</w:t>
+      </w:r>
+      <w:r>
+        <w:rPr>
+          <w:rFonts w:cstheme="minorHAnsi"/>
+          <w:b/>
+          <w:bCs/>
+          <w:sz w:val="20"/>
+          <w:szCs w:val="20"/>
+        </w:rPr>
+        <w:t>"unclean lips"</w:t>
+      </w:r>
+      <w:r>
+        <w:rPr>
+          <w:rFonts w:cstheme="minorHAnsi"/>
+          <w:sz w:val="20"/>
+          <w:szCs w:val="20"/>
+        </w:rPr>
+        <w:t>（嘴唇不潔）指言語上的罪</w:t>
+      </w:r>
+      <w:r>
+        <w:rPr>
+          <w:rFonts w:cstheme="minorHAnsi"/>
+          <w:sz w:val="20"/>
+          <w:szCs w:val="20"/>
+        </w:rPr>
+        <w:t>——</w:t>
+      </w:r>
+      <w:r>
+        <w:rPr>
+          <w:rFonts w:cstheme="minorHAnsi"/>
+          <w:sz w:val="20"/>
+          <w:szCs w:val="20"/>
+        </w:rPr>
+        <w:t>以賽亞是先知、靠嘴唇傳講神的話，嘴唇不潔等於整個人都不配。他怕的是最後一句：人看見神本會死（出埃及記</w:t>
+      </w:r>
+      <w:r>
+        <w:rPr>
+          <w:rFonts w:cstheme="minorHAnsi"/>
+          <w:sz w:val="20"/>
+          <w:szCs w:val="20"/>
+        </w:rPr>
+        <w:t xml:space="preserve"> 33:20</w:t>
+      </w:r>
+      <w:r>
+        <w:rPr>
+          <w:rFonts w:cstheme="minorHAnsi"/>
+          <w:sz w:val="20"/>
+          <w:szCs w:val="20"/>
+        </w:rPr>
+        <w:t>），所以他以為自己死定了。</w:t>
+      </w:r>
+    </w:p>
+    <w:p>
+      <w:pPr>
+        <w:rPr>
+          <w:rFonts w:cstheme="minorHAnsi"/>
+          <w:sz w:val="20"/>
+          <w:szCs w:val="20"/>
+        </w:rPr>
+      </w:pPr>
+    </w:p>
+    <w:p>
+      <w:pPr>
+        <w:rPr>
+          <w:rFonts w:cstheme="minorHAnsi"/>
+          <w:sz w:val="20"/>
+          <w:szCs w:val="20"/>
+        </w:rPr>
+      </w:pPr>
+      <w:r>
+        <w:rPr>
+          <w:rFonts w:cstheme="minorHAnsi"/>
+          <w:sz w:val="20"/>
+          <w:szCs w:val="20"/>
+        </w:rPr>
+        <w:t>15</w:t>
+      </w:r>
+      <w:r>
+        <w:rPr>
+          <w:rFonts w:cstheme="minorHAnsi"/>
+          <w:sz w:val="20"/>
+          <w:szCs w:val="20"/>
+        </w:rPr>
+        <w:t>:</w:t>
+      </w:r>
+      <w:r>
+        <w:rPr>
+          <w:rFonts w:cstheme="minorHAnsi"/>
+          <w:sz w:val="20"/>
+          <w:szCs w:val="20"/>
+        </w:rPr>
+        <w:t>58/38:28</w:t>
+      </w:r>
+    </w:p>
+    <w:p>
+      <w:pPr>
+        <w:rPr>
+          <w:rFonts w:cstheme="minorHAnsi"/>
+          <w:sz w:val="20"/>
+          <w:szCs w:val="20"/>
+        </w:rPr>
+      </w:pPr>
+      <w:r>
+        <w:rPr>
+          <w:rFonts w:cstheme="minorHAnsi"/>
+          <w:sz w:val="20"/>
+          <w:szCs w:val="20"/>
+        </w:rPr>
+        <w:t>Isaiah 6:1-5</w:t>
+      </w:r>
+    </w:p>
+    <w:p>
+      <w:pPr>
+        <w:rPr>
+          <w:rFonts w:cstheme="minorHAnsi"/>
+          <w:sz w:val="20"/>
+          <w:szCs w:val="20"/>
+        </w:rPr>
+      </w:pPr>
+      <w:r>
+        <w:rPr>
+          <w:rFonts w:cstheme="minorHAnsi"/>
+          <w:b/>
+          <w:bCs/>
+          <w:sz w:val="20"/>
+          <w:szCs w:val="20"/>
+        </w:rPr>
+        <w:t>Main point:</w:t>
+      </w:r>
+      <w:r>
+        <w:rPr>
+          <w:rFonts w:cstheme="minorHAnsi"/>
+          <w:sz w:val="20"/>
+          <w:szCs w:val="20"/>
+        </w:rPr>
+        <w:t xml:space="preserve"> When we truly see God as He is — holy, exalted, glorious — we see ourselves as we are: sinful and unworthy. Repentance starts with a vision of God's holiness, because only then do we recognize our own unclean hearts and lips.</w:t>
+      </w:r>
+    </w:p>
+    <w:p>
+      <w:pPr>
+        <w:rPr>
+          <w:rFonts w:cstheme="minorHAnsi"/>
+          <w:sz w:val="20"/>
+          <w:szCs w:val="20"/>
+        </w:rPr>
+      </w:pPr>
+      <w:r>
+        <w:rPr>
+          <w:rFonts w:cstheme="minorHAnsi"/>
+          <w:b/>
+          <w:bCs/>
+          <w:sz w:val="20"/>
+          <w:szCs w:val="20"/>
+        </w:rPr>
+        <w:t>重點：</w:t>
+      </w:r>
+      <w:r>
+        <w:rPr>
+          <w:rFonts w:cstheme="minorHAnsi"/>
+          <w:sz w:val="20"/>
+          <w:szCs w:val="20"/>
+        </w:rPr>
+        <w:t xml:space="preserve"> </w:t>
+      </w:r>
+      <w:r>
+        <w:rPr>
+          <w:rFonts w:cstheme="minorHAnsi"/>
+          <w:sz w:val="20"/>
+          <w:szCs w:val="20"/>
+        </w:rPr>
+        <w:t>當我們真正看見神是誰</w:t>
+      </w:r>
+      <w:r>
+        <w:rPr>
+          <w:rFonts w:cstheme="minorHAnsi"/>
+          <w:sz w:val="20"/>
+          <w:szCs w:val="20"/>
+        </w:rPr>
+        <w:t>——</w:t>
+      </w:r>
+      <w:r>
+        <w:rPr>
+          <w:rFonts w:cstheme="minorHAnsi"/>
+          <w:sz w:val="20"/>
+          <w:szCs w:val="20"/>
+        </w:rPr>
+        <w:t>聖潔、崇高、榮耀</w:t>
+      </w:r>
+      <w:r>
+        <w:rPr>
+          <w:rFonts w:cstheme="minorHAnsi"/>
+          <w:sz w:val="20"/>
+          <w:szCs w:val="20"/>
+        </w:rPr>
+        <w:t>——</w:t>
+      </w:r>
+      <w:r>
+        <w:rPr>
+          <w:rFonts w:cstheme="minorHAnsi"/>
+          <w:sz w:val="20"/>
+          <w:szCs w:val="20"/>
+        </w:rPr>
+        <w:t>我們也會看見自己是誰：有罪、不配。悔改始於對神聖潔的異象，因為唯有如此，我們才認識到自己內心與嘴唇的不潔。</w:t>
+      </w:r>
+    </w:p>
+    <w:p>
+      <w:pPr>
+        <w:rPr>
+          <w:rFonts w:cstheme="minorHAnsi"/>
+          <w:sz w:val="20"/>
+          <w:szCs w:val="20"/>
+        </w:rPr>
+      </w:pPr>
+    </w:p>
+    <w:p>
+      <w:pPr>
+        <w:rPr>
+          <w:rFonts w:cstheme="minorHAnsi"/>
+          <w:sz w:val="20"/>
+          <w:szCs w:val="20"/>
+        </w:rPr>
+      </w:pPr>
+      <w:r>
+        <w:rPr>
+          <w:rFonts w:cstheme="minorHAnsi"/>
+          <w:sz w:val="20"/>
+          <w:szCs w:val="20"/>
+        </w:rPr>
+        <w:t>17</w:t>
+      </w:r>
+      <w:r>
+        <w:rPr>
+          <w:rFonts w:cstheme="minorHAnsi"/>
+          <w:sz w:val="20"/>
+          <w:szCs w:val="20"/>
+        </w:rPr>
+        <w:t>:</w:t>
+      </w:r>
+      <w:r>
+        <w:rPr>
+          <w:rFonts w:cstheme="minorHAnsi"/>
+          <w:sz w:val="20"/>
+          <w:szCs w:val="20"/>
+        </w:rPr>
+        <w:t>34/38:28</w:t>
+      </w:r>
+    </w:p>
+    <w:p>
+      <w:pPr>
+        <w:rPr>
+          <w:rFonts w:cstheme="minorHAnsi"/>
+          <w:sz w:val="20"/>
+          <w:szCs w:val="20"/>
+        </w:rPr>
+      </w:pPr>
+      <w:r>
+        <w:rPr>
+          <w:rFonts w:cstheme="minorHAnsi"/>
+          <w:noProof/>
+          <w:sz w:val="20"/>
+          <w:szCs w:val="20"/>
+        </w:rPr>
+        <w:drawing>
+          <wp:inline distT="0" distB="0" distL="0" distR="0" wp14:anchorId="14C29B26" wp14:editId="1629BA48">
+            <wp:extent cx="1605756" cy="2266950"/>
+            <wp:effectExtent l="0" t="0" r="0" b="0"/>
+            <wp:docPr id="1694767129" name="Picture 1"/>
+            <wp:cNvGraphicFramePr>
+              <a:graphicFrameLocks xmlns:a="http://schemas.openxmlformats.org/drawingml/2006/main" noChangeAspect="1"/>
+            </wp:cNvGraphicFramePr>
+            <a:graphic xmlns:a="http://schemas.openxmlformats.org/drawingml/2006/main">
+              <a:graphicData uri="http://schemas.openxmlformats.org/drawingml/2006/picture">
+                <pic:pic xmlns:pic="http://schemas.openxmlformats.org/drawingml/2006/picture">
+                  <pic:nvPicPr>
+                    <pic:cNvPr id="1694767129" name=""/>
+                    <pic:cNvPicPr/>
+                  </pic:nvPicPr>
+                  <pic:blipFill>
+                    <a:blip r:embed="rId29"/>
+                    <a:stretch>
+                      <a:fillRect/>
+                    </a:stretch>
+                  </pic:blipFill>
+                  <pic:spPr>
+                    <a:xfrm>
+                      <a:off x="0" y="0"/>
+                      <a:ext cx="1608437" cy="2270735"/>
+                    </a:xfrm>
+                    <a:prstGeom prst="rect">
+                      <a:avLst/>
+                    </a:prstGeom>
+                  </pic:spPr>
+                </pic:pic>
+              </a:graphicData>
+            </a:graphic>
+          </wp:inline>
+        </w:drawing>
+      </w:r>
+      <w:r>
+        <w:rPr>
+          <w:rFonts w:cstheme="minorHAnsi"/>
+          <w:sz w:val="20"/>
+          <w:szCs w:val="20"/>
+        </w:rPr>
+        <w:t xml:space="preserve">  </w:t>
+      </w:r>
+      <w:r>
+        <w:rPr>
+          <w:rFonts w:cstheme="minorHAnsi"/>
+          <w:noProof/>
+          <w:sz w:val="20"/>
+          <w:szCs w:val="20"/>
+        </w:rPr>
+        <w:drawing>
+          <wp:inline distT="0" distB="0" distL="0" distR="0" wp14:anchorId="74F8782B" wp14:editId="49F1DE47">
+            <wp:extent cx="1590675" cy="2245659"/>
+            <wp:effectExtent l="0" t="0" r="0" b="2540"/>
+            <wp:docPr id="1566821417" name="Picture 1"/>
+            <wp:cNvGraphicFramePr>
+              <a:graphicFrameLocks xmlns:a="http://schemas.openxmlformats.org/drawingml/2006/main" noChangeAspect="1"/>
+            </wp:cNvGraphicFramePr>
+            <a:graphic xmlns:a="http://schemas.openxmlformats.org/drawingml/2006/main">
+              <a:graphicData uri="http://schemas.openxmlformats.org/drawingml/2006/picture">
+                <pic:pic xmlns:pic="http://schemas.openxmlformats.org/drawingml/2006/picture">
+                  <pic:nvPicPr>
+                    <pic:cNvPr id="1566821417" name=""/>
+                    <pic:cNvPicPr/>
+                  </pic:nvPicPr>
+                  <pic:blipFill>
+                    <a:blip r:embed="rId30"/>
+                    <a:stretch>
+                      <a:fillRect/>
+                    </a:stretch>
+                  </pic:blipFill>
+                  <pic:spPr>
+                    <a:xfrm>
+                      <a:off x="0" y="0"/>
+                      <a:ext cx="1595067" cy="2251859"/>
+                    </a:xfrm>
+                    <a:prstGeom prst="rect">
+                      <a:avLst/>
+                    </a:prstGeom>
+                  </pic:spPr>
+                </pic:pic>
+              </a:graphicData>
+            </a:graphic>
+          </wp:inline>
+        </w:drawing>
+      </w:r>
+    </w:p>
+    <w:p>
+      <w:pPr>
+        <w:rPr>
+          <w:rFonts w:cstheme="minorHAnsi"/>
+          <w:sz w:val="20"/>
+          <w:szCs w:val="20"/>
+        </w:rPr>
+      </w:pPr>
+    </w:p>
+    <w:p>
+      <w:pPr>
+        <w:rPr>
+          <w:rFonts w:cstheme="minorHAnsi"/>
+          <w:sz w:val="20"/>
+          <w:szCs w:val="20"/>
+        </w:rPr>
+      </w:pPr>
+      <w:r>
+        <w:rPr>
+          <w:rFonts w:cstheme="minorHAnsi"/>
+          <w:sz w:val="20"/>
+          <w:szCs w:val="20"/>
+        </w:rPr>
+        <w:t>第</w:t>
+      </w:r>
+      <w:r>
+        <w:rPr>
+          <w:rFonts w:cstheme="minorHAnsi"/>
+          <w:sz w:val="20"/>
+          <w:szCs w:val="20"/>
+        </w:rPr>
+        <w:t xml:space="preserve"> 6 </w:t>
+      </w:r>
+      <w:r>
+        <w:rPr>
+          <w:rFonts w:cstheme="minorHAnsi"/>
+          <w:sz w:val="20"/>
+          <w:szCs w:val="20"/>
+        </w:rPr>
+        <w:t>節：撒拉弗用火鉗從祭壇夾來一塊燒紅的炭（</w:t>
+      </w:r>
+      <w:r>
+        <w:rPr>
+          <w:rFonts w:cstheme="minorHAnsi"/>
+          <w:b/>
+          <w:bCs/>
+          <w:sz w:val="20"/>
+          <w:szCs w:val="20"/>
+        </w:rPr>
+        <w:t>live coal</w:t>
+      </w:r>
+      <w:r>
+        <w:rPr>
+          <w:rFonts w:cstheme="minorHAnsi"/>
+          <w:sz w:val="20"/>
+          <w:szCs w:val="20"/>
+        </w:rPr>
+        <w:t>）。祭壇是獻祭贖罪的地方，所以這塊炭帶來的是潔淨與赦免；連天使都要用鉗子夾，不敢徒手碰</w:t>
+      </w:r>
+      <w:r>
+        <w:rPr>
+          <w:rFonts w:cstheme="minorHAnsi"/>
+          <w:sz w:val="20"/>
+          <w:szCs w:val="20"/>
+        </w:rPr>
+        <w:t>——</w:t>
+      </w:r>
+      <w:r>
+        <w:rPr>
+          <w:rFonts w:cstheme="minorHAnsi"/>
+          <w:sz w:val="20"/>
+          <w:szCs w:val="20"/>
+        </w:rPr>
+        <w:t>神的聖潔不能隨便。下一節這炭要碰以賽亞的嘴唇。</w:t>
+      </w:r>
+    </w:p>
+    <w:p>
+      <w:pPr>
+        <w:rPr>
+          <w:rFonts w:cstheme="minorHAnsi"/>
+          <w:sz w:val="20"/>
+          <w:szCs w:val="20"/>
+        </w:rPr>
+      </w:pPr>
+      <w:r>
+        <w:rPr>
+          <w:rFonts w:cstheme="minorHAnsi"/>
+          <w:sz w:val="20"/>
+          <w:szCs w:val="20"/>
+        </w:rPr>
+        <w:t>第</w:t>
+      </w:r>
+      <w:r>
+        <w:rPr>
+          <w:rFonts w:cstheme="minorHAnsi"/>
+          <w:sz w:val="20"/>
+          <w:szCs w:val="20"/>
+        </w:rPr>
+        <w:t xml:space="preserve"> 7 </w:t>
+      </w:r>
+      <w:r>
+        <w:rPr>
+          <w:rFonts w:cstheme="minorHAnsi"/>
+          <w:sz w:val="20"/>
+          <w:szCs w:val="20"/>
+        </w:rPr>
+        <w:t>節是全段的轉捩點：炭碰到嘴唇，</w:t>
+      </w:r>
+      <w:r>
+        <w:rPr>
+          <w:rFonts w:cstheme="minorHAnsi"/>
+          <w:b/>
+          <w:bCs/>
+          <w:sz w:val="20"/>
+          <w:szCs w:val="20"/>
+        </w:rPr>
+        <w:t>"your guilt is taken away"</w:t>
+      </w:r>
+      <w:r>
+        <w:rPr>
+          <w:rFonts w:cstheme="minorHAnsi"/>
+          <w:sz w:val="20"/>
+          <w:szCs w:val="20"/>
+        </w:rPr>
+        <w:t>（你的罪孽消除了）、</w:t>
+      </w:r>
+      <w:r>
+        <w:rPr>
+          <w:rFonts w:cstheme="minorHAnsi"/>
+          <w:b/>
+          <w:bCs/>
+          <w:sz w:val="20"/>
+          <w:szCs w:val="20"/>
+        </w:rPr>
+        <w:t>"your sin atoned for"</w:t>
+      </w:r>
+      <w:r>
+        <w:rPr>
+          <w:rFonts w:cstheme="minorHAnsi"/>
+          <w:sz w:val="20"/>
+          <w:szCs w:val="20"/>
+        </w:rPr>
+        <w:t>（你的罪得贖、得赦免）。注意順序</w:t>
+      </w:r>
+      <w:r>
+        <w:rPr>
+          <w:rFonts w:cstheme="minorHAnsi"/>
+          <w:sz w:val="20"/>
+          <w:szCs w:val="20"/>
+        </w:rPr>
+        <w:t>——</w:t>
+      </w:r>
+      <w:r>
+        <w:rPr>
+          <w:rFonts w:cstheme="minorHAnsi"/>
+          <w:sz w:val="20"/>
+          <w:szCs w:val="20"/>
+        </w:rPr>
+        <w:t>以賽亞先承認自己不潔（第</w:t>
+      </w:r>
+      <w:r>
+        <w:rPr>
+          <w:rFonts w:cstheme="minorHAnsi"/>
+          <w:sz w:val="20"/>
+          <w:szCs w:val="20"/>
+        </w:rPr>
+        <w:t xml:space="preserve"> 5 </w:t>
+      </w:r>
+      <w:r>
+        <w:rPr>
+          <w:rFonts w:cstheme="minorHAnsi"/>
+          <w:sz w:val="20"/>
+          <w:szCs w:val="20"/>
+        </w:rPr>
+        <w:t>節），潔淨是神主動給的，他沒辦法潔淨自己。</w:t>
+      </w:r>
+    </w:p>
+    <w:p>
+      <w:pPr>
+        <w:rPr>
+          <w:rFonts w:cstheme="minorHAnsi"/>
+          <w:sz w:val="20"/>
+          <w:szCs w:val="20"/>
+        </w:rPr>
+      </w:pPr>
+    </w:p>
+    <w:p>
+      <w:pPr>
+        <w:rPr>
+          <w:rFonts w:cstheme="minorHAnsi"/>
+          <w:sz w:val="20"/>
+          <w:szCs w:val="20"/>
+        </w:rPr>
+      </w:pPr>
+    </w:p>
+    <w:p>
+      <w:pPr>
+        <w:rPr>
+          <w:rFonts w:cstheme="minorHAnsi"/>
+          <w:sz w:val="20"/>
+          <w:szCs w:val="20"/>
+        </w:rPr>
+      </w:pPr>
+      <w:r>
+        <w:rPr>
+          <w:rFonts w:cstheme="minorHAnsi"/>
+          <w:sz w:val="20"/>
+          <w:szCs w:val="20"/>
+        </w:rPr>
+        <w:t>Isaiah 6:6-7</w:t>
+      </w:r>
+    </w:p>
+    <w:p>
+      <w:pPr>
+        <w:rPr>
+          <w:rFonts w:cstheme="minorHAnsi"/>
+          <w:sz w:val="20"/>
+          <w:szCs w:val="20"/>
+        </w:rPr>
+      </w:pPr>
+      <w:r>
+        <w:rPr>
+          <w:rFonts w:cstheme="minorHAnsi"/>
+          <w:b/>
+          <w:bCs/>
+          <w:sz w:val="20"/>
+          <w:szCs w:val="20"/>
+        </w:rPr>
+        <w:t>Main point:</w:t>
+      </w:r>
+      <w:r>
+        <w:rPr>
+          <w:rFonts w:cstheme="minorHAnsi"/>
+          <w:sz w:val="20"/>
+          <w:szCs w:val="20"/>
+        </w:rPr>
+        <w:t xml:space="preserve"> God Himself provides the cleansing we cannot. Isaiah confessed his sin, and God took the initiative — the burning coal from the altar removed his guilt. Forgiveness is God's gift, not something we earn.</w:t>
+      </w:r>
+    </w:p>
+    <w:p>
+      <w:pPr>
+        <w:rPr>
+          <w:rFonts w:cstheme="minorHAnsi"/>
+          <w:sz w:val="20"/>
+          <w:szCs w:val="20"/>
+        </w:rPr>
+      </w:pPr>
+      <w:r>
+        <w:rPr>
+          <w:rFonts w:cstheme="minorHAnsi"/>
+          <w:b/>
+          <w:bCs/>
+          <w:sz w:val="20"/>
+          <w:szCs w:val="20"/>
+        </w:rPr>
+        <w:t>重點：</w:t>
+      </w:r>
+      <w:r>
+        <w:rPr>
+          <w:rFonts w:cstheme="minorHAnsi"/>
+          <w:sz w:val="20"/>
+          <w:szCs w:val="20"/>
+        </w:rPr>
+        <w:t xml:space="preserve"> </w:t>
+      </w:r>
+      <w:r>
+        <w:rPr>
+          <w:rFonts w:cstheme="minorHAnsi"/>
+          <w:sz w:val="20"/>
+          <w:szCs w:val="20"/>
+        </w:rPr>
+        <w:t>潔淨是神主動給的，不是人賺來的。以賽亞一承認自己的罪，神就主動用祭壇的炭除掉他的罪孽</w:t>
+      </w:r>
+      <w:r>
+        <w:rPr>
+          <w:rFonts w:cstheme="minorHAnsi"/>
+          <w:sz w:val="20"/>
+          <w:szCs w:val="20"/>
+        </w:rPr>
+        <w:t>——</w:t>
+      </w:r>
+      <w:r>
+        <w:rPr>
+          <w:rFonts w:cstheme="minorHAnsi"/>
+          <w:sz w:val="20"/>
+          <w:szCs w:val="20"/>
+        </w:rPr>
+        <w:t>赦免是恩典，不是功勞。</w:t>
+      </w:r>
+    </w:p>
+    <w:p>
+      <w:pPr>
+        <w:rPr>
+          <w:rFonts w:cstheme="minorHAnsi"/>
+          <w:sz w:val="20"/>
+          <w:szCs w:val="20"/>
+        </w:rPr>
+      </w:pPr>
+    </w:p>
+    <w:p>
+      <w:pPr>
+        <w:rPr>
+          <w:rFonts w:cstheme="minorHAnsi"/>
+          <w:sz w:val="20"/>
+          <w:szCs w:val="20"/>
+        </w:rPr>
+      </w:pPr>
+      <w:r>
+        <w:rPr>
+          <w:rFonts w:cstheme="minorHAnsi"/>
+          <w:sz w:val="20"/>
+          <w:szCs w:val="20"/>
+        </w:rPr>
+        <w:t>1</w:t>
+      </w:r>
+      <w:r>
+        <w:rPr>
+          <w:rFonts w:cstheme="minorHAnsi"/>
+          <w:sz w:val="20"/>
+          <w:szCs w:val="20"/>
+        </w:rPr>
+        <w:t>8</w:t>
+      </w:r>
+      <w:r>
+        <w:rPr>
+          <w:rFonts w:cstheme="minorHAnsi"/>
+          <w:sz w:val="20"/>
+          <w:szCs w:val="20"/>
+        </w:rPr>
+        <w:t>:</w:t>
+      </w:r>
+      <w:r>
+        <w:rPr>
+          <w:rFonts w:cstheme="minorHAnsi"/>
+          <w:sz w:val="20"/>
+          <w:szCs w:val="20"/>
+        </w:rPr>
+        <w:t>3</w:t>
+      </w:r>
+      <w:r>
+        <w:rPr>
+          <w:rFonts w:cstheme="minorHAnsi"/>
+          <w:sz w:val="20"/>
+          <w:szCs w:val="20"/>
+        </w:rPr>
+        <w:t>6</w:t>
+      </w:r>
+      <w:r>
+        <w:rPr>
+          <w:rFonts w:cstheme="minorHAnsi"/>
+          <w:sz w:val="20"/>
+          <w:szCs w:val="20"/>
+        </w:rPr>
+        <w:t>/38:28</w:t>
+      </w:r>
+    </w:p>
+    <w:p>
+      <w:pPr>
+        <w:rPr>
+          <w:rFonts w:cstheme="minorHAnsi"/>
+          <w:sz w:val="20"/>
+          <w:szCs w:val="20"/>
+        </w:rPr>
+      </w:pPr>
+      <w:r>
+        <w:rPr>
+          <w:rFonts w:cstheme="minorHAnsi"/>
+          <w:sz w:val="20"/>
+          <w:szCs w:val="20"/>
+        </w:rPr>
+        <w:t>We can’t remove our guilty. God can.</w:t>
+      </w:r>
+    </w:p>
+    <w:p>
+      <w:pPr>
+        <w:rPr>
+          <w:rFonts w:cstheme="minorHAnsi"/>
+          <w:sz w:val="20"/>
+          <w:szCs w:val="20"/>
+        </w:rPr>
+      </w:pPr>
+    </w:p>
+    <w:p>
+      <w:pPr>
+        <w:rPr>
+          <w:rFonts w:cstheme="minorHAnsi"/>
+          <w:sz w:val="20"/>
+          <w:szCs w:val="20"/>
+        </w:rPr>
+      </w:pPr>
+      <w:r>
+        <w:rPr>
+          <w:rFonts w:cstheme="minorHAnsi"/>
+          <w:sz w:val="20"/>
+          <w:szCs w:val="20"/>
+        </w:rPr>
+        <w:t>1</w:t>
+      </w:r>
+      <w:r>
+        <w:rPr>
+          <w:rFonts w:cstheme="minorHAnsi"/>
+          <w:sz w:val="20"/>
+          <w:szCs w:val="20"/>
+        </w:rPr>
+        <w:t>9</w:t>
+      </w:r>
+      <w:r>
+        <w:rPr>
+          <w:rFonts w:cstheme="minorHAnsi"/>
+          <w:sz w:val="20"/>
+          <w:szCs w:val="20"/>
+        </w:rPr>
+        <w:t>:</w:t>
+      </w:r>
+      <w:r>
+        <w:rPr>
+          <w:rFonts w:cstheme="minorHAnsi"/>
+          <w:sz w:val="20"/>
+          <w:szCs w:val="20"/>
+        </w:rPr>
+        <w:t>28</w:t>
+      </w:r>
+      <w:r>
+        <w:rPr>
+          <w:rFonts w:cstheme="minorHAnsi"/>
+          <w:sz w:val="20"/>
+          <w:szCs w:val="20"/>
+        </w:rPr>
+        <w:t>/38:28</w:t>
+      </w:r>
+    </w:p>
+    <w:p>
+      <w:pPr>
+        <w:rPr>
+          <w:rFonts w:cstheme="minorHAnsi"/>
+          <w:sz w:val="20"/>
+          <w:szCs w:val="20"/>
+        </w:rPr>
+      </w:pPr>
+      <w:r>
+        <w:rPr>
+          <w:rFonts w:cstheme="minorHAnsi"/>
+          <w:sz w:val="20"/>
+          <w:szCs w:val="20"/>
+        </w:rPr>
+        <w:lastRenderedPageBreak/>
+        <w:drawing>
+          <wp:inline distT="0" distB="0" distL="0" distR="0" wp14:anchorId="48C1EACA" wp14:editId="39B46EC4">
+            <wp:extent cx="1686970" cy="2238375"/>
+            <wp:effectExtent l="0" t="0" r="8890" b="0"/>
+            <wp:docPr id="255576537" name="Picture 1"/>
+            <wp:cNvGraphicFramePr>
+              <a:graphicFrameLocks xmlns:a="http://schemas.openxmlformats.org/drawingml/2006/main" noChangeAspect="1"/>
+            </wp:cNvGraphicFramePr>
+            <a:graphic xmlns:a="http://schemas.openxmlformats.org/drawingml/2006/main">
+              <a:graphicData uri="http://schemas.openxmlformats.org/drawingml/2006/picture">
+                <pic:pic xmlns:pic="http://schemas.openxmlformats.org/drawingml/2006/picture">
+                  <pic:nvPicPr>
+                    <pic:cNvPr id="255576537" name=""/>
+                    <pic:cNvPicPr/>
+                  </pic:nvPicPr>
+                  <pic:blipFill>
+                    <a:blip r:embed="rId31"/>
+                    <a:stretch>
+                      <a:fillRect/>
+                    </a:stretch>
+                  </pic:blipFill>
+                  <pic:spPr>
+                    <a:xfrm>
+                      <a:off x="0" y="0"/>
+                      <a:ext cx="1689064" cy="2241153"/>
+                    </a:xfrm>
+                    <a:prstGeom prst="rect">
+                      <a:avLst/>
+                    </a:prstGeom>
+                  </pic:spPr>
+                </pic:pic>
+              </a:graphicData>
+            </a:graphic>
+          </wp:inline>
+        </w:drawing>
+      </w:r>
+    </w:p>
+    <w:p>
+      <w:pPr>
+        <w:rPr>
+          <w:rFonts w:cstheme="minorHAnsi"/>
+          <w:sz w:val="20"/>
+          <w:szCs w:val="20"/>
+        </w:rPr>
+      </w:pPr>
+      <w:r>
+        <w:rPr>
+          <w:rFonts w:cstheme="minorHAnsi"/>
+          <w:sz w:val="20"/>
+          <w:szCs w:val="20"/>
+        </w:rPr>
+        <w:t>Repentance for the Rest of US</w:t>
+      </w:r>
+    </w:p>
+    <w:p>
+      <w:pPr>
+        <w:rPr>
+          <w:rFonts w:cstheme="minorHAnsi"/>
+          <w:sz w:val="20"/>
+          <w:szCs w:val="20"/>
+        </w:rPr>
+      </w:pPr>
+      <w:r>
+        <w:rPr>
+          <w:rFonts w:cstheme="minorHAnsi"/>
+          <w:sz w:val="20"/>
+          <w:szCs w:val="20"/>
+        </w:rPr>
+        <w:t>"Confession is not a way of beating ourselves up. It is the simple recognition of reality. It is taking off the armor we never should have put on in the first place."</w:t>
+      </w:r>
+    </w:p>
+    <w:p>
+      <w:pPr>
+        <w:rPr>
+          <w:rFonts w:cstheme="minorHAnsi"/>
+          <w:sz w:val="20"/>
+          <w:szCs w:val="20"/>
+        </w:rPr>
+      </w:pPr>
+      <w:r>
+        <w:rPr>
+          <w:rFonts w:cstheme="minorHAnsi"/>
+          <w:sz w:val="20"/>
+          <w:szCs w:val="20"/>
+        </w:rPr>
+        <w:t>Dallas Willard</w:t>
+      </w:r>
+      <w:r>
+        <w:rPr>
+          <w:rFonts w:cstheme="minorHAnsi"/>
+          <w:sz w:val="20"/>
+          <w:szCs w:val="20"/>
+        </w:rPr>
+        <w:br/>
+        <w:t>The Spirit of the Disciplines</w:t>
+      </w:r>
+    </w:p>
+    <w:p>
+      <w:pPr>
+        <w:rPr>
+          <w:rFonts w:cstheme="minorHAnsi"/>
+          <w:sz w:val="20"/>
+          <w:szCs w:val="20"/>
+        </w:rPr>
+      </w:pPr>
+    </w:p>
+    <w:p>
+      <w:pPr>
+        <w:rPr>
+          <w:rFonts w:cstheme="minorHAnsi"/>
+          <w:sz w:val="20"/>
+          <w:szCs w:val="20"/>
+        </w:rPr>
+      </w:pPr>
+      <w:r>
+        <w:rPr>
+          <w:rFonts w:cstheme="minorHAnsi"/>
+          <w:sz w:val="20"/>
+          <w:szCs w:val="20"/>
+        </w:rPr>
+        <w:t>這段話的三個關鍵：</w:t>
+      </w:r>
+    </w:p>
+    <w:p>
+      <w:pPr>
+        <w:numPr>
+          <w:ilvl w:val="0"/>
+          <w:numId w:val="62"/>
+        </w:numPr>
+        <w:rPr>
+          <w:rFonts w:cstheme="minorHAnsi"/>
+          <w:sz w:val="20"/>
+          <w:szCs w:val="20"/>
+        </w:rPr>
+      </w:pPr>
+      <w:r>
+        <w:rPr>
+          <w:rFonts w:cstheme="minorHAnsi"/>
+          <w:b/>
+          <w:bCs/>
+          <w:sz w:val="20"/>
+          <w:szCs w:val="20"/>
+        </w:rPr>
+        <w:t>beating ourselves up</w:t>
+      </w:r>
+      <w:r>
+        <w:rPr>
+          <w:rFonts w:cstheme="minorHAnsi"/>
+          <w:sz w:val="20"/>
+          <w:szCs w:val="20"/>
+        </w:rPr>
+        <w:t>：自我鞭打、拼命自責。</w:t>
+      </w:r>
+      <w:r>
+        <w:rPr>
+          <w:rFonts w:cstheme="minorHAnsi"/>
+          <w:sz w:val="20"/>
+          <w:szCs w:val="20"/>
+        </w:rPr>
+        <w:t xml:space="preserve">Willard </w:t>
+      </w:r>
+      <w:r>
+        <w:rPr>
+          <w:rFonts w:cstheme="minorHAnsi"/>
+          <w:sz w:val="20"/>
+          <w:szCs w:val="20"/>
+        </w:rPr>
+        <w:t>說認罪不是這個。</w:t>
+      </w:r>
+    </w:p>
+    <w:p>
+      <w:pPr>
+        <w:numPr>
+          <w:ilvl w:val="0"/>
+          <w:numId w:val="62"/>
+        </w:numPr>
+        <w:rPr>
+          <w:rFonts w:cstheme="minorHAnsi"/>
+          <w:sz w:val="20"/>
+          <w:szCs w:val="20"/>
+        </w:rPr>
+      </w:pPr>
+      <w:r>
+        <w:rPr>
+          <w:rFonts w:cstheme="minorHAnsi"/>
+          <w:b/>
+          <w:bCs/>
+          <w:sz w:val="20"/>
+          <w:szCs w:val="20"/>
+        </w:rPr>
+        <w:t>recognition of reality</w:t>
+      </w:r>
+      <w:r>
+        <w:rPr>
+          <w:rFonts w:cstheme="minorHAnsi"/>
+          <w:sz w:val="20"/>
+          <w:szCs w:val="20"/>
+        </w:rPr>
+        <w:t>：認清現實</w:t>
+      </w:r>
+      <w:r>
+        <w:rPr>
+          <w:rFonts w:cstheme="minorHAnsi"/>
+          <w:sz w:val="20"/>
+          <w:szCs w:val="20"/>
+        </w:rPr>
+        <w:t>——</w:t>
+      </w:r>
+      <w:r>
+        <w:rPr>
+          <w:rFonts w:cstheme="minorHAnsi"/>
+          <w:sz w:val="20"/>
+          <w:szCs w:val="20"/>
+        </w:rPr>
+        <w:t>在神面前誠實承認自己是誰。</w:t>
+      </w:r>
+    </w:p>
+    <w:p>
+      <w:pPr>
+        <w:numPr>
+          <w:ilvl w:val="0"/>
+          <w:numId w:val="62"/>
+        </w:numPr>
+        <w:rPr>
+          <w:rFonts w:cstheme="minorHAnsi"/>
+          <w:sz w:val="20"/>
+          <w:szCs w:val="20"/>
+        </w:rPr>
+      </w:pPr>
+      <w:r>
+        <w:rPr>
+          <w:rFonts w:cstheme="minorHAnsi"/>
+          <w:b/>
+          <w:bCs/>
+          <w:sz w:val="20"/>
+          <w:szCs w:val="20"/>
+        </w:rPr>
+        <w:t>taking off the armor we never should have put on</w:t>
+      </w:r>
+      <w:r>
+        <w:rPr>
+          <w:rFonts w:cstheme="minorHAnsi"/>
+          <w:sz w:val="20"/>
+          <w:szCs w:val="20"/>
+        </w:rPr>
+        <w:t>：卸下盔甲。我們用自我辯護、隱藏、假裝來保護自己，就像穿盔甲；認罪就是把它脫掉，因為那盔甲本來就不該穿。</w:t>
+      </w:r>
+    </w:p>
+    <w:p>
+      <w:pPr>
+        <w:rPr>
+          <w:rFonts w:cstheme="minorHAnsi"/>
+          <w:sz w:val="20"/>
+          <w:szCs w:val="20"/>
+        </w:rPr>
+      </w:pPr>
+      <w:r>
+        <w:rPr>
+          <w:rFonts w:cstheme="minorHAnsi"/>
+          <w:sz w:val="20"/>
+          <w:szCs w:val="20"/>
+        </w:rPr>
+        <w:t>中文：</w:t>
+      </w:r>
+    </w:p>
+    <w:p>
+      <w:pPr>
+        <w:rPr>
+          <w:rFonts w:cstheme="minorHAnsi"/>
+          <w:i/>
+          <w:iCs/>
+          <w:sz w:val="20"/>
+          <w:szCs w:val="20"/>
+        </w:rPr>
+      </w:pPr>
+      <w:r>
+        <w:rPr>
+          <w:rFonts w:cstheme="minorHAnsi"/>
+          <w:i/>
+          <w:iCs/>
+          <w:sz w:val="20"/>
+          <w:szCs w:val="20"/>
+        </w:rPr>
+        <w:t>「認罪不是自我鞭打，而是單純地認清現實。是脫下我們當初根本不該穿上的盔甲。」</w:t>
+      </w:r>
+    </w:p>
+    <w:p>
+      <w:pPr>
+        <w:rPr>
+          <w:rFonts w:cstheme="minorHAnsi"/>
+          <w:sz w:val="20"/>
+          <w:szCs w:val="20"/>
+        </w:rPr>
+      </w:pPr>
+      <w:r>
+        <w:rPr>
+          <w:rFonts w:cstheme="minorHAnsi"/>
+          <w:sz w:val="20"/>
+          <w:szCs w:val="20"/>
+        </w:rPr>
+        <w:t>重點：</w:t>
+      </w:r>
+      <w:r>
+        <w:rPr>
+          <w:rFonts w:cstheme="minorHAnsi"/>
+          <w:b/>
+          <w:bCs/>
+          <w:sz w:val="20"/>
+          <w:szCs w:val="20"/>
+        </w:rPr>
+        <w:t>認罪不是懲罰自己，而是放下防衛、在神面前誠實</w:t>
+      </w:r>
+      <w:r>
+        <w:rPr>
+          <w:rFonts w:cstheme="minorHAnsi"/>
+          <w:sz w:val="20"/>
+          <w:szCs w:val="20"/>
+        </w:rPr>
+        <w:t>。</w:t>
+      </w:r>
+    </w:p>
+    <w:p>
+      <w:pPr>
+        <w:rPr>
+          <w:rFonts w:cstheme="minorHAnsi"/>
+          <w:sz w:val="20"/>
+          <w:szCs w:val="20"/>
+        </w:rPr>
+      </w:pPr>
+    </w:p>
+    <w:p>
+      <w:pPr>
+        <w:rPr>
+          <w:rFonts w:cstheme="minorHAnsi"/>
+          <w:sz w:val="20"/>
+          <w:szCs w:val="20"/>
+        </w:rPr>
+      </w:pPr>
+      <w:r>
+        <w:rPr>
+          <w:rFonts w:cstheme="minorHAnsi"/>
+          <w:sz w:val="20"/>
+          <w:szCs w:val="20"/>
+        </w:rPr>
+        <w:t>19</w:t>
+      </w:r>
+      <w:r>
+        <w:rPr>
+          <w:rFonts w:cstheme="minorHAnsi"/>
+          <w:sz w:val="20"/>
+          <w:szCs w:val="20"/>
+        </w:rPr>
+        <w:t>:</w:t>
+      </w:r>
+      <w:r>
+        <w:rPr>
+          <w:rFonts w:cstheme="minorHAnsi"/>
+          <w:sz w:val="20"/>
+          <w:szCs w:val="20"/>
+        </w:rPr>
+        <w:t>41</w:t>
+      </w:r>
+      <w:r>
+        <w:rPr>
+          <w:rFonts w:cstheme="minorHAnsi"/>
+          <w:sz w:val="20"/>
+          <w:szCs w:val="20"/>
+        </w:rPr>
+        <w:t>/38:28</w:t>
+      </w:r>
+    </w:p>
+    <w:p>
+      <w:pPr>
+        <w:rPr>
+          <w:rFonts w:cstheme="minorHAnsi"/>
+          <w:sz w:val="20"/>
+          <w:szCs w:val="20"/>
+        </w:rPr>
+      </w:pPr>
+      <w:r>
+        <w:rPr>
+          <w:rFonts w:cstheme="minorHAnsi"/>
+          <w:sz w:val="20"/>
+          <w:szCs w:val="20"/>
+        </w:rPr>
+        <w:t>Main Point:</w:t>
+      </w:r>
+    </w:p>
+    <w:p>
+      <w:pPr>
+        <w:rPr>
+          <w:rFonts w:cstheme="minorHAnsi"/>
+          <w:sz w:val="20"/>
+          <w:szCs w:val="20"/>
+        </w:rPr>
+      </w:pPr>
+      <w:r>
+        <w:rPr>
+          <w:rFonts w:cstheme="minorHAnsi"/>
+          <w:sz w:val="20"/>
+          <w:szCs w:val="20"/>
+        </w:rPr>
+        <w:t>Confession is not self-punishment. It is honestly facing reality before God and dropping the defenses we use to hide our sin.</w:t>
+      </w:r>
+    </w:p>
+    <w:p>
+      <w:pPr>
+        <w:rPr>
+          <w:rFonts w:cstheme="minorHAnsi"/>
+          <w:sz w:val="20"/>
+          <w:szCs w:val="20"/>
+        </w:rPr>
+      </w:pPr>
+    </w:p>
+    <w:p>
+      <w:pPr>
+        <w:rPr>
+          <w:rFonts w:cstheme="minorHAnsi"/>
+          <w:sz w:val="20"/>
+          <w:szCs w:val="20"/>
+        </w:rPr>
+      </w:pPr>
+      <w:r>
+        <w:rPr>
+          <w:rFonts w:cstheme="minorHAnsi"/>
+          <w:sz w:val="20"/>
+          <w:szCs w:val="20"/>
+        </w:rPr>
+        <w:t>God heals us and sets us free.</w:t>
+      </w:r>
+    </w:p>
+    <w:p>
+      <w:pPr>
+        <w:rPr>
+          <w:rFonts w:cstheme="minorHAnsi"/>
+          <w:sz w:val="20"/>
+          <w:szCs w:val="20"/>
+        </w:rPr>
+      </w:pPr>
+    </w:p>
+    <w:p>
+      <w:pPr>
+        <w:rPr>
+          <w:rFonts w:cstheme="minorHAnsi"/>
+          <w:sz w:val="20"/>
+          <w:szCs w:val="20"/>
+        </w:rPr>
+      </w:pPr>
+      <w:r>
+        <w:rPr>
+          <w:rFonts w:cstheme="minorHAnsi"/>
+          <w:sz w:val="20"/>
+          <w:szCs w:val="20"/>
+        </w:rPr>
+        <w:t>20</w:t>
+      </w:r>
+      <w:r>
+        <w:rPr>
+          <w:rFonts w:cstheme="minorHAnsi"/>
+          <w:sz w:val="20"/>
+          <w:szCs w:val="20"/>
+        </w:rPr>
+        <w:t>:</w:t>
+      </w:r>
+      <w:r>
+        <w:rPr>
+          <w:rFonts w:cstheme="minorHAnsi"/>
+          <w:sz w:val="20"/>
+          <w:szCs w:val="20"/>
+        </w:rPr>
+        <w:t>55</w:t>
+      </w:r>
+      <w:r>
+        <w:rPr>
+          <w:rFonts w:cstheme="minorHAnsi"/>
+          <w:sz w:val="20"/>
+          <w:szCs w:val="20"/>
+        </w:rPr>
+        <w:t>/38:28</w:t>
+      </w:r>
+    </w:p>
+    <w:p>
+      <w:pPr>
+        <w:rPr>
+          <w:rFonts w:cstheme="minorHAnsi"/>
+          <w:sz w:val="20"/>
+          <w:szCs w:val="20"/>
+        </w:rPr>
+      </w:pPr>
+    </w:p>
+    <w:p>
+      <w:pPr>
+        <w:rPr>
+          <w:rFonts w:cstheme="minorHAnsi"/>
+          <w:sz w:val="20"/>
+          <w:szCs w:val="20"/>
+        </w:rPr>
+      </w:pPr>
+      <w:r>
+        <w:rPr>
+          <w:rFonts w:cstheme="minorHAnsi"/>
+          <w:sz w:val="20"/>
+          <w:szCs w:val="20"/>
+        </w:rPr>
+        <w:lastRenderedPageBreak/>
+        <w:drawing>
+          <wp:inline distT="0" distB="0" distL="0" distR="0" wp14:anchorId="38CA1E9F" wp14:editId="0BF028B3">
+            <wp:extent cx="1606590" cy="2276475"/>
+            <wp:effectExtent l="0" t="0" r="0" b="0"/>
+            <wp:docPr id="138485974" name="Picture 1"/>
+            <wp:cNvGraphicFramePr>
+              <a:graphicFrameLocks xmlns:a="http://schemas.openxmlformats.org/drawingml/2006/main" noChangeAspect="1"/>
+            </wp:cNvGraphicFramePr>
+            <a:graphic xmlns:a="http://schemas.openxmlformats.org/drawingml/2006/main">
+              <a:graphicData uri="http://schemas.openxmlformats.org/drawingml/2006/picture">
+                <pic:pic xmlns:pic="http://schemas.openxmlformats.org/drawingml/2006/picture">
+                  <pic:nvPicPr>
+                    <pic:cNvPr id="138485974" name=""/>
+                    <pic:cNvPicPr/>
+                  </pic:nvPicPr>
+                  <pic:blipFill>
+                    <a:blip r:embed="rId32"/>
+                    <a:stretch>
+                      <a:fillRect/>
+                    </a:stretch>
+                  </pic:blipFill>
+                  <pic:spPr>
+                    <a:xfrm>
+                      <a:off x="0" y="0"/>
+                      <a:ext cx="1607797" cy="2278185"/>
+                    </a:xfrm>
+                    <a:prstGeom prst="rect">
+                      <a:avLst/>
+                    </a:prstGeom>
+                  </pic:spPr>
+                </pic:pic>
+              </a:graphicData>
+            </a:graphic>
+          </wp:inline>
+        </w:drawing>
+      </w:r>
+    </w:p>
+    <w:p>
+      <w:pPr>
+        <w:rPr>
+          <w:rFonts w:cstheme="minorHAnsi"/>
+          <w:sz w:val="20"/>
+          <w:szCs w:val="20"/>
+        </w:rPr>
+      </w:pPr>
+      <w:r>
+        <w:rPr>
+          <w:rFonts w:cstheme="minorHAnsi"/>
+          <w:sz w:val="20"/>
+          <w:szCs w:val="20"/>
+        </w:rPr>
+        <w:t>Repentance for the Rest of US</w:t>
+      </w:r>
+    </w:p>
+    <w:p>
+      <w:pPr>
+        <w:rPr>
+          <w:rFonts w:cstheme="minorHAnsi"/>
+          <w:sz w:val="20"/>
+          <w:szCs w:val="20"/>
+        </w:rPr>
+      </w:pPr>
+      <w:r>
+        <w:rPr>
+          <w:rFonts w:cstheme="minorHAnsi"/>
+          <w:sz w:val="20"/>
+          <w:szCs w:val="20"/>
+        </w:rPr>
+        <w:t>This is the message we have heard from him and declare to you: God is light; in him there is no darkness at all.</w:t>
+      </w:r>
+    </w:p>
+    <w:p>
+      <w:pPr>
+        <w:rPr>
+          <w:rFonts w:cstheme="minorHAnsi"/>
+          <w:sz w:val="20"/>
+          <w:szCs w:val="20"/>
+        </w:rPr>
+      </w:pPr>
+      <w:r>
+        <w:rPr>
+          <w:rFonts w:cstheme="minorHAnsi"/>
+          <w:sz w:val="20"/>
+          <w:szCs w:val="20"/>
+        </w:rPr>
+        <w:t>1 John 1:5</w:t>
+      </w:r>
+    </w:p>
+    <w:p>
+      <w:pPr>
+        <w:rPr>
+          <w:rFonts w:cstheme="minorHAnsi"/>
+          <w:sz w:val="20"/>
+          <w:szCs w:val="20"/>
+        </w:rPr>
+      </w:pPr>
+    </w:p>
+    <w:p>
+      <w:pPr>
+        <w:rPr>
+          <w:rFonts w:cstheme="minorHAnsi"/>
+          <w:sz w:val="20"/>
+          <w:szCs w:val="20"/>
+        </w:rPr>
+      </w:pPr>
+      <w:r>
+        <w:rPr>
+          <w:rFonts w:cstheme="minorHAnsi"/>
+          <w:sz w:val="20"/>
+          <w:szCs w:val="20"/>
+        </w:rPr>
+        <w:t>God is completely holy with no evil in Him — so we cannot hide darkness and still claim to walk with Him.</w:t>
+      </w:r>
+    </w:p>
+    <w:p>
+      <w:pPr>
+        <w:rPr>
+          <w:rFonts w:cstheme="minorHAnsi"/>
+          <w:sz w:val="20"/>
+          <w:szCs w:val="20"/>
+        </w:rPr>
+      </w:pPr>
+    </w:p>
+    <w:p>
+      <w:pPr>
+        <w:rPr>
+          <w:rFonts w:cstheme="minorHAnsi"/>
+          <w:sz w:val="20"/>
+          <w:szCs w:val="20"/>
+        </w:rPr>
+      </w:pPr>
+      <w:r>
+        <w:rPr>
+          <w:rFonts w:cstheme="minorHAnsi"/>
+          <w:sz w:val="20"/>
+          <w:szCs w:val="20"/>
+        </w:rPr>
+        <w:t>2</w:t>
+      </w:r>
+      <w:r>
+        <w:rPr>
+          <w:rFonts w:cstheme="minorHAnsi"/>
+          <w:sz w:val="20"/>
+          <w:szCs w:val="20"/>
+        </w:rPr>
+        <w:t>1</w:t>
+      </w:r>
+      <w:r>
+        <w:rPr>
+          <w:rFonts w:cstheme="minorHAnsi"/>
+          <w:sz w:val="20"/>
+          <w:szCs w:val="20"/>
+        </w:rPr>
+        <w:t>:</w:t>
+      </w:r>
+      <w:r>
+        <w:rPr>
+          <w:rFonts w:cstheme="minorHAnsi"/>
+          <w:sz w:val="20"/>
+          <w:szCs w:val="20"/>
+        </w:rPr>
+        <w:t>11</w:t>
+      </w:r>
+      <w:r>
+        <w:rPr>
+          <w:rFonts w:cstheme="minorHAnsi"/>
+          <w:sz w:val="20"/>
+          <w:szCs w:val="20"/>
+        </w:rPr>
+        <w:t>/38:28</w:t>
+      </w:r>
+    </w:p>
+    <w:p>
+      <w:pPr>
+        <w:rPr>
+          <w:rFonts w:cstheme="minorHAnsi"/>
+          <w:sz w:val="20"/>
+          <w:szCs w:val="20"/>
+        </w:rPr>
+      </w:pPr>
+      <w:r>
+        <w:rPr>
+          <w:rFonts w:cstheme="minorHAnsi"/>
+          <w:sz w:val="20"/>
+          <w:szCs w:val="20"/>
+        </w:rPr>
+        <w:t>God is light. In light, we have o darkness.</w:t>
+      </w:r>
+    </w:p>
+    <w:p>
+      <w:pPr>
+        <w:rPr>
+          <w:rFonts w:cstheme="minorHAnsi"/>
+          <w:sz w:val="20"/>
+          <w:szCs w:val="20"/>
+        </w:rPr>
+      </w:pPr>
+    </w:p>
+    <w:p>
+      <w:pPr>
+        <w:rPr>
+          <w:rFonts w:cstheme="minorHAnsi"/>
+          <w:sz w:val="20"/>
+          <w:szCs w:val="20"/>
+        </w:rPr>
+      </w:pPr>
+      <w:r>
+        <w:rPr>
+          <w:rFonts w:cstheme="minorHAnsi"/>
+          <w:sz w:val="20"/>
+          <w:szCs w:val="20"/>
+        </w:rPr>
+        <w:t>2</w:t>
+      </w:r>
+      <w:r>
+        <w:rPr>
+          <w:rFonts w:cstheme="minorHAnsi"/>
+          <w:sz w:val="20"/>
+          <w:szCs w:val="20"/>
+        </w:rPr>
+        <w:t>2</w:t>
+      </w:r>
+      <w:r>
+        <w:rPr>
+          <w:rFonts w:cstheme="minorHAnsi"/>
+          <w:sz w:val="20"/>
+          <w:szCs w:val="20"/>
+        </w:rPr>
+        <w:t>:</w:t>
+      </w:r>
+      <w:r>
+        <w:rPr>
+          <w:rFonts w:cstheme="minorHAnsi"/>
+          <w:sz w:val="20"/>
+          <w:szCs w:val="20"/>
+        </w:rPr>
+        <w:t>05</w:t>
+      </w:r>
+      <w:r>
+        <w:rPr>
+          <w:rFonts w:cstheme="minorHAnsi"/>
+          <w:sz w:val="20"/>
+          <w:szCs w:val="20"/>
+        </w:rPr>
+        <w:t>/38:28</w:t>
+      </w:r>
+    </w:p>
+    <w:p>
+      <w:pPr>
+        <w:rPr>
+          <w:rFonts w:cstheme="minorHAnsi"/>
+          <w:sz w:val="20"/>
+          <w:szCs w:val="20"/>
+        </w:rPr>
+      </w:pPr>
+      <w:r>
+        <w:rPr>
+          <w:rFonts w:cstheme="minorHAnsi"/>
+          <w:sz w:val="20"/>
+          <w:szCs w:val="20"/>
+        </w:rPr>
+        <w:drawing>
+          <wp:inline distT="0" distB="0" distL="0" distR="0" wp14:anchorId="564BAC80" wp14:editId="77C9AD9A">
+            <wp:extent cx="1838052" cy="2587362"/>
+            <wp:effectExtent l="0" t="0" r="0" b="3810"/>
+            <wp:docPr id="571916564" name="Picture 1"/>
+            <wp:cNvGraphicFramePr>
+              <a:graphicFrameLocks xmlns:a="http://schemas.openxmlformats.org/drawingml/2006/main" noChangeAspect="1"/>
+            </wp:cNvGraphicFramePr>
+            <a:graphic xmlns:a="http://schemas.openxmlformats.org/drawingml/2006/main">
+              <a:graphicData uri="http://schemas.openxmlformats.org/drawingml/2006/picture">
+                <pic:pic xmlns:pic="http://schemas.openxmlformats.org/drawingml/2006/picture">
+                  <pic:nvPicPr>
+                    <pic:cNvPr id="571916564" name=""/>
+                    <pic:cNvPicPr/>
+                  </pic:nvPicPr>
+                  <pic:blipFill>
+                    <a:blip r:embed="rId33"/>
+                    <a:stretch>
+                      <a:fillRect/>
+                    </a:stretch>
+                  </pic:blipFill>
+                  <pic:spPr>
+                    <a:xfrm>
+                      <a:off x="0" y="0"/>
+                      <a:ext cx="1842579" cy="2593734"/>
+                    </a:xfrm>
+                    <a:prstGeom prst="rect">
+                      <a:avLst/>
+                    </a:prstGeom>
+                  </pic:spPr>
+                </pic:pic>
+              </a:graphicData>
+            </a:graphic>
+          </wp:inline>
+        </w:drawing>
+      </w:r>
+      <w:r>
+        <w:rPr>
+          <w:rFonts w:cstheme="minorHAnsi"/>
+          <w:sz w:val="20"/>
+          <w:szCs w:val="20"/>
+        </w:rPr>
+        <w:t xml:space="preserve">  </w:t>
+      </w:r>
+      <w:r>
+        <w:rPr>
+          <w:rFonts w:cstheme="minorHAnsi"/>
+          <w:sz w:val="20"/>
+          <w:szCs w:val="20"/>
+        </w:rPr>
+        <w:drawing>
+          <wp:inline distT="0" distB="0" distL="0" distR="0" wp14:anchorId="0E910FF5" wp14:editId="74625890">
+            <wp:extent cx="1847850" cy="2601154"/>
+            <wp:effectExtent l="0" t="0" r="0" b="8890"/>
+            <wp:docPr id="1996158154" name="Picture 1"/>
+            <wp:cNvGraphicFramePr>
+              <a:graphicFrameLocks xmlns:a="http://schemas.openxmlformats.org/drawingml/2006/main" noChangeAspect="1"/>
+            </wp:cNvGraphicFramePr>
+            <a:graphic xmlns:a="http://schemas.openxmlformats.org/drawingml/2006/main">
+              <a:graphicData uri="http://schemas.openxmlformats.org/drawingml/2006/picture">
+                <pic:pic xmlns:pic="http://schemas.openxmlformats.org/drawingml/2006/picture">
+                  <pic:nvPicPr>
+                    <pic:cNvPr id="1996158154" name=""/>
+                    <pic:cNvPicPr/>
+                  </pic:nvPicPr>
+                  <pic:blipFill>
+                    <a:blip r:embed="rId34"/>
+                    <a:stretch>
+                      <a:fillRect/>
+                    </a:stretch>
+                  </pic:blipFill>
+                  <pic:spPr>
+                    <a:xfrm>
+                      <a:off x="0" y="0"/>
+                      <a:ext cx="1850617" cy="2605049"/>
+                    </a:xfrm>
+                    <a:prstGeom prst="rect">
+                      <a:avLst/>
+                    </a:prstGeom>
+                  </pic:spPr>
+                </pic:pic>
+              </a:graphicData>
+            </a:graphic>
+          </wp:inline>
+        </w:drawing>
+      </w:r>
+    </w:p>
+    <w:p>
+      <w:pPr>
+        <w:rPr>
+          <w:rFonts w:cstheme="minorHAnsi"/>
+          <w:sz w:val="20"/>
+          <w:szCs w:val="20"/>
+        </w:rPr>
+      </w:pPr>
+      <w:r>
+        <w:rPr>
+          <w:rFonts w:cstheme="minorHAnsi"/>
+          <w:sz w:val="20"/>
+          <w:szCs w:val="20"/>
+        </w:rPr>
+        <w:t>Repentance for the Rest of US</w:t>
+      </w:r>
+    </w:p>
+    <w:p>
+      <w:pPr>
+        <w:rPr>
+          <w:rFonts w:cstheme="minorHAnsi"/>
+          <w:sz w:val="20"/>
+          <w:szCs w:val="20"/>
+        </w:rPr>
+      </w:pPr>
+      <w:r>
+        <w:rPr>
+          <w:rFonts w:cstheme="minorHAnsi"/>
+          <w:sz w:val="20"/>
+          <w:szCs w:val="20"/>
+        </w:rPr>
+        <w:t>If we claim to have fellowship with him and yet walk in the darkness, we lie and do not live out the truth.</w:t>
+      </w:r>
+    </w:p>
+    <w:p>
+      <w:pPr>
+        <w:rPr>
+          <w:rFonts w:cstheme="minorHAnsi"/>
+          <w:sz w:val="20"/>
+          <w:szCs w:val="20"/>
+        </w:rPr>
+      </w:pPr>
+    </w:p>
+    <w:p>
+      <w:pPr>
+        <w:rPr>
+          <w:rFonts w:cstheme="minorHAnsi"/>
+          <w:sz w:val="20"/>
+          <w:szCs w:val="20"/>
+        </w:rPr>
+      </w:pPr>
+      <w:r>
+        <w:rPr>
+          <w:rFonts w:cstheme="minorHAnsi"/>
+          <w:sz w:val="20"/>
+          <w:szCs w:val="20"/>
+        </w:rPr>
+        <w:t>But if we walk in the light, as he is in the light, we have fellowship with one another, and the blood of Jesus, his Son, purifies us from all sin.</w:t>
+      </w:r>
+    </w:p>
+    <w:p>
+      <w:pPr>
+        <w:rPr>
+          <w:rFonts w:cstheme="minorHAnsi"/>
+          <w:sz w:val="20"/>
+          <w:szCs w:val="20"/>
+        </w:rPr>
+      </w:pPr>
+      <w:r>
+        <w:rPr>
+          <w:rFonts w:cstheme="minorHAnsi"/>
+          <w:sz w:val="20"/>
+          <w:szCs w:val="20"/>
+        </w:rPr>
+        <w:t>1 John 1:6-7</w:t>
+      </w:r>
+    </w:p>
+    <w:p>
+      <w:pPr>
+        <w:rPr>
+          <w:rFonts w:cstheme="minorHAnsi"/>
+          <w:sz w:val="20"/>
+          <w:szCs w:val="20"/>
+        </w:rPr>
+      </w:pPr>
+    </w:p>
+    <w:p>
+      <w:pPr>
+        <w:rPr>
+          <w:rFonts w:cstheme="minorHAnsi"/>
+          <w:sz w:val="20"/>
+          <w:szCs w:val="20"/>
+        </w:rPr>
+      </w:pPr>
+    </w:p>
+    <w:p>
+      <w:pPr>
+        <w:rPr>
+          <w:rFonts w:cstheme="minorHAnsi"/>
+          <w:sz w:val="20"/>
+          <w:szCs w:val="20"/>
+        </w:rPr>
+      </w:pPr>
+      <w:r>
+        <w:rPr>
+          <w:rFonts w:cstheme="minorHAnsi"/>
+          <w:sz w:val="20"/>
+          <w:szCs w:val="20"/>
+        </w:rPr>
+        <w:t>Main Point of 1 John 1:6-7</w:t>
+      </w:r>
+    </w:p>
+    <w:p>
+      <w:pPr>
+        <w:rPr>
+          <w:rFonts w:cstheme="minorHAnsi"/>
+          <w:sz w:val="20"/>
+          <w:szCs w:val="20"/>
+        </w:rPr>
+      </w:pPr>
+      <w:r>
+        <w:rPr>
+          <w:rFonts w:cstheme="minorHAnsi"/>
+          <w:sz w:val="20"/>
+          <w:szCs w:val="20"/>
+        </w:rPr>
+        <w:t>Saying we walk with God while living in sin is a lie — truth shows in how we live, not what we claim.</w:t>
+      </w:r>
+    </w:p>
+    <w:p>
+      <w:pPr>
+        <w:rPr>
+          <w:rFonts w:cstheme="minorHAnsi"/>
+          <w:sz w:val="20"/>
+          <w:szCs w:val="20"/>
+        </w:rPr>
+      </w:pPr>
+      <w:r>
+        <w:rPr>
+          <w:rFonts w:cstheme="minorHAnsi"/>
+          <w:sz w:val="20"/>
+          <w:szCs w:val="20"/>
+        </w:rPr>
+        <w:t>Walking in the light brings fellowship with one another, and Jesus' blood keeps purifying us from all sin.</w:t>
+      </w:r>
+    </w:p>
+    <w:p>
+      <w:pPr>
+        <w:rPr>
+          <w:rFonts w:cstheme="minorHAnsi"/>
+          <w:sz w:val="20"/>
+          <w:szCs w:val="20"/>
+        </w:rPr>
+      </w:pPr>
+    </w:p>
+    <w:p>
+      <w:pPr>
+        <w:rPr>
+          <w:rFonts w:cstheme="minorHAnsi"/>
+          <w:sz w:val="20"/>
+          <w:szCs w:val="20"/>
+        </w:rPr>
+      </w:pPr>
+      <w:r>
+        <w:rPr>
+          <w:rFonts w:cstheme="minorHAnsi"/>
+          <w:sz w:val="20"/>
+          <w:szCs w:val="20"/>
+        </w:rPr>
+        <w:t>22</w:t>
+      </w:r>
+      <w:r>
+        <w:rPr>
+          <w:rFonts w:cstheme="minorHAnsi"/>
+          <w:sz w:val="20"/>
+          <w:szCs w:val="20"/>
+        </w:rPr>
+        <w:t>:</w:t>
+      </w:r>
+      <w:r>
+        <w:rPr>
+          <w:rFonts w:cstheme="minorHAnsi"/>
+          <w:sz w:val="20"/>
+          <w:szCs w:val="20"/>
+        </w:rPr>
+        <w:t>11</w:t>
+      </w:r>
+      <w:r>
+        <w:rPr>
+          <w:rFonts w:cstheme="minorHAnsi"/>
+          <w:sz w:val="20"/>
+          <w:szCs w:val="20"/>
+        </w:rPr>
+        <w:t>/38:28</w:t>
+      </w:r>
+    </w:p>
+    <w:p>
+      <w:pPr>
+        <w:rPr>
+          <w:rFonts w:cstheme="minorHAnsi"/>
+          <w:sz w:val="20"/>
+          <w:szCs w:val="20"/>
+        </w:rPr>
+      </w:pPr>
+      <w:r>
+        <w:rPr>
+          <w:rFonts w:cstheme="minorHAnsi"/>
+          <w:sz w:val="20"/>
+          <w:szCs w:val="20"/>
+        </w:rPr>
+        <w:t>We lie and dot not live with truth.</w:t>
+      </w:r>
+      <w:r>
+        <w:rPr>
+          <w:rFonts w:cstheme="minorHAnsi"/>
+          <w:sz w:val="20"/>
+          <w:szCs w:val="20"/>
+        </w:rPr>
+        <w:t xml:space="preserve"> </w:t>
+      </w:r>
+      <w:r>
+        <w:rPr>
+          <w:rFonts w:cstheme="minorHAnsi"/>
+          <w:sz w:val="20"/>
+          <w:szCs w:val="20"/>
+        </w:rPr>
+        <w:t>We walk in the light</w:t>
+      </w:r>
+      <w:r>
+        <w:rPr>
+          <w:rFonts w:cstheme="minorHAnsi"/>
+          <w:sz w:val="20"/>
+          <w:szCs w:val="20"/>
+        </w:rPr>
+        <w:t xml:space="preserve"> without armor.</w:t>
+      </w:r>
+    </w:p>
+    <w:p>
+      <w:pPr>
+        <w:rPr>
+          <w:rFonts w:cstheme="minorHAnsi"/>
+          <w:sz w:val="20"/>
+          <w:szCs w:val="20"/>
+        </w:rPr>
+      </w:pPr>
+    </w:p>
+    <w:p>
+      <w:pPr>
+        <w:rPr>
+          <w:rFonts w:cstheme="minorHAnsi"/>
+          <w:sz w:val="20"/>
+          <w:szCs w:val="20"/>
+        </w:rPr>
+      </w:pPr>
+      <w:r>
+        <w:rPr>
+          <w:rFonts w:cstheme="minorHAnsi"/>
+          <w:sz w:val="20"/>
+          <w:szCs w:val="20"/>
+        </w:rPr>
+        <w:t>2</w:t>
+      </w:r>
+      <w:r>
+        <w:rPr>
+          <w:rFonts w:cstheme="minorHAnsi"/>
+          <w:sz w:val="20"/>
+          <w:szCs w:val="20"/>
+        </w:rPr>
+        <w:t>4</w:t>
+      </w:r>
+      <w:r>
+        <w:rPr>
+          <w:rFonts w:cstheme="minorHAnsi"/>
+          <w:sz w:val="20"/>
+          <w:szCs w:val="20"/>
+        </w:rPr>
+        <w:t>:</w:t>
+      </w:r>
+      <w:r>
+        <w:rPr>
+          <w:rFonts w:cstheme="minorHAnsi"/>
+          <w:sz w:val="20"/>
+          <w:szCs w:val="20"/>
+        </w:rPr>
+        <w:t>58</w:t>
+      </w:r>
+      <w:r>
+        <w:rPr>
+          <w:rFonts w:cstheme="minorHAnsi"/>
+          <w:sz w:val="20"/>
+          <w:szCs w:val="20"/>
+        </w:rPr>
+        <w:t>/38:28</w:t>
+      </w:r>
+    </w:p>
+    <w:p>
+      <w:pPr>
+        <w:rPr>
+          <w:rFonts w:cstheme="minorHAnsi"/>
+          <w:sz w:val="20"/>
+          <w:szCs w:val="20"/>
+        </w:rPr>
+      </w:pPr>
+      <w:r>
+        <w:rPr>
+          <w:rFonts w:cstheme="minorHAnsi"/>
+          <w:sz w:val="20"/>
+          <w:szCs w:val="20"/>
+        </w:rPr>
+        <w:drawing>
+          <wp:inline distT="0" distB="0" distL="0" distR="0" wp14:anchorId="12CF8E3F" wp14:editId="0391E154">
+            <wp:extent cx="2019300" cy="2789200"/>
+            <wp:effectExtent l="0" t="0" r="0" b="0"/>
+            <wp:docPr id="1156615431" name="Picture 1"/>
+            <wp:cNvGraphicFramePr>
+              <a:graphicFrameLocks xmlns:a="http://schemas.openxmlformats.org/drawingml/2006/main" noChangeAspect="1"/>
+            </wp:cNvGraphicFramePr>
+            <a:graphic xmlns:a="http://schemas.openxmlformats.org/drawingml/2006/main">
+              <a:graphicData uri="http://schemas.openxmlformats.org/drawingml/2006/picture">
+                <pic:pic xmlns:pic="http://schemas.openxmlformats.org/drawingml/2006/picture">
+                  <pic:nvPicPr>
+                    <pic:cNvPr id="1156615431" name=""/>
+                    <pic:cNvPicPr/>
+                  </pic:nvPicPr>
+                  <pic:blipFill>
+                    <a:blip r:embed="rId35"/>
+                    <a:stretch>
+                      <a:fillRect/>
+                    </a:stretch>
+                  </pic:blipFill>
+                  <pic:spPr>
+                    <a:xfrm>
+                      <a:off x="0" y="0"/>
+                      <a:ext cx="2021612" cy="2792393"/>
+                    </a:xfrm>
+                    <a:prstGeom prst="rect">
+                      <a:avLst/>
+                    </a:prstGeom>
+                  </pic:spPr>
+                </pic:pic>
+              </a:graphicData>
+            </a:graphic>
+          </wp:inline>
+        </w:drawing>
+      </w:r>
+    </w:p>
+    <w:p>
+      <w:pPr>
+        <w:rPr>
+          <w:rFonts w:cstheme="minorHAnsi"/>
+          <w:sz w:val="20"/>
+          <w:szCs w:val="20"/>
+        </w:rPr>
+      </w:pPr>
+      <w:r>
+        <w:rPr>
+          <w:rFonts w:cstheme="minorHAnsi"/>
+          <w:sz w:val="20"/>
+          <w:szCs w:val="20"/>
+        </w:rPr>
+        <w:t>Repentance for the Rest of US</w:t>
+      </w:r>
+    </w:p>
+    <w:p>
+      <w:pPr>
+        <w:rPr>
+          <w:rFonts w:cstheme="minorHAnsi"/>
+          <w:sz w:val="20"/>
+          <w:szCs w:val="20"/>
+        </w:rPr>
+      </w:pPr>
+      <w:r>
+        <w:rPr>
+          <w:rFonts w:cstheme="minorHAnsi"/>
+          <w:sz w:val="20"/>
+          <w:szCs w:val="20"/>
+        </w:rPr>
+        <w:t>"A man who confesses his sins in the presence of a brother knows that he is no longer alone with himself; he experiences the presence of God in the reality of the other person."</w:t>
+      </w:r>
+    </w:p>
+    <w:p>
+      <w:pPr>
+        <w:rPr>
+          <w:rFonts w:cstheme="minorHAnsi"/>
+          <w:sz w:val="20"/>
+          <w:szCs w:val="20"/>
+        </w:rPr>
+      </w:pPr>
+      <w:r>
+        <w:rPr>
+          <w:rFonts w:cstheme="minorHAnsi"/>
+          <w:sz w:val="20"/>
+          <w:szCs w:val="20"/>
+        </w:rPr>
+        <w:t>Dietrich Bonhoeffer</w:t>
+      </w:r>
+      <w:r>
+        <w:rPr>
+          <w:rFonts w:cstheme="minorHAnsi"/>
+          <w:sz w:val="20"/>
+          <w:szCs w:val="20"/>
+        </w:rPr>
+        <w:br/>
+        <w:t>Life Together</w:t>
+      </w:r>
+    </w:p>
+    <w:p>
+      <w:pPr>
+        <w:rPr>
+          <w:rFonts w:cstheme="minorHAnsi"/>
+          <w:sz w:val="20"/>
+          <w:szCs w:val="20"/>
+        </w:rPr>
+      </w:pPr>
+    </w:p>
+    <w:p>
+      <w:pPr>
+        <w:rPr>
+          <w:rFonts w:cstheme="minorHAnsi"/>
+          <w:sz w:val="20"/>
+          <w:szCs w:val="20"/>
+        </w:rPr>
+      </w:pPr>
+      <w:r>
+        <w:rPr>
+          <w:rFonts w:cstheme="minorHAnsi"/>
+          <w:sz w:val="20"/>
+          <w:szCs w:val="20"/>
+        </w:rPr>
+        <w:t>Main Point</w:t>
+      </w:r>
+    </w:p>
+    <w:p>
+      <w:pPr>
+        <w:rPr>
+          <w:rFonts w:cstheme="minorHAnsi"/>
+          <w:sz w:val="20"/>
+          <w:szCs w:val="20"/>
+        </w:rPr>
+      </w:pPr>
+      <w:r>
+        <w:rPr>
+          <w:rFonts w:cstheme="minorHAnsi"/>
+          <w:sz w:val="20"/>
+          <w:szCs w:val="20"/>
+        </w:rPr>
+        <w:t>Confessing to a fellow believer breaks our aloneness — in the other person's presence we actually experience God's presence.</w:t>
+      </w:r>
+    </w:p>
+    <w:p>
+      <w:pPr>
+        <w:rPr>
+          <w:rFonts w:cstheme="minorHAnsi"/>
+          <w:sz w:val="20"/>
+          <w:szCs w:val="20"/>
+        </w:rPr>
+      </w:pPr>
+    </w:p>
+    <w:p>
+      <w:pPr>
+        <w:rPr>
+          <w:rFonts w:cstheme="minorHAnsi"/>
+          <w:sz w:val="20"/>
+          <w:szCs w:val="20"/>
+        </w:rPr>
+      </w:pPr>
+      <w:r>
+        <w:rPr>
+          <w:rFonts w:cstheme="minorHAnsi"/>
+          <w:sz w:val="20"/>
+          <w:szCs w:val="20"/>
+        </w:rPr>
+        <w:t>Confession needs a brother — sin keeps us alone; confessing to another brings God's presence near.</w:t>
+      </w:r>
+    </w:p>
+    <w:p>
+      <w:pPr>
+        <w:rPr>
+          <w:rFonts w:cstheme="minorHAnsi"/>
+          <w:sz w:val="20"/>
+          <w:szCs w:val="20"/>
+        </w:rPr>
+      </w:pPr>
+    </w:p>
+    <w:p>
+      <w:pPr>
+        <w:rPr>
+          <w:rFonts w:cstheme="minorHAnsi"/>
+          <w:sz w:val="20"/>
+          <w:szCs w:val="20"/>
+        </w:rPr>
+      </w:pPr>
+      <w:r>
+        <w:rPr>
+          <w:rFonts w:cstheme="minorHAnsi"/>
+          <w:sz w:val="20"/>
+          <w:szCs w:val="20"/>
+        </w:rPr>
+        <w:t>2</w:t>
+      </w:r>
+      <w:r>
+        <w:rPr>
+          <w:rFonts w:cstheme="minorHAnsi"/>
+          <w:sz w:val="20"/>
+          <w:szCs w:val="20"/>
+        </w:rPr>
+        <w:t>5</w:t>
+      </w:r>
+      <w:r>
+        <w:rPr>
+          <w:rFonts w:cstheme="minorHAnsi"/>
+          <w:sz w:val="20"/>
+          <w:szCs w:val="20"/>
+        </w:rPr>
+        <w:t>:</w:t>
+      </w:r>
+      <w:r>
+        <w:rPr>
+          <w:rFonts w:cstheme="minorHAnsi"/>
+          <w:sz w:val="20"/>
+          <w:szCs w:val="20"/>
+        </w:rPr>
+        <w:t>26</w:t>
+      </w:r>
+      <w:r>
+        <w:rPr>
+          <w:rFonts w:cstheme="minorHAnsi"/>
+          <w:sz w:val="20"/>
+          <w:szCs w:val="20"/>
+        </w:rPr>
+        <w:t>/38:28</w:t>
+      </w:r>
+    </w:p>
+    <w:p>
+      <w:pPr>
+        <w:rPr>
+          <w:rFonts w:cstheme="minorHAnsi"/>
+          <w:sz w:val="20"/>
+          <w:szCs w:val="20"/>
+        </w:rPr>
+      </w:pPr>
+      <w:r>
+        <w:rPr>
+          <w:rFonts w:cstheme="minorHAnsi"/>
+          <w:sz w:val="20"/>
+          <w:szCs w:val="20"/>
+        </w:rPr>
+        <w:t>Confession let us not alone.</w:t>
+      </w:r>
+    </w:p>
+    <w:p>
+      <w:pPr>
+        <w:rPr>
+          <w:rFonts w:cstheme="minorHAnsi"/>
+          <w:sz w:val="20"/>
+          <w:szCs w:val="20"/>
+        </w:rPr>
+      </w:pPr>
+    </w:p>
+    <w:p>
+      <w:pPr>
+        <w:rPr>
+          <w:rFonts w:cstheme="minorHAnsi"/>
+          <w:sz w:val="20"/>
+          <w:szCs w:val="20"/>
+        </w:rPr>
+      </w:pPr>
+    </w:p>
+    <w:p>
+      <w:pPr>
+        <w:rPr>
+          <w:rFonts w:cstheme="minorHAnsi"/>
+          <w:sz w:val="20"/>
+          <w:szCs w:val="20"/>
+        </w:rPr>
+      </w:pPr>
+      <w:r>
+        <w:rPr>
+          <w:rFonts w:cstheme="minorHAnsi"/>
+          <w:sz w:val="20"/>
+          <w:szCs w:val="20"/>
+        </w:rPr>
+        <w:t>2</w:t>
+      </w:r>
+      <w:r>
+        <w:rPr>
+          <w:rFonts w:cstheme="minorHAnsi"/>
+          <w:sz w:val="20"/>
+          <w:szCs w:val="20"/>
+        </w:rPr>
+        <w:t>7</w:t>
+      </w:r>
+      <w:r>
+        <w:rPr>
+          <w:rFonts w:cstheme="minorHAnsi"/>
+          <w:sz w:val="20"/>
+          <w:szCs w:val="20"/>
+        </w:rPr>
+        <w:t>:</w:t>
+      </w:r>
+      <w:r>
+        <w:rPr>
+          <w:rFonts w:cstheme="minorHAnsi"/>
+          <w:sz w:val="20"/>
+          <w:szCs w:val="20"/>
+        </w:rPr>
+        <w:t>20</w:t>
+      </w:r>
+      <w:r>
+        <w:rPr>
+          <w:rFonts w:cstheme="minorHAnsi"/>
+          <w:sz w:val="20"/>
+          <w:szCs w:val="20"/>
+        </w:rPr>
+        <w:t>/38:28</w:t>
+      </w:r>
+    </w:p>
+    <w:p>
+      <w:pPr>
+        <w:rPr>
+          <w:rFonts w:cstheme="minorHAnsi"/>
+          <w:sz w:val="20"/>
+          <w:szCs w:val="20"/>
+        </w:rPr>
+      </w:pPr>
+      <w:r>
+        <w:rPr>
+          <w:rFonts w:cstheme="minorHAnsi"/>
+          <w:sz w:val="20"/>
+          <w:szCs w:val="20"/>
+        </w:rPr>
+        <w:lastRenderedPageBreak/>
+        <w:drawing>
+          <wp:inline distT="0" distB="0" distL="0" distR="0" wp14:anchorId="5D324887" wp14:editId="27818F42">
+            <wp:extent cx="1685925" cy="2491422"/>
+            <wp:effectExtent l="0" t="0" r="0" b="4445"/>
+            <wp:docPr id="1521214140" name="Picture 1"/>
+            <wp:cNvGraphicFramePr>
+              <a:graphicFrameLocks xmlns:a="http://schemas.openxmlformats.org/drawingml/2006/main" noChangeAspect="1"/>
+            </wp:cNvGraphicFramePr>
+            <a:graphic xmlns:a="http://schemas.openxmlformats.org/drawingml/2006/main">
+              <a:graphicData uri="http://schemas.openxmlformats.org/drawingml/2006/picture">
+                <pic:pic xmlns:pic="http://schemas.openxmlformats.org/drawingml/2006/picture">
+                  <pic:nvPicPr>
+                    <pic:cNvPr id="1521214140" name=""/>
+                    <pic:cNvPicPr/>
+                  </pic:nvPicPr>
+                  <pic:blipFill>
+                    <a:blip r:embed="rId36"/>
+                    <a:stretch>
+                      <a:fillRect/>
+                    </a:stretch>
+                  </pic:blipFill>
+                  <pic:spPr>
+                    <a:xfrm>
+                      <a:off x="0" y="0"/>
+                      <a:ext cx="1688843" cy="2495734"/>
+                    </a:xfrm>
+                    <a:prstGeom prst="rect">
+                      <a:avLst/>
+                    </a:prstGeom>
+                  </pic:spPr>
+                </pic:pic>
+              </a:graphicData>
+            </a:graphic>
+          </wp:inline>
+        </w:drawing>
+      </w:r>
+    </w:p>
+    <w:p>
+      <w:pPr>
+        <w:rPr>
+          <w:rFonts w:cstheme="minorHAnsi"/>
+          <w:sz w:val="20"/>
+          <w:szCs w:val="20"/>
+        </w:rPr>
+      </w:pPr>
+      <w:r>
+        <w:rPr>
+          <w:rFonts w:cstheme="minorHAnsi"/>
+          <w:sz w:val="20"/>
+          <w:szCs w:val="20"/>
+        </w:rPr>
+        <w:t>Repentance for the Rest of US</w:t>
+      </w:r>
+    </w:p>
+    <w:p>
+      <w:pPr>
+        <w:rPr>
+          <w:rFonts w:cstheme="minorHAnsi"/>
+          <w:sz w:val="20"/>
+          <w:szCs w:val="20"/>
+        </w:rPr>
+      </w:pPr>
+      <w:r>
+        <w:rPr>
+          <w:rFonts w:cstheme="minorHAnsi"/>
+          <w:sz w:val="20"/>
+          <w:szCs w:val="20"/>
+        </w:rPr>
+        <w:t>Everybody can know something about you.</w:t>
+      </w:r>
+      <w:r>
+        <w:rPr>
+          <w:rFonts w:cstheme="minorHAnsi"/>
+          <w:sz w:val="20"/>
+          <w:szCs w:val="20"/>
+        </w:rPr>
+        <w:br/>
+        <w:t>Some people can know more about you.</w:t>
+      </w:r>
+      <w:r>
+        <w:rPr>
+          <w:rFonts w:cstheme="minorHAnsi"/>
+          <w:sz w:val="20"/>
+          <w:szCs w:val="20"/>
+        </w:rPr>
+        <w:br/>
+        <w:t>Someone should know just about everything.</w:t>
+      </w:r>
+    </w:p>
+    <w:p>
+      <w:pPr>
+        <w:rPr>
+          <w:rFonts w:cstheme="minorHAnsi"/>
+          <w:sz w:val="20"/>
+          <w:szCs w:val="20"/>
+        </w:rPr>
+      </w:pPr>
+    </w:p>
+    <w:p>
+      <w:pPr>
+        <w:rPr>
+          <w:rFonts w:cstheme="minorHAnsi"/>
+          <w:sz w:val="20"/>
+          <w:szCs w:val="20"/>
+        </w:rPr>
+      </w:pPr>
+      <w:r>
+        <w:rPr>
+          <w:rFonts w:cstheme="minorHAnsi"/>
+          <w:sz w:val="20"/>
+          <w:szCs w:val="20"/>
+        </w:rPr>
+        <w:t>Right — the three levels of being known:</w:t>
+      </w:r>
+    </w:p>
+    <w:p>
+      <w:pPr>
+        <w:numPr>
+          <w:ilvl w:val="0"/>
+          <w:numId w:val="63"/>
+        </w:numPr>
+        <w:rPr>
+          <w:rFonts w:cstheme="minorHAnsi"/>
+          <w:sz w:val="20"/>
+          <w:szCs w:val="20"/>
+        </w:rPr>
+      </w:pPr>
+      <w:r>
+        <w:rPr>
+          <w:rFonts w:cstheme="minorHAnsi"/>
+          <w:b/>
+          <w:bCs/>
+          <w:sz w:val="20"/>
+          <w:szCs w:val="20"/>
+        </w:rPr>
+        <w:t>Everybody</w:t>
+      </w:r>
+      <w:r>
+        <w:rPr>
+          <w:rFonts w:cstheme="minorHAnsi"/>
+          <w:sz w:val="20"/>
+          <w:szCs w:val="20"/>
+        </w:rPr>
+        <w:t xml:space="preserve"> — knows something about you (the public level)</w:t>
+      </w:r>
+    </w:p>
+    <w:p>
+      <w:pPr>
+        <w:numPr>
+          <w:ilvl w:val="0"/>
+          <w:numId w:val="63"/>
+        </w:numPr>
+        <w:rPr>
+          <w:rFonts w:cstheme="minorHAnsi"/>
+          <w:sz w:val="20"/>
+          <w:szCs w:val="20"/>
+        </w:rPr>
+      </w:pPr>
+      <w:r>
+        <w:rPr>
+          <w:rFonts w:cstheme="minorHAnsi"/>
+          <w:b/>
+          <w:bCs/>
+          <w:sz w:val="20"/>
+          <w:szCs w:val="20"/>
+        </w:rPr>
+        <w:t>Some people</w:t>
+      </w:r>
+      <w:r>
+        <w:rPr>
+          <w:rFonts w:cstheme="minorHAnsi"/>
+          <w:sz w:val="20"/>
+          <w:szCs w:val="20"/>
+        </w:rPr>
+        <w:t xml:space="preserve"> — know more about you (friends)</w:t>
+      </w:r>
+    </w:p>
+    <w:p>
+      <w:pPr>
+        <w:numPr>
+          <w:ilvl w:val="0"/>
+          <w:numId w:val="63"/>
+        </w:numPr>
+        <w:rPr>
+          <w:rFonts w:cstheme="minorHAnsi"/>
+          <w:sz w:val="20"/>
+          <w:szCs w:val="20"/>
+        </w:rPr>
+      </w:pPr>
+      <w:r>
+        <w:rPr>
+          <w:rFonts w:cstheme="minorHAnsi"/>
+          <w:b/>
+          <w:bCs/>
+          <w:sz w:val="20"/>
+          <w:szCs w:val="20"/>
+        </w:rPr>
+        <w:t>Someone</w:t>
+      </w:r>
+      <w:r>
+        <w:rPr>
+          <w:rFonts w:cstheme="minorHAnsi"/>
+          <w:sz w:val="20"/>
+          <w:szCs w:val="20"/>
+        </w:rPr>
+        <w:t xml:space="preserve"> — should know just about everything (one person who sees the real you)</w:t>
+      </w:r>
+    </w:p>
+    <w:p>
+      <w:pPr>
+        <w:rPr>
+          <w:rFonts w:cstheme="minorHAnsi"/>
+          <w:sz w:val="20"/>
+          <w:szCs w:val="20"/>
+        </w:rPr>
+      </w:pPr>
+      <w:r>
+        <w:rPr>
+          <w:rFonts w:cstheme="minorHAnsi"/>
+          <w:sz w:val="20"/>
+          <w:szCs w:val="20"/>
+        </w:rPr>
+        <w:t>The point for this sermon: repentance needs that third level — someone who knows everything, before whom you can't hide.</w:t>
+      </w:r>
+    </w:p>
+    <w:p>
+      <w:pPr>
+        <w:rPr>
+          <w:rFonts w:cstheme="minorHAnsi"/>
+          <w:sz w:val="20"/>
+          <w:szCs w:val="20"/>
+        </w:rPr>
+      </w:pPr>
+    </w:p>
+    <w:p>
+      <w:pPr>
+        <w:rPr>
+          <w:rFonts w:cstheme="minorHAnsi"/>
+          <w:sz w:val="20"/>
+          <w:szCs w:val="20"/>
+        </w:rPr>
+      </w:pPr>
+      <w:r>
+        <w:rPr>
+          <w:rFonts w:cstheme="minorHAnsi"/>
+          <w:sz w:val="20"/>
+          <w:szCs w:val="20"/>
+        </w:rPr>
+        <w:t>這句話的原話在網上找不到出處，也不是聖經經文</w:t>
+      </w:r>
+      <w:r>
+        <w:rPr>
+          <w:rFonts w:cstheme="minorHAnsi"/>
+          <w:sz w:val="20"/>
+          <w:szCs w:val="20"/>
+        </w:rPr>
+        <w:t>——</w:t>
+      </w:r>
+      <w:r>
+        <w:rPr>
+          <w:rFonts w:cstheme="minorHAnsi"/>
+          <w:sz w:val="20"/>
+          <w:szCs w:val="20"/>
+        </w:rPr>
+        <w:t>聖經裡沒有這種三段式的句子。</w:t>
+      </w:r>
+    </w:p>
+    <w:p>
+      <w:pPr>
+        <w:rPr>
+          <w:rFonts w:cstheme="minorHAnsi"/>
+          <w:sz w:val="20"/>
+          <w:szCs w:val="20"/>
+        </w:rPr>
+      </w:pPr>
+      <w:r>
+        <w:rPr>
+          <w:rFonts w:cstheme="minorHAnsi"/>
+          <w:sz w:val="20"/>
+          <w:szCs w:val="20"/>
+        </w:rPr>
+        <w:t>它應該是講道裡的</w:t>
+      </w:r>
+      <w:r>
+        <w:rPr>
+          <w:rFonts w:cstheme="minorHAnsi"/>
+          <w:b/>
+          <w:bCs/>
+          <w:sz w:val="20"/>
+          <w:szCs w:val="20"/>
+        </w:rPr>
+        <w:t>插圖（</w:t>
+      </w:r>
+      <w:r>
+        <w:rPr>
+          <w:rFonts w:cstheme="minorHAnsi"/>
+          <w:b/>
+          <w:bCs/>
+          <w:sz w:val="20"/>
+          <w:szCs w:val="20"/>
+        </w:rPr>
+        <w:t>illustration</w:t>
+      </w:r>
+      <w:r>
+        <w:rPr>
+          <w:rFonts w:cstheme="minorHAnsi"/>
+          <w:b/>
+          <w:bCs/>
+          <w:sz w:val="20"/>
+          <w:szCs w:val="20"/>
+        </w:rPr>
+        <w:t>）</w:t>
+      </w:r>
+      <w:r>
+        <w:rPr>
+          <w:rFonts w:cstheme="minorHAnsi"/>
+          <w:sz w:val="20"/>
+          <w:szCs w:val="20"/>
+        </w:rPr>
+        <w:t>，可能是</w:t>
+      </w:r>
+      <w:r>
+        <w:rPr>
+          <w:rFonts w:cstheme="minorHAnsi"/>
+          <w:sz w:val="20"/>
+          <w:szCs w:val="20"/>
+        </w:rPr>
+        <w:t xml:space="preserve"> </w:t>
+      </w:r>
+      <w:r>
+        <w:rPr>
+          <w:rFonts w:cstheme="minorHAnsi"/>
+          <w:sz w:val="20"/>
+          <w:szCs w:val="20"/>
+        </w:rPr>
+        <w:t>Mark Swar</w:t>
+      </w:r>
+      <w:r>
+        <w:rPr>
+          <w:rFonts w:cstheme="minorHAnsi"/>
+          <w:sz w:val="20"/>
+          <w:szCs w:val="20"/>
+        </w:rPr>
+        <w:t>n</w:t>
+      </w:r>
+      <w:r>
+        <w:rPr>
+          <w:rFonts w:cstheme="minorHAnsi"/>
+          <w:sz w:val="20"/>
+          <w:szCs w:val="20"/>
+        </w:rPr>
+        <w:t>er</w:t>
+      </w:r>
+      <w:r>
+        <w:rPr>
+          <w:rFonts w:cstheme="minorHAnsi"/>
+          <w:sz w:val="20"/>
+          <w:szCs w:val="20"/>
+        </w:rPr>
+        <w:t xml:space="preserve"> </w:t>
+      </w:r>
+      <w:r>
+        <w:rPr>
+          <w:rFonts w:cstheme="minorHAnsi"/>
+          <w:sz w:val="20"/>
+          <w:szCs w:val="20"/>
+        </w:rPr>
+        <w:t>牧師自己講的，或是他在引用別人。背後的聖經概念是真的：</w:t>
+      </w:r>
+    </w:p>
+    <w:p>
+      <w:pPr>
+        <w:numPr>
+          <w:ilvl w:val="0"/>
+          <w:numId w:val="64"/>
+        </w:numPr>
+        <w:rPr>
+          <w:rFonts w:cstheme="minorHAnsi"/>
+          <w:sz w:val="20"/>
+          <w:szCs w:val="20"/>
+        </w:rPr>
+      </w:pPr>
+      <w:r>
+        <w:rPr>
+          <w:rFonts w:cstheme="minorHAnsi"/>
+          <w:sz w:val="20"/>
+          <w:szCs w:val="20"/>
+        </w:rPr>
+        <w:t>彼此認罪（雅各書</w:t>
+      </w:r>
+      <w:r>
+        <w:rPr>
+          <w:rFonts w:cstheme="minorHAnsi"/>
+          <w:sz w:val="20"/>
+          <w:szCs w:val="20"/>
+        </w:rPr>
+        <w:t xml:space="preserve"> 5:16</w:t>
+      </w:r>
+      <w:r>
+        <w:rPr>
+          <w:rFonts w:cstheme="minorHAnsi"/>
+          <w:sz w:val="20"/>
+          <w:szCs w:val="20"/>
+        </w:rPr>
+        <w:t>）</w:t>
+      </w:r>
+    </w:p>
+    <w:p>
+      <w:pPr>
+        <w:numPr>
+          <w:ilvl w:val="0"/>
+          <w:numId w:val="64"/>
+        </w:numPr>
+        <w:rPr>
+          <w:rFonts w:cstheme="minorHAnsi"/>
+          <w:sz w:val="20"/>
+          <w:szCs w:val="20"/>
+        </w:rPr>
+      </w:pPr>
+      <w:r>
+        <w:rPr>
+          <w:rFonts w:cstheme="minorHAnsi"/>
+          <w:sz w:val="20"/>
+          <w:szCs w:val="20"/>
+        </w:rPr>
+        <w:t>神完全認識我們（詩篇</w:t>
+      </w:r>
+      <w:r>
+        <w:rPr>
+          <w:rFonts w:cstheme="minorHAnsi"/>
+          <w:sz w:val="20"/>
+          <w:szCs w:val="20"/>
+        </w:rPr>
+        <w:t xml:space="preserve"> 139</w:t>
+      </w:r>
+      <w:r>
+        <w:rPr>
+          <w:rFonts w:cstheme="minorHAnsi"/>
+          <w:sz w:val="20"/>
+          <w:szCs w:val="20"/>
+        </w:rPr>
+        <w:t>）</w:t>
+      </w:r>
+    </w:p>
+    <w:p>
+      <w:pPr>
+        <w:rPr>
+          <w:rFonts w:cstheme="minorHAnsi"/>
+          <w:sz w:val="20"/>
+          <w:szCs w:val="20"/>
+        </w:rPr>
+      </w:pPr>
+      <w:r>
+        <w:rPr>
+          <w:rFonts w:cstheme="minorHAnsi"/>
+          <w:sz w:val="20"/>
+          <w:szCs w:val="20"/>
+        </w:rPr>
+        <w:t>但「三個層次」這個說法本身不是出自聖經。</w:t>
+      </w:r>
+    </w:p>
+    <w:p>
+      <w:pPr>
+        <w:rPr>
+          <w:rFonts w:cstheme="minorHAnsi"/>
+          <w:sz w:val="20"/>
+          <w:szCs w:val="20"/>
+        </w:rPr>
+      </w:pPr>
+    </w:p>
+    <w:p>
+      <w:pPr>
+        <w:rPr>
+          <w:rFonts w:cstheme="minorHAnsi"/>
+          <w:sz w:val="20"/>
+          <w:szCs w:val="20"/>
+        </w:rPr>
+      </w:pPr>
+      <w:r>
+        <w:rPr>
+          <w:rFonts w:cstheme="minorHAnsi"/>
+          <w:sz w:val="20"/>
+          <w:szCs w:val="20"/>
+        </w:rPr>
+        <w:t>2</w:t>
+      </w:r>
+      <w:r>
+        <w:rPr>
+          <w:rFonts w:cstheme="minorHAnsi"/>
+          <w:sz w:val="20"/>
+          <w:szCs w:val="20"/>
+        </w:rPr>
+        <w:t>9</w:t>
+      </w:r>
+      <w:r>
+        <w:rPr>
+          <w:rFonts w:cstheme="minorHAnsi"/>
+          <w:sz w:val="20"/>
+          <w:szCs w:val="20"/>
+        </w:rPr>
+        <w:t>:</w:t>
+      </w:r>
+      <w:r>
+        <w:rPr>
+          <w:rFonts w:cstheme="minorHAnsi"/>
+          <w:sz w:val="20"/>
+          <w:szCs w:val="20"/>
+        </w:rPr>
+        <w:t>2</w:t>
+      </w:r>
+      <w:r>
+        <w:rPr>
+          <w:rFonts w:cstheme="minorHAnsi"/>
+          <w:sz w:val="20"/>
+          <w:szCs w:val="20"/>
+        </w:rPr>
+        <w:t>9</w:t>
+      </w:r>
+      <w:r>
+        <w:rPr>
+          <w:rFonts w:cstheme="minorHAnsi"/>
+          <w:sz w:val="20"/>
+          <w:szCs w:val="20"/>
+        </w:rPr>
+        <w:t>/38:28</w:t>
+      </w:r>
+    </w:p>
+    <w:p>
+      <w:pPr>
+        <w:rPr>
+          <w:rFonts w:cstheme="minorHAnsi"/>
+          <w:sz w:val="20"/>
+          <w:szCs w:val="20"/>
+        </w:rPr>
+      </w:pPr>
+      <w:r>
+        <w:rPr>
+          <w:rFonts w:cstheme="minorHAnsi"/>
+          <w:sz w:val="20"/>
+          <w:szCs w:val="20"/>
+        </w:rPr>
+        <w:drawing>
+          <wp:inline distT="0" distB="0" distL="0" distR="0" wp14:anchorId="3C7DE195" wp14:editId="6C91345F">
+            <wp:extent cx="1638300" cy="2283521"/>
+            <wp:effectExtent l="0" t="0" r="0" b="2540"/>
+            <wp:docPr id="701007037" name="Picture 1"/>
+            <wp:cNvGraphicFramePr>
+              <a:graphicFrameLocks xmlns:a="http://schemas.openxmlformats.org/drawingml/2006/main" noChangeAspect="1"/>
+            </wp:cNvGraphicFramePr>
+            <a:graphic xmlns:a="http://schemas.openxmlformats.org/drawingml/2006/main">
+              <a:graphicData uri="http://schemas.openxmlformats.org/drawingml/2006/picture">
+                <pic:pic xmlns:pic="http://schemas.openxmlformats.org/drawingml/2006/picture">
+                  <pic:nvPicPr>
+                    <pic:cNvPr id="701007037" name=""/>
+                    <pic:cNvPicPr/>
+                  </pic:nvPicPr>
+                  <pic:blipFill>
+                    <a:blip r:embed="rId37"/>
+                    <a:stretch>
+                      <a:fillRect/>
+                    </a:stretch>
+                  </pic:blipFill>
+                  <pic:spPr>
+                    <a:xfrm>
+                      <a:off x="0" y="0"/>
+                      <a:ext cx="1640522" cy="2286618"/>
+                    </a:xfrm>
+                    <a:prstGeom prst="rect">
+                      <a:avLst/>
+                    </a:prstGeom>
+                  </pic:spPr>
+                </pic:pic>
+              </a:graphicData>
+            </a:graphic>
+          </wp:inline>
+        </w:drawing>
+      </w:r>
+    </w:p>
+    <w:p>
+      <w:pPr>
+        <w:rPr>
+          <w:rFonts w:cstheme="minorHAnsi"/>
+          <w:sz w:val="20"/>
+          <w:szCs w:val="20"/>
+        </w:rPr>
+      </w:pPr>
+      <w:r>
+        <w:rPr>
+          <w:rFonts w:cstheme="minorHAnsi"/>
+          <w:sz w:val="20"/>
+          <w:szCs w:val="20"/>
+        </w:rPr>
+        <w:t>Repentance for the Rest of US</w:t>
+      </w:r>
+    </w:p>
+    <w:p>
+      <w:pPr>
+        <w:rPr>
+          <w:rFonts w:cstheme="minorHAnsi"/>
+          <w:sz w:val="20"/>
+          <w:szCs w:val="20"/>
+        </w:rPr>
+      </w:pPr>
+      <w:r>
+        <w:rPr>
+          <w:rFonts w:cstheme="minorHAnsi"/>
+          <w:sz w:val="20"/>
+          <w:szCs w:val="20"/>
+        </w:rPr>
+        <w:lastRenderedPageBreak/>
+        <w:t>If we claim to be without sin, we deceive ourselves and the truth is not in us.</w:t>
+      </w:r>
+    </w:p>
+    <w:p>
+      <w:pPr>
+        <w:rPr>
+          <w:rFonts w:cstheme="minorHAnsi"/>
+          <w:sz w:val="20"/>
+          <w:szCs w:val="20"/>
+        </w:rPr>
+      </w:pPr>
+      <w:r>
+        <w:rPr>
+          <w:rFonts w:cstheme="minorHAnsi"/>
+          <w:sz w:val="20"/>
+          <w:szCs w:val="20"/>
+        </w:rPr>
+        <w:t>1 John 1:8</w:t>
+      </w:r>
+    </w:p>
+    <w:p>
+      <w:pPr>
+        <w:rPr>
+          <w:rFonts w:cstheme="minorHAnsi"/>
+          <w:sz w:val="20"/>
+          <w:szCs w:val="20"/>
+        </w:rPr>
+      </w:pPr>
+    </w:p>
+    <w:p>
+      <w:pPr>
+        <w:rPr>
+          <w:rFonts w:cstheme="minorHAnsi"/>
+          <w:sz w:val="20"/>
+          <w:szCs w:val="20"/>
+        </w:rPr>
+      </w:pPr>
+      <w:r>
+        <w:rPr>
+          <w:rFonts w:cstheme="minorHAnsi"/>
+          <w:sz w:val="20"/>
+          <w:szCs w:val="20"/>
+        </w:rPr>
+        <w:t>Main idea:</w:t>
+      </w:r>
+    </w:p>
+    <w:p>
+      <w:pPr>
+        <w:rPr>
+          <w:rFonts w:cstheme="minorHAnsi"/>
+          <w:sz w:val="20"/>
+          <w:szCs w:val="20"/>
+        </w:rPr>
+      </w:pPr>
+      <w:r>
+        <w:rPr>
+          <w:rFonts w:cstheme="minorHAnsi"/>
+          <w:sz w:val="20"/>
+          <w:szCs w:val="20"/>
+        </w:rPr>
+        <w:t>Claiming we have no sin only deceives ourselves — honesty about our sin is where truth begins.</w:t>
+      </w:r>
+    </w:p>
+    <w:p>
+      <w:pPr>
+        <w:rPr>
+          <w:rFonts w:cstheme="minorHAnsi"/>
+          <w:sz w:val="20"/>
+          <w:szCs w:val="20"/>
+        </w:rPr>
+      </w:pPr>
+    </w:p>
+    <w:p>
+      <w:pPr>
+        <w:rPr>
+          <w:rFonts w:cstheme="minorHAnsi"/>
+          <w:sz w:val="20"/>
+          <w:szCs w:val="20"/>
+        </w:rPr>
+      </w:pPr>
+      <w:r>
+        <w:rPr>
+          <w:rFonts w:cstheme="minorHAnsi"/>
+          <w:sz w:val="20"/>
+          <w:szCs w:val="20"/>
+        </w:rPr>
+        <w:t>30</w:t>
+      </w:r>
+      <w:r>
+        <w:rPr>
+          <w:rFonts w:cstheme="minorHAnsi"/>
+          <w:sz w:val="20"/>
+          <w:szCs w:val="20"/>
+        </w:rPr>
+        <w:t>:</w:t>
+      </w:r>
+      <w:r>
+        <w:rPr>
+          <w:rFonts w:cstheme="minorHAnsi"/>
+          <w:sz w:val="20"/>
+          <w:szCs w:val="20"/>
+        </w:rPr>
+        <w:t>1</w:t>
+      </w:r>
+      <w:r>
+        <w:rPr>
+          <w:rFonts w:cstheme="minorHAnsi"/>
+          <w:sz w:val="20"/>
+          <w:szCs w:val="20"/>
+        </w:rPr>
+        <w:t>0</w:t>
+      </w:r>
+      <w:r>
+        <w:rPr>
+          <w:rFonts w:cstheme="minorHAnsi"/>
+          <w:sz w:val="20"/>
+          <w:szCs w:val="20"/>
+        </w:rPr>
+        <w:t>/38:28</w:t>
+      </w:r>
+    </w:p>
+    <w:p>
+      <w:pPr>
+        <w:rPr>
+          <w:rFonts w:cstheme="minorHAnsi"/>
+          <w:sz w:val="20"/>
+          <w:szCs w:val="20"/>
+        </w:rPr>
+      </w:pPr>
+      <w:r>
+        <w:rPr>
+          <w:rFonts w:cstheme="minorHAnsi"/>
+          <w:sz w:val="20"/>
+          <w:szCs w:val="20"/>
+        </w:rPr>
+        <w:t>God already known. You just cheat someone.</w:t>
+      </w:r>
+    </w:p>
+    <w:p>
+      <w:pPr>
+        <w:rPr>
+          <w:rFonts w:cstheme="minorHAnsi"/>
+          <w:sz w:val="20"/>
+          <w:szCs w:val="20"/>
+        </w:rPr>
+      </w:pPr>
+    </w:p>
+    <w:p>
+      <w:pPr>
+        <w:rPr>
+          <w:rFonts w:cstheme="minorHAnsi"/>
+          <w:sz w:val="20"/>
+          <w:szCs w:val="20"/>
+        </w:rPr>
+      </w:pPr>
+      <w:r>
+        <w:rPr>
+          <w:rFonts w:cstheme="minorHAnsi"/>
+          <w:sz w:val="20"/>
+          <w:szCs w:val="20"/>
+        </w:rPr>
+        <w:t>30</w:t>
+      </w:r>
+      <w:r>
+        <w:rPr>
+          <w:rFonts w:cstheme="minorHAnsi"/>
+          <w:sz w:val="20"/>
+          <w:szCs w:val="20"/>
+        </w:rPr>
+        <w:t>:</w:t>
+      </w:r>
+      <w:r>
+        <w:rPr>
+          <w:rFonts w:cstheme="minorHAnsi"/>
+          <w:sz w:val="20"/>
+          <w:szCs w:val="20"/>
+        </w:rPr>
+        <w:t>59</w:t>
+      </w:r>
+      <w:r>
+        <w:rPr>
+          <w:rFonts w:cstheme="minorHAnsi"/>
+          <w:sz w:val="20"/>
+          <w:szCs w:val="20"/>
+        </w:rPr>
+        <w:t>/38:28</w:t>
+      </w:r>
+    </w:p>
+    <w:p>
+      <w:pPr>
+        <w:rPr>
+          <w:rFonts w:cstheme="minorHAnsi"/>
+          <w:sz w:val="20"/>
+          <w:szCs w:val="20"/>
+        </w:rPr>
+      </w:pPr>
+      <w:r>
+        <w:rPr>
+          <w:rFonts w:cstheme="minorHAnsi"/>
+          <w:sz w:val="20"/>
+          <w:szCs w:val="20"/>
+        </w:rPr>
+        <w:drawing>
+          <wp:inline distT="0" distB="0" distL="0" distR="0" wp14:anchorId="59CEBA01" wp14:editId="13FB5BCA">
+            <wp:extent cx="2162175" cy="2911729"/>
+            <wp:effectExtent l="0" t="0" r="0" b="3175"/>
+            <wp:docPr id="1753962240" name="Picture 1"/>
+            <wp:cNvGraphicFramePr>
+              <a:graphicFrameLocks xmlns:a="http://schemas.openxmlformats.org/drawingml/2006/main" noChangeAspect="1"/>
+            </wp:cNvGraphicFramePr>
+            <a:graphic xmlns:a="http://schemas.openxmlformats.org/drawingml/2006/main">
+              <a:graphicData uri="http://schemas.openxmlformats.org/drawingml/2006/picture">
+                <pic:pic xmlns:pic="http://schemas.openxmlformats.org/drawingml/2006/picture">
+                  <pic:nvPicPr>
+                    <pic:cNvPr id="1753962240" name=""/>
+                    <pic:cNvPicPr/>
+                  </pic:nvPicPr>
+                  <pic:blipFill>
+                    <a:blip r:embed="rId38"/>
+                    <a:stretch>
+                      <a:fillRect/>
+                    </a:stretch>
+                  </pic:blipFill>
+                  <pic:spPr>
+                    <a:xfrm>
+                      <a:off x="0" y="0"/>
+                      <a:ext cx="2164725" cy="2915163"/>
+                    </a:xfrm>
+                    <a:prstGeom prst="rect">
+                      <a:avLst/>
+                    </a:prstGeom>
+                  </pic:spPr>
+                </pic:pic>
+              </a:graphicData>
+            </a:graphic>
+          </wp:inline>
+        </w:drawing>
+      </w:r>
+    </w:p>
+    <w:p>
+      <w:pPr>
+        <w:rPr>
+          <w:rFonts w:cstheme="minorHAnsi"/>
+          <w:sz w:val="20"/>
+          <w:szCs w:val="20"/>
+        </w:rPr>
+      </w:pPr>
+      <w:r>
+        <w:rPr>
+          <w:rFonts w:cstheme="minorHAnsi"/>
+          <w:sz w:val="20"/>
+          <w:szCs w:val="20"/>
+        </w:rPr>
+        <w:t>Repentance for the Rest of US</w:t>
+      </w:r>
+    </w:p>
+    <w:p>
+      <w:pPr>
+        <w:rPr>
+          <w:rFonts w:cstheme="minorHAnsi"/>
+          <w:sz w:val="20"/>
+          <w:szCs w:val="20"/>
+        </w:rPr>
+      </w:pPr>
+      <w:r>
+        <w:rPr>
+          <w:rFonts w:cstheme="minorHAnsi"/>
+          <w:sz w:val="20"/>
+          <w:szCs w:val="20"/>
+        </w:rPr>
+        <w:t>If we confess our sins, he is faithful and just and will forgive us our sins and purify us from all unrighteousness.</w:t>
+      </w:r>
+    </w:p>
+    <w:p>
+      <w:pPr>
+        <w:rPr>
+          <w:rFonts w:cstheme="minorHAnsi"/>
+          <w:sz w:val="20"/>
+          <w:szCs w:val="20"/>
+        </w:rPr>
+      </w:pPr>
+      <w:r>
+        <w:rPr>
+          <w:rFonts w:cstheme="minorHAnsi"/>
+          <w:sz w:val="20"/>
+          <w:szCs w:val="20"/>
+        </w:rPr>
+        <w:t>1 John 1:9</w:t>
+      </w:r>
+    </w:p>
+    <w:p>
+      <w:pPr>
+        <w:rPr>
+          <w:rFonts w:cstheme="minorHAnsi"/>
+          <w:sz w:val="20"/>
+          <w:szCs w:val="20"/>
+        </w:rPr>
+      </w:pPr>
+    </w:p>
+    <w:p>
+      <w:pPr>
+        <w:rPr>
+          <w:rFonts w:cstheme="minorHAnsi"/>
+          <w:sz w:val="20"/>
+          <w:szCs w:val="20"/>
+        </w:rPr>
+      </w:pPr>
+      <w:r>
+        <w:rPr>
+          <w:rFonts w:cstheme="minorHAnsi"/>
+          <w:sz w:val="20"/>
+          <w:szCs w:val="20"/>
+        </w:rPr>
+        <w:t>Main Idea</w:t>
+      </w:r>
+    </w:p>
+    <w:p>
+      <w:pPr>
+        <w:rPr>
+          <w:rFonts w:cstheme="minorHAnsi"/>
+          <w:sz w:val="20"/>
+          <w:szCs w:val="20"/>
+        </w:rPr>
+      </w:pPr>
+      <w:r>
+        <w:rPr>
+          <w:rFonts w:cstheme="minorHAnsi"/>
+          <w:sz w:val="20"/>
+          <w:szCs w:val="20"/>
+        </w:rPr>
+        <w:t>When we confess, God is faithful to forgive and purify us from all unrighteousness — forgiveness is His promise, not our achievement.</w:t>
+      </w:r>
+    </w:p>
+    <w:p>
+      <w:pPr>
+        <w:rPr>
+          <w:rFonts w:cstheme="minorHAnsi"/>
+          <w:sz w:val="20"/>
+          <w:szCs w:val="20"/>
+        </w:rPr>
+      </w:pPr>
+    </w:p>
+    <w:p>
+      <w:pPr>
+        <w:rPr>
+          <w:rFonts w:cstheme="minorHAnsi"/>
+          <w:sz w:val="20"/>
+          <w:szCs w:val="20"/>
+        </w:rPr>
+      </w:pPr>
+      <w:r>
+        <w:rPr>
+          <w:rFonts w:cstheme="minorHAnsi"/>
+          <w:sz w:val="20"/>
+          <w:szCs w:val="20"/>
+        </w:rPr>
+        <w:t>3</w:t>
+      </w:r>
+      <w:r>
+        <w:rPr>
+          <w:rFonts w:cstheme="minorHAnsi"/>
+          <w:sz w:val="20"/>
+          <w:szCs w:val="20"/>
+        </w:rPr>
+        <w:t>1</w:t>
+      </w:r>
+      <w:r>
+        <w:rPr>
+          <w:rFonts w:cstheme="minorHAnsi"/>
+          <w:sz w:val="20"/>
+          <w:szCs w:val="20"/>
+        </w:rPr>
+        <w:t>:</w:t>
+      </w:r>
+      <w:r>
+        <w:rPr>
+          <w:rFonts w:cstheme="minorHAnsi"/>
+          <w:sz w:val="20"/>
+          <w:szCs w:val="20"/>
+        </w:rPr>
+        <w:t>09</w:t>
+      </w:r>
+      <w:r>
+        <w:rPr>
+          <w:rFonts w:cstheme="minorHAnsi"/>
+          <w:sz w:val="20"/>
+          <w:szCs w:val="20"/>
+        </w:rPr>
+        <w:t>/38:28</w:t>
+      </w:r>
+    </w:p>
+    <w:p>
+      <w:pPr>
+        <w:rPr>
+          <w:rFonts w:cstheme="minorHAnsi"/>
+          <w:sz w:val="20"/>
+          <w:szCs w:val="20"/>
+        </w:rPr>
+      </w:pPr>
+      <w:r>
+        <w:rPr>
+          <w:rFonts w:cstheme="minorHAnsi"/>
+          <w:sz w:val="20"/>
+          <w:szCs w:val="20"/>
+        </w:rPr>
+        <w:t xml:space="preserve">God forgive </w:t>
+      </w:r>
+      <w:r>
+        <w:rPr>
+          <w:rFonts w:cstheme="minorHAnsi"/>
+          <w:sz w:val="20"/>
+          <w:szCs w:val="20"/>
+        </w:rPr>
+        <w:t>and purify us</w:t>
+      </w:r>
+      <w:r>
+        <w:rPr>
+          <w:rFonts w:cstheme="minorHAnsi"/>
+          <w:sz w:val="20"/>
+          <w:szCs w:val="20"/>
+        </w:rPr>
+        <w:t>.</w:t>
+      </w:r>
+    </w:p>
+    <w:p>
+      <w:pPr>
+        <w:rPr>
+          <w:rFonts w:cstheme="minorHAnsi"/>
+          <w:sz w:val="20"/>
+          <w:szCs w:val="20"/>
+        </w:rPr>
+      </w:pPr>
+    </w:p>
+    <w:p>
+      <w:pPr>
+        <w:rPr>
+          <w:rFonts w:cstheme="minorHAnsi"/>
+          <w:sz w:val="20"/>
+          <w:szCs w:val="20"/>
+        </w:rPr>
+      </w:pPr>
+      <w:r>
+        <w:rPr>
+          <w:rFonts w:cstheme="minorHAnsi"/>
+          <w:sz w:val="20"/>
+          <w:szCs w:val="20"/>
+        </w:rPr>
+        <w:t>3</w:t>
+      </w:r>
+      <w:r>
+        <w:rPr>
+          <w:rFonts w:cstheme="minorHAnsi"/>
+          <w:sz w:val="20"/>
+          <w:szCs w:val="20"/>
+        </w:rPr>
+        <w:t>2</w:t>
+      </w:r>
+      <w:r>
+        <w:rPr>
+          <w:rFonts w:cstheme="minorHAnsi"/>
+          <w:sz w:val="20"/>
+          <w:szCs w:val="20"/>
+        </w:rPr>
+        <w:t>:</w:t>
+      </w:r>
+      <w:r>
+        <w:rPr>
+          <w:rFonts w:cstheme="minorHAnsi"/>
+          <w:sz w:val="20"/>
+          <w:szCs w:val="20"/>
+        </w:rPr>
+        <w:t>23</w:t>
+      </w:r>
+      <w:r>
+        <w:rPr>
+          <w:rFonts w:cstheme="minorHAnsi"/>
+          <w:sz w:val="20"/>
+          <w:szCs w:val="20"/>
+        </w:rPr>
+        <w:t>/38:28</w:t>
+      </w:r>
+    </w:p>
+    <w:p>
+      <w:pPr>
+        <w:rPr>
+          <w:rFonts w:cstheme="minorHAnsi"/>
+          <w:sz w:val="20"/>
+          <w:szCs w:val="20"/>
+        </w:rPr>
+      </w:pPr>
+      <w:r>
+        <w:rPr>
+          <w:rFonts w:cstheme="minorHAnsi"/>
+          <w:sz w:val="20"/>
+          <w:szCs w:val="20"/>
+        </w:rPr>
+        <w:lastRenderedPageBreak/>
+        <w:drawing>
+          <wp:inline distT="0" distB="0" distL="0" distR="0" wp14:anchorId="4D26C185" wp14:editId="1169C68F">
+            <wp:extent cx="1577644" cy="2209800"/>
+            <wp:effectExtent l="0" t="0" r="3810" b="0"/>
+            <wp:docPr id="1240896516" name="Picture 1"/>
+            <wp:cNvGraphicFramePr>
+              <a:graphicFrameLocks xmlns:a="http://schemas.openxmlformats.org/drawingml/2006/main" noChangeAspect="1"/>
+            </wp:cNvGraphicFramePr>
+            <a:graphic xmlns:a="http://schemas.openxmlformats.org/drawingml/2006/main">
+              <a:graphicData uri="http://schemas.openxmlformats.org/drawingml/2006/picture">
+                <pic:pic xmlns:pic="http://schemas.openxmlformats.org/drawingml/2006/picture">
+                  <pic:nvPicPr>
+                    <pic:cNvPr id="1240896516" name=""/>
+                    <pic:cNvPicPr/>
+                  </pic:nvPicPr>
+                  <pic:blipFill>
+                    <a:blip r:embed="rId39"/>
+                    <a:stretch>
+                      <a:fillRect/>
+                    </a:stretch>
+                  </pic:blipFill>
+                  <pic:spPr>
+                    <a:xfrm>
+                      <a:off x="0" y="0"/>
+                      <a:ext cx="1580210" cy="2213395"/>
+                    </a:xfrm>
+                    <a:prstGeom prst="rect">
+                      <a:avLst/>
+                    </a:prstGeom>
+                  </pic:spPr>
+                </pic:pic>
+              </a:graphicData>
+            </a:graphic>
+          </wp:inline>
+        </w:drawing>
+      </w:r>
+      <w:r>
+        <w:rPr>
+          <w:rFonts w:cstheme="minorHAnsi"/>
+          <w:sz w:val="20"/>
+          <w:szCs w:val="20"/>
+        </w:rPr>
+        <w:t xml:space="preserve">   </w:t>
+      </w:r>
+      <w:r>
+        <w:rPr>
+          <w:rFonts w:cstheme="minorHAnsi"/>
+          <w:sz w:val="20"/>
+          <w:szCs w:val="20"/>
+        </w:rPr>
+        <w:drawing>
+          <wp:inline distT="0" distB="0" distL="0" distR="0" wp14:anchorId="1D5B96F8" wp14:editId="6B744CE3">
+            <wp:extent cx="1504950" cy="2149928"/>
+            <wp:effectExtent l="0" t="0" r="0" b="3175"/>
+            <wp:docPr id="1352151650" name="Picture 1"/>
+            <wp:cNvGraphicFramePr>
+              <a:graphicFrameLocks xmlns:a="http://schemas.openxmlformats.org/drawingml/2006/main" noChangeAspect="1"/>
+            </wp:cNvGraphicFramePr>
+            <a:graphic xmlns:a="http://schemas.openxmlformats.org/drawingml/2006/main">
+              <a:graphicData uri="http://schemas.openxmlformats.org/drawingml/2006/picture">
+                <pic:pic xmlns:pic="http://schemas.openxmlformats.org/drawingml/2006/picture">
+                  <pic:nvPicPr>
+                    <pic:cNvPr id="1352151650" name=""/>
+                    <pic:cNvPicPr/>
+                  </pic:nvPicPr>
+                  <pic:blipFill>
+                    <a:blip r:embed="rId40"/>
+                    <a:stretch>
+                      <a:fillRect/>
+                    </a:stretch>
+                  </pic:blipFill>
+                  <pic:spPr>
+                    <a:xfrm>
+                      <a:off x="0" y="0"/>
+                      <a:ext cx="1517296" cy="2167566"/>
+                    </a:xfrm>
+                    <a:prstGeom prst="rect">
+                      <a:avLst/>
+                    </a:prstGeom>
+                  </pic:spPr>
+                </pic:pic>
+              </a:graphicData>
+            </a:graphic>
+          </wp:inline>
+        </w:drawing>
+      </w:r>
+      <w:r>
+        <w:rPr>
+          <w:rFonts w:cstheme="minorHAnsi"/>
+          <w:sz w:val="20"/>
+          <w:szCs w:val="20"/>
+        </w:rPr>
+        <w:t xml:space="preserve">  </w:t>
+      </w:r>
+      <w:r>
+        <w:rPr>
+          <w:rFonts w:cstheme="minorHAnsi"/>
+          <w:sz w:val="20"/>
+          <w:szCs w:val="20"/>
+        </w:rPr>
+        <w:drawing>
+          <wp:inline distT="0" distB="0" distL="0" distR="0" wp14:anchorId="5FC75991" wp14:editId="785DE55F">
+            <wp:extent cx="1539058" cy="2143124"/>
+            <wp:effectExtent l="0" t="0" r="4445" b="0"/>
+            <wp:docPr id="1391142246" name="Picture 1"/>
+            <wp:cNvGraphicFramePr>
+              <a:graphicFrameLocks xmlns:a="http://schemas.openxmlformats.org/drawingml/2006/main" noChangeAspect="1"/>
+            </wp:cNvGraphicFramePr>
+            <a:graphic xmlns:a="http://schemas.openxmlformats.org/drawingml/2006/main">
+              <a:graphicData uri="http://schemas.openxmlformats.org/drawingml/2006/picture">
+                <pic:pic xmlns:pic="http://schemas.openxmlformats.org/drawingml/2006/picture">
+                  <pic:nvPicPr>
+                    <pic:cNvPr id="1391142246" name=""/>
+                    <pic:cNvPicPr/>
+                  </pic:nvPicPr>
+                  <pic:blipFill>
+                    <a:blip r:embed="rId41"/>
+                    <a:stretch>
+                      <a:fillRect/>
+                    </a:stretch>
+                  </pic:blipFill>
+                  <pic:spPr>
+                    <a:xfrm>
+                      <a:off x="0" y="0"/>
+                      <a:ext cx="1544218" cy="2150309"/>
+                    </a:xfrm>
+                    <a:prstGeom prst="rect">
+                      <a:avLst/>
+                    </a:prstGeom>
+                  </pic:spPr>
+                </pic:pic>
+              </a:graphicData>
+            </a:graphic>
+          </wp:inline>
+        </w:drawing>
+      </w:r>
+    </w:p>
+    <w:p>
+      <w:pPr>
+        <w:rPr>
+          <w:rFonts w:cstheme="minorHAnsi"/>
+          <w:sz w:val="20"/>
+          <w:szCs w:val="20"/>
+        </w:rPr>
+      </w:pPr>
+      <w:r>
+        <w:rPr>
+          <w:rFonts w:cstheme="minorHAnsi"/>
+          <w:sz w:val="20"/>
+          <w:szCs w:val="20"/>
+        </w:rPr>
+        <w:t>"We tend to have a hard time admitting when we are wrong... We deny our wrongs and argue for our righteousness, seemingly afraid of where humble confession will lead us..."</w:t>
+      </w:r>
+    </w:p>
+    <w:p>
+      <w:pPr>
+        <w:rPr>
+          <w:rFonts w:cstheme="minorHAnsi"/>
+          <w:sz w:val="20"/>
+          <w:szCs w:val="20"/>
+        </w:rPr>
+      </w:pPr>
+      <w:r>
+        <w:rPr>
+          <w:rFonts w:cstheme="minorHAnsi"/>
+          <w:sz w:val="20"/>
+          <w:szCs w:val="20"/>
+        </w:rPr>
+        <w:t>But the fact is, we do not need to fear facing our sin and spiritual need. There really is nothing we will ever need to admit to...</w:t>
+      </w:r>
+    </w:p>
+    <w:p>
+      <w:pPr>
+        <w:rPr>
+          <w:rFonts w:cstheme="minorHAnsi"/>
+          <w:sz w:val="20"/>
+          <w:szCs w:val="20"/>
+        </w:rPr>
+      </w:pPr>
+      <w:r>
+        <w:rPr>
+          <w:rFonts w:cstheme="minorHAnsi"/>
+          <w:sz w:val="20"/>
+          <w:szCs w:val="20"/>
+        </w:rPr>
+        <w:t>that hasn't been fully addressed by the grace that is ours because of the life, death, and resurrection of Jesus."</w:t>
+      </w:r>
+    </w:p>
+    <w:p>
+      <w:pPr>
+        <w:rPr>
+          <w:rFonts w:cstheme="minorHAnsi"/>
+          <w:sz w:val="20"/>
+          <w:szCs w:val="20"/>
+        </w:rPr>
+      </w:pPr>
+    </w:p>
+    <w:p>
+      <w:pPr>
+        <w:rPr>
+          <w:rFonts w:cstheme="minorHAnsi"/>
+          <w:sz w:val="20"/>
+          <w:szCs w:val="20"/>
+        </w:rPr>
+      </w:pPr>
+      <w:r>
+        <w:rPr>
+          <w:rFonts w:cstheme="minorHAnsi"/>
+          <w:sz w:val="20"/>
+          <w:szCs w:val="20"/>
+        </w:rPr>
+        <w:t>Paul David Tripp</w:t>
+      </w:r>
+      <w:r>
+        <w:rPr>
+          <w:rFonts w:cstheme="minorHAnsi"/>
+          <w:sz w:val="20"/>
+          <w:szCs w:val="20"/>
+        </w:rPr>
+        <w:br/>
+        <w:t>New Morning Mercies</w:t>
+      </w:r>
+    </w:p>
+    <w:p>
+      <w:pPr>
+        <w:rPr>
+          <w:rFonts w:cstheme="minorHAnsi"/>
+          <w:sz w:val="20"/>
+          <w:szCs w:val="20"/>
+        </w:rPr>
+      </w:pPr>
+    </w:p>
+    <w:p>
+      <w:pPr>
+        <w:rPr>
+          <w:rFonts w:cstheme="minorHAnsi"/>
+          <w:sz w:val="20"/>
+          <w:szCs w:val="20"/>
+        </w:rPr>
+      </w:pPr>
+      <w:r>
+        <w:rPr>
+          <w:rFonts w:cstheme="minorHAnsi"/>
+          <w:sz w:val="20"/>
+          <w:szCs w:val="20"/>
+        </w:rPr>
+        <w:t>3</w:t>
+      </w:r>
+      <w:r>
+        <w:rPr>
+          <w:rFonts w:cstheme="minorHAnsi"/>
+          <w:sz w:val="20"/>
+          <w:szCs w:val="20"/>
+        </w:rPr>
+        <w:t>5</w:t>
+      </w:r>
+      <w:r>
+        <w:rPr>
+          <w:rFonts w:cstheme="minorHAnsi"/>
+          <w:sz w:val="20"/>
+          <w:szCs w:val="20"/>
+        </w:rPr>
+        <w:t>:</w:t>
+      </w:r>
+      <w:r>
+        <w:rPr>
+          <w:rFonts w:cstheme="minorHAnsi"/>
+          <w:sz w:val="20"/>
+          <w:szCs w:val="20"/>
+        </w:rPr>
+        <w:t>30</w:t>
+      </w:r>
+      <w:r>
+        <w:rPr>
+          <w:rFonts w:cstheme="minorHAnsi"/>
+          <w:sz w:val="20"/>
+          <w:szCs w:val="20"/>
+        </w:rPr>
+        <w:t>/38:28</w:t>
+      </w:r>
+    </w:p>
+    <w:p>
+      <w:pPr>
+        <w:rPr>
+          <w:rFonts w:cstheme="minorHAnsi"/>
+          <w:sz w:val="20"/>
+          <w:szCs w:val="20"/>
+        </w:rPr>
+      </w:pPr>
+      <w:r>
+        <w:rPr>
+          <w:rFonts w:cstheme="minorHAnsi"/>
+          <w:sz w:val="20"/>
+          <w:szCs w:val="20"/>
+        </w:rPr>
+        <w:t>Main idea:</w:t>
+      </w:r>
+    </w:p>
+    <w:p>
+      <w:pPr>
+        <w:rPr>
+          <w:rFonts w:cstheme="minorHAnsi"/>
+          <w:sz w:val="20"/>
+          <w:szCs w:val="20"/>
+        </w:rPr>
+      </w:pPr>
+      <w:r>
+        <w:rPr>
+          <w:rFonts w:cstheme="minorHAnsi"/>
+          <w:sz w:val="20"/>
+          <w:szCs w:val="20"/>
+        </w:rPr>
+        <w:t>We avoid admitting we're wrong because we fear where humble confession will lead — so we deny our faults and defend ourselves instead.</w:t>
+      </w:r>
+    </w:p>
+    <w:p>
+      <w:pPr>
+        <w:rPr>
+          <w:rFonts w:cstheme="minorHAnsi"/>
+          <w:sz w:val="20"/>
+          <w:szCs w:val="20"/>
+        </w:rPr>
+      </w:pPr>
+      <w:r>
+        <w:rPr>
+          <w:rFonts w:cstheme="minorHAnsi"/>
+          <w:sz w:val="20"/>
+          <w:szCs w:val="20"/>
+        </w:rPr>
+        <w:t>We don't need to fear facing our sin — there is nothing we could ever confess that God doesn't already know and hasn't already covered by grace.</w:t>
+      </w:r>
+    </w:p>
+    <w:p>
+      <w:pPr>
+        <w:rPr>
+          <w:rFonts w:cstheme="minorHAnsi"/>
+          <w:sz w:val="20"/>
+          <w:szCs w:val="20"/>
+        </w:rPr>
+      </w:pPr>
+      <w:r>
+        <w:rPr>
+          <w:rFonts w:cstheme="minorHAnsi"/>
+          <w:sz w:val="20"/>
+          <w:szCs w:val="20"/>
+        </w:rPr>
+        <w:t>We don’t need to fear</w:t>
+      </w:r>
+      <w:r>
+        <w:rPr>
+          <w:rFonts w:cstheme="minorHAnsi"/>
+          <w:sz w:val="20"/>
+          <w:szCs w:val="20"/>
+        </w:rPr>
+        <w:t xml:space="preserve"> because Jesus clean for us.</w:t>
+      </w:r>
+    </w:p>
+    <w:p>
+      <w:pPr>
+        <w:rPr>
+          <w:rFonts w:cstheme="minorHAnsi"/>
+          <w:sz w:val="20"/>
+          <w:szCs w:val="20"/>
+        </w:rPr>
+      </w:pPr>
+    </w:p>
+    <w:p>
+      <w:pPr>
+        <w:rPr>
+          <w:rFonts w:cstheme="minorHAnsi"/>
+          <w:sz w:val="20"/>
+          <w:szCs w:val="20"/>
+        </w:rPr>
+      </w:pPr>
+      <w:r>
+        <w:rPr>
+          <w:rFonts w:cstheme="minorHAnsi"/>
+          <w:sz w:val="20"/>
+          <w:szCs w:val="20"/>
+        </w:rPr>
+        <w:t>3</w:t>
+      </w:r>
+      <w:r>
+        <w:rPr>
+          <w:rFonts w:cstheme="minorHAnsi"/>
+          <w:sz w:val="20"/>
+          <w:szCs w:val="20"/>
+        </w:rPr>
+        <w:t>7</w:t>
+      </w:r>
+      <w:r>
+        <w:rPr>
+          <w:rFonts w:cstheme="minorHAnsi"/>
+          <w:sz w:val="20"/>
+          <w:szCs w:val="20"/>
+        </w:rPr>
+        <w:t>:</w:t>
+      </w:r>
+      <w:r>
+        <w:rPr>
+          <w:rFonts w:cstheme="minorHAnsi"/>
+          <w:sz w:val="20"/>
+          <w:szCs w:val="20"/>
+        </w:rPr>
+        <w:t>30/38:28</w:t>
+      </w:r>
+      <w:r>
+        <w:rPr>
+          <w:rFonts w:cstheme="minorHAnsi"/>
+          <w:sz w:val="20"/>
+          <w:szCs w:val="20"/>
+        </w:rPr>
+        <w:t>0</w:t>
+      </w:r>
+    </w:p>
+    <w:p>
+      <w:pPr>
+        <w:rPr>
+          <w:rFonts w:cstheme="minorHAnsi"/>
+          <w:sz w:val="20"/>
+          <w:szCs w:val="20"/>
+        </w:rPr>
+      </w:pPr>
+      <w:r>
+        <w:rPr>
+          <w:rFonts w:cstheme="minorHAnsi"/>
+          <w:sz w:val="20"/>
+          <w:szCs w:val="20"/>
+        </w:rPr>
+        <w:t>Pray: God is grace and we walk in the light. We find not shame but strength.</w:t>
+      </w:r>
+      <w:r>
+        <w:rPr>
+          <w:rFonts w:cstheme="minorHAnsi"/>
+          <w:sz w:val="20"/>
+          <w:szCs w:val="20"/>
+        </w:rPr>
+        <w:t xml:space="preserve"> Step by step and day by day with you.</w:t>
+      </w:r>
     </w:p>
     <w:p>
       <w:pPr>
@@ -3186,7 +7165,7 @@
       </w:r>
     </w:p>
     <w:p>
-      <w:hyperlink r:id="rId29" w:history="1">
+      <w:hyperlink r:id="rId42" w:history="1">
         <w:r>
           <w:rPr>
             <w:rStyle w:val="Hyperlink"/>
@@ -3203,7 +7182,7 @@
           <w:szCs w:val="20"/>
         </w:rPr>
       </w:pPr>
-      <w:hyperlink r:id="rId30" w:history="1">
+      <w:hyperlink r:id="rId43" w:history="1">
         <w:r>
           <w:rPr>
             <w:rStyle w:val="Hyperlink"/>
@@ -3266,7 +7245,7 @@
       </w:pPr>
     </w:p>
     <w:sectPr>
-      <w:footerReference w:type="default" r:id="rId31"/>
+      <w:footerReference w:type="default" r:id="rId44"/>
       <w:pgSz w:w="12240" w:h="15840"/>
       <w:pgMar w:top="1440" w:right="1440" w:bottom="1530" w:left="1440" w:header="0" w:footer="720" w:gutter="0"/>
       <w:cols w:space="720"/>
@@ -3929,6 +7908,155 @@
     </w:lvl>
   </w:abstractNum>
   <w:abstractNum w:abstractNumId="4" w15:restartNumberingAfterBreak="0">
+    <w:nsid w:val="042826B4"/>
+    <w:multiLevelType w:val="multilevel"/>
+    <w:tmpl w:val="256AD1C0"/>
+    <w:lvl w:ilvl="0">
+      <w:start w:val="1"/>
+      <w:numFmt w:val="bullet"/>
+      <w:lvlText w:val=""/>
+      <w:lvlJc w:val="left"/>
+      <w:pPr>
+        <w:tabs>
+          <w:tab w:val="num" w:pos="720"/>
+        </w:tabs>
+        <w:ind w:left="720" w:hanging="360"/>
+      </w:pPr>
+      <w:rPr>
+        <w:rFonts w:ascii="Symbol" w:hAnsi="Symbol" w:hint="default"/>
+        <w:sz w:val="20"/>
+      </w:rPr>
+    </w:lvl>
+    <w:lvl w:ilvl="1" w:tentative="1">
+      <w:start w:val="1"/>
+      <w:numFmt w:val="bullet"/>
+      <w:lvlText w:val="o"/>
+      <w:lvlJc w:val="left"/>
+      <w:pPr>
+        <w:tabs>
+          <w:tab w:val="num" w:pos="1440"/>
+        </w:tabs>
+        <w:ind w:left="1440" w:hanging="360"/>
+      </w:pPr>
+      <w:rPr>
+        <w:rFonts w:ascii="Courier New" w:hAnsi="Courier New" w:hint="default"/>
+        <w:sz w:val="20"/>
+      </w:rPr>
+    </w:lvl>
+    <w:lvl w:ilvl="2" w:tentative="1">
+      <w:start w:val="1"/>
+      <w:numFmt w:val="bullet"/>
+      <w:lvlText w:val=""/>
+      <w:lvlJc w:val="left"/>
+      <w:pPr>
+        <w:tabs>
+          <w:tab w:val="num" w:pos="2160"/>
+        </w:tabs>
+        <w:ind w:left="2160" w:hanging="360"/>
+      </w:pPr>
+      <w:rPr>
+        <w:rFonts w:ascii="Wingdings" w:hAnsi="Wingdings" w:hint="default"/>
+        <w:sz w:val="20"/>
+      </w:rPr>
+    </w:lvl>
+    <w:lvl w:ilvl="3" w:tentative="1">
+      <w:start w:val="1"/>
+      <w:numFmt w:val="bullet"/>
+      <w:lvlText w:val=""/>
+      <w:lvlJc w:val="left"/>
+      <w:pPr>
+        <w:tabs>
+          <w:tab w:val="num" w:pos="2880"/>
+        </w:tabs>
+        <w:ind w:left="2880" w:hanging="360"/>
+      </w:pPr>
+      <w:rPr>
+        <w:rFonts w:ascii="Wingdings" w:hAnsi="Wingdings" w:hint="default"/>
+        <w:sz w:val="20"/>
+      </w:rPr>
+    </w:lvl>
+    <w:lvl w:ilvl="4" w:tentative="1">
+      <w:start w:val="1"/>
+      <w:numFmt w:val="bullet"/>
+      <w:lvlText w:val=""/>
+      <w:lvlJc w:val="left"/>
+      <w:pPr>
+        <w:tabs>
+          <w:tab w:val="num" w:pos="3600"/>
+        </w:tabs>
+        <w:ind w:left="3600" w:hanging="360"/>
+      </w:pPr>
+      <w:rPr>
+        <w:rFonts w:ascii="Wingdings" w:hAnsi="Wingdings" w:hint="default"/>
+        <w:sz w:val="20"/>
+      </w:rPr>
+    </w:lvl>
+    <w:lvl w:ilvl="5" w:tentative="1">
+      <w:start w:val="1"/>
+      <w:numFmt w:val="bullet"/>
+      <w:lvlText w:val=""/>
+      <w:lvlJc w:val="left"/>
+      <w:pPr>
+        <w:tabs>
+          <w:tab w:val="num" w:pos="4320"/>
+        </w:tabs>
+        <w:ind w:left="4320" w:hanging="360"/>
+      </w:pPr>
+      <w:rPr>
+        <w:rFonts w:ascii="Wingdings" w:hAnsi="Wingdings" w:hint="default"/>
+        <w:sz w:val="20"/>
+      </w:rPr>
+    </w:lvl>
+    <w:lvl w:ilvl="6" w:tentative="1">
+      <w:start w:val="1"/>
+      <w:numFmt w:val="bullet"/>
+      <w:lvlText w:val=""/>
+      <w:lvlJc w:val="left"/>
+      <w:pPr>
+        <w:tabs>
+          <w:tab w:val="num" w:pos="5040"/>
+        </w:tabs>
+        <w:ind w:left="5040" w:hanging="360"/>
+      </w:pPr>
+      <w:rPr>
+        <w:rFonts w:ascii="Wingdings" w:hAnsi="Wingdings" w:hint="default"/>
+        <w:sz w:val="20"/>
+      </w:rPr>
+    </w:lvl>
+    <w:lvl w:ilvl="7" w:tentative="1">
+      <w:start w:val="1"/>
+      <w:numFmt w:val="bullet"/>
+      <w:lvlText w:val=""/>
+      <w:lvlJc w:val="left"/>
+      <w:pPr>
+        <w:tabs>
+          <w:tab w:val="num" w:pos="5760"/>
+        </w:tabs>
+        <w:ind w:left="5760" w:hanging="360"/>
+      </w:pPr>
+      <w:rPr>
+        <w:rFonts w:ascii="Wingdings" w:hAnsi="Wingdings" w:hint="default"/>
+        <w:sz w:val="20"/>
+      </w:rPr>
+    </w:lvl>
+    <w:lvl w:ilvl="8" w:tentative="1">
+      <w:start w:val="1"/>
+      <w:numFmt w:val="bullet"/>
+      <w:lvlText w:val=""/>
+      <w:lvlJc w:val="left"/>
+      <w:pPr>
+        <w:tabs>
+          <w:tab w:val="num" w:pos="6480"/>
+        </w:tabs>
+        <w:ind w:left="6480" w:hanging="360"/>
+      </w:pPr>
+      <w:rPr>
+        <w:rFonts w:ascii="Wingdings" w:hAnsi="Wingdings" w:hint="default"/>
+        <w:sz w:val="20"/>
+      </w:rPr>
+    </w:lvl>
+  </w:abstractNum>
+  <w:abstractNum w:abstractNumId="5" w15:restartNumberingAfterBreak="0">
     <w:nsid w:val="08D346DB"/>
     <w:multiLevelType w:val="multilevel"/>
     <w:tmpl w:val="27D45D36"/>
@@ -4077,7 +8205,7 @@
       </w:rPr>
     </w:lvl>
   </w:abstractNum>
-  <w:abstractNum w:abstractNumId="5" w15:restartNumberingAfterBreak="0">
+  <w:abstractNum w:abstractNumId="6" w15:restartNumberingAfterBreak="0">
     <w:nsid w:val="0C6B0EBA"/>
     <w:multiLevelType w:val="multilevel"/>
     <w:tmpl w:val="75082026"/>
@@ -4226,7 +8354,7 @@
       </w:rPr>
     </w:lvl>
   </w:abstractNum>
-  <w:abstractNum w:abstractNumId="6" w15:restartNumberingAfterBreak="0">
+  <w:abstractNum w:abstractNumId="7" w15:restartNumberingAfterBreak="0">
     <w:nsid w:val="0DB474C1"/>
     <w:multiLevelType w:val="multilevel"/>
     <w:tmpl w:val="CCBAA73C"/>
@@ -4375,7 +8503,7 @@
       </w:rPr>
     </w:lvl>
   </w:abstractNum>
-  <w:abstractNum w:abstractNumId="7" w15:restartNumberingAfterBreak="0">
+  <w:abstractNum w:abstractNumId="8" w15:restartNumberingAfterBreak="0">
     <w:nsid w:val="0FCB09A8"/>
     <w:multiLevelType w:val="multilevel"/>
     <w:tmpl w:val="405C9C8C"/>
@@ -4524,7 +8652,7 @@
       </w:rPr>
     </w:lvl>
   </w:abstractNum>
-  <w:abstractNum w:abstractNumId="8" w15:restartNumberingAfterBreak="0">
+  <w:abstractNum w:abstractNumId="9" w15:restartNumberingAfterBreak="0">
     <w:nsid w:val="13AD0695"/>
     <w:multiLevelType w:val="multilevel"/>
     <w:tmpl w:val="44340FA6"/>
@@ -4673,7 +8801,7 @@
       </w:rPr>
     </w:lvl>
   </w:abstractNum>
-  <w:abstractNum w:abstractNumId="9" w15:restartNumberingAfterBreak="0">
+  <w:abstractNum w:abstractNumId="10" w15:restartNumberingAfterBreak="0">
     <w:nsid w:val="18F35444"/>
     <w:multiLevelType w:val="multilevel"/>
     <w:tmpl w:val="160412C8"/>
@@ -4822,7 +8950,7 @@
       </w:rPr>
     </w:lvl>
   </w:abstractNum>
-  <w:abstractNum w:abstractNumId="10" w15:restartNumberingAfterBreak="0">
+  <w:abstractNum w:abstractNumId="11" w15:restartNumberingAfterBreak="0">
     <w:nsid w:val="19951C3F"/>
     <w:multiLevelType w:val="multilevel"/>
     <w:tmpl w:val="BE60EAE6"/>
@@ -4971,7 +9099,7 @@
       </w:rPr>
     </w:lvl>
   </w:abstractNum>
-  <w:abstractNum w:abstractNumId="11" w15:restartNumberingAfterBreak="0">
+  <w:abstractNum w:abstractNumId="12" w15:restartNumberingAfterBreak="0">
     <w:nsid w:val="1B4F6B2E"/>
     <w:multiLevelType w:val="multilevel"/>
     <w:tmpl w:val="11BA65C4"/>
@@ -5120,7 +9248,156 @@
       </w:rPr>
     </w:lvl>
   </w:abstractNum>
-  <w:abstractNum w:abstractNumId="12" w15:restartNumberingAfterBreak="0">
+  <w:abstractNum w:abstractNumId="13" w15:restartNumberingAfterBreak="0">
+    <w:nsid w:val="1CE411DA"/>
+    <w:multiLevelType w:val="multilevel"/>
+    <w:tmpl w:val="1E784456"/>
+    <w:lvl w:ilvl="0">
+      <w:start w:val="1"/>
+      <w:numFmt w:val="bullet"/>
+      <w:lvlText w:val=""/>
+      <w:lvlJc w:val="left"/>
+      <w:pPr>
+        <w:tabs>
+          <w:tab w:val="num" w:pos="720"/>
+        </w:tabs>
+        <w:ind w:left="720" w:hanging="360"/>
+      </w:pPr>
+      <w:rPr>
+        <w:rFonts w:ascii="Symbol" w:hAnsi="Symbol" w:hint="default"/>
+        <w:sz w:val="20"/>
+      </w:rPr>
+    </w:lvl>
+    <w:lvl w:ilvl="1" w:tentative="1">
+      <w:start w:val="1"/>
+      <w:numFmt w:val="bullet"/>
+      <w:lvlText w:val="o"/>
+      <w:lvlJc w:val="left"/>
+      <w:pPr>
+        <w:tabs>
+          <w:tab w:val="num" w:pos="1440"/>
+        </w:tabs>
+        <w:ind w:left="1440" w:hanging="360"/>
+      </w:pPr>
+      <w:rPr>
+        <w:rFonts w:ascii="Courier New" w:hAnsi="Courier New" w:hint="default"/>
+        <w:sz w:val="20"/>
+      </w:rPr>
+    </w:lvl>
+    <w:lvl w:ilvl="2" w:tentative="1">
+      <w:start w:val="1"/>
+      <w:numFmt w:val="bullet"/>
+      <w:lvlText w:val=""/>
+      <w:lvlJc w:val="left"/>
+      <w:pPr>
+        <w:tabs>
+          <w:tab w:val="num" w:pos="2160"/>
+        </w:tabs>
+        <w:ind w:left="2160" w:hanging="360"/>
+      </w:pPr>
+      <w:rPr>
+        <w:rFonts w:ascii="Wingdings" w:hAnsi="Wingdings" w:hint="default"/>
+        <w:sz w:val="20"/>
+      </w:rPr>
+    </w:lvl>
+    <w:lvl w:ilvl="3" w:tentative="1">
+      <w:start w:val="1"/>
+      <w:numFmt w:val="bullet"/>
+      <w:lvlText w:val=""/>
+      <w:lvlJc w:val="left"/>
+      <w:pPr>
+        <w:tabs>
+          <w:tab w:val="num" w:pos="2880"/>
+        </w:tabs>
+        <w:ind w:left="2880" w:hanging="360"/>
+      </w:pPr>
+      <w:rPr>
+        <w:rFonts w:ascii="Wingdings" w:hAnsi="Wingdings" w:hint="default"/>
+        <w:sz w:val="20"/>
+      </w:rPr>
+    </w:lvl>
+    <w:lvl w:ilvl="4" w:tentative="1">
+      <w:start w:val="1"/>
+      <w:numFmt w:val="bullet"/>
+      <w:lvlText w:val=""/>
+      <w:lvlJc w:val="left"/>
+      <w:pPr>
+        <w:tabs>
+          <w:tab w:val="num" w:pos="3600"/>
+        </w:tabs>
+        <w:ind w:left="3600" w:hanging="360"/>
+      </w:pPr>
+      <w:rPr>
+        <w:rFonts w:ascii="Wingdings" w:hAnsi="Wingdings" w:hint="default"/>
+        <w:sz w:val="20"/>
+      </w:rPr>
+    </w:lvl>
+    <w:lvl w:ilvl="5" w:tentative="1">
+      <w:start w:val="1"/>
+      <w:numFmt w:val="bullet"/>
+      <w:lvlText w:val=""/>
+      <w:lvlJc w:val="left"/>
+      <w:pPr>
+        <w:tabs>
+          <w:tab w:val="num" w:pos="4320"/>
+        </w:tabs>
+        <w:ind w:left="4320" w:hanging="360"/>
+      </w:pPr>
+      <w:rPr>
+        <w:rFonts w:ascii="Wingdings" w:hAnsi="Wingdings" w:hint="default"/>
+        <w:sz w:val="20"/>
+      </w:rPr>
+    </w:lvl>
+    <w:lvl w:ilvl="6" w:tentative="1">
+      <w:start w:val="1"/>
+      <w:numFmt w:val="bullet"/>
+      <w:lvlText w:val=""/>
+      <w:lvlJc w:val="left"/>
+      <w:pPr>
+        <w:tabs>
+          <w:tab w:val="num" w:pos="5040"/>
+        </w:tabs>
+        <w:ind w:left="5040" w:hanging="360"/>
+      </w:pPr>
+      <w:rPr>
+        <w:rFonts w:ascii="Wingdings" w:hAnsi="Wingdings" w:hint="default"/>
+        <w:sz w:val="20"/>
+      </w:rPr>
+    </w:lvl>
+    <w:lvl w:ilvl="7" w:tentative="1">
+      <w:start w:val="1"/>
+      <w:numFmt w:val="bullet"/>
+      <w:lvlText w:val=""/>
+      <w:lvlJc w:val="left"/>
+      <w:pPr>
+        <w:tabs>
+          <w:tab w:val="num" w:pos="5760"/>
+        </w:tabs>
+        <w:ind w:left="5760" w:hanging="360"/>
+      </w:pPr>
+      <w:rPr>
+        <w:rFonts w:ascii="Wingdings" w:hAnsi="Wingdings" w:hint="default"/>
+        <w:sz w:val="20"/>
+      </w:rPr>
+    </w:lvl>
+    <w:lvl w:ilvl="8" w:tentative="1">
+      <w:start w:val="1"/>
+      <w:numFmt w:val="bullet"/>
+      <w:lvlText w:val=""/>
+      <w:lvlJc w:val="left"/>
+      <w:pPr>
+        <w:tabs>
+          <w:tab w:val="num" w:pos="6480"/>
+        </w:tabs>
+        <w:ind w:left="6480" w:hanging="360"/>
+      </w:pPr>
+      <w:rPr>
+        <w:rFonts w:ascii="Wingdings" w:hAnsi="Wingdings" w:hint="default"/>
+        <w:sz w:val="20"/>
+      </w:rPr>
+    </w:lvl>
+  </w:abstractNum>
+  <w:abstractNum w:abstractNumId="14" w15:restartNumberingAfterBreak="0">
     <w:nsid w:val="1DA0376B"/>
     <w:multiLevelType w:val="multilevel"/>
     <w:tmpl w:val="8C88B3A2"/>
@@ -5269,7 +9546,7 @@
       </w:rPr>
     </w:lvl>
   </w:abstractNum>
-  <w:abstractNum w:abstractNumId="13" w15:restartNumberingAfterBreak="0">
+  <w:abstractNum w:abstractNumId="15" w15:restartNumberingAfterBreak="0">
     <w:nsid w:val="1E182EDC"/>
     <w:multiLevelType w:val="multilevel"/>
     <w:tmpl w:val="E51AB39A"/>
@@ -5418,7 +9695,7 @@
       </w:rPr>
     </w:lvl>
   </w:abstractNum>
-  <w:abstractNum w:abstractNumId="14" w15:restartNumberingAfterBreak="0">
+  <w:abstractNum w:abstractNumId="16" w15:restartNumberingAfterBreak="0">
     <w:nsid w:val="1E8053DB"/>
     <w:multiLevelType w:val="multilevel"/>
     <w:tmpl w:val="6DF49C6E"/>
@@ -5567,7 +9844,7 @@
       </w:rPr>
     </w:lvl>
   </w:abstractNum>
-  <w:abstractNum w:abstractNumId="15" w15:restartNumberingAfterBreak="0">
+  <w:abstractNum w:abstractNumId="17" w15:restartNumberingAfterBreak="0">
     <w:nsid w:val="1F083D8C"/>
     <w:multiLevelType w:val="multilevel"/>
     <w:tmpl w:val="C3C279F2"/>
@@ -5716,7 +9993,7 @@
       </w:rPr>
     </w:lvl>
   </w:abstractNum>
-  <w:abstractNum w:abstractNumId="16" w15:restartNumberingAfterBreak="0">
+  <w:abstractNum w:abstractNumId="18" w15:restartNumberingAfterBreak="0">
     <w:nsid w:val="21BD1903"/>
     <w:multiLevelType w:val="multilevel"/>
     <w:tmpl w:val="7D9A015E"/>
@@ -5865,7 +10142,7 @@
       </w:rPr>
     </w:lvl>
   </w:abstractNum>
-  <w:abstractNum w:abstractNumId="17" w15:restartNumberingAfterBreak="0">
+  <w:abstractNum w:abstractNumId="19" w15:restartNumberingAfterBreak="0">
     <w:nsid w:val="253767D1"/>
     <w:multiLevelType w:val="multilevel"/>
     <w:tmpl w:val="F82A04B2"/>
@@ -6014,7 +10291,7 @@
       </w:rPr>
     </w:lvl>
   </w:abstractNum>
-  <w:abstractNum w:abstractNumId="18" w15:restartNumberingAfterBreak="0">
+  <w:abstractNum w:abstractNumId="20" w15:restartNumberingAfterBreak="0">
     <w:nsid w:val="265E2F28"/>
     <w:multiLevelType w:val="multilevel"/>
     <w:tmpl w:val="BB867B6C"/>
@@ -6163,7 +10440,120 @@
       </w:rPr>
     </w:lvl>
   </w:abstractNum>
-  <w:abstractNum w:abstractNumId="19" w15:restartNumberingAfterBreak="0">
+  <w:abstractNum w:abstractNumId="21" w15:restartNumberingAfterBreak="0">
+    <w:nsid w:val="29531D12"/>
+    <w:multiLevelType w:val="multilevel"/>
+    <w:tmpl w:val="E168EB20"/>
+    <w:lvl w:ilvl="0">
+      <w:start w:val="1"/>
+      <w:numFmt w:val="decimal"/>
+      <w:lvlText w:val="%1."/>
+      <w:lvlJc w:val="left"/>
+      <w:pPr>
+        <w:tabs>
+          <w:tab w:val="num" w:pos="720"/>
+        </w:tabs>
+        <w:ind w:left="720" w:hanging="360"/>
+      </w:pPr>
+    </w:lvl>
+    <w:lvl w:ilvl="1" w:tentative="1">
+      <w:start w:val="1"/>
+      <w:numFmt w:val="decimal"/>
+      <w:lvlText w:val="%2."/>
+      <w:lvlJc w:val="left"/>
+      <w:pPr>
+        <w:tabs>
+          <w:tab w:val="num" w:pos="1440"/>
+        </w:tabs>
+        <w:ind w:left="1440" w:hanging="360"/>
+      </w:pPr>
+    </w:lvl>
+    <w:lvl w:ilvl="2" w:tentative="1">
+      <w:start w:val="1"/>
+      <w:numFmt w:val="decimal"/>
+      <w:lvlText w:val="%3."/>
+      <w:lvlJc w:val="left"/>
+      <w:pPr>
+        <w:tabs>
+          <w:tab w:val="num" w:pos="2160"/>
+        </w:tabs>
+        <w:ind w:left="2160" w:hanging="360"/>
+      </w:pPr>
+    </w:lvl>
+    <w:lvl w:ilvl="3" w:tentative="1">
+      <w:start w:val="1"/>
+      <w:numFmt w:val="decimal"/>
+      <w:lvlText w:val="%4."/>
+      <w:lvlJc w:val="left"/>
+      <w:pPr>
+        <w:tabs>
+          <w:tab w:val="num" w:pos="2880"/>
+        </w:tabs>
+        <w:ind w:left="2880" w:hanging="360"/>
+      </w:pPr>
+    </w:lvl>
+    <w:lvl w:ilvl="4" w:tentative="1">
+      <w:start w:val="1"/>
+      <w:numFmt w:val="decimal"/>
+      <w:lvlText w:val="%5."/>
+      <w:lvlJc w:val="left"/>
+      <w:pPr>
+        <w:tabs>
+          <w:tab w:val="num" w:pos="3600"/>
+        </w:tabs>
+        <w:ind w:left="3600" w:hanging="360"/>
+      </w:pPr>
+    </w:lvl>
+    <w:lvl w:ilvl="5" w:tentative="1">
+      <w:start w:val="1"/>
+      <w:numFmt w:val="decimal"/>
+      <w:lvlText w:val="%6."/>
+      <w:lvlJc w:val="left"/>
+      <w:pPr>
+        <w:tabs>
+          <w:tab w:val="num" w:pos="4320"/>
+        </w:tabs>
+        <w:ind w:left="4320" w:hanging="360"/>
+      </w:pPr>
+    </w:lvl>
+    <w:lvl w:ilvl="6" w:tentative="1">
+      <w:start w:val="1"/>
+      <w:numFmt w:val="decimal"/>
+      <w:lvlText w:val="%7."/>
+      <w:lvlJc w:val="left"/>
+      <w:pPr>
+        <w:tabs>
+          <w:tab w:val="num" w:pos="5040"/>
+        </w:tabs>
+        <w:ind w:left="5040" w:hanging="360"/>
+      </w:pPr>
+    </w:lvl>
+    <w:lvl w:ilvl="7" w:tentative="1">
+      <w:start w:val="1"/>
+      <w:numFmt w:val="decimal"/>
+      <w:lvlText w:val="%8."/>
+      <w:lvlJc w:val="left"/>
+      <w:pPr>
+        <w:tabs>
+          <w:tab w:val="num" w:pos="5760"/>
+        </w:tabs>
+        <w:ind w:left="5760" w:hanging="360"/>
+      </w:pPr>
+    </w:lvl>
+    <w:lvl w:ilvl="8" w:tentative="1">
+      <w:start w:val="1"/>
+      <w:numFmt w:val="decimal"/>
+      <w:lvlText w:val="%9."/>
+      <w:lvlJc w:val="left"/>
+      <w:pPr>
+        <w:tabs>
+          <w:tab w:val="num" w:pos="6480"/>
+        </w:tabs>
+        <w:ind w:left="6480" w:hanging="360"/>
+      </w:pPr>
+    </w:lvl>
+  </w:abstractNum>
+  <w:abstractNum w:abstractNumId="22" w15:restartNumberingAfterBreak="0">
     <w:nsid w:val="2A954C87"/>
     <w:multiLevelType w:val="multilevel"/>
     <w:tmpl w:val="417C8A5A"/>
@@ -6312,7 +10702,7 @@
       </w:rPr>
     </w:lvl>
   </w:abstractNum>
-  <w:abstractNum w:abstractNumId="20" w15:restartNumberingAfterBreak="0">
+  <w:abstractNum w:abstractNumId="23" w15:restartNumberingAfterBreak="0">
     <w:nsid w:val="2B406A3C"/>
     <w:multiLevelType w:val="multilevel"/>
     <w:tmpl w:val="7C727D58"/>
@@ -6461,7 +10851,7 @@
       </w:rPr>
     </w:lvl>
   </w:abstractNum>
-  <w:abstractNum w:abstractNumId="21" w15:restartNumberingAfterBreak="0">
+  <w:abstractNum w:abstractNumId="24" w15:restartNumberingAfterBreak="0">
     <w:nsid w:val="2C223E73"/>
     <w:multiLevelType w:val="multilevel"/>
     <w:tmpl w:val="228225D0"/>
@@ -6610,7 +11000,7 @@
       </w:rPr>
     </w:lvl>
   </w:abstractNum>
-  <w:abstractNum w:abstractNumId="22" w15:restartNumberingAfterBreak="0">
+  <w:abstractNum w:abstractNumId="25" w15:restartNumberingAfterBreak="0">
     <w:nsid w:val="2D5E2663"/>
     <w:multiLevelType w:val="multilevel"/>
     <w:tmpl w:val="AE06BBD6"/>
@@ -6759,7 +11149,7 @@
       </w:rPr>
     </w:lvl>
   </w:abstractNum>
-  <w:abstractNum w:abstractNumId="23" w15:restartNumberingAfterBreak="0">
+  <w:abstractNum w:abstractNumId="26" w15:restartNumberingAfterBreak="0">
     <w:nsid w:val="305E40B4"/>
     <w:multiLevelType w:val="multilevel"/>
     <w:tmpl w:val="0B2603AE"/>
@@ -6908,7 +11298,7 @@
       </w:rPr>
     </w:lvl>
   </w:abstractNum>
-  <w:abstractNum w:abstractNumId="24" w15:restartNumberingAfterBreak="0">
+  <w:abstractNum w:abstractNumId="27" w15:restartNumberingAfterBreak="0">
     <w:nsid w:val="36371728"/>
     <w:multiLevelType w:val="multilevel"/>
     <w:tmpl w:val="28A805EA"/>
@@ -7057,7 +11447,7 @@
       </w:rPr>
     </w:lvl>
   </w:abstractNum>
-  <w:abstractNum w:abstractNumId="25" w15:restartNumberingAfterBreak="0">
+  <w:abstractNum w:abstractNumId="28" w15:restartNumberingAfterBreak="0">
     <w:nsid w:val="36BE4FCA"/>
     <w:multiLevelType w:val="multilevel"/>
     <w:tmpl w:val="9B6E4B6C"/>
@@ -7206,7 +11596,7 @@
       </w:rPr>
     </w:lvl>
   </w:abstractNum>
-  <w:abstractNum w:abstractNumId="26" w15:restartNumberingAfterBreak="0">
+  <w:abstractNum w:abstractNumId="29" w15:restartNumberingAfterBreak="0">
     <w:nsid w:val="384B41DC"/>
     <w:multiLevelType w:val="multilevel"/>
     <w:tmpl w:val="A31E3AC6"/>
@@ -7355,7 +11745,7 @@
       </w:rPr>
     </w:lvl>
   </w:abstractNum>
-  <w:abstractNum w:abstractNumId="27" w15:restartNumberingAfterBreak="0">
+  <w:abstractNum w:abstractNumId="30" w15:restartNumberingAfterBreak="0">
     <w:nsid w:val="387F2942"/>
     <w:multiLevelType w:val="multilevel"/>
     <w:tmpl w:val="13A022AA"/>
@@ -7504,7 +11894,7 @@
       </w:rPr>
     </w:lvl>
   </w:abstractNum>
-  <w:abstractNum w:abstractNumId="28" w15:restartNumberingAfterBreak="0">
+  <w:abstractNum w:abstractNumId="31" w15:restartNumberingAfterBreak="0">
     <w:nsid w:val="3A4A5D43"/>
     <w:multiLevelType w:val="multilevel"/>
     <w:tmpl w:val="50E60C10"/>
@@ -7653,7 +12043,7 @@
       </w:rPr>
     </w:lvl>
   </w:abstractNum>
-  <w:abstractNum w:abstractNumId="29" w15:restartNumberingAfterBreak="0">
+  <w:abstractNum w:abstractNumId="32" w15:restartNumberingAfterBreak="0">
     <w:nsid w:val="3B1F4E5C"/>
     <w:multiLevelType w:val="multilevel"/>
     <w:tmpl w:val="C8DC3704"/>
@@ -7802,7 +12192,7 @@
       </w:rPr>
     </w:lvl>
   </w:abstractNum>
-  <w:abstractNum w:abstractNumId="30" w15:restartNumberingAfterBreak="0">
+  <w:abstractNum w:abstractNumId="33" w15:restartNumberingAfterBreak="0">
     <w:nsid w:val="3CE55CE7"/>
     <w:multiLevelType w:val="multilevel"/>
     <w:tmpl w:val="9D7AE8A8"/>
@@ -7951,7 +12341,7 @@
       </w:rPr>
     </w:lvl>
   </w:abstractNum>
-  <w:abstractNum w:abstractNumId="31" w15:restartNumberingAfterBreak="0">
+  <w:abstractNum w:abstractNumId="34" w15:restartNumberingAfterBreak="0">
     <w:nsid w:val="3D2F6733"/>
     <w:multiLevelType w:val="multilevel"/>
     <w:tmpl w:val="B9243440"/>
@@ -8100,7 +12490,7 @@
       </w:rPr>
     </w:lvl>
   </w:abstractNum>
-  <w:abstractNum w:abstractNumId="32" w15:restartNumberingAfterBreak="0">
+  <w:abstractNum w:abstractNumId="35" w15:restartNumberingAfterBreak="0">
     <w:nsid w:val="40B52536"/>
     <w:multiLevelType w:val="multilevel"/>
     <w:tmpl w:val="7F0E9BEE"/>
@@ -8249,7 +12639,7 @@
       </w:rPr>
     </w:lvl>
   </w:abstractNum>
-  <w:abstractNum w:abstractNumId="33" w15:restartNumberingAfterBreak="0">
+  <w:abstractNum w:abstractNumId="36" w15:restartNumberingAfterBreak="0">
     <w:nsid w:val="440E0CA8"/>
     <w:multiLevelType w:val="multilevel"/>
     <w:tmpl w:val="9666386E"/>
@@ -8398,7 +12788,7 @@
       </w:rPr>
     </w:lvl>
   </w:abstractNum>
-  <w:abstractNum w:abstractNumId="34" w15:restartNumberingAfterBreak="0">
+  <w:abstractNum w:abstractNumId="37" w15:restartNumberingAfterBreak="0">
     <w:nsid w:val="49AD3FA6"/>
     <w:multiLevelType w:val="multilevel"/>
     <w:tmpl w:val="016C008E"/>
@@ -8547,7 +12937,7 @@
       </w:rPr>
     </w:lvl>
   </w:abstractNum>
-  <w:abstractNum w:abstractNumId="35" w15:restartNumberingAfterBreak="0">
+  <w:abstractNum w:abstractNumId="38" w15:restartNumberingAfterBreak="0">
     <w:nsid w:val="4BF70D73"/>
     <w:multiLevelType w:val="multilevel"/>
     <w:tmpl w:val="2BA6FE38"/>
@@ -8692,7 +13082,7 @@
       </w:rPr>
     </w:lvl>
   </w:abstractNum>
-  <w:abstractNum w:abstractNumId="36" w15:restartNumberingAfterBreak="0">
+  <w:abstractNum w:abstractNumId="39" w15:restartNumberingAfterBreak="0">
     <w:nsid w:val="4C8253D9"/>
     <w:multiLevelType w:val="multilevel"/>
     <w:tmpl w:val="F78EAE00"/>
@@ -8841,7 +13231,7 @@
       </w:rPr>
     </w:lvl>
   </w:abstractNum>
-  <w:abstractNum w:abstractNumId="37" w15:restartNumberingAfterBreak="0">
+  <w:abstractNum w:abstractNumId="40" w15:restartNumberingAfterBreak="0">
     <w:nsid w:val="4D97606A"/>
     <w:multiLevelType w:val="multilevel"/>
     <w:tmpl w:val="285815F4"/>
@@ -8990,7 +13380,7 @@
       </w:rPr>
     </w:lvl>
   </w:abstractNum>
-  <w:abstractNum w:abstractNumId="38" w15:restartNumberingAfterBreak="0">
+  <w:abstractNum w:abstractNumId="41" w15:restartNumberingAfterBreak="0">
     <w:nsid w:val="51591C76"/>
     <w:multiLevelType w:val="multilevel"/>
     <w:tmpl w:val="3C7479DA"/>
@@ -9139,7 +13529,7 @@
       </w:rPr>
     </w:lvl>
   </w:abstractNum>
-  <w:abstractNum w:abstractNumId="39" w15:restartNumberingAfterBreak="0">
+  <w:abstractNum w:abstractNumId="42" w15:restartNumberingAfterBreak="0">
     <w:nsid w:val="51FD15E0"/>
     <w:multiLevelType w:val="multilevel"/>
     <w:tmpl w:val="EAE05A36"/>
@@ -9288,7 +13678,7 @@
       </w:rPr>
     </w:lvl>
   </w:abstractNum>
-  <w:abstractNum w:abstractNumId="40" w15:restartNumberingAfterBreak="0">
+  <w:abstractNum w:abstractNumId="43" w15:restartNumberingAfterBreak="0">
     <w:nsid w:val="52AC58C6"/>
     <w:multiLevelType w:val="multilevel"/>
     <w:tmpl w:val="BBEE5348"/>
@@ -9437,7 +13827,7 @@
       </w:rPr>
     </w:lvl>
   </w:abstractNum>
-  <w:abstractNum w:abstractNumId="41" w15:restartNumberingAfterBreak="0">
+  <w:abstractNum w:abstractNumId="44" w15:restartNumberingAfterBreak="0">
     <w:nsid w:val="54A17901"/>
     <w:multiLevelType w:val="multilevel"/>
     <w:tmpl w:val="FA1EE278"/>
@@ -9586,7 +13976,7 @@
       </w:rPr>
     </w:lvl>
   </w:abstractNum>
-  <w:abstractNum w:abstractNumId="42" w15:restartNumberingAfterBreak="0">
+  <w:abstractNum w:abstractNumId="45" w15:restartNumberingAfterBreak="0">
     <w:nsid w:val="576E6DB7"/>
     <w:multiLevelType w:val="multilevel"/>
     <w:tmpl w:val="B0B0D1EE"/>
@@ -9735,7 +14125,7 @@
       </w:rPr>
     </w:lvl>
   </w:abstractNum>
-  <w:abstractNum w:abstractNumId="43" w15:restartNumberingAfterBreak="0">
+  <w:abstractNum w:abstractNumId="46" w15:restartNumberingAfterBreak="0">
     <w:nsid w:val="59B241C0"/>
     <w:multiLevelType w:val="multilevel"/>
     <w:tmpl w:val="63E60C9C"/>
@@ -9884,7 +14274,7 @@
       </w:rPr>
     </w:lvl>
   </w:abstractNum>
-  <w:abstractNum w:abstractNumId="44" w15:restartNumberingAfterBreak="0">
+  <w:abstractNum w:abstractNumId="47" w15:restartNumberingAfterBreak="0">
     <w:nsid w:val="5D0723A8"/>
     <w:multiLevelType w:val="multilevel"/>
     <w:tmpl w:val="3DC28C28"/>
@@ -10033,7 +14423,7 @@
       </w:rPr>
     </w:lvl>
   </w:abstractNum>
-  <w:abstractNum w:abstractNumId="45" w15:restartNumberingAfterBreak="0">
+  <w:abstractNum w:abstractNumId="48" w15:restartNumberingAfterBreak="0">
     <w:nsid w:val="5D607751"/>
     <w:multiLevelType w:val="multilevel"/>
     <w:tmpl w:val="3F563700"/>
@@ -10182,7 +14572,7 @@
       </w:rPr>
     </w:lvl>
   </w:abstractNum>
-  <w:abstractNum w:abstractNumId="46" w15:restartNumberingAfterBreak="0">
+  <w:abstractNum w:abstractNumId="49" w15:restartNumberingAfterBreak="0">
     <w:nsid w:val="5D666524"/>
     <w:multiLevelType w:val="multilevel"/>
     <w:tmpl w:val="D7381B64"/>
@@ -10331,7 +14721,7 @@
       </w:rPr>
     </w:lvl>
   </w:abstractNum>
-  <w:abstractNum w:abstractNumId="47" w15:restartNumberingAfterBreak="0">
+  <w:abstractNum w:abstractNumId="50" w15:restartNumberingAfterBreak="0">
     <w:nsid w:val="608226D7"/>
     <w:multiLevelType w:val="multilevel"/>
     <w:tmpl w:val="62FCD154"/>
@@ -10480,7 +14870,7 @@
       </w:rPr>
     </w:lvl>
   </w:abstractNum>
-  <w:abstractNum w:abstractNumId="48" w15:restartNumberingAfterBreak="0">
+  <w:abstractNum w:abstractNumId="51" w15:restartNumberingAfterBreak="0">
     <w:nsid w:val="632267A0"/>
     <w:multiLevelType w:val="multilevel"/>
     <w:tmpl w:val="3FCCDDEA"/>
@@ -10629,7 +15019,7 @@
       </w:rPr>
     </w:lvl>
   </w:abstractNum>
-  <w:abstractNum w:abstractNumId="49" w15:restartNumberingAfterBreak="0">
+  <w:abstractNum w:abstractNumId="52" w15:restartNumberingAfterBreak="0">
     <w:nsid w:val="63981415"/>
     <w:multiLevelType w:val="multilevel"/>
     <w:tmpl w:val="37EEED2E"/>
@@ -10778,7 +15168,7 @@
       </w:rPr>
     </w:lvl>
   </w:abstractNum>
-  <w:abstractNum w:abstractNumId="50" w15:restartNumberingAfterBreak="0">
+  <w:abstractNum w:abstractNumId="53" w15:restartNumberingAfterBreak="0">
     <w:nsid w:val="63FD33A9"/>
     <w:multiLevelType w:val="multilevel"/>
     <w:tmpl w:val="30DE29C4"/>
@@ -10927,7 +15317,7 @@
       </w:rPr>
     </w:lvl>
   </w:abstractNum>
-  <w:abstractNum w:abstractNumId="51" w15:restartNumberingAfterBreak="0">
+  <w:abstractNum w:abstractNumId="54" w15:restartNumberingAfterBreak="0">
     <w:nsid w:val="647A5B10"/>
     <w:multiLevelType w:val="multilevel"/>
     <w:tmpl w:val="A1527222"/>
@@ -11076,7 +15466,7 @@
       </w:rPr>
     </w:lvl>
   </w:abstractNum>
-  <w:abstractNum w:abstractNumId="52" w15:restartNumberingAfterBreak="0">
+  <w:abstractNum w:abstractNumId="55" w15:restartNumberingAfterBreak="0">
     <w:nsid w:val="68217A55"/>
     <w:multiLevelType w:val="multilevel"/>
     <w:tmpl w:val="C3C84A40"/>
@@ -11225,7 +15615,7 @@
       </w:rPr>
     </w:lvl>
   </w:abstractNum>
-  <w:abstractNum w:abstractNumId="53" w15:restartNumberingAfterBreak="0">
+  <w:abstractNum w:abstractNumId="56" w15:restartNumberingAfterBreak="0">
     <w:nsid w:val="6D814B6E"/>
     <w:multiLevelType w:val="multilevel"/>
     <w:tmpl w:val="0434C234"/>
@@ -11374,7 +15764,7 @@
       </w:rPr>
     </w:lvl>
   </w:abstractNum>
-  <w:abstractNum w:abstractNumId="54" w15:restartNumberingAfterBreak="0">
+  <w:abstractNum w:abstractNumId="57" w15:restartNumberingAfterBreak="0">
     <w:nsid w:val="6D9F3871"/>
     <w:multiLevelType w:val="multilevel"/>
     <w:tmpl w:val="049A011A"/>
@@ -11523,7 +15913,7 @@
       </w:rPr>
     </w:lvl>
   </w:abstractNum>
-  <w:abstractNum w:abstractNumId="55" w15:restartNumberingAfterBreak="0">
+  <w:abstractNum w:abstractNumId="58" w15:restartNumberingAfterBreak="0">
     <w:nsid w:val="6E410EDC"/>
     <w:multiLevelType w:val="multilevel"/>
     <w:tmpl w:val="A52277D0"/>
@@ -11672,7 +16062,7 @@
       </w:rPr>
     </w:lvl>
   </w:abstractNum>
-  <w:abstractNum w:abstractNumId="56" w15:restartNumberingAfterBreak="0">
+  <w:abstractNum w:abstractNumId="59" w15:restartNumberingAfterBreak="0">
     <w:nsid w:val="6FA31C71"/>
     <w:multiLevelType w:val="multilevel"/>
     <w:tmpl w:val="AA5AD366"/>
@@ -11821,7 +16211,7 @@
       </w:rPr>
     </w:lvl>
   </w:abstractNum>
-  <w:abstractNum w:abstractNumId="57" w15:restartNumberingAfterBreak="0">
+  <w:abstractNum w:abstractNumId="60" w15:restartNumberingAfterBreak="0">
     <w:nsid w:val="71260ECE"/>
     <w:multiLevelType w:val="multilevel"/>
     <w:tmpl w:val="3592A554"/>
@@ -11970,7 +16360,7 @@
       </w:rPr>
     </w:lvl>
   </w:abstractNum>
-  <w:abstractNum w:abstractNumId="58" w15:restartNumberingAfterBreak="0">
+  <w:abstractNum w:abstractNumId="61" w15:restartNumberingAfterBreak="0">
     <w:nsid w:val="75B4584C"/>
     <w:multiLevelType w:val="multilevel"/>
     <w:tmpl w:val="5360FBFA"/>
@@ -12119,7 +16509,7 @@
       </w:rPr>
     </w:lvl>
   </w:abstractNum>
-  <w:abstractNum w:abstractNumId="59" w15:restartNumberingAfterBreak="0">
+  <w:abstractNum w:abstractNumId="62" w15:restartNumberingAfterBreak="0">
     <w:nsid w:val="7C4A6E81"/>
     <w:multiLevelType w:val="multilevel"/>
     <w:tmpl w:val="0F882C30"/>
@@ -12268,7 +16658,7 @@
       </w:rPr>
     </w:lvl>
   </w:abstractNum>
-  <w:abstractNum w:abstractNumId="60" w15:restartNumberingAfterBreak="0">
+  <w:abstractNum w:abstractNumId="63" w15:restartNumberingAfterBreak="0">
     <w:nsid w:val="7D2005DA"/>
     <w:multiLevelType w:val="multilevel"/>
     <w:tmpl w:val="6D607822"/>
@@ -12418,187 +16808,196 @@
     </w:lvl>
   </w:abstractNum>
   <w:num w:numId="1" w16cid:durableId="589042534">
-    <w:abstractNumId w:val="60"/>
+    <w:abstractNumId w:val="63"/>
   </w:num>
   <w:num w:numId="2" w16cid:durableId="632755494">
-    <w:abstractNumId w:val="39"/>
+    <w:abstractNumId w:val="42"/>
   </w:num>
   <w:num w:numId="3" w16cid:durableId="718167228">
-    <w:abstractNumId w:val="58"/>
+    <w:abstractNumId w:val="61"/>
   </w:num>
   <w:num w:numId="4" w16cid:durableId="426275593">
-    <w:abstractNumId w:val="38"/>
+    <w:abstractNumId w:val="41"/>
   </w:num>
   <w:num w:numId="5" w16cid:durableId="1223519436">
     <w:abstractNumId w:val="3"/>
   </w:num>
   <w:num w:numId="6" w16cid:durableId="452596309">
+    <w:abstractNumId w:val="7"/>
+  </w:num>
+  <w:num w:numId="7" w16cid:durableId="97801216">
+    <w:abstractNumId w:val="58"/>
+  </w:num>
+  <w:num w:numId="8" w16cid:durableId="498891688">
+    <w:abstractNumId w:val="31"/>
+  </w:num>
+  <w:num w:numId="9" w16cid:durableId="801315586">
+    <w:abstractNumId w:val="20"/>
+  </w:num>
+  <w:num w:numId="10" w16cid:durableId="2098136264">
+    <w:abstractNumId w:val="34"/>
+  </w:num>
+  <w:num w:numId="11" w16cid:durableId="926234776">
+    <w:abstractNumId w:val="59"/>
+  </w:num>
+  <w:num w:numId="12" w16cid:durableId="1155995746">
+    <w:abstractNumId w:val="57"/>
+  </w:num>
+  <w:num w:numId="13" w16cid:durableId="1281690872">
     <w:abstractNumId w:val="6"/>
   </w:num>
-  <w:num w:numId="7" w16cid:durableId="97801216">
-    <w:abstractNumId w:val="55"/>
+  <w:num w:numId="14" w16cid:durableId="1401293231">
+    <w:abstractNumId w:val="62"/>
   </w:num>
-  <w:num w:numId="8" w16cid:durableId="498891688">
-    <w:abstractNumId w:val="28"/>
+  <w:num w:numId="15" w16cid:durableId="927733132">
+    <w:abstractNumId w:val="43"/>
   </w:num>
-  <w:num w:numId="9" w16cid:durableId="801315586">
-    <w:abstractNumId w:val="18"/>
+  <w:num w:numId="16" w16cid:durableId="124586206">
+    <w:abstractNumId w:val="32"/>
   </w:num>
-  <w:num w:numId="10" w16cid:durableId="2098136264">
-    <w:abstractNumId w:val="31"/>
-  </w:num>
-  <w:num w:numId="11" w16cid:durableId="926234776">
-    <w:abstractNumId w:val="56"/>
-  </w:num>
-  <w:num w:numId="12" w16cid:durableId="1155995746">
-    <w:abstractNumId w:val="54"/>
-  </w:num>
-  <w:num w:numId="13" w16cid:durableId="1281690872">
+  <w:num w:numId="17" w16cid:durableId="687488457">
     <w:abstractNumId w:val="5"/>
   </w:num>
-  <w:num w:numId="14" w16cid:durableId="1401293231">
-    <w:abstractNumId w:val="59"/>
-  </w:num>
-  <w:num w:numId="15" w16cid:durableId="927733132">
-    <w:abstractNumId w:val="40"/>
-  </w:num>
-  <w:num w:numId="16" w16cid:durableId="124586206">
-    <w:abstractNumId w:val="29"/>
-  </w:num>
-  <w:num w:numId="17" w16cid:durableId="687488457">
-    <w:abstractNumId w:val="4"/>
-  </w:num>
   <w:num w:numId="18" w16cid:durableId="438650076">
-    <w:abstractNumId w:val="10"/>
+    <w:abstractNumId w:val="11"/>
   </w:num>
   <w:num w:numId="19" w16cid:durableId="69161788">
-    <w:abstractNumId w:val="51"/>
+    <w:abstractNumId w:val="54"/>
   </w:num>
   <w:num w:numId="20" w16cid:durableId="308630020">
     <w:abstractNumId w:val="0"/>
   </w:num>
   <w:num w:numId="21" w16cid:durableId="206189579">
-    <w:abstractNumId w:val="47"/>
+    <w:abstractNumId w:val="50"/>
   </w:num>
   <w:num w:numId="22" w16cid:durableId="191383602">
-    <w:abstractNumId w:val="7"/>
+    <w:abstractNumId w:val="8"/>
   </w:num>
   <w:num w:numId="23" w16cid:durableId="1357076129">
-    <w:abstractNumId w:val="49"/>
+    <w:abstractNumId w:val="52"/>
   </w:num>
   <w:num w:numId="24" w16cid:durableId="1885484536">
-    <w:abstractNumId w:val="21"/>
+    <w:abstractNumId w:val="24"/>
   </w:num>
   <w:num w:numId="25" w16cid:durableId="1231694018">
+    <w:abstractNumId w:val="25"/>
+  </w:num>
+  <w:num w:numId="26" w16cid:durableId="1108624604">
+    <w:abstractNumId w:val="37"/>
+  </w:num>
+  <w:num w:numId="27" w16cid:durableId="472452667">
+    <w:abstractNumId w:val="60"/>
+  </w:num>
+  <w:num w:numId="28" w16cid:durableId="1555390318">
+    <w:abstractNumId w:val="17"/>
+  </w:num>
+  <w:num w:numId="29" w16cid:durableId="125004879">
     <w:abstractNumId w:val="22"/>
   </w:num>
-  <w:num w:numId="26" w16cid:durableId="1108624604">
-    <w:abstractNumId w:val="34"/>
-  </w:num>
-  <w:num w:numId="27" w16cid:durableId="472452667">
-    <w:abstractNumId w:val="57"/>
-  </w:num>
-  <w:num w:numId="28" w16cid:durableId="1555390318">
-    <w:abstractNumId w:val="15"/>
-  </w:num>
-  <w:num w:numId="29" w16cid:durableId="125004879">
-    <w:abstractNumId w:val="19"/>
-  </w:num>
   <w:num w:numId="30" w16cid:durableId="1560239218">
-    <w:abstractNumId w:val="50"/>
+    <w:abstractNumId w:val="53"/>
   </w:num>
   <w:num w:numId="31" w16cid:durableId="130023498">
-    <w:abstractNumId w:val="26"/>
+    <w:abstractNumId w:val="29"/>
   </w:num>
   <w:num w:numId="32" w16cid:durableId="1718234499">
-    <w:abstractNumId w:val="53"/>
+    <w:abstractNumId w:val="56"/>
   </w:num>
   <w:num w:numId="33" w16cid:durableId="1769158101">
-    <w:abstractNumId w:val="52"/>
+    <w:abstractNumId w:val="55"/>
   </w:num>
   <w:num w:numId="34" w16cid:durableId="257103172">
     <w:abstractNumId w:val="1"/>
   </w:num>
   <w:num w:numId="35" w16cid:durableId="82994657">
-    <w:abstractNumId w:val="9"/>
+    <w:abstractNumId w:val="10"/>
   </w:num>
   <w:num w:numId="36" w16cid:durableId="751970827">
-    <w:abstractNumId w:val="33"/>
+    <w:abstractNumId w:val="36"/>
   </w:num>
   <w:num w:numId="37" w16cid:durableId="408962335">
-    <w:abstractNumId w:val="20"/>
+    <w:abstractNumId w:val="23"/>
   </w:num>
   <w:num w:numId="38" w16cid:durableId="801311238">
-    <w:abstractNumId w:val="32"/>
+    <w:abstractNumId w:val="35"/>
   </w:num>
   <w:num w:numId="39" w16cid:durableId="438456969">
-    <w:abstractNumId w:val="27"/>
+    <w:abstractNumId w:val="30"/>
   </w:num>
   <w:num w:numId="40" w16cid:durableId="1470050347">
-    <w:abstractNumId w:val="16"/>
+    <w:abstractNumId w:val="18"/>
   </w:num>
   <w:num w:numId="41" w16cid:durableId="1343555370">
-    <w:abstractNumId w:val="11"/>
+    <w:abstractNumId w:val="12"/>
   </w:num>
   <w:num w:numId="42" w16cid:durableId="2106459213">
     <w:abstractNumId w:val="2"/>
   </w:num>
   <w:num w:numId="43" w16cid:durableId="775175909">
-    <w:abstractNumId w:val="17"/>
+    <w:abstractNumId w:val="19"/>
   </w:num>
   <w:num w:numId="44" w16cid:durableId="1760298291">
-    <w:abstractNumId w:val="8"/>
+    <w:abstractNumId w:val="9"/>
   </w:num>
   <w:num w:numId="45" w16cid:durableId="344719613">
-    <w:abstractNumId w:val="24"/>
+    <w:abstractNumId w:val="27"/>
   </w:num>
   <w:num w:numId="46" w16cid:durableId="1206453241">
+    <w:abstractNumId w:val="16"/>
+  </w:num>
+  <w:num w:numId="47" w16cid:durableId="1758014705">
+    <w:abstractNumId w:val="15"/>
+  </w:num>
+  <w:num w:numId="48" w16cid:durableId="1233547358">
+    <w:abstractNumId w:val="44"/>
+  </w:num>
+  <w:num w:numId="49" w16cid:durableId="2067802961">
+    <w:abstractNumId w:val="33"/>
+  </w:num>
+  <w:num w:numId="50" w16cid:durableId="727076905">
+    <w:abstractNumId w:val="47"/>
+  </w:num>
+  <w:num w:numId="51" w16cid:durableId="645285501">
+    <w:abstractNumId w:val="48"/>
+  </w:num>
+  <w:num w:numId="52" w16cid:durableId="1320772050">
+    <w:abstractNumId w:val="40"/>
+  </w:num>
+  <w:num w:numId="53" w16cid:durableId="1938517250">
+    <w:abstractNumId w:val="38"/>
+  </w:num>
+  <w:num w:numId="54" w16cid:durableId="1805342511">
+    <w:abstractNumId w:val="39"/>
+  </w:num>
+  <w:num w:numId="55" w16cid:durableId="2108498884">
+    <w:abstractNumId w:val="46"/>
+  </w:num>
+  <w:num w:numId="56" w16cid:durableId="548692485">
+    <w:abstractNumId w:val="45"/>
+  </w:num>
+  <w:num w:numId="57" w16cid:durableId="1223911443">
+    <w:abstractNumId w:val="26"/>
+  </w:num>
+  <w:num w:numId="58" w16cid:durableId="538788131">
+    <w:abstractNumId w:val="49"/>
+  </w:num>
+  <w:num w:numId="59" w16cid:durableId="2037074377">
     <w:abstractNumId w:val="14"/>
   </w:num>
-  <w:num w:numId="47" w16cid:durableId="1758014705">
+  <w:num w:numId="60" w16cid:durableId="1919053507">
+    <w:abstractNumId w:val="28"/>
+  </w:num>
+  <w:num w:numId="61" w16cid:durableId="2038504372">
+    <w:abstractNumId w:val="51"/>
+  </w:num>
+  <w:num w:numId="62" w16cid:durableId="203911017">
     <w:abstractNumId w:val="13"/>
   </w:num>
-  <w:num w:numId="48" w16cid:durableId="1233547358">
-    <w:abstractNumId w:val="41"/>
+  <w:num w:numId="63" w16cid:durableId="2017417268">
+    <w:abstractNumId w:val="21"/>
   </w:num>
-  <w:num w:numId="49" w16cid:durableId="2067802961">
-    <w:abstractNumId w:val="30"/>
-  </w:num>
-  <w:num w:numId="50" w16cid:durableId="727076905">
-    <w:abstractNumId w:val="44"/>
-  </w:num>
-  <w:num w:numId="51" w16cid:durableId="645285501">
-    <w:abstractNumId w:val="45"/>
-  </w:num>
-  <w:num w:numId="52" w16cid:durableId="1320772050">
-    <w:abstractNumId w:val="37"/>
-  </w:num>
-  <w:num w:numId="53" w16cid:durableId="1938517250">
-    <w:abstractNumId w:val="35"/>
-  </w:num>
-  <w:num w:numId="54" w16cid:durableId="1805342511">
-    <w:abstractNumId w:val="36"/>
-  </w:num>
-  <w:num w:numId="55" w16cid:durableId="2108498884">
-    <w:abstractNumId w:val="43"/>
-  </w:num>
-  <w:num w:numId="56" w16cid:durableId="548692485">
-    <w:abstractNumId w:val="42"/>
-  </w:num>
-  <w:num w:numId="57" w16cid:durableId="1223911443">
-    <w:abstractNumId w:val="23"/>
-  </w:num>
-  <w:num w:numId="58" w16cid:durableId="538788131">
-    <w:abstractNumId w:val="46"/>
-  </w:num>
-  <w:num w:numId="59" w16cid:durableId="2037074377">
-    <w:abstractNumId w:val="12"/>
-  </w:num>
-  <w:num w:numId="60" w16cid:durableId="1919053507">
-    <w:abstractNumId w:val="25"/>
-  </w:num>
-  <w:num w:numId="61" w16cid:durableId="2038504372">
-    <w:abstractNumId w:val="48"/>
+  <w:num w:numId="64" w16cid:durableId="508450877">
+    <w:abstractNumId w:val="4"/>
   </w:num>
   <w:numIdMacAtCleanup w:val="4"/>
 </w:numbering>

--- a/Church/2026/2026_1003_MenloChurch.docx
+++ b/Church/2026/2026_1003_MenloChurch.docx
@@ -1976,7 +1976,25 @@
           <w:sz w:val="20"/>
           <w:szCs w:val="20"/>
         </w:rPr>
-        <w:t>In Silicon Valley, words like confession or repentance, they are not everyday lexicon. They are not terms getting throwing around. People are coding the AI stuff. Very few churches will talk confess and repent.</w:t>
+        <w:t xml:space="preserve">In Silicon Valley, words like confession or repentance, they are not </w:t>
+      </w:r>
+      <w:proofErr w:type="spellStart"/>
+      <w:r>
+        <w:rPr>
+          <w:rFonts w:cstheme="minorHAnsi"/>
+          <w:sz w:val="20"/>
+          <w:szCs w:val="20"/>
+        </w:rPr>
+        <w:t>everyday</w:t>
+      </w:r>
+      <w:proofErr w:type="spellEnd"/>
+      <w:r>
+        <w:rPr>
+          <w:rFonts w:cstheme="minorHAnsi"/>
+          <w:sz w:val="20"/>
+          <w:szCs w:val="20"/>
+        </w:rPr>
+        <w:t xml:space="preserve"> lexicon. They are not terms getting throwing around. People are coding the AI stuff. Very few churches will talk confess and repent.</w:t>
       </w:r>
     </w:p>
     <w:p>
@@ -2670,7 +2688,25 @@
           <w:sz w:val="20"/>
           <w:szCs w:val="20"/>
         </w:rPr>
-        <w:t>In the year of King Uzziah died, Isaiah see the Lord seated on a throne.</w:t>
+        <w:t xml:space="preserve">In the year of King Uzziah died, Isaiah </w:t>
+      </w:r>
+      <w:proofErr w:type="gramStart"/>
+      <w:r>
+        <w:rPr>
+          <w:rFonts w:cstheme="minorHAnsi"/>
+          <w:sz w:val="20"/>
+          <w:szCs w:val="20"/>
+        </w:rPr>
+        <w:t>see</w:t>
+      </w:r>
+      <w:proofErr w:type="gramEnd"/>
+      <w:r>
+        <w:rPr>
+          <w:rFonts w:cstheme="minorHAnsi"/>
+          <w:sz w:val="20"/>
+          <w:szCs w:val="20"/>
+        </w:rPr>
+        <w:t xml:space="preserve"> the Lord seated on a throne.</w:t>
       </w:r>
     </w:p>
     <w:p>
@@ -2705,6 +2741,7 @@
         </w:rPr>
         <w:t xml:space="preserve"> 6:1 </w:t>
       </w:r>
+      <w:proofErr w:type="spellStart"/>
       <w:r>
         <w:rPr>
           <w:rFonts w:cstheme="minorHAnsi"/>
@@ -2713,6 +2750,7 @@
         </w:rPr>
         <w:t>形容主坐在高高寶座上，至高至聖</w:t>
       </w:r>
+      <w:proofErr w:type="spellEnd"/>
     </w:p>
     <w:p>
       <w:pPr>
@@ -2730,14 +2768,34 @@
         </w:rPr>
         <w:t xml:space="preserve">"The train of his robe" </w:t>
       </w:r>
-      <w:r>
-        <w:rPr>
-          <w:rFonts w:cstheme="minorHAnsi"/>
-          <w:sz w:val="20"/>
-          <w:szCs w:val="20"/>
-        </w:rPr>
-        <w:t>是袍子的下襬（衣裙拖地的那一段）。古代君王的袍襬越長，代表權勢越大；這裡說</w:t>
-      </w:r>
+      <w:proofErr w:type="spellStart"/>
+      <w:r>
+        <w:rPr>
+          <w:rFonts w:cstheme="minorHAnsi"/>
+          <w:sz w:val="20"/>
+          <w:szCs w:val="20"/>
+        </w:rPr>
+        <w:t>是袍子的下襬（衣裙拖地的那一段</w:t>
+      </w:r>
+      <w:proofErr w:type="spellEnd"/>
+      <w:r>
+        <w:rPr>
+          <w:rFonts w:cstheme="minorHAnsi"/>
+          <w:sz w:val="20"/>
+          <w:szCs w:val="20"/>
+        </w:rPr>
+        <w:t>）。</w:t>
+      </w:r>
+      <w:proofErr w:type="spellStart"/>
+      <w:r>
+        <w:rPr>
+          <w:rFonts w:cstheme="minorHAnsi"/>
+          <w:sz w:val="20"/>
+          <w:szCs w:val="20"/>
+        </w:rPr>
+        <w:t>古代君王的袍襬越長，代表權勢越大；這裡說</w:t>
+      </w:r>
+      <w:proofErr w:type="spellEnd"/>
       <w:r>
         <w:rPr>
           <w:rFonts w:cstheme="minorHAnsi"/>
@@ -2746,13 +2804,23 @@
         </w:rPr>
         <w:t xml:space="preserve"> God </w:t>
       </w:r>
-      <w:r>
-        <w:rPr>
-          <w:rFonts w:cstheme="minorHAnsi"/>
-          <w:sz w:val="20"/>
-          <w:szCs w:val="20"/>
-        </w:rPr>
-        <w:t>的衣襬大到充滿整個聖殿，形容祂的榮耀與威嚴充滿全殿。</w:t>
+      <w:proofErr w:type="spellStart"/>
+      <w:r>
+        <w:rPr>
+          <w:rFonts w:cstheme="minorHAnsi"/>
+          <w:sz w:val="20"/>
+          <w:szCs w:val="20"/>
+        </w:rPr>
+        <w:t>的衣襬大到充滿整個聖殿，形容祂的榮耀與威嚴充滿全殿</w:t>
+      </w:r>
+      <w:proofErr w:type="spellEnd"/>
+      <w:r>
+        <w:rPr>
+          <w:rFonts w:cstheme="minorHAnsi"/>
+          <w:sz w:val="20"/>
+          <w:szCs w:val="20"/>
+        </w:rPr>
+        <w:t>。</w:t>
       </w:r>
     </w:p>
     <w:p>
@@ -2862,6 +2930,7 @@
         </w:rPr>
         <w:t xml:space="preserve"> 3 </w:t>
       </w:r>
+      <w:proofErr w:type="spellStart"/>
       <w:r>
         <w:rPr>
           <w:rFonts w:cstheme="minorHAnsi"/>
@@ -2876,7 +2945,25 @@
           <w:sz w:val="20"/>
           <w:szCs w:val="20"/>
         </w:rPr>
-        <w:t>Holy, holy, holy</w:t>
+        <w:t>Holy</w:t>
+      </w:r>
+      <w:proofErr w:type="spellEnd"/>
+      <w:r>
+        <w:rPr>
+          <w:rFonts w:cstheme="minorHAnsi"/>
+          <w:sz w:val="20"/>
+          <w:szCs w:val="20"/>
+        </w:rPr>
+        <w:t xml:space="preserve">, holy, </w:t>
+      </w:r>
+      <w:proofErr w:type="spellStart"/>
+      <w:r>
+        <w:rPr>
+          <w:rFonts w:cstheme="minorHAnsi"/>
+          <w:sz w:val="20"/>
+          <w:szCs w:val="20"/>
+        </w:rPr>
+        <w:t>holy</w:t>
       </w:r>
       <w:r>
         <w:rPr>
@@ -2886,6 +2973,7 @@
         </w:rPr>
         <w:t>」在希伯來文裡是最高級的強調</w:t>
       </w:r>
+      <w:proofErr w:type="spellEnd"/>
       <w:r>
         <w:rPr>
           <w:rFonts w:cstheme="minorHAnsi"/>
@@ -2894,13 +2982,23 @@
         </w:rPr>
         <w:t>——</w:t>
       </w:r>
-      <w:r>
-        <w:rPr>
-          <w:rFonts w:cstheme="minorHAnsi"/>
-          <w:sz w:val="20"/>
-          <w:szCs w:val="20"/>
-        </w:rPr>
-        <w:t>神是絕對的聖潔。後面那句是說祂的榮耀不只在殿裡，而是充滿全地。</w:t>
+      <w:proofErr w:type="spellStart"/>
+      <w:r>
+        <w:rPr>
+          <w:rFonts w:cstheme="minorHAnsi"/>
+          <w:sz w:val="20"/>
+          <w:szCs w:val="20"/>
+        </w:rPr>
+        <w:t>神是絕對的聖潔。後面那句是說祂的榮耀不只在殿裡，而是充滿全地</w:t>
+      </w:r>
+      <w:proofErr w:type="spellEnd"/>
+      <w:r>
+        <w:rPr>
+          <w:rFonts w:cstheme="minorHAnsi"/>
+          <w:sz w:val="20"/>
+          <w:szCs w:val="20"/>
+        </w:rPr>
+        <w:t>。</w:t>
       </w:r>
     </w:p>
     <w:p>
@@ -3072,6 +3170,7 @@
         </w:rPr>
         <w:t xml:space="preserve"> 4 </w:t>
       </w:r>
+      <w:proofErr w:type="spellStart"/>
       <w:r>
         <w:rPr>
           <w:rFonts w:cstheme="minorHAnsi"/>
@@ -3080,6 +3179,7 @@
         </w:rPr>
         <w:t>節：撒拉弗的聲音大到門檻都震動，殿裡充滿煙雲</w:t>
       </w:r>
+      <w:proofErr w:type="spellEnd"/>
       <w:r>
         <w:rPr>
           <w:rFonts w:cstheme="minorHAnsi"/>
@@ -3088,6 +3188,7 @@
         </w:rPr>
         <w:t>——</w:t>
       </w:r>
+      <w:proofErr w:type="spellStart"/>
       <w:r>
         <w:rPr>
           <w:rFonts w:cstheme="minorHAnsi"/>
@@ -3096,6 +3197,7 @@
         </w:rPr>
         <w:t>代表神的同在與榮耀滿溢。第</w:t>
       </w:r>
+      <w:proofErr w:type="spellEnd"/>
       <w:r>
         <w:rPr>
           <w:rFonts w:cstheme="minorHAnsi"/>
@@ -3104,6 +3206,7 @@
         </w:rPr>
         <w:t xml:space="preserve"> 5 </w:t>
       </w:r>
+      <w:proofErr w:type="spellStart"/>
       <w:r>
         <w:rPr>
           <w:rFonts w:cstheme="minorHAnsi"/>
@@ -3118,15 +3221,42 @@
           <w:sz w:val="20"/>
           <w:szCs w:val="20"/>
         </w:rPr>
-        <w:t>Woe to me!</w:t>
-      </w:r>
-      <w:r>
-        <w:rPr>
-          <w:rFonts w:cstheme="minorHAnsi"/>
-          <w:sz w:val="20"/>
-          <w:szCs w:val="20"/>
-        </w:rPr>
-        <w:t>」（禍哉，我完了）</w:t>
+        <w:t>Woe</w:t>
+      </w:r>
+      <w:proofErr w:type="spellEnd"/>
+      <w:r>
+        <w:rPr>
+          <w:rFonts w:cstheme="minorHAnsi"/>
+          <w:sz w:val="20"/>
+          <w:szCs w:val="20"/>
+        </w:rPr>
+        <w:t xml:space="preserve"> to me!</w:t>
+      </w:r>
+      <w:r>
+        <w:rPr>
+          <w:rFonts w:cstheme="minorHAnsi"/>
+          <w:sz w:val="20"/>
+          <w:szCs w:val="20"/>
+        </w:rPr>
+        <w:t>」（</w:t>
+      </w:r>
+      <w:proofErr w:type="spellStart"/>
+      <w:r>
+        <w:rPr>
+          <w:rFonts w:cstheme="minorHAnsi"/>
+          <w:sz w:val="20"/>
+          <w:szCs w:val="20"/>
+        </w:rPr>
+        <w:t>禍哉，我完了</w:t>
+      </w:r>
+      <w:proofErr w:type="spellEnd"/>
+      <w:r>
+        <w:rPr>
+          <w:rFonts w:cstheme="minorHAnsi"/>
+          <w:sz w:val="20"/>
+          <w:szCs w:val="20"/>
+        </w:rPr>
+        <w:t>）</w:t>
       </w:r>
       <w:r>
         <w:rPr>
@@ -3136,6 +3266,7 @@
         </w:rPr>
         <w:t>——</w:t>
       </w:r>
+      <w:proofErr w:type="spellStart"/>
       <w:r>
         <w:rPr>
           <w:rFonts w:cstheme="minorHAnsi"/>
@@ -3144,6 +3275,7 @@
         </w:rPr>
         <w:t>在聖潔的神面前，他先看見的是自己的不潔，這正是這篇講道「悔改」的起點</w:t>
       </w:r>
+      <w:proofErr w:type="spellEnd"/>
     </w:p>
     <w:p>
       <w:pPr>
@@ -3203,6 +3335,7 @@
         </w:rPr>
         <w:t xml:space="preserve"> 5 </w:t>
       </w:r>
+      <w:proofErr w:type="spellStart"/>
       <w:r>
         <w:rPr>
           <w:rFonts w:cstheme="minorHAnsi"/>
@@ -3219,24 +3352,9 @@
           <w:sz w:val="20"/>
           <w:szCs w:val="20"/>
         </w:rPr>
-        <w:t>"I am ruined"</w:t>
-      </w:r>
-      <w:r>
-        <w:rPr>
-          <w:rFonts w:cstheme="minorHAnsi"/>
-          <w:sz w:val="20"/>
-          <w:szCs w:val="20"/>
-        </w:rPr>
-        <w:t xml:space="preserve"> </w:t>
-      </w:r>
-      <w:r>
-        <w:rPr>
-          <w:rFonts w:cstheme="minorHAnsi"/>
-          <w:sz w:val="20"/>
-          <w:szCs w:val="20"/>
-        </w:rPr>
-        <w:t>是「我完了、我滅亡了」；</w:t>
-      </w:r>
+        <w:t>"I</w:t>
+      </w:r>
+      <w:proofErr w:type="spellEnd"/>
       <w:r>
         <w:rPr>
           <w:rFonts w:cstheme="minorHAnsi"/>
@@ -3245,116 +3363,34 @@
           <w:sz w:val="20"/>
           <w:szCs w:val="20"/>
         </w:rPr>
-        <w:t>"unclean lips"</w:t>
-      </w:r>
-      <w:r>
-        <w:rPr>
-          <w:rFonts w:cstheme="minorHAnsi"/>
-          <w:sz w:val="20"/>
-          <w:szCs w:val="20"/>
-        </w:rPr>
-        <w:t>（嘴唇不潔）指言語上的罪</w:t>
-      </w:r>
-      <w:r>
-        <w:rPr>
-          <w:rFonts w:cstheme="minorHAnsi"/>
-          <w:sz w:val="20"/>
-          <w:szCs w:val="20"/>
-        </w:rPr>
-        <w:t>——</w:t>
-      </w:r>
-      <w:r>
-        <w:rPr>
-          <w:rFonts w:cstheme="minorHAnsi"/>
-          <w:sz w:val="20"/>
-          <w:szCs w:val="20"/>
-        </w:rPr>
-        <w:t>以賽亞是先知、靠嘴唇傳講神的話，嘴唇不潔等於整個人都不配。他怕的是最後一句：人看見神本會死（出埃及記</w:t>
-      </w:r>
-      <w:r>
-        <w:rPr>
-          <w:rFonts w:cstheme="minorHAnsi"/>
-          <w:sz w:val="20"/>
-          <w:szCs w:val="20"/>
-        </w:rPr>
-        <w:t xml:space="preserve"> 33:20</w:t>
-      </w:r>
-      <w:r>
-        <w:rPr>
-          <w:rFonts w:cstheme="minorHAnsi"/>
-          <w:sz w:val="20"/>
-          <w:szCs w:val="20"/>
-        </w:rPr>
-        <w:t>），所以他以為自己死定了。</w:t>
-      </w:r>
-    </w:p>
-    <w:p>
-      <w:pPr>
-        <w:rPr>
-          <w:rFonts w:cstheme="minorHAnsi"/>
-          <w:sz w:val="20"/>
-          <w:szCs w:val="20"/>
-        </w:rPr>
-      </w:pPr>
-    </w:p>
-    <w:p>
-      <w:pPr>
-        <w:rPr>
-          <w:rFonts w:cstheme="minorHAnsi"/>
-          <w:sz w:val="20"/>
-          <w:szCs w:val="20"/>
-        </w:rPr>
-      </w:pPr>
-      <w:r>
-        <w:rPr>
-          <w:rFonts w:cstheme="minorHAnsi"/>
-          <w:sz w:val="20"/>
-          <w:szCs w:val="20"/>
-        </w:rPr>
-        <w:t>15</w:t>
-      </w:r>
-      <w:r>
-        <w:rPr>
-          <w:rFonts w:cstheme="minorHAnsi"/>
-          <w:sz w:val="20"/>
-          <w:szCs w:val="20"/>
-        </w:rPr>
-        <w:t>:</w:t>
-      </w:r>
-      <w:r>
-        <w:rPr>
-          <w:rFonts w:cstheme="minorHAnsi"/>
-          <w:sz w:val="20"/>
-          <w:szCs w:val="20"/>
-        </w:rPr>
-        <w:t>58/38:28</w:t>
-      </w:r>
-    </w:p>
-    <w:p>
-      <w:pPr>
-        <w:rPr>
-          <w:rFonts w:cstheme="minorHAnsi"/>
-          <w:sz w:val="20"/>
-          <w:szCs w:val="20"/>
-        </w:rPr>
-      </w:pPr>
-      <w:r>
-        <w:rPr>
-          <w:rFonts w:cstheme="minorHAnsi"/>
-          <w:sz w:val="20"/>
-          <w:szCs w:val="20"/>
-        </w:rPr>
-        <w:t>Isaiah 6:1-5</w:t>
-      </w:r>
-    </w:p>
-    <w:p>
-      <w:pPr>
-        <w:rPr>
-          <w:rFonts w:cstheme="minorHAnsi"/>
-          <w:sz w:val="20"/>
-          <w:szCs w:val="20"/>
-        </w:rPr>
-      </w:pPr>
+        <w:t xml:space="preserve"> am ruined"</w:t>
+      </w:r>
+      <w:r>
+        <w:rPr>
+          <w:rFonts w:cstheme="minorHAnsi"/>
+          <w:sz w:val="20"/>
+          <w:szCs w:val="20"/>
+        </w:rPr>
+        <w:t xml:space="preserve"> </w:t>
+      </w:r>
+      <w:proofErr w:type="spellStart"/>
+      <w:r>
+        <w:rPr>
+          <w:rFonts w:cstheme="minorHAnsi"/>
+          <w:sz w:val="20"/>
+          <w:szCs w:val="20"/>
+        </w:rPr>
+        <w:t>是「我完了、我滅亡了</w:t>
+      </w:r>
+      <w:proofErr w:type="spellEnd"/>
+      <w:r>
+        <w:rPr>
+          <w:rFonts w:cstheme="minorHAnsi"/>
+          <w:sz w:val="20"/>
+          <w:szCs w:val="20"/>
+        </w:rPr>
+        <w:t>」；</w:t>
+      </w:r>
       <w:r>
         <w:rPr>
           <w:rFonts w:cstheme="minorHAnsi"/>
@@ -3363,15 +3399,124 @@
           <w:sz w:val="20"/>
           <w:szCs w:val="20"/>
         </w:rPr>
-        <w:t>Main point:</w:t>
-      </w:r>
-      <w:r>
-        <w:rPr>
-          <w:rFonts w:cstheme="minorHAnsi"/>
-          <w:sz w:val="20"/>
-          <w:szCs w:val="20"/>
-        </w:rPr>
-        <w:t xml:space="preserve"> When we truly see God as He is — holy, exalted, glorious — we see ourselves as we are: sinful and unworthy. Repentance starts with a vision of God's holiness, because only then do we recognize our own unclean hearts and lips.</w:t>
+        <w:t>"unclean lips"</w:t>
+      </w:r>
+      <w:r>
+        <w:rPr>
+          <w:rFonts w:cstheme="minorHAnsi"/>
+          <w:sz w:val="20"/>
+          <w:szCs w:val="20"/>
+        </w:rPr>
+        <w:t>（嘴唇不潔）指言語上的罪</w:t>
+      </w:r>
+      <w:r>
+        <w:rPr>
+          <w:rFonts w:cstheme="minorHAnsi"/>
+          <w:sz w:val="20"/>
+          <w:szCs w:val="20"/>
+        </w:rPr>
+        <w:t>——</w:t>
+      </w:r>
+      <w:r>
+        <w:rPr>
+          <w:rFonts w:cstheme="minorHAnsi"/>
+          <w:sz w:val="20"/>
+          <w:szCs w:val="20"/>
+        </w:rPr>
+        <w:t>以賽亞是先知、靠嘴唇傳講神的話，嘴唇不潔等於整個人都不配。他怕的是最後一句：人看見神本會死（出埃及記</w:t>
+      </w:r>
+      <w:r>
+        <w:rPr>
+          <w:rFonts w:cstheme="minorHAnsi"/>
+          <w:sz w:val="20"/>
+          <w:szCs w:val="20"/>
+        </w:rPr>
+        <w:t xml:space="preserve"> 33:20</w:t>
+      </w:r>
+      <w:r>
+        <w:rPr>
+          <w:rFonts w:cstheme="minorHAnsi"/>
+          <w:sz w:val="20"/>
+          <w:szCs w:val="20"/>
+        </w:rPr>
+        <w:t>），</w:t>
+      </w:r>
+      <w:proofErr w:type="spellStart"/>
+      <w:r>
+        <w:rPr>
+          <w:rFonts w:cstheme="minorHAnsi"/>
+          <w:sz w:val="20"/>
+          <w:szCs w:val="20"/>
+        </w:rPr>
+        <w:t>所以他以為自己死定了</w:t>
+      </w:r>
+      <w:proofErr w:type="spellEnd"/>
+      <w:r>
+        <w:rPr>
+          <w:rFonts w:cstheme="minorHAnsi"/>
+          <w:sz w:val="20"/>
+          <w:szCs w:val="20"/>
+        </w:rPr>
+        <w:t>。</w:t>
+      </w:r>
+    </w:p>
+    <w:p>
+      <w:pPr>
+        <w:rPr>
+          <w:rFonts w:cstheme="minorHAnsi"/>
+          <w:sz w:val="20"/>
+          <w:szCs w:val="20"/>
+        </w:rPr>
+      </w:pPr>
+    </w:p>
+    <w:p>
+      <w:pPr>
+        <w:rPr>
+          <w:rFonts w:cstheme="minorHAnsi"/>
+          <w:sz w:val="20"/>
+          <w:szCs w:val="20"/>
+        </w:rPr>
+      </w:pPr>
+      <w:r>
+        <w:rPr>
+          <w:rFonts w:cstheme="minorHAnsi"/>
+          <w:sz w:val="20"/>
+          <w:szCs w:val="20"/>
+        </w:rPr>
+        <w:t>15</w:t>
+      </w:r>
+      <w:r>
+        <w:rPr>
+          <w:rFonts w:cstheme="minorHAnsi"/>
+          <w:sz w:val="20"/>
+          <w:szCs w:val="20"/>
+        </w:rPr>
+        <w:t>:</w:t>
+      </w:r>
+      <w:r>
+        <w:rPr>
+          <w:rFonts w:cstheme="minorHAnsi"/>
+          <w:sz w:val="20"/>
+          <w:szCs w:val="20"/>
+        </w:rPr>
+        <w:t>58/38:28</w:t>
+      </w:r>
+    </w:p>
+    <w:p>
+      <w:pPr>
+        <w:rPr>
+          <w:rFonts w:cstheme="minorHAnsi"/>
+          <w:sz w:val="20"/>
+          <w:szCs w:val="20"/>
+        </w:rPr>
+      </w:pPr>
+      <w:r>
+        <w:rPr>
+          <w:rFonts w:cstheme="minorHAnsi"/>
+          <w:sz w:val="20"/>
+          <w:szCs w:val="20"/>
+        </w:rPr>
+        <w:t>Isaiah 6:1-5</w:t>
       </w:r>
     </w:p>
     <w:p>
@@ -3390,7 +3535,46 @@
           <w:sz w:val="20"/>
           <w:szCs w:val="20"/>
         </w:rPr>
-        <w:t>重點：</w:t>
+        <w:t>Main point:</w:t>
+      </w:r>
+      <w:r>
+        <w:rPr>
+          <w:rFonts w:cstheme="minorHAnsi"/>
+          <w:sz w:val="20"/>
+          <w:szCs w:val="20"/>
+        </w:rPr>
+        <w:t xml:space="preserve"> When we truly see God as He is — holy, exalted, glorious — we see ourselves as we are: sinful and unworthy. Repentance starts with a vision of God's holiness, because only then do we recognize our own unclean hearts and lips.</w:t>
+      </w:r>
+    </w:p>
+    <w:p>
+      <w:pPr>
+        <w:rPr>
+          <w:rFonts w:cstheme="minorHAnsi"/>
+          <w:sz w:val="20"/>
+          <w:szCs w:val="20"/>
+        </w:rPr>
+      </w:pPr>
+      <w:proofErr w:type="spellStart"/>
+      <w:r>
+        <w:rPr>
+          <w:rFonts w:cstheme="minorHAnsi"/>
+          <w:b/>
+          <w:bCs/>
+          <w:sz w:val="20"/>
+          <w:szCs w:val="20"/>
+        </w:rPr>
+        <w:t>重點</w:t>
+      </w:r>
+      <w:proofErr w:type="spellEnd"/>
+      <w:r>
+        <w:rPr>
+          <w:rFonts w:cstheme="minorHAnsi"/>
+          <w:b/>
+          <w:bCs/>
+          <w:sz w:val="20"/>
+          <w:szCs w:val="20"/>
+        </w:rPr>
+        <w:t>：</w:t>
       </w:r>
       <w:r>
         <w:rPr>
@@ -3619,6 +3803,7 @@
         </w:rPr>
         <w:t xml:space="preserve"> 6 </w:t>
       </w:r>
+      <w:proofErr w:type="spellStart"/>
       <w:r>
         <w:rPr>
           <w:rFonts w:cstheme="minorHAnsi"/>
@@ -3635,65 +3820,9 @@
           <w:sz w:val="20"/>
           <w:szCs w:val="20"/>
         </w:rPr>
-        <w:t>live coal</w:t>
-      </w:r>
-      <w:r>
-        <w:rPr>
-          <w:rFonts w:cstheme="minorHAnsi"/>
-          <w:sz w:val="20"/>
-          <w:szCs w:val="20"/>
-        </w:rPr>
-        <w:t>）。祭壇是獻祭贖罪的地方，所以這塊炭帶來的是潔淨與赦免；連天使都要用鉗子夾，不敢徒手碰</w:t>
-      </w:r>
-      <w:r>
-        <w:rPr>
-          <w:rFonts w:cstheme="minorHAnsi"/>
-          <w:sz w:val="20"/>
-          <w:szCs w:val="20"/>
-        </w:rPr>
-        <w:t>——</w:t>
-      </w:r>
-      <w:r>
-        <w:rPr>
-          <w:rFonts w:cstheme="minorHAnsi"/>
-          <w:sz w:val="20"/>
-          <w:szCs w:val="20"/>
-        </w:rPr>
-        <w:t>神的聖潔不能隨便。下一節這炭要碰以賽亞的嘴唇。</w:t>
-      </w:r>
-    </w:p>
-    <w:p>
-      <w:pPr>
-        <w:rPr>
-          <w:rFonts w:cstheme="minorHAnsi"/>
-          <w:sz w:val="20"/>
-          <w:szCs w:val="20"/>
-        </w:rPr>
-      </w:pPr>
-      <w:r>
-        <w:rPr>
-          <w:rFonts w:cstheme="minorHAnsi"/>
-          <w:sz w:val="20"/>
-          <w:szCs w:val="20"/>
-        </w:rPr>
-        <w:t>第</w:t>
-      </w:r>
-      <w:r>
-        <w:rPr>
-          <w:rFonts w:cstheme="minorHAnsi"/>
-          <w:sz w:val="20"/>
-          <w:szCs w:val="20"/>
-        </w:rPr>
-        <w:t xml:space="preserve"> 7 </w:t>
-      </w:r>
-      <w:r>
-        <w:rPr>
-          <w:rFonts w:cstheme="minorHAnsi"/>
-          <w:sz w:val="20"/>
-          <w:szCs w:val="20"/>
-        </w:rPr>
-        <w:t>節是全段的轉捩點：炭碰到嘴唇，</w:t>
-      </w:r>
+        <w:t>live</w:t>
+      </w:r>
+      <w:proofErr w:type="spellEnd"/>
       <w:r>
         <w:rPr>
           <w:rFonts w:cstheme="minorHAnsi"/>
@@ -3702,15 +3831,74 @@
           <w:sz w:val="20"/>
           <w:szCs w:val="20"/>
         </w:rPr>
-        <w:t>"your guilt is taken away"</w:t>
-      </w:r>
-      <w:r>
-        <w:rPr>
-          <w:rFonts w:cstheme="minorHAnsi"/>
-          <w:sz w:val="20"/>
-          <w:szCs w:val="20"/>
-        </w:rPr>
-        <w:t>（你的罪孽消除了）、</w:t>
+        <w:t xml:space="preserve"> coal</w:t>
+      </w:r>
+      <w:r>
+        <w:rPr>
+          <w:rFonts w:cstheme="minorHAnsi"/>
+          <w:sz w:val="20"/>
+          <w:szCs w:val="20"/>
+        </w:rPr>
+        <w:t>）。祭壇是獻祭贖罪的地方，所以這塊炭帶來的是潔淨與赦免；連天使都要用鉗子夾，不敢徒手碰</w:t>
+      </w:r>
+      <w:r>
+        <w:rPr>
+          <w:rFonts w:cstheme="minorHAnsi"/>
+          <w:sz w:val="20"/>
+          <w:szCs w:val="20"/>
+        </w:rPr>
+        <w:t>——</w:t>
+      </w:r>
+      <w:r>
+        <w:rPr>
+          <w:rFonts w:cstheme="minorHAnsi"/>
+          <w:sz w:val="20"/>
+          <w:szCs w:val="20"/>
+        </w:rPr>
+        <w:t>神的聖潔不能隨便。下一節這炭要碰以賽亞的嘴唇。</w:t>
+      </w:r>
+    </w:p>
+    <w:p>
+      <w:pPr>
+        <w:rPr>
+          <w:rFonts w:cstheme="minorHAnsi"/>
+          <w:sz w:val="20"/>
+          <w:szCs w:val="20"/>
+        </w:rPr>
+      </w:pPr>
+      <w:r>
+        <w:rPr>
+          <w:rFonts w:cstheme="minorHAnsi"/>
+          <w:sz w:val="20"/>
+          <w:szCs w:val="20"/>
+        </w:rPr>
+        <w:t>第</w:t>
+      </w:r>
+      <w:r>
+        <w:rPr>
+          <w:rFonts w:cstheme="minorHAnsi"/>
+          <w:sz w:val="20"/>
+          <w:szCs w:val="20"/>
+        </w:rPr>
+        <w:t xml:space="preserve"> 7 </w:t>
+      </w:r>
+      <w:proofErr w:type="spellStart"/>
+      <w:r>
+        <w:rPr>
+          <w:rFonts w:cstheme="minorHAnsi"/>
+          <w:sz w:val="20"/>
+          <w:szCs w:val="20"/>
+        </w:rPr>
+        <w:t>節是全段的轉捩點：炭碰到嘴唇</w:t>
+      </w:r>
+      <w:proofErr w:type="spellEnd"/>
+      <w:r>
+        <w:rPr>
+          <w:rFonts w:cstheme="minorHAnsi"/>
+          <w:sz w:val="20"/>
+          <w:szCs w:val="20"/>
+        </w:rPr>
+        <w:t>，</w:t>
       </w:r>
       <w:r>
         <w:rPr>
@@ -3720,92 +3908,34 @@
           <w:sz w:val="20"/>
           <w:szCs w:val="20"/>
         </w:rPr>
-        <w:t>"your sin atoned for"</w:t>
-      </w:r>
-      <w:r>
-        <w:rPr>
-          <w:rFonts w:cstheme="minorHAnsi"/>
-          <w:sz w:val="20"/>
-          <w:szCs w:val="20"/>
-        </w:rPr>
-        <w:t>（你的罪得贖、得赦免）。注意順序</w:t>
-      </w:r>
-      <w:r>
-        <w:rPr>
-          <w:rFonts w:cstheme="minorHAnsi"/>
-          <w:sz w:val="20"/>
-          <w:szCs w:val="20"/>
-        </w:rPr>
-        <w:t>——</w:t>
-      </w:r>
-      <w:r>
-        <w:rPr>
-          <w:rFonts w:cstheme="minorHAnsi"/>
-          <w:sz w:val="20"/>
-          <w:szCs w:val="20"/>
-        </w:rPr>
-        <w:t>以賽亞先承認自己不潔（第</w:t>
-      </w:r>
-      <w:r>
-        <w:rPr>
-          <w:rFonts w:cstheme="minorHAnsi"/>
-          <w:sz w:val="20"/>
-          <w:szCs w:val="20"/>
-        </w:rPr>
-        <w:t xml:space="preserve"> 5 </w:t>
-      </w:r>
-      <w:r>
-        <w:rPr>
-          <w:rFonts w:cstheme="minorHAnsi"/>
-          <w:sz w:val="20"/>
-          <w:szCs w:val="20"/>
-        </w:rPr>
-        <w:t>節），潔淨是神主動給的，他沒辦法潔淨自己。</w:t>
-      </w:r>
-    </w:p>
-    <w:p>
-      <w:pPr>
-        <w:rPr>
-          <w:rFonts w:cstheme="minorHAnsi"/>
-          <w:sz w:val="20"/>
-          <w:szCs w:val="20"/>
-        </w:rPr>
-      </w:pPr>
-    </w:p>
-    <w:p>
-      <w:pPr>
-        <w:rPr>
-          <w:rFonts w:cstheme="minorHAnsi"/>
-          <w:sz w:val="20"/>
-          <w:szCs w:val="20"/>
-        </w:rPr>
-      </w:pPr>
-    </w:p>
-    <w:p>
-      <w:pPr>
-        <w:rPr>
-          <w:rFonts w:cstheme="minorHAnsi"/>
-          <w:sz w:val="20"/>
-          <w:szCs w:val="20"/>
-        </w:rPr>
-      </w:pPr>
-      <w:r>
-        <w:rPr>
-          <w:rFonts w:cstheme="minorHAnsi"/>
-          <w:sz w:val="20"/>
-          <w:szCs w:val="20"/>
-        </w:rPr>
-        <w:t>Isaiah 6:6-7</w:t>
-      </w:r>
-    </w:p>
-    <w:p>
-      <w:pPr>
-        <w:rPr>
-          <w:rFonts w:cstheme="minorHAnsi"/>
-          <w:sz w:val="20"/>
-          <w:szCs w:val="20"/>
-        </w:rPr>
-      </w:pPr>
+        <w:t>"your guilt is taken away"</w:t>
+      </w:r>
+      <w:r>
+        <w:rPr>
+          <w:rFonts w:cstheme="minorHAnsi"/>
+          <w:sz w:val="20"/>
+          <w:szCs w:val="20"/>
+        </w:rPr>
+        <w:t>（</w:t>
+      </w:r>
+      <w:proofErr w:type="spellStart"/>
+      <w:r>
+        <w:rPr>
+          <w:rFonts w:cstheme="minorHAnsi"/>
+          <w:sz w:val="20"/>
+          <w:szCs w:val="20"/>
+        </w:rPr>
+        <w:t>你的罪孽消除了</w:t>
+      </w:r>
+      <w:proofErr w:type="spellEnd"/>
+      <w:r>
+        <w:rPr>
+          <w:rFonts w:cstheme="minorHAnsi"/>
+          <w:sz w:val="20"/>
+          <w:szCs w:val="20"/>
+        </w:rPr>
+        <w:t>）、</w:t>
+      </w:r>
       <w:r>
         <w:rPr>
           <w:rFonts w:cstheme="minorHAnsi"/>
@@ -3814,15 +3944,130 @@
           <w:sz w:val="20"/>
           <w:szCs w:val="20"/>
         </w:rPr>
-        <w:t>Main point:</w:t>
-      </w:r>
-      <w:r>
-        <w:rPr>
-          <w:rFonts w:cstheme="minorHAnsi"/>
-          <w:sz w:val="20"/>
-          <w:szCs w:val="20"/>
-        </w:rPr>
-        <w:t xml:space="preserve"> God Himself provides the cleansing we cannot. Isaiah confessed his sin, and God took the initiative — the burning coal from the altar removed his guilt. Forgiveness is God's gift, not something we earn.</w:t>
+        <w:t>"your sin atoned for"</w:t>
+      </w:r>
+      <w:r>
+        <w:rPr>
+          <w:rFonts w:cstheme="minorHAnsi"/>
+          <w:sz w:val="20"/>
+          <w:szCs w:val="20"/>
+        </w:rPr>
+        <w:t>（</w:t>
+      </w:r>
+      <w:proofErr w:type="spellStart"/>
+      <w:r>
+        <w:rPr>
+          <w:rFonts w:cstheme="minorHAnsi"/>
+          <w:sz w:val="20"/>
+          <w:szCs w:val="20"/>
+        </w:rPr>
+        <w:t>你的罪得贖、得赦免</w:t>
+      </w:r>
+      <w:proofErr w:type="spellEnd"/>
+      <w:r>
+        <w:rPr>
+          <w:rFonts w:cstheme="minorHAnsi"/>
+          <w:sz w:val="20"/>
+          <w:szCs w:val="20"/>
+        </w:rPr>
+        <w:t>）。</w:t>
+      </w:r>
+      <w:proofErr w:type="spellStart"/>
+      <w:r>
+        <w:rPr>
+          <w:rFonts w:cstheme="minorHAnsi"/>
+          <w:sz w:val="20"/>
+          <w:szCs w:val="20"/>
+        </w:rPr>
+        <w:t>注意順序</w:t>
+      </w:r>
+      <w:proofErr w:type="spellEnd"/>
+      <w:r>
+        <w:rPr>
+          <w:rFonts w:cstheme="minorHAnsi"/>
+          <w:sz w:val="20"/>
+          <w:szCs w:val="20"/>
+        </w:rPr>
+        <w:t>——</w:t>
+      </w:r>
+      <w:proofErr w:type="spellStart"/>
+      <w:r>
+        <w:rPr>
+          <w:rFonts w:cstheme="minorHAnsi"/>
+          <w:sz w:val="20"/>
+          <w:szCs w:val="20"/>
+        </w:rPr>
+        <w:t>以賽亞先承認自己不潔（第</w:t>
+      </w:r>
+      <w:proofErr w:type="spellEnd"/>
+      <w:r>
+        <w:rPr>
+          <w:rFonts w:cstheme="minorHAnsi"/>
+          <w:sz w:val="20"/>
+          <w:szCs w:val="20"/>
+        </w:rPr>
+        <w:t xml:space="preserve"> 5 </w:t>
+      </w:r>
+      <w:r>
+        <w:rPr>
+          <w:rFonts w:cstheme="minorHAnsi"/>
+          <w:sz w:val="20"/>
+          <w:szCs w:val="20"/>
+        </w:rPr>
+        <w:t>節），</w:t>
+      </w:r>
+      <w:proofErr w:type="spellStart"/>
+      <w:r>
+        <w:rPr>
+          <w:rFonts w:cstheme="minorHAnsi"/>
+          <w:sz w:val="20"/>
+          <w:szCs w:val="20"/>
+        </w:rPr>
+        <w:t>潔淨是神主動給的，他沒辦法潔淨自己</w:t>
+      </w:r>
+      <w:proofErr w:type="spellEnd"/>
+      <w:r>
+        <w:rPr>
+          <w:rFonts w:cstheme="minorHAnsi"/>
+          <w:sz w:val="20"/>
+          <w:szCs w:val="20"/>
+        </w:rPr>
+        <w:t>。</w:t>
+      </w:r>
+    </w:p>
+    <w:p>
+      <w:pPr>
+        <w:rPr>
+          <w:rFonts w:cstheme="minorHAnsi"/>
+          <w:sz w:val="20"/>
+          <w:szCs w:val="20"/>
+        </w:rPr>
+      </w:pPr>
+    </w:p>
+    <w:p>
+      <w:pPr>
+        <w:rPr>
+          <w:rFonts w:cstheme="minorHAnsi"/>
+          <w:sz w:val="20"/>
+          <w:szCs w:val="20"/>
+        </w:rPr>
+      </w:pPr>
+    </w:p>
+    <w:p>
+      <w:pPr>
+        <w:rPr>
+          <w:rFonts w:cstheme="minorHAnsi"/>
+          <w:sz w:val="20"/>
+          <w:szCs w:val="20"/>
+        </w:rPr>
+      </w:pPr>
+      <w:r>
+        <w:rPr>
+          <w:rFonts w:cstheme="minorHAnsi"/>
+          <w:sz w:val="20"/>
+          <w:szCs w:val="20"/>
+        </w:rPr>
+        <w:t>Isaiah 6:6-7</w:t>
       </w:r>
     </w:p>
     <w:p>
@@ -3841,7 +4086,46 @@
           <w:sz w:val="20"/>
           <w:szCs w:val="20"/>
         </w:rPr>
-        <w:t>重點：</w:t>
+        <w:t>Main point:</w:t>
+      </w:r>
+      <w:r>
+        <w:rPr>
+          <w:rFonts w:cstheme="minorHAnsi"/>
+          <w:sz w:val="20"/>
+          <w:szCs w:val="20"/>
+        </w:rPr>
+        <w:t xml:space="preserve"> God Himself provides the cleansing we cannot. Isaiah confessed his sin, and God took the initiative — the burning coal from the altar removed his guilt. Forgiveness is God's gift, not something we earn.</w:t>
+      </w:r>
+    </w:p>
+    <w:p>
+      <w:pPr>
+        <w:rPr>
+          <w:rFonts w:cstheme="minorHAnsi"/>
+          <w:sz w:val="20"/>
+          <w:szCs w:val="20"/>
+        </w:rPr>
+      </w:pPr>
+      <w:proofErr w:type="spellStart"/>
+      <w:r>
+        <w:rPr>
+          <w:rFonts w:cstheme="minorHAnsi"/>
+          <w:b/>
+          <w:bCs/>
+          <w:sz w:val="20"/>
+          <w:szCs w:val="20"/>
+        </w:rPr>
+        <w:t>重點</w:t>
+      </w:r>
+      <w:proofErr w:type="spellEnd"/>
+      <w:r>
+        <w:rPr>
+          <w:rFonts w:cstheme="minorHAnsi"/>
+          <w:b/>
+          <w:bCs/>
+          <w:sz w:val="20"/>
+          <w:szCs w:val="20"/>
+        </w:rPr>
+        <w:t>：</w:t>
       </w:r>
       <w:r>
         <w:rPr>
@@ -3851,6 +4135,7 @@
         </w:rPr>
         <w:t xml:space="preserve"> </w:t>
       </w:r>
+      <w:proofErr w:type="spellStart"/>
       <w:r>
         <w:rPr>
           <w:rFonts w:cstheme="minorHAnsi"/>
@@ -3859,6 +4144,7 @@
         </w:rPr>
         <w:t>潔淨是神主動給的，不是人賺來的。以賽亞一承認自己的罪，神就主動用祭壇的炭除掉他的罪孽</w:t>
       </w:r>
+      <w:proofErr w:type="spellEnd"/>
       <w:r>
         <w:rPr>
           <w:rFonts w:cstheme="minorHAnsi"/>
@@ -3867,47 +4153,49 @@
         </w:rPr>
         <w:t>——</w:t>
       </w:r>
-      <w:r>
-        <w:rPr>
-          <w:rFonts w:cstheme="minorHAnsi"/>
-          <w:sz w:val="20"/>
-          <w:szCs w:val="20"/>
-        </w:rPr>
-        <w:t>赦免是恩典，不是功勞。</w:t>
-      </w:r>
-    </w:p>
-    <w:p>
-      <w:pPr>
-        <w:rPr>
-          <w:rFonts w:cstheme="minorHAnsi"/>
-          <w:sz w:val="20"/>
-          <w:szCs w:val="20"/>
-        </w:rPr>
-      </w:pPr>
-    </w:p>
-    <w:p>
-      <w:pPr>
-        <w:rPr>
-          <w:rFonts w:cstheme="minorHAnsi"/>
-          <w:sz w:val="20"/>
-          <w:szCs w:val="20"/>
-        </w:rPr>
-      </w:pPr>
-      <w:r>
-        <w:rPr>
-          <w:rFonts w:cstheme="minorHAnsi"/>
-          <w:sz w:val="20"/>
-          <w:szCs w:val="20"/>
-        </w:rPr>
-        <w:t>1</w:t>
-      </w:r>
-      <w:r>
-        <w:rPr>
-          <w:rFonts w:cstheme="minorHAnsi"/>
-          <w:sz w:val="20"/>
-          <w:szCs w:val="20"/>
-        </w:rPr>
-        <w:t>8</w:t>
+      <w:proofErr w:type="spellStart"/>
+      <w:r>
+        <w:rPr>
+          <w:rFonts w:cstheme="minorHAnsi"/>
+          <w:sz w:val="20"/>
+          <w:szCs w:val="20"/>
+        </w:rPr>
+        <w:t>赦免是恩典，不是功勞</w:t>
+      </w:r>
+      <w:proofErr w:type="spellEnd"/>
+      <w:r>
+        <w:rPr>
+          <w:rFonts w:cstheme="minorHAnsi"/>
+          <w:sz w:val="20"/>
+          <w:szCs w:val="20"/>
+        </w:rPr>
+        <w:t>。</w:t>
+      </w:r>
+    </w:p>
+    <w:p>
+      <w:pPr>
+        <w:rPr>
+          <w:rFonts w:cstheme="minorHAnsi"/>
+          <w:sz w:val="20"/>
+          <w:szCs w:val="20"/>
+        </w:rPr>
+      </w:pPr>
+    </w:p>
+    <w:p>
+      <w:pPr>
+        <w:rPr>
+          <w:rFonts w:cstheme="minorHAnsi"/>
+          <w:sz w:val="20"/>
+          <w:szCs w:val="20"/>
+        </w:rPr>
+      </w:pPr>
+      <w:r>
+        <w:rPr>
+          <w:rFonts w:cstheme="minorHAnsi"/>
+          <w:sz w:val="20"/>
+          <w:szCs w:val="20"/>
+        </w:rPr>
+        <w:t>18</w:t>
       </w:r>
       <w:r>
         <w:rPr>
@@ -3923,23 +4211,7 @@
           <w:sz w:val="20"/>
           <w:szCs w:val="20"/>
         </w:rPr>
-        <w:t>3</w:t>
-      </w:r>
-      <w:r>
-        <w:rPr>
-          <w:rFonts w:cstheme="minorHAnsi"/>
-          <w:sz w:val="20"/>
-          <w:szCs w:val="20"/>
-        </w:rPr>
-        <w:t>6</w:t>
-      </w:r>
-      <w:r>
-        <w:rPr>
-          <w:rFonts w:cstheme="minorHAnsi"/>
-          <w:sz w:val="20"/>
-          <w:szCs w:val="20"/>
-        </w:rPr>
-        <w:t>/38:28</w:t>
+        <w:t>36/38:28</w:t>
       </w:r>
     </w:p>
     <w:p>
@@ -3982,15 +4254,7 @@
           <w:sz w:val="20"/>
           <w:szCs w:val="20"/>
         </w:rPr>
-        <w:t>1</w:t>
-      </w:r>
-      <w:r>
-        <w:rPr>
-          <w:rFonts w:cstheme="minorHAnsi"/>
-          <w:sz w:val="20"/>
-          <w:szCs w:val="20"/>
-        </w:rPr>
-        <w:t>9</w:t>
+        <w:t>19</w:t>
       </w:r>
       <w:r>
         <w:rPr>
@@ -4006,28 +4270,21 @@
           <w:sz w:val="20"/>
           <w:szCs w:val="20"/>
         </w:rPr>
-        <w:t>28</w:t>
-      </w:r>
-      <w:r>
-        <w:rPr>
-          <w:rFonts w:cstheme="minorHAnsi"/>
-          <w:sz w:val="20"/>
-          <w:szCs w:val="20"/>
-        </w:rPr>
-        <w:t>/38:28</w:t>
-      </w:r>
-    </w:p>
-    <w:p>
-      <w:pPr>
-        <w:rPr>
-          <w:rFonts w:cstheme="minorHAnsi"/>
-          <w:sz w:val="20"/>
-          <w:szCs w:val="20"/>
-        </w:rPr>
-      </w:pPr>
-      <w:r>
-        <w:rPr>
-          <w:rFonts w:cstheme="minorHAnsi"/>
+        <w:t>28/38:28</w:t>
+      </w:r>
+    </w:p>
+    <w:p>
+      <w:pPr>
+        <w:rPr>
+          <w:rFonts w:cstheme="minorHAnsi"/>
+          <w:sz w:val="20"/>
+          <w:szCs w:val="20"/>
+        </w:rPr>
+      </w:pPr>
+      <w:r>
+        <w:rPr>
+          <w:rFonts w:cstheme="minorHAnsi"/>
+          <w:noProof/>
           <w:sz w:val="20"/>
           <w:szCs w:val="20"/>
         </w:rPr>
@@ -4146,13 +4403,23 @@
           <w:szCs w:val="20"/>
         </w:rPr>
       </w:pPr>
-      <w:r>
-        <w:rPr>
-          <w:rFonts w:cstheme="minorHAnsi"/>
-          <w:sz w:val="20"/>
-          <w:szCs w:val="20"/>
-        </w:rPr>
-        <w:t>這段話的三個關鍵：</w:t>
+      <w:proofErr w:type="spellStart"/>
+      <w:r>
+        <w:rPr>
+          <w:rFonts w:cstheme="minorHAnsi"/>
+          <w:sz w:val="20"/>
+          <w:szCs w:val="20"/>
+        </w:rPr>
+        <w:t>這段話的三個關鍵</w:t>
+      </w:r>
+      <w:proofErr w:type="spellEnd"/>
+      <w:r>
+        <w:rPr>
+          <w:rFonts w:cstheme="minorHAnsi"/>
+          <w:sz w:val="20"/>
+          <w:szCs w:val="20"/>
+        </w:rPr>
+        <w:t>：</w:t>
       </w:r>
     </w:p>
     <w:p>
@@ -4175,7 +4442,18 @@
           <w:sz w:val="20"/>
           <w:szCs w:val="20"/>
         </w:rPr>
-        <w:t>beating ourselves up</w:t>
+        <w:t xml:space="preserve">beating ourselves </w:t>
+      </w:r>
+      <w:proofErr w:type="spellStart"/>
+      <w:r>
+        <w:rPr>
+          <w:rFonts w:cstheme="minorHAnsi"/>
+          <w:b/>
+          <w:bCs/>
+          <w:sz w:val="20"/>
+          <w:szCs w:val="20"/>
+        </w:rPr>
+        <w:t>up</w:t>
       </w:r>
       <w:r>
         <w:rPr>
@@ -4191,15 +4469,34 @@
           <w:sz w:val="20"/>
           <w:szCs w:val="20"/>
         </w:rPr>
-        <w:t xml:space="preserve">Willard </w:t>
-      </w:r>
-      <w:r>
-        <w:rPr>
-          <w:rFonts w:cstheme="minorHAnsi"/>
-          <w:sz w:val="20"/>
-          <w:szCs w:val="20"/>
-        </w:rPr>
-        <w:t>說認罪不是這個。</w:t>
+        <w:t>Willard</w:t>
+      </w:r>
+      <w:proofErr w:type="spellEnd"/>
+      <w:r>
+        <w:rPr>
+          <w:rFonts w:cstheme="minorHAnsi"/>
+          <w:sz w:val="20"/>
+          <w:szCs w:val="20"/>
+        </w:rPr>
+        <w:t xml:space="preserve"> </w:t>
+      </w:r>
+      <w:proofErr w:type="spellStart"/>
+      <w:r>
+        <w:rPr>
+          <w:rFonts w:cstheme="minorHAnsi"/>
+          <w:sz w:val="20"/>
+          <w:szCs w:val="20"/>
+        </w:rPr>
+        <w:t>說認罪不是這個</w:t>
+      </w:r>
+      <w:proofErr w:type="spellEnd"/>
+      <w:r>
+        <w:rPr>
+          <w:rFonts w:cstheme="minorHAnsi"/>
+          <w:sz w:val="20"/>
+          <w:szCs w:val="20"/>
+        </w:rPr>
+        <w:t>。</w:t>
       </w:r>
     </w:p>
     <w:p>
@@ -4222,7 +4519,18 @@
           <w:sz w:val="20"/>
           <w:szCs w:val="20"/>
         </w:rPr>
-        <w:t>recognition of reality</w:t>
+        <w:t xml:space="preserve">recognition of </w:t>
+      </w:r>
+      <w:proofErr w:type="spellStart"/>
+      <w:r>
+        <w:rPr>
+          <w:rFonts w:cstheme="minorHAnsi"/>
+          <w:b/>
+          <w:bCs/>
+          <w:sz w:val="20"/>
+          <w:szCs w:val="20"/>
+        </w:rPr>
+        <w:t>reality</w:t>
       </w:r>
       <w:r>
         <w:rPr>
@@ -4232,6 +4540,7 @@
         </w:rPr>
         <w:t>：認清現實</w:t>
       </w:r>
+      <w:proofErr w:type="spellEnd"/>
       <w:r>
         <w:rPr>
           <w:rFonts w:cstheme="minorHAnsi"/>
@@ -4240,13 +4549,23 @@
         </w:rPr>
         <w:t>——</w:t>
       </w:r>
-      <w:r>
-        <w:rPr>
-          <w:rFonts w:cstheme="minorHAnsi"/>
-          <w:sz w:val="20"/>
-          <w:szCs w:val="20"/>
-        </w:rPr>
-        <w:t>在神面前誠實承認自己是誰。</w:t>
+      <w:proofErr w:type="spellStart"/>
+      <w:r>
+        <w:rPr>
+          <w:rFonts w:cstheme="minorHAnsi"/>
+          <w:sz w:val="20"/>
+          <w:szCs w:val="20"/>
+        </w:rPr>
+        <w:t>在神面前誠實承認自己是誰</w:t>
+      </w:r>
+      <w:proofErr w:type="spellEnd"/>
+      <w:r>
+        <w:rPr>
+          <w:rFonts w:cstheme="minorHAnsi"/>
+          <w:sz w:val="20"/>
+          <w:szCs w:val="20"/>
+        </w:rPr>
+        <w:t>。</w:t>
       </w:r>
     </w:p>
     <w:p>
@@ -4269,32 +4588,62 @@
           <w:sz w:val="20"/>
           <w:szCs w:val="20"/>
         </w:rPr>
-        <w:t>taking off the armor we never should have put on</w:t>
-      </w:r>
-      <w:r>
-        <w:rPr>
-          <w:rFonts w:cstheme="minorHAnsi"/>
-          <w:sz w:val="20"/>
-          <w:szCs w:val="20"/>
-        </w:rPr>
-        <w:t>：卸下盔甲。我們用自我辯護、隱藏、假裝來保護自己，就像穿盔甲；認罪就是把它脫掉，因為那盔甲本來就不該穿。</w:t>
-      </w:r>
-    </w:p>
-    <w:p>
-      <w:pPr>
-        <w:rPr>
-          <w:rFonts w:cstheme="minorHAnsi"/>
-          <w:sz w:val="20"/>
-          <w:szCs w:val="20"/>
-        </w:rPr>
-      </w:pPr>
-      <w:r>
-        <w:rPr>
-          <w:rFonts w:cstheme="minorHAnsi"/>
-          <w:sz w:val="20"/>
-          <w:szCs w:val="20"/>
-        </w:rPr>
-        <w:t>中文：</w:t>
+        <w:t xml:space="preserve">taking off the armor we never should have put </w:t>
+      </w:r>
+      <w:proofErr w:type="spellStart"/>
+      <w:r>
+        <w:rPr>
+          <w:rFonts w:cstheme="minorHAnsi"/>
+          <w:b/>
+          <w:bCs/>
+          <w:sz w:val="20"/>
+          <w:szCs w:val="20"/>
+        </w:rPr>
+        <w:t>on</w:t>
+      </w:r>
+      <w:r>
+        <w:rPr>
+          <w:rFonts w:cstheme="minorHAnsi"/>
+          <w:sz w:val="20"/>
+          <w:szCs w:val="20"/>
+        </w:rPr>
+        <w:t>：卸下盔甲。我們用自我辯護、隱藏、假裝來保護自己，就像穿盔甲；認罪就是把它脫掉，因為那盔甲本來就不該穿</w:t>
+      </w:r>
+      <w:proofErr w:type="spellEnd"/>
+      <w:r>
+        <w:rPr>
+          <w:rFonts w:cstheme="minorHAnsi"/>
+          <w:sz w:val="20"/>
+          <w:szCs w:val="20"/>
+        </w:rPr>
+        <w:t>。</w:t>
+      </w:r>
+    </w:p>
+    <w:p>
+      <w:pPr>
+        <w:rPr>
+          <w:rFonts w:cstheme="minorHAnsi"/>
+          <w:sz w:val="20"/>
+          <w:szCs w:val="20"/>
+        </w:rPr>
+      </w:pPr>
+      <w:proofErr w:type="spellStart"/>
+      <w:r>
+        <w:rPr>
+          <w:rFonts w:cstheme="minorHAnsi"/>
+          <w:sz w:val="20"/>
+          <w:szCs w:val="20"/>
+        </w:rPr>
+        <w:t>中文</w:t>
+      </w:r>
+      <w:proofErr w:type="spellEnd"/>
+      <w:r>
+        <w:rPr>
+          <w:rFonts w:cstheme="minorHAnsi"/>
+          <w:sz w:val="20"/>
+          <w:szCs w:val="20"/>
+        </w:rPr>
+        <w:t>：</w:t>
       </w:r>
     </w:p>
     <w:p>
@@ -4315,17 +4664,40 @@
           <w:sz w:val="20"/>
           <w:szCs w:val="20"/>
         </w:rPr>
-        <w:t>「認罪不是自我鞭打，而是單純地認清現實。是脫下我們當初根本不該穿上的盔甲。」</w:t>
-      </w:r>
-    </w:p>
-    <w:p>
-      <w:pPr>
-        <w:rPr>
-          <w:rFonts w:cstheme="minorHAnsi"/>
-          <w:sz w:val="20"/>
-          <w:szCs w:val="20"/>
-        </w:rPr>
-      </w:pPr>
+        <w:t>「</w:t>
+      </w:r>
+      <w:proofErr w:type="spellStart"/>
+      <w:r>
+        <w:rPr>
+          <w:rFonts w:cstheme="minorHAnsi"/>
+          <w:i/>
+          <w:iCs/>
+          <w:sz w:val="20"/>
+          <w:szCs w:val="20"/>
+        </w:rPr>
+        <w:t>認罪不是自我鞭打，而是單純地認清現實。是脫下我們當初根本不該穿上的盔甲</w:t>
+      </w:r>
+      <w:proofErr w:type="spellEnd"/>
+      <w:r>
+        <w:rPr>
+          <w:rFonts w:cstheme="minorHAnsi"/>
+          <w:i/>
+          <w:iCs/>
+          <w:sz w:val="20"/>
+          <w:szCs w:val="20"/>
+        </w:rPr>
+        <w:t>。」</w:t>
+      </w:r>
+    </w:p>
+    <w:p>
+      <w:pPr>
+        <w:rPr>
+          <w:rFonts w:cstheme="minorHAnsi"/>
+          <w:sz w:val="20"/>
+          <w:szCs w:val="20"/>
+        </w:rPr>
+      </w:pPr>
+      <w:proofErr w:type="spellStart"/>
       <w:r>
         <w:rPr>
           <w:rFonts w:cstheme="minorHAnsi"/>
@@ -4344,6 +4716,7 @@
         </w:rPr>
         <w:t>認罪不是懲罰自己，而是放下防衛、在神面前誠實</w:t>
       </w:r>
+      <w:proofErr w:type="spellEnd"/>
       <w:r>
         <w:rPr>
           <w:rFonts w:cstheme="minorHAnsi"/>
@@ -4392,15 +4765,7 @@
           <w:sz w:val="20"/>
           <w:szCs w:val="20"/>
         </w:rPr>
-        <w:t>41</w:t>
-      </w:r>
-      <w:r>
-        <w:rPr>
-          <w:rFonts w:cstheme="minorHAnsi"/>
-          <w:sz w:val="20"/>
-          <w:szCs w:val="20"/>
-        </w:rPr>
-        <w:t>/38:28</w:t>
+        <w:t>41/38:28</w:t>
       </w:r>
     </w:p>
     <w:p>
@@ -4502,37 +4867,30 @@
           <w:sz w:val="20"/>
           <w:szCs w:val="20"/>
         </w:rPr>
-        <w:t>55</w:t>
-      </w:r>
-      <w:r>
-        <w:rPr>
-          <w:rFonts w:cstheme="minorHAnsi"/>
-          <w:sz w:val="20"/>
-          <w:szCs w:val="20"/>
-        </w:rPr>
-        <w:t>/38:28</w:t>
-      </w:r>
-    </w:p>
-    <w:p>
-      <w:pPr>
-        <w:rPr>
-          <w:rFonts w:cstheme="minorHAnsi"/>
-          <w:sz w:val="20"/>
-          <w:szCs w:val="20"/>
-        </w:rPr>
-      </w:pPr>
-    </w:p>
-    <w:p>
-      <w:pPr>
-        <w:rPr>
-          <w:rFonts w:cstheme="minorHAnsi"/>
-          <w:sz w:val="20"/>
-          <w:szCs w:val="20"/>
-        </w:rPr>
-      </w:pPr>
-      <w:r>
-        <w:rPr>
-          <w:rFonts w:cstheme="minorHAnsi"/>
+        <w:t>55/38:28</w:t>
+      </w:r>
+    </w:p>
+    <w:p>
+      <w:pPr>
+        <w:rPr>
+          <w:rFonts w:cstheme="minorHAnsi"/>
+          <w:sz w:val="20"/>
+          <w:szCs w:val="20"/>
+        </w:rPr>
+      </w:pPr>
+    </w:p>
+    <w:p>
+      <w:pPr>
+        <w:rPr>
+          <w:rFonts w:cstheme="minorHAnsi"/>
+          <w:sz w:val="20"/>
+          <w:szCs w:val="20"/>
+        </w:rPr>
+      </w:pPr>
+      <w:r>
+        <w:rPr>
+          <w:rFonts w:cstheme="minorHAnsi"/>
+          <w:noProof/>
           <w:sz w:val="20"/>
           <w:szCs w:val="20"/>
         </w:rPr>
@@ -4674,15 +5032,7 @@
           <w:sz w:val="20"/>
           <w:szCs w:val="20"/>
         </w:rPr>
-        <w:t>2</w:t>
-      </w:r>
-      <w:r>
-        <w:rPr>
-          <w:rFonts w:cstheme="minorHAnsi"/>
-          <w:sz w:val="20"/>
-          <w:szCs w:val="20"/>
-        </w:rPr>
-        <w:t>1</w:t>
+        <w:t>21</w:t>
       </w:r>
       <w:r>
         <w:rPr>
@@ -4698,15 +5048,7 @@
           <w:sz w:val="20"/>
           <w:szCs w:val="20"/>
         </w:rPr>
-        <w:t>11</w:t>
-      </w:r>
-      <w:r>
-        <w:rPr>
-          <w:rFonts w:cstheme="minorHAnsi"/>
-          <w:sz w:val="20"/>
-          <w:szCs w:val="20"/>
-        </w:rPr>
-        <w:t>/38:28</w:t>
+        <w:t>11/38:28</w:t>
       </w:r>
     </w:p>
     <w:p>
@@ -4749,15 +5091,7 @@
           <w:sz w:val="20"/>
           <w:szCs w:val="20"/>
         </w:rPr>
-        <w:t>2</w:t>
-      </w:r>
-      <w:r>
-        <w:rPr>
-          <w:rFonts w:cstheme="minorHAnsi"/>
-          <w:sz w:val="20"/>
-          <w:szCs w:val="20"/>
-        </w:rPr>
-        <w:t>2</w:t>
+        <w:t>22</w:t>
       </w:r>
       <w:r>
         <w:rPr>
@@ -4773,28 +5107,21 @@
           <w:sz w:val="20"/>
           <w:szCs w:val="20"/>
         </w:rPr>
-        <w:t>05</w:t>
-      </w:r>
-      <w:r>
-        <w:rPr>
-          <w:rFonts w:cstheme="minorHAnsi"/>
-          <w:sz w:val="20"/>
-          <w:szCs w:val="20"/>
-        </w:rPr>
-        <w:t>/38:28</w:t>
-      </w:r>
-    </w:p>
-    <w:p>
-      <w:pPr>
-        <w:rPr>
-          <w:rFonts w:cstheme="minorHAnsi"/>
-          <w:sz w:val="20"/>
-          <w:szCs w:val="20"/>
-        </w:rPr>
-      </w:pPr>
-      <w:r>
-        <w:rPr>
-          <w:rFonts w:cstheme="minorHAnsi"/>
+        <w:t>05/38:28</w:t>
+      </w:r>
+    </w:p>
+    <w:p>
+      <w:pPr>
+        <w:rPr>
+          <w:rFonts w:cstheme="minorHAnsi"/>
+          <w:sz w:val="20"/>
+          <w:szCs w:val="20"/>
+        </w:rPr>
+      </w:pPr>
+      <w:r>
+        <w:rPr>
+          <w:rFonts w:cstheme="minorHAnsi"/>
+          <w:noProof/>
           <w:sz w:val="20"/>
           <w:szCs w:val="20"/>
         </w:rPr>
@@ -4845,6 +5172,7 @@
       <w:r>
         <w:rPr>
           <w:rFonts w:cstheme="minorHAnsi"/>
+          <w:noProof/>
           <w:sz w:val="20"/>
           <w:szCs w:val="20"/>
         </w:rPr>
@@ -5070,15 +5398,7 @@
           <w:sz w:val="20"/>
           <w:szCs w:val="20"/>
         </w:rPr>
-        <w:t>11</w:t>
-      </w:r>
-      <w:r>
-        <w:rPr>
-          <w:rFonts w:cstheme="minorHAnsi"/>
-          <w:sz w:val="20"/>
-          <w:szCs w:val="20"/>
-        </w:rPr>
-        <w:t>/38:28</w:t>
+        <w:t>11/38:28</w:t>
       </w:r>
     </w:p>
     <w:p>
@@ -5145,15 +5465,7 @@
           <w:sz w:val="20"/>
           <w:szCs w:val="20"/>
         </w:rPr>
-        <w:t>2</w:t>
-      </w:r>
-      <w:r>
-        <w:rPr>
-          <w:rFonts w:cstheme="minorHAnsi"/>
-          <w:sz w:val="20"/>
-          <w:szCs w:val="20"/>
-        </w:rPr>
-        <w:t>4</w:t>
+        <w:t>24</w:t>
       </w:r>
       <w:r>
         <w:rPr>
@@ -5169,28 +5481,21 @@
           <w:sz w:val="20"/>
           <w:szCs w:val="20"/>
         </w:rPr>
-        <w:t>58</w:t>
-      </w:r>
-      <w:r>
-        <w:rPr>
-          <w:rFonts w:cstheme="minorHAnsi"/>
-          <w:sz w:val="20"/>
-          <w:szCs w:val="20"/>
-        </w:rPr>
-        <w:t>/38:28</w:t>
-      </w:r>
-    </w:p>
-    <w:p>
-      <w:pPr>
-        <w:rPr>
-          <w:rFonts w:cstheme="minorHAnsi"/>
-          <w:sz w:val="20"/>
-          <w:szCs w:val="20"/>
-        </w:rPr>
-      </w:pPr>
-      <w:r>
-        <w:rPr>
-          <w:rFonts w:cstheme="minorHAnsi"/>
+        <w:t>58/38:28</w:t>
+      </w:r>
+    </w:p>
+    <w:p>
+      <w:pPr>
+        <w:rPr>
+          <w:rFonts w:cstheme="minorHAnsi"/>
+          <w:sz w:val="20"/>
+          <w:szCs w:val="20"/>
+        </w:rPr>
+      </w:pPr>
+      <w:r>
+        <w:rPr>
+          <w:rFonts w:cstheme="minorHAnsi"/>
+          <w:noProof/>
           <w:sz w:val="20"/>
           <w:szCs w:val="20"/>
         </w:rPr>
@@ -5357,41 +5662,51 @@
           <w:sz w:val="20"/>
           <w:szCs w:val="20"/>
         </w:rPr>
-        <w:t>Confession needs a brother — sin keeps us alone; confessing to another brings God's presence near.</w:t>
-      </w:r>
-    </w:p>
-    <w:p>
-      <w:pPr>
-        <w:rPr>
-          <w:rFonts w:cstheme="minorHAnsi"/>
-          <w:sz w:val="20"/>
-          <w:szCs w:val="20"/>
-        </w:rPr>
-      </w:pPr>
-    </w:p>
-    <w:p>
-      <w:pPr>
-        <w:rPr>
-          <w:rFonts w:cstheme="minorHAnsi"/>
-          <w:sz w:val="20"/>
-          <w:szCs w:val="20"/>
-        </w:rPr>
-      </w:pPr>
-      <w:r>
-        <w:rPr>
-          <w:rFonts w:cstheme="minorHAnsi"/>
-          <w:sz w:val="20"/>
-          <w:szCs w:val="20"/>
-        </w:rPr>
-        <w:t>2</w:t>
-      </w:r>
-      <w:r>
-        <w:rPr>
-          <w:rFonts w:cstheme="minorHAnsi"/>
-          <w:sz w:val="20"/>
-          <w:szCs w:val="20"/>
-        </w:rPr>
-        <w:t>5</w:t>
+        <w:t xml:space="preserve">Confession needs a brother — sin keeps us alone; confessing to another brings God's presence </w:t>
+      </w:r>
+      <w:proofErr w:type="gramStart"/>
+      <w:r>
+        <w:rPr>
+          <w:rFonts w:cstheme="minorHAnsi"/>
+          <w:sz w:val="20"/>
+          <w:szCs w:val="20"/>
+        </w:rPr>
+        <w:t>near</w:t>
+      </w:r>
+      <w:proofErr w:type="gramEnd"/>
+      <w:r>
+        <w:rPr>
+          <w:rFonts w:cstheme="minorHAnsi"/>
+          <w:sz w:val="20"/>
+          <w:szCs w:val="20"/>
+        </w:rPr>
+        <w:t>.</w:t>
+      </w:r>
+    </w:p>
+    <w:p>
+      <w:pPr>
+        <w:rPr>
+          <w:rFonts w:cstheme="minorHAnsi"/>
+          <w:sz w:val="20"/>
+          <w:szCs w:val="20"/>
+        </w:rPr>
+      </w:pPr>
+    </w:p>
+    <w:p>
+      <w:pPr>
+        <w:rPr>
+          <w:rFonts w:cstheme="minorHAnsi"/>
+          <w:sz w:val="20"/>
+          <w:szCs w:val="20"/>
+        </w:rPr>
+      </w:pPr>
+      <w:r>
+        <w:rPr>
+          <w:rFonts w:cstheme="minorHAnsi"/>
+          <w:sz w:val="20"/>
+          <w:szCs w:val="20"/>
+        </w:rPr>
+        <w:t>25</w:t>
       </w:r>
       <w:r>
         <w:rPr>
@@ -5407,15 +5722,7 @@
           <w:sz w:val="20"/>
           <w:szCs w:val="20"/>
         </w:rPr>
-        <w:t>26</w:t>
-      </w:r>
-      <w:r>
-        <w:rPr>
-          <w:rFonts w:cstheme="minorHAnsi"/>
-          <w:sz w:val="20"/>
-          <w:szCs w:val="20"/>
-        </w:rPr>
-        <w:t>/38:28</w:t>
+        <w:t>26/38:28</w:t>
       </w:r>
     </w:p>
     <w:p>
@@ -5467,15 +5774,7 @@
           <w:sz w:val="20"/>
           <w:szCs w:val="20"/>
         </w:rPr>
-        <w:t>2</w:t>
-      </w:r>
-      <w:r>
-        <w:rPr>
-          <w:rFonts w:cstheme="minorHAnsi"/>
-          <w:sz w:val="20"/>
-          <w:szCs w:val="20"/>
-        </w:rPr>
-        <w:t>7</w:t>
+        <w:t>27</w:t>
       </w:r>
       <w:r>
         <w:rPr>
@@ -5491,28 +5790,21 @@
           <w:sz w:val="20"/>
           <w:szCs w:val="20"/>
         </w:rPr>
-        <w:t>20</w:t>
-      </w:r>
-      <w:r>
-        <w:rPr>
-          <w:rFonts w:cstheme="minorHAnsi"/>
-          <w:sz w:val="20"/>
-          <w:szCs w:val="20"/>
-        </w:rPr>
-        <w:t>/38:28</w:t>
-      </w:r>
-    </w:p>
-    <w:p>
-      <w:pPr>
-        <w:rPr>
-          <w:rFonts w:cstheme="minorHAnsi"/>
-          <w:sz w:val="20"/>
-          <w:szCs w:val="20"/>
-        </w:rPr>
-      </w:pPr>
-      <w:r>
-        <w:rPr>
-          <w:rFonts w:cstheme="minorHAnsi"/>
+        <w:t>20/38:28</w:t>
+      </w:r>
+    </w:p>
+    <w:p>
+      <w:pPr>
+        <w:rPr>
+          <w:rFonts w:cstheme="minorHAnsi"/>
+          <w:sz w:val="20"/>
+          <w:szCs w:val="20"/>
+        </w:rPr>
+      </w:pPr>
+      <w:r>
+        <w:rPr>
+          <w:rFonts w:cstheme="minorHAnsi"/>
+          <w:noProof/>
           <w:sz w:val="20"/>
           <w:szCs w:val="20"/>
         </w:rPr>
@@ -5759,6 +6051,7 @@
           <w:szCs w:val="20"/>
         </w:rPr>
       </w:pPr>
+      <w:proofErr w:type="spellStart"/>
       <w:r>
         <w:rPr>
           <w:rFonts w:cstheme="minorHAnsi"/>
@@ -5767,6 +6060,7 @@
         </w:rPr>
         <w:t>這句話的原話在網上找不到出處，也不是聖經經文</w:t>
       </w:r>
+      <w:proofErr w:type="spellEnd"/>
       <w:r>
         <w:rPr>
           <w:rFonts w:cstheme="minorHAnsi"/>
@@ -5775,23 +6069,34 @@
         </w:rPr>
         <w:t>——</w:t>
       </w:r>
-      <w:r>
-        <w:rPr>
-          <w:rFonts w:cstheme="minorHAnsi"/>
-          <w:sz w:val="20"/>
-          <w:szCs w:val="20"/>
-        </w:rPr>
-        <w:t>聖經裡沒有這種三段式的句子。</w:t>
-      </w:r>
-    </w:p>
-    <w:p>
-      <w:pPr>
-        <w:rPr>
-          <w:rFonts w:cstheme="minorHAnsi"/>
-          <w:sz w:val="20"/>
-          <w:szCs w:val="20"/>
-        </w:rPr>
-      </w:pPr>
+      <w:proofErr w:type="spellStart"/>
+      <w:r>
+        <w:rPr>
+          <w:rFonts w:cstheme="minorHAnsi"/>
+          <w:sz w:val="20"/>
+          <w:szCs w:val="20"/>
+        </w:rPr>
+        <w:t>聖經裡沒有這種三段式的句子</w:t>
+      </w:r>
+      <w:proofErr w:type="spellEnd"/>
+      <w:r>
+        <w:rPr>
+          <w:rFonts w:cstheme="minorHAnsi"/>
+          <w:sz w:val="20"/>
+          <w:szCs w:val="20"/>
+        </w:rPr>
+        <w:t>。</w:t>
+      </w:r>
+    </w:p>
+    <w:p>
+      <w:pPr>
+        <w:rPr>
+          <w:rFonts w:cstheme="minorHAnsi"/>
+          <w:sz w:val="20"/>
+          <w:szCs w:val="20"/>
+        </w:rPr>
+      </w:pPr>
+      <w:proofErr w:type="spellStart"/>
       <w:r>
         <w:rPr>
           <w:rFonts w:cstheme="minorHAnsi"/>
@@ -5820,6 +6125,7 @@
         </w:rPr>
         <w:t>illustration</w:t>
       </w:r>
+      <w:proofErr w:type="spellEnd"/>
       <w:r>
         <w:rPr>
           <w:rFonts w:cstheme="minorHAnsi"/>
@@ -5836,8 +6142,18 @@
           <w:sz w:val="20"/>
           <w:szCs w:val="20"/>
         </w:rPr>
-        <w:t>，可能是</w:t>
-      </w:r>
+        <w:t>，</w:t>
+      </w:r>
+      <w:proofErr w:type="spellStart"/>
+      <w:r>
+        <w:rPr>
+          <w:rFonts w:cstheme="minorHAnsi"/>
+          <w:sz w:val="20"/>
+          <w:szCs w:val="20"/>
+        </w:rPr>
+        <w:t>可能是</w:t>
+      </w:r>
+      <w:proofErr w:type="spellEnd"/>
       <w:r>
         <w:rPr>
           <w:rFonts w:cstheme="minorHAnsi"/>
@@ -5878,13 +6194,23 @@
         </w:rPr>
         <w:t xml:space="preserve"> </w:t>
       </w:r>
-      <w:r>
-        <w:rPr>
-          <w:rFonts w:cstheme="minorHAnsi"/>
-          <w:sz w:val="20"/>
-          <w:szCs w:val="20"/>
-        </w:rPr>
-        <w:t>牧師自己講的，或是他在引用別人。背後的聖經概念是真的：</w:t>
+      <w:proofErr w:type="spellStart"/>
+      <w:r>
+        <w:rPr>
+          <w:rFonts w:cstheme="minorHAnsi"/>
+          <w:sz w:val="20"/>
+          <w:szCs w:val="20"/>
+        </w:rPr>
+        <w:t>牧師自己講的，或是他在引用別人。背後的聖經概念是真的</w:t>
+      </w:r>
+      <w:proofErr w:type="spellEnd"/>
+      <w:r>
+        <w:rPr>
+          <w:rFonts w:cstheme="minorHAnsi"/>
+          <w:sz w:val="20"/>
+          <w:szCs w:val="20"/>
+        </w:rPr>
+        <w:t>：</w:t>
       </w:r>
     </w:p>
     <w:p>
@@ -5899,6 +6225,7 @@
           <w:szCs w:val="20"/>
         </w:rPr>
       </w:pPr>
+      <w:proofErr w:type="spellStart"/>
       <w:r>
         <w:rPr>
           <w:rFonts w:cstheme="minorHAnsi"/>
@@ -5907,6 +6234,7 @@
         </w:rPr>
         <w:t>彼此認罪（雅各書</w:t>
       </w:r>
+      <w:proofErr w:type="spellEnd"/>
       <w:r>
         <w:rPr>
           <w:rFonts w:cstheme="minorHAnsi"/>
@@ -5936,6 +6264,7 @@
           <w:szCs w:val="20"/>
         </w:rPr>
       </w:pPr>
+      <w:proofErr w:type="spellStart"/>
       <w:r>
         <w:rPr>
           <w:rFonts w:cstheme="minorHAnsi"/>
@@ -5944,6 +6273,7 @@
         </w:rPr>
         <w:t>神完全認識我們（詩篇</w:t>
       </w:r>
+      <w:proofErr w:type="spellEnd"/>
       <w:r>
         <w:rPr>
           <w:rFonts w:cstheme="minorHAnsi"/>
@@ -5969,47 +6299,49 @@
           <w:szCs w:val="20"/>
         </w:rPr>
       </w:pPr>
-      <w:r>
-        <w:rPr>
-          <w:rFonts w:cstheme="minorHAnsi"/>
-          <w:sz w:val="20"/>
-          <w:szCs w:val="20"/>
-        </w:rPr>
-        <w:t>但「三個層次」這個說法本身不是出自聖經。</w:t>
-      </w:r>
-    </w:p>
-    <w:p>
-      <w:pPr>
-        <w:rPr>
-          <w:rFonts w:cstheme="minorHAnsi"/>
-          <w:sz w:val="20"/>
-          <w:szCs w:val="20"/>
-        </w:rPr>
-      </w:pPr>
-    </w:p>
-    <w:p>
-      <w:pPr>
-        <w:rPr>
-          <w:rFonts w:cstheme="minorHAnsi"/>
-          <w:sz w:val="20"/>
-          <w:szCs w:val="20"/>
-        </w:rPr>
-      </w:pPr>
-      <w:r>
-        <w:rPr>
-          <w:rFonts w:cstheme="minorHAnsi"/>
-          <w:sz w:val="20"/>
-          <w:szCs w:val="20"/>
-        </w:rPr>
-        <w:t>2</w:t>
-      </w:r>
-      <w:r>
-        <w:rPr>
-          <w:rFonts w:cstheme="minorHAnsi"/>
-          <w:sz w:val="20"/>
-          <w:szCs w:val="20"/>
-        </w:rPr>
-        <w:t>9</w:t>
+      <w:proofErr w:type="spellStart"/>
+      <w:r>
+        <w:rPr>
+          <w:rFonts w:cstheme="minorHAnsi"/>
+          <w:sz w:val="20"/>
+          <w:szCs w:val="20"/>
+        </w:rPr>
+        <w:t>但「三個層次」這個說法本身不是出自聖經</w:t>
+      </w:r>
+      <w:proofErr w:type="spellEnd"/>
+      <w:r>
+        <w:rPr>
+          <w:rFonts w:cstheme="minorHAnsi"/>
+          <w:sz w:val="20"/>
+          <w:szCs w:val="20"/>
+        </w:rPr>
+        <w:t>。</w:t>
+      </w:r>
+    </w:p>
+    <w:p>
+      <w:pPr>
+        <w:rPr>
+          <w:rFonts w:cstheme="minorHAnsi"/>
+          <w:sz w:val="20"/>
+          <w:szCs w:val="20"/>
+        </w:rPr>
+      </w:pPr>
+    </w:p>
+    <w:p>
+      <w:pPr>
+        <w:rPr>
+          <w:rFonts w:cstheme="minorHAnsi"/>
+          <w:sz w:val="20"/>
+          <w:szCs w:val="20"/>
+        </w:rPr>
+      </w:pPr>
+      <w:r>
+        <w:rPr>
+          <w:rFonts w:cstheme="minorHAnsi"/>
+          <w:sz w:val="20"/>
+          <w:szCs w:val="20"/>
+        </w:rPr>
+        <w:t>29</w:t>
       </w:r>
       <w:r>
         <w:rPr>
@@ -6025,36 +6357,21 @@
           <w:sz w:val="20"/>
           <w:szCs w:val="20"/>
         </w:rPr>
-        <w:t>2</w:t>
-      </w:r>
-      <w:r>
-        <w:rPr>
-          <w:rFonts w:cstheme="minorHAnsi"/>
-          <w:sz w:val="20"/>
-          <w:szCs w:val="20"/>
-        </w:rPr>
-        <w:t>9</w:t>
-      </w:r>
-      <w:r>
-        <w:rPr>
-          <w:rFonts w:cstheme="minorHAnsi"/>
-          <w:sz w:val="20"/>
-          <w:szCs w:val="20"/>
-        </w:rPr>
-        <w:t>/38:28</w:t>
-      </w:r>
-    </w:p>
-    <w:p>
-      <w:pPr>
-        <w:rPr>
-          <w:rFonts w:cstheme="minorHAnsi"/>
-          <w:sz w:val="20"/>
-          <w:szCs w:val="20"/>
-        </w:rPr>
-      </w:pPr>
-      <w:r>
-        <w:rPr>
-          <w:rFonts w:cstheme="minorHAnsi"/>
+        <w:t>29/38:28</w:t>
+      </w:r>
+    </w:p>
+    <w:p>
+      <w:pPr>
+        <w:rPr>
+          <w:rFonts w:cstheme="minorHAnsi"/>
+          <w:sz w:val="20"/>
+          <w:szCs w:val="20"/>
+        </w:rPr>
+      </w:pPr>
+      <w:r>
+        <w:rPr>
+          <w:rFonts w:cstheme="minorHAnsi"/>
+          <w:noProof/>
           <w:sz w:val="20"/>
           <w:szCs w:val="20"/>
         </w:rPr>
@@ -6237,15 +6554,7 @@
           <w:sz w:val="20"/>
           <w:szCs w:val="20"/>
         </w:rPr>
-        <w:t>0</w:t>
-      </w:r>
-      <w:r>
-        <w:rPr>
-          <w:rFonts w:cstheme="minorHAnsi"/>
-          <w:sz w:val="20"/>
-          <w:szCs w:val="20"/>
-        </w:rPr>
-        <w:t>/38:28</w:t>
+        <w:t>0/38:28</w:t>
       </w:r>
     </w:p>
     <w:p>
@@ -6304,28 +6613,21 @@
           <w:sz w:val="20"/>
           <w:szCs w:val="20"/>
         </w:rPr>
-        <w:t>59</w:t>
-      </w:r>
-      <w:r>
-        <w:rPr>
-          <w:rFonts w:cstheme="minorHAnsi"/>
-          <w:sz w:val="20"/>
-          <w:szCs w:val="20"/>
-        </w:rPr>
-        <w:t>/38:28</w:t>
-      </w:r>
-    </w:p>
-    <w:p>
-      <w:pPr>
-        <w:rPr>
-          <w:rFonts w:cstheme="minorHAnsi"/>
-          <w:sz w:val="20"/>
-          <w:szCs w:val="20"/>
-        </w:rPr>
-      </w:pPr>
-      <w:r>
-        <w:rPr>
-          <w:rFonts w:cstheme="minorHAnsi"/>
+        <w:t>59/38:28</w:t>
+      </w:r>
+    </w:p>
+    <w:p>
+      <w:pPr>
+        <w:rPr>
+          <w:rFonts w:cstheme="minorHAnsi"/>
+          <w:sz w:val="20"/>
+          <w:szCs w:val="20"/>
+        </w:rPr>
+      </w:pPr>
+      <w:r>
+        <w:rPr>
+          <w:rFonts w:cstheme="minorHAnsi"/>
+          <w:noProof/>
           <w:sz w:val="20"/>
           <w:szCs w:val="20"/>
         </w:rPr>
@@ -6483,15 +6785,7 @@
           <w:sz w:val="20"/>
           <w:szCs w:val="20"/>
         </w:rPr>
-        <w:t>3</w:t>
-      </w:r>
-      <w:r>
-        <w:rPr>
-          <w:rFonts w:cstheme="minorHAnsi"/>
-          <w:sz w:val="20"/>
-          <w:szCs w:val="20"/>
-        </w:rPr>
-        <w:t>1</w:t>
+        <w:t>31</w:t>
       </w:r>
       <w:r>
         <w:rPr>
@@ -6507,15 +6801,7 @@
           <w:sz w:val="20"/>
           <w:szCs w:val="20"/>
         </w:rPr>
-        <w:t>09</w:t>
-      </w:r>
-      <w:r>
-        <w:rPr>
-          <w:rFonts w:cstheme="minorHAnsi"/>
-          <w:sz w:val="20"/>
-          <w:szCs w:val="20"/>
-        </w:rPr>
-        <w:t>/38:28</w:t>
+        <w:t>09/38:28</w:t>
       </w:r>
     </w:p>
     <w:p>
@@ -6574,15 +6860,7 @@
           <w:sz w:val="20"/>
           <w:szCs w:val="20"/>
         </w:rPr>
-        <w:t>3</w:t>
-      </w:r>
-      <w:r>
-        <w:rPr>
-          <w:rFonts w:cstheme="minorHAnsi"/>
-          <w:sz w:val="20"/>
-          <w:szCs w:val="20"/>
-        </w:rPr>
-        <w:t>2</w:t>
+        <w:t>32</w:t>
       </w:r>
       <w:r>
         <w:rPr>
@@ -6598,28 +6876,21 @@
           <w:sz w:val="20"/>
           <w:szCs w:val="20"/>
         </w:rPr>
-        <w:t>23</w:t>
-      </w:r>
-      <w:r>
-        <w:rPr>
-          <w:rFonts w:cstheme="minorHAnsi"/>
-          <w:sz w:val="20"/>
-          <w:szCs w:val="20"/>
-        </w:rPr>
-        <w:t>/38:28</w:t>
-      </w:r>
-    </w:p>
-    <w:p>
-      <w:pPr>
-        <w:rPr>
-          <w:rFonts w:cstheme="minorHAnsi"/>
-          <w:sz w:val="20"/>
-          <w:szCs w:val="20"/>
-        </w:rPr>
-      </w:pPr>
-      <w:r>
-        <w:rPr>
-          <w:rFonts w:cstheme="minorHAnsi"/>
+        <w:t>23/38:28</w:t>
+      </w:r>
+    </w:p>
+    <w:p>
+      <w:pPr>
+        <w:rPr>
+          <w:rFonts w:cstheme="minorHAnsi"/>
+          <w:sz w:val="20"/>
+          <w:szCs w:val="20"/>
+        </w:rPr>
+      </w:pPr>
+      <w:r>
+        <w:rPr>
+          <w:rFonts w:cstheme="minorHAnsi"/>
+          <w:noProof/>
           <w:sz w:val="20"/>
           <w:szCs w:val="20"/>
         </w:rPr>
@@ -6671,6 +6942,7 @@
       <w:r>
         <w:rPr>
           <w:rFonts w:cstheme="minorHAnsi"/>
+          <w:noProof/>
           <w:sz w:val="20"/>
           <w:szCs w:val="20"/>
         </w:rPr>
@@ -6721,6 +6993,7 @@
       <w:r>
         <w:rPr>
           <w:rFonts w:cstheme="minorHAnsi"/>
+          <w:noProof/>
           <w:sz w:val="20"/>
           <w:szCs w:val="20"/>
         </w:rPr>
@@ -7004,15 +7277,7 @@
           <w:sz w:val="20"/>
           <w:szCs w:val="20"/>
         </w:rPr>
-        <w:t>3</w:t>
-      </w:r>
-      <w:r>
-        <w:rPr>
-          <w:rFonts w:cstheme="minorHAnsi"/>
-          <w:sz w:val="20"/>
-          <w:szCs w:val="20"/>
-        </w:rPr>
-        <w:t>7</w:t>
+        <w:t>37</w:t>
       </w:r>
       <w:r>
         <w:rPr>
@@ -7063,6 +7328,213 @@
         </w:rPr>
         <w:t xml:space="preserve"> Step by step and day by day with you.</w:t>
       </w:r>
+    </w:p>
+    <w:p>
+      <w:pPr>
+        <w:rPr>
+          <w:rFonts w:cstheme="minorHAnsi"/>
+          <w:sz w:val="20"/>
+          <w:szCs w:val="20"/>
+        </w:rPr>
+      </w:pPr>
+    </w:p>
+    <w:p>
+      <w:pPr>
+        <w:rPr>
+          <w:rFonts w:cstheme="minorHAnsi"/>
+          <w:sz w:val="20"/>
+          <w:szCs w:val="20"/>
+        </w:rPr>
+      </w:pPr>
+    </w:p>
+    <w:p>
+      <w:pPr>
+        <w:rPr>
+          <w:rFonts w:cstheme="minorHAnsi"/>
+          <w:sz w:val="20"/>
+          <w:szCs w:val="20"/>
+        </w:rPr>
+      </w:pPr>
+    </w:p>
+    <w:p>
+      <w:pPr>
+        <w:rPr>
+          <w:rFonts w:cstheme="minorHAnsi"/>
+          <w:sz w:val="20"/>
+          <w:szCs w:val="20"/>
+        </w:rPr>
+      </w:pPr>
+    </w:p>
+    <w:p>
+      <w:pPr>
+        <w:rPr>
+          <w:rFonts w:cstheme="minorHAnsi"/>
+          <w:sz w:val="20"/>
+          <w:szCs w:val="20"/>
+        </w:rPr>
+      </w:pPr>
+    </w:p>
+    <w:p>
+      <w:pPr>
+        <w:rPr>
+          <w:rFonts w:cstheme="minorHAnsi"/>
+          <w:sz w:val="20"/>
+          <w:szCs w:val="20"/>
+        </w:rPr>
+      </w:pPr>
+    </w:p>
+    <w:p>
+      <w:pPr>
+        <w:rPr>
+          <w:rFonts w:cstheme="minorHAnsi"/>
+          <w:sz w:val="20"/>
+          <w:szCs w:val="20"/>
+        </w:rPr>
+      </w:pPr>
+    </w:p>
+    <w:p>
+      <w:pPr>
+        <w:rPr>
+          <w:rFonts w:cstheme="minorHAnsi"/>
+          <w:sz w:val="20"/>
+          <w:szCs w:val="20"/>
+        </w:rPr>
+      </w:pPr>
+    </w:p>
+    <w:p>
+      <w:pPr>
+        <w:rPr>
+          <w:rFonts w:cstheme="minorHAnsi"/>
+          <w:sz w:val="20"/>
+          <w:szCs w:val="20"/>
+        </w:rPr>
+      </w:pPr>
+    </w:p>
+    <w:p>
+      <w:pPr>
+        <w:rPr>
+          <w:rFonts w:cstheme="minorHAnsi"/>
+          <w:sz w:val="20"/>
+          <w:szCs w:val="20"/>
+        </w:rPr>
+      </w:pPr>
+    </w:p>
+    <w:p>
+      <w:pPr>
+        <w:rPr>
+          <w:rFonts w:cstheme="minorHAnsi"/>
+          <w:sz w:val="20"/>
+          <w:szCs w:val="20"/>
+        </w:rPr>
+      </w:pPr>
+    </w:p>
+    <w:p>
+      <w:pPr>
+        <w:rPr>
+          <w:rFonts w:cstheme="minorHAnsi"/>
+          <w:sz w:val="20"/>
+          <w:szCs w:val="20"/>
+        </w:rPr>
+      </w:pPr>
+    </w:p>
+    <w:p>
+      <w:pPr>
+        <w:rPr>
+          <w:rFonts w:cstheme="minorHAnsi"/>
+          <w:sz w:val="20"/>
+          <w:szCs w:val="20"/>
+        </w:rPr>
+      </w:pPr>
+    </w:p>
+    <w:p>
+      <w:pPr>
+        <w:rPr>
+          <w:rFonts w:cstheme="minorHAnsi"/>
+          <w:sz w:val="20"/>
+          <w:szCs w:val="20"/>
+        </w:rPr>
+      </w:pPr>
+    </w:p>
+    <w:p>
+      <w:pPr>
+        <w:rPr>
+          <w:rFonts w:cstheme="minorHAnsi"/>
+          <w:sz w:val="20"/>
+          <w:szCs w:val="20"/>
+        </w:rPr>
+      </w:pPr>
+    </w:p>
+    <w:p>
+      <w:pPr>
+        <w:rPr>
+          <w:rFonts w:cstheme="minorHAnsi"/>
+          <w:sz w:val="20"/>
+          <w:szCs w:val="20"/>
+        </w:rPr>
+      </w:pPr>
+    </w:p>
+    <w:p>
+      <w:pPr>
+        <w:rPr>
+          <w:rFonts w:cstheme="minorHAnsi"/>
+          <w:sz w:val="20"/>
+          <w:szCs w:val="20"/>
+        </w:rPr>
+      </w:pPr>
+    </w:p>
+    <w:p>
+      <w:pPr>
+        <w:rPr>
+          <w:rFonts w:cstheme="minorHAnsi"/>
+          <w:sz w:val="20"/>
+          <w:szCs w:val="20"/>
+        </w:rPr>
+      </w:pPr>
+    </w:p>
+    <w:p>
+      <w:pPr>
+        <w:rPr>
+          <w:rFonts w:cstheme="minorHAnsi"/>
+          <w:sz w:val="20"/>
+          <w:szCs w:val="20"/>
+        </w:rPr>
+      </w:pPr>
+    </w:p>
+    <w:p>
+      <w:pPr>
+        <w:rPr>
+          <w:rFonts w:cstheme="minorHAnsi"/>
+          <w:sz w:val="20"/>
+          <w:szCs w:val="20"/>
+        </w:rPr>
+      </w:pPr>
+    </w:p>
+    <w:p>
+      <w:pPr>
+        <w:rPr>
+          <w:rFonts w:cstheme="minorHAnsi"/>
+          <w:sz w:val="20"/>
+          <w:szCs w:val="20"/>
+        </w:rPr>
+      </w:pPr>
+    </w:p>
+    <w:p>
+      <w:pPr>
+        <w:rPr>
+          <w:rFonts w:cstheme="minorHAnsi"/>
+          <w:sz w:val="20"/>
+          <w:szCs w:val="20"/>
+        </w:rPr>
+      </w:pPr>
+    </w:p>
+    <w:p>
+      <w:pPr>
+        <w:rPr>
+          <w:rFonts w:cstheme="minorHAnsi"/>
+          <w:sz w:val="20"/>
+          <w:szCs w:val="20"/>
+        </w:rPr>
+      </w:pPr>
     </w:p>
     <w:p>
       <w:pPr>
@@ -7233,6 +7705,2560 @@
           <w:szCs w:val="20"/>
         </w:rPr>
         <w:t>Mark Swarner, Campus Pastor</w:t>
+      </w:r>
+    </w:p>
+    <w:p>
+      <w:pPr>
+        <w:rPr>
+          <w:rFonts w:cstheme="minorHAnsi"/>
+          <w:sz w:val="20"/>
+          <w:szCs w:val="20"/>
+        </w:rPr>
+      </w:pPr>
+    </w:p>
+    <w:p>
+      <w:pPr>
+        <w:rPr>
+          <w:rFonts w:cstheme="minorHAnsi"/>
+          <w:sz w:val="20"/>
+          <w:szCs w:val="20"/>
+        </w:rPr>
+      </w:pPr>
+      <w:r>
+        <w:rPr>
+          <w:rFonts w:cstheme="minorHAnsi"/>
+          <w:sz w:val="20"/>
+          <w:szCs w:val="20"/>
+        </w:rPr>
+        <w:t>Q. What is purity of reality?</w:t>
+      </w:r>
+    </w:p>
+    <w:p>
+      <w:pPr>
+        <w:rPr>
+          <w:rFonts w:cstheme="minorHAnsi"/>
+          <w:sz w:val="20"/>
+          <w:szCs w:val="20"/>
+        </w:rPr>
+      </w:pPr>
+      <w:r>
+        <w:rPr>
+          <w:rFonts w:cstheme="minorHAnsi"/>
+          <w:sz w:val="20"/>
+          <w:szCs w:val="20"/>
+        </w:rPr>
+        <w:t xml:space="preserve">A. </w:t>
+      </w:r>
+      <w:r>
+        <w:rPr>
+          <w:rFonts w:cstheme="minorHAnsi"/>
+          <w:sz w:val="20"/>
+          <w:szCs w:val="20"/>
+        </w:rPr>
+        <w:t>1 John says “</w:t>
+      </w:r>
+      <w:r>
+        <w:rPr>
+          <w:rFonts w:cstheme="minorHAnsi"/>
+          <w:sz w:val="20"/>
+          <w:szCs w:val="20"/>
+        </w:rPr>
+        <w:t>God is light</w:t>
+      </w:r>
+      <w:r>
+        <w:rPr>
+          <w:rFonts w:cstheme="minorHAnsi"/>
+          <w:sz w:val="20"/>
+          <w:szCs w:val="20"/>
+        </w:rPr>
+        <w:t>”</w:t>
+      </w:r>
+      <w:r>
+        <w:rPr>
+          <w:rFonts w:cstheme="minorHAnsi"/>
+          <w:sz w:val="20"/>
+          <w:szCs w:val="20"/>
+        </w:rPr>
+        <w:t>. We cannot hide any darkness under His light.</w:t>
+      </w:r>
+    </w:p>
+    <w:p>
+      <w:pPr>
+        <w:rPr>
+          <w:rFonts w:cstheme="minorHAnsi"/>
+          <w:sz w:val="20"/>
+          <w:szCs w:val="20"/>
+        </w:rPr>
+      </w:pPr>
+      <w:r>
+        <w:rPr>
+          <w:rFonts w:cstheme="minorHAnsi"/>
+          <w:sz w:val="20"/>
+          <w:szCs w:val="20"/>
+        </w:rPr>
+        <w:t xml:space="preserve"> </w:t>
+      </w:r>
+    </w:p>
+    <w:p>
+      <w:pPr>
+        <w:rPr>
+          <w:rFonts w:cstheme="minorHAnsi"/>
+          <w:sz w:val="20"/>
+          <w:szCs w:val="20"/>
+        </w:rPr>
+      </w:pPr>
+      <w:r>
+        <w:rPr>
+          <w:rFonts w:cstheme="minorHAnsi"/>
+          <w:sz w:val="20"/>
+          <w:szCs w:val="20"/>
+        </w:rPr>
+        <w:t>1. Most superheroes — Batman, Spider-Man, Black Panther, and the Flash — hide behind masks. We wear the mask of successful careers to cover our failures.</w:t>
+      </w:r>
+    </w:p>
+    <w:p>
+      <w:pPr>
+        <w:rPr>
+          <w:rFonts w:cstheme="minorHAnsi"/>
+          <w:sz w:val="20"/>
+          <w:szCs w:val="20"/>
+        </w:rPr>
+      </w:pPr>
+      <w:r>
+        <w:rPr>
+          <w:rFonts w:cstheme="minorHAnsi"/>
+          <w:sz w:val="20"/>
+          <w:szCs w:val="20"/>
+        </w:rPr>
+        <w:t>2. When we go to the market, we can see and buy olives and pepperoni minis. Olives (real repentance) are whole, grown, and real — like at Whole Foods Market. Pepperoni minis are a cheap, manufactured, processed substitute from the supermarket. Olives are real on the inside; pepperoni minis are all about the packaging on the outside.</w:t>
+      </w:r>
+    </w:p>
+    <w:p>
+      <w:pPr>
+        <w:rPr>
+          <w:rFonts w:cstheme="minorHAnsi"/>
+          <w:sz w:val="20"/>
+          <w:szCs w:val="20"/>
+        </w:rPr>
+      </w:pPr>
+      <w:r>
+        <w:rPr>
+          <w:rFonts w:cstheme="minorHAnsi"/>
+          <w:sz w:val="20"/>
+          <w:szCs w:val="20"/>
+        </w:rPr>
+        <w:t>3. Isaiah 6:1-5</w:t>
+      </w:r>
+      <w:r>
+        <w:rPr>
+          <w:rFonts w:cstheme="minorHAnsi"/>
+          <w:sz w:val="20"/>
+          <w:szCs w:val="20"/>
+        </w:rPr>
+        <w:t>:</w:t>
+      </w:r>
+      <w:r>
+        <w:rPr>
+          <w:rFonts w:cstheme="minorHAnsi"/>
+          <w:sz w:val="20"/>
+          <w:szCs w:val="20"/>
+        </w:rPr>
+        <w:t xml:space="preserve"> </w:t>
+      </w:r>
+      <w:r>
+        <w:rPr>
+          <w:rFonts w:cstheme="minorHAnsi"/>
+          <w:sz w:val="20"/>
+          <w:szCs w:val="20"/>
+        </w:rPr>
+        <w:t>Seeing God as holy and exalted exposes our own sin</w:t>
+      </w:r>
+      <w:r>
+        <w:rPr>
+          <w:rFonts w:cstheme="minorHAnsi"/>
+          <w:sz w:val="20"/>
+          <w:szCs w:val="20"/>
+        </w:rPr>
+        <w:t>.</w:t>
+      </w:r>
+    </w:p>
+    <w:p>
+      <w:pPr>
+        <w:rPr>
+          <w:rFonts w:cstheme="minorHAnsi"/>
+          <w:sz w:val="20"/>
+          <w:szCs w:val="20"/>
+        </w:rPr>
+      </w:pPr>
+      <w:r>
+        <w:rPr>
+          <w:rFonts w:cstheme="minorHAnsi"/>
+          <w:sz w:val="20"/>
+          <w:szCs w:val="20"/>
+        </w:rPr>
+        <w:t xml:space="preserve">4. </w:t>
+      </w:r>
+      <w:r>
+        <w:rPr>
+          <w:rFonts w:cstheme="minorHAnsi"/>
+          <w:sz w:val="20"/>
+          <w:szCs w:val="20"/>
+        </w:rPr>
+        <w:t>Isaiah 6:6-7</w:t>
+      </w:r>
+      <w:r>
+        <w:rPr>
+          <w:rFonts w:cstheme="minorHAnsi"/>
+          <w:sz w:val="20"/>
+          <w:szCs w:val="20"/>
+        </w:rPr>
+        <w:t>:</w:t>
+      </w:r>
+      <w:r>
+        <w:rPr>
+          <w:rFonts w:cstheme="minorHAnsi"/>
+          <w:sz w:val="20"/>
+          <w:szCs w:val="20"/>
+        </w:rPr>
+        <w:t xml:space="preserve"> God Himself provides the cleansing we cannot earn; the coal from the altar takes away guilt and atones for sin.</w:t>
+      </w:r>
+    </w:p>
+    <w:p>
+      <w:pPr>
+        <w:rPr>
+          <w:rFonts w:cstheme="minorHAnsi"/>
+          <w:sz w:val="20"/>
+          <w:szCs w:val="20"/>
+        </w:rPr>
+      </w:pPr>
+      <w:r>
+        <w:rPr>
+          <w:rFonts w:cstheme="minorHAnsi"/>
+          <w:sz w:val="20"/>
+          <w:szCs w:val="20"/>
+        </w:rPr>
+        <w:t>5. “</w:t>
+      </w:r>
+      <w:r>
+        <w:rPr>
+          <w:rFonts w:cstheme="minorHAnsi"/>
+          <w:sz w:val="20"/>
+          <w:szCs w:val="20"/>
+        </w:rPr>
+        <w:t>The Spirit of the Disciplines</w:t>
+      </w:r>
+      <w:r>
+        <w:rPr>
+          <w:rFonts w:cstheme="minorHAnsi"/>
+          <w:sz w:val="20"/>
+          <w:szCs w:val="20"/>
+        </w:rPr>
+        <w:t xml:space="preserve">” by </w:t>
+      </w:r>
+      <w:r>
+        <w:rPr>
+          <w:rFonts w:cstheme="minorHAnsi"/>
+          <w:sz w:val="20"/>
+          <w:szCs w:val="20"/>
+        </w:rPr>
+        <w:t>Dallas Willard</w:t>
+      </w:r>
+      <w:r>
+        <w:rPr>
+          <w:rFonts w:cstheme="minorHAnsi"/>
+          <w:sz w:val="20"/>
+          <w:szCs w:val="20"/>
+        </w:rPr>
+        <w:t xml:space="preserve">: </w:t>
+      </w:r>
+      <w:r>
+        <w:rPr>
+          <w:rFonts w:cstheme="minorHAnsi"/>
+          <w:sz w:val="20"/>
+          <w:szCs w:val="20"/>
+        </w:rPr>
+        <w:t xml:space="preserve">Confession is not self-punishment; it is honestly facing reality </w:t>
+      </w:r>
+      <w:r>
+        <w:rPr>
+          <w:rFonts w:cstheme="minorHAnsi"/>
+          <w:sz w:val="20"/>
+          <w:szCs w:val="20"/>
+        </w:rPr>
+        <w:t>and dropping the defenses we never should have worn.</w:t>
+      </w:r>
+    </w:p>
+    <w:p>
+      <w:pPr>
+        <w:rPr>
+          <w:rFonts w:cstheme="minorHAnsi"/>
+          <w:sz w:val="20"/>
+          <w:szCs w:val="20"/>
+        </w:rPr>
+      </w:pPr>
+      <w:r>
+        <w:rPr>
+          <w:rFonts w:cstheme="minorHAnsi"/>
+          <w:sz w:val="20"/>
+          <w:szCs w:val="20"/>
+        </w:rPr>
+        <w:t xml:space="preserve">6. </w:t>
+      </w:r>
+      <w:r>
+        <w:rPr>
+          <w:rFonts w:cstheme="minorHAnsi"/>
+          <w:sz w:val="20"/>
+          <w:szCs w:val="20"/>
+        </w:rPr>
+        <w:t>1 John 1:5</w:t>
+      </w:r>
+      <w:r>
+        <w:rPr>
+          <w:rFonts w:cstheme="minorHAnsi"/>
+          <w:sz w:val="20"/>
+          <w:szCs w:val="20"/>
+        </w:rPr>
+        <w:t xml:space="preserve">: </w:t>
+      </w:r>
+      <w:r>
+        <w:rPr>
+          <w:rFonts w:cstheme="minorHAnsi"/>
+          <w:sz w:val="20"/>
+          <w:szCs w:val="20"/>
+        </w:rPr>
+        <w:t>God is completely holy; in Him there is no darkness at all.</w:t>
+      </w:r>
+    </w:p>
+    <w:p>
+      <w:pPr>
+        <w:rPr>
+          <w:rFonts w:cstheme="minorHAnsi"/>
+          <w:sz w:val="20"/>
+          <w:szCs w:val="20"/>
+        </w:rPr>
+      </w:pPr>
+      <w:r>
+        <w:rPr>
+          <w:rFonts w:cstheme="minorHAnsi"/>
+          <w:sz w:val="20"/>
+          <w:szCs w:val="20"/>
+        </w:rPr>
+        <w:t>7. 1 John 1:6-7: Claiming fellowship with God while walking in darkness is a lie — we do not live out the truth. Walking in the light means dropping the armor; it brings fellowship and the purifying blood of Jesus.</w:t>
+      </w:r>
+    </w:p>
+    <w:p>
+      <w:pPr>
+        <w:rPr>
+          <w:rFonts w:cstheme="minorHAnsi"/>
+          <w:sz w:val="20"/>
+          <w:szCs w:val="20"/>
+        </w:rPr>
+      </w:pPr>
+      <w:r>
+        <w:rPr>
+          <w:rFonts w:cstheme="minorHAnsi"/>
+          <w:sz w:val="20"/>
+          <w:szCs w:val="20"/>
+        </w:rPr>
+        <w:t>8. Life Together by Dietrich Bonhoeffer: Sin keeps us alone. Confession needs a brother</w:t>
+      </w:r>
+      <w:r>
+        <w:rPr>
+          <w:rFonts w:cstheme="minorHAnsi"/>
+          <w:sz w:val="20"/>
+          <w:szCs w:val="20"/>
+        </w:rPr>
+        <w:t xml:space="preserve"> (trusted friend in church)</w:t>
+      </w:r>
+      <w:r>
+        <w:rPr>
+          <w:rFonts w:cstheme="minorHAnsi"/>
+          <w:sz w:val="20"/>
+          <w:szCs w:val="20"/>
+        </w:rPr>
+        <w:t>. When we confess to a brother, we are no longer alone — we feel God's presence through him.</w:t>
+      </w:r>
+      <w:r>
+        <w:rPr>
+          <w:rFonts w:cstheme="minorHAnsi"/>
+          <w:sz w:val="20"/>
+          <w:szCs w:val="20"/>
+        </w:rPr>
+        <w:t xml:space="preserve"> </w:t>
+      </w:r>
+      <w:r>
+        <w:rPr>
+          <w:rFonts w:cstheme="minorHAnsi"/>
+          <w:sz w:val="20"/>
+          <w:szCs w:val="20"/>
+        </w:rPr>
+        <w:t>Confession frees us from aloneness</w:t>
+      </w:r>
+      <w:r>
+        <w:rPr>
+          <w:rFonts w:cstheme="minorHAnsi"/>
+          <w:sz w:val="20"/>
+          <w:szCs w:val="20"/>
+        </w:rPr>
+        <w:t>.</w:t>
+      </w:r>
+    </w:p>
+    <w:p>
+      <w:pPr>
+        <w:rPr>
+          <w:rFonts w:cstheme="minorHAnsi"/>
+          <w:sz w:val="20"/>
+          <w:szCs w:val="20"/>
+        </w:rPr>
+      </w:pPr>
+      <w:r>
+        <w:rPr>
+          <w:rFonts w:cstheme="minorHAnsi"/>
+          <w:sz w:val="20"/>
+          <w:szCs w:val="20"/>
+        </w:rPr>
+        <w:t xml:space="preserve">9. </w:t>
+      </w:r>
+      <w:r>
+        <w:rPr>
+          <w:rFonts w:cstheme="minorHAnsi"/>
+          <w:sz w:val="20"/>
+          <w:szCs w:val="20"/>
+        </w:rPr>
+        <w:t xml:space="preserve">Three levels of being known by </w:t>
+      </w:r>
+      <w:r>
+        <w:rPr>
+          <w:rFonts w:cstheme="minorHAnsi"/>
+          <w:sz w:val="20"/>
+          <w:szCs w:val="20"/>
+        </w:rPr>
+        <w:t xml:space="preserve">Mark Swarner, </w:t>
+      </w:r>
+      <w:r>
+        <w:rPr>
+          <w:rFonts w:cstheme="minorHAnsi"/>
+          <w:sz w:val="20"/>
+          <w:szCs w:val="20"/>
+        </w:rPr>
+        <w:t xml:space="preserve">Menlo Church </w:t>
+      </w:r>
+      <w:r>
+        <w:rPr>
+          <w:rFonts w:cstheme="minorHAnsi"/>
+          <w:sz w:val="20"/>
+          <w:szCs w:val="20"/>
+        </w:rPr>
+        <w:t>Campus Pastor</w:t>
+      </w:r>
+      <w:r>
+        <w:rPr>
+          <w:rFonts w:cstheme="minorHAnsi"/>
+          <w:sz w:val="20"/>
+          <w:szCs w:val="20"/>
+        </w:rPr>
+        <w:t xml:space="preserve">: </w:t>
+      </w:r>
+      <w:r>
+        <w:rPr>
+          <w:rFonts w:cstheme="minorHAnsi"/>
+          <w:sz w:val="20"/>
+          <w:szCs w:val="20"/>
+        </w:rPr>
+        <w:t>Everybody can know something about you.</w:t>
+      </w:r>
+      <w:r>
+        <w:rPr>
+          <w:rFonts w:cstheme="minorHAnsi"/>
+          <w:sz w:val="20"/>
+          <w:szCs w:val="20"/>
+        </w:rPr>
+        <w:t xml:space="preserve"> </w:t>
+      </w:r>
+      <w:r>
+        <w:rPr>
+          <w:rFonts w:cstheme="minorHAnsi"/>
+          <w:sz w:val="20"/>
+          <w:szCs w:val="20"/>
+        </w:rPr>
+        <w:t>Some people can know more about you.</w:t>
+      </w:r>
+      <w:r>
+        <w:rPr>
+          <w:rFonts w:cstheme="minorHAnsi"/>
+          <w:sz w:val="20"/>
+          <w:szCs w:val="20"/>
+        </w:rPr>
+        <w:t xml:space="preserve"> </w:t>
+      </w:r>
+      <w:r>
+        <w:rPr>
+          <w:rFonts w:cstheme="minorHAnsi"/>
+          <w:sz w:val="20"/>
+          <w:szCs w:val="20"/>
+        </w:rPr>
+        <w:t>Someone should know just about everything.</w:t>
+      </w:r>
+    </w:p>
+    <w:p>
+      <w:pPr>
+        <w:rPr>
+          <w:rFonts w:cstheme="minorHAnsi"/>
+          <w:sz w:val="20"/>
+          <w:szCs w:val="20"/>
+        </w:rPr>
+      </w:pPr>
+      <w:r>
+        <w:rPr>
+          <w:rFonts w:cstheme="minorHAnsi"/>
+          <w:sz w:val="20"/>
+          <w:szCs w:val="20"/>
+        </w:rPr>
+        <w:t>10. 1 John 1:8: Honesty about our sin. God already knows our sin.</w:t>
+      </w:r>
+    </w:p>
+    <w:p>
+      <w:pPr>
+        <w:rPr>
+          <w:rFonts w:cstheme="minorHAnsi"/>
+          <w:sz w:val="20"/>
+          <w:szCs w:val="20"/>
+        </w:rPr>
+      </w:pPr>
+      <w:r>
+        <w:rPr>
+          <w:rFonts w:cstheme="minorHAnsi"/>
+          <w:sz w:val="20"/>
+          <w:szCs w:val="20"/>
+        </w:rPr>
+        <w:t>11. 1 John 1:9: God forgives and purifies us.</w:t>
+      </w:r>
+    </w:p>
+    <w:p>
+      <w:pPr>
+        <w:rPr>
+          <w:rFonts w:cstheme="minorHAnsi"/>
+          <w:sz w:val="20"/>
+          <w:szCs w:val="20"/>
+        </w:rPr>
+      </w:pPr>
+      <w:r>
+        <w:rPr>
+          <w:rFonts w:cstheme="minorHAnsi"/>
+          <w:sz w:val="20"/>
+          <w:szCs w:val="20"/>
+        </w:rPr>
+        <w:t>12. New Morning Mercies by Paul David Tripp: We don't need to fear admitting we're wrong. Jesus has covered every sin we confess.</w:t>
+      </w:r>
+      <w:r>
+        <w:rPr>
+          <w:rFonts w:cstheme="minorHAnsi"/>
+          <w:sz w:val="20"/>
+          <w:szCs w:val="20"/>
+        </w:rPr>
+        <w:br/>
+      </w:r>
+      <w:r>
+        <w:rPr>
+          <w:rFonts w:cstheme="minorHAnsi"/>
+          <w:sz w:val="20"/>
+          <w:szCs w:val="20"/>
+        </w:rPr>
+        <w:t>13. Pray: God is gracious and we walk in the light. We find not shame but strength. Step by step and day by day with You.</w:t>
+      </w:r>
+    </w:p>
+    <w:p>
+      <w:pPr>
+        <w:rPr>
+          <w:rFonts w:cstheme="minorHAnsi"/>
+          <w:sz w:val="20"/>
+          <w:szCs w:val="20"/>
+        </w:rPr>
+      </w:pPr>
+    </w:p>
+    <w:p>
+      <w:pPr>
+        <w:rPr>
+          <w:rFonts w:cstheme="minorHAnsi"/>
+          <w:sz w:val="20"/>
+          <w:szCs w:val="20"/>
+        </w:rPr>
+      </w:pPr>
+      <w:r>
+        <w:rPr>
+          <w:rFonts w:cstheme="minorHAnsi"/>
+          <w:sz w:val="20"/>
+          <w:szCs w:val="20"/>
+        </w:rPr>
+        <w:t>===</w:t>
+      </w:r>
+    </w:p>
+    <w:p>
+      <w:pPr>
+        <w:rPr>
+          <w:rFonts w:cstheme="minorHAnsi"/>
+          <w:sz w:val="20"/>
+          <w:szCs w:val="20"/>
+        </w:rPr>
+      </w:pPr>
+      <w:r>
+        <w:rPr>
+          <w:rFonts w:cstheme="minorHAnsi"/>
+          <w:sz w:val="20"/>
+          <w:szCs w:val="20"/>
+        </w:rPr>
+        <w:t>===</w:t>
+      </w:r>
+      <w:r>
+        <w:rPr>
+          <w:rFonts w:cstheme="minorHAnsi"/>
+          <w:sz w:val="20"/>
+          <w:szCs w:val="20"/>
+        </w:rPr>
+        <w:t>s</w:t>
+      </w:r>
+      <w:r>
+        <w:rPr>
+          <w:rFonts w:cstheme="minorHAnsi"/>
+          <w:sz w:val="20"/>
+          <w:szCs w:val="20"/>
+        </w:rPr>
+        <w:br/>
+        <w:t xml:space="preserve">The Purity of </w:t>
+      </w:r>
+      <w:proofErr w:type="spellStart"/>
+      <w:r>
+        <w:rPr>
+          <w:rFonts w:cstheme="minorHAnsi"/>
+          <w:sz w:val="20"/>
+          <w:szCs w:val="20"/>
+        </w:rPr>
+        <w:t>Reality</w:t>
+      </w:r>
+      <w:r>
+        <w:rPr>
+          <w:rFonts w:cstheme="minorHAnsi"/>
+          <w:sz w:val="20"/>
+          <w:szCs w:val="20"/>
+        </w:rPr>
+        <w:t>｜</w:t>
+      </w:r>
+      <w:r>
+        <w:rPr>
+          <w:rFonts w:cstheme="minorHAnsi"/>
+          <w:sz w:val="20"/>
+          <w:szCs w:val="20"/>
+        </w:rPr>
+        <w:t>Repentance</w:t>
+      </w:r>
+      <w:proofErr w:type="spellEnd"/>
+      <w:r>
+        <w:rPr>
+          <w:rFonts w:cstheme="minorHAnsi"/>
+          <w:sz w:val="20"/>
+          <w:szCs w:val="20"/>
+        </w:rPr>
+        <w:t xml:space="preserve"> For the Rest of </w:t>
+      </w:r>
+      <w:proofErr w:type="spellStart"/>
+      <w:r>
+        <w:rPr>
+          <w:rFonts w:cstheme="minorHAnsi"/>
+          <w:sz w:val="20"/>
+          <w:szCs w:val="20"/>
+        </w:rPr>
+        <w:t>Us</w:t>
+      </w:r>
+      <w:r>
+        <w:rPr>
+          <w:rFonts w:cstheme="minorHAnsi"/>
+          <w:sz w:val="20"/>
+          <w:szCs w:val="20"/>
+        </w:rPr>
+        <w:t>｜</w:t>
+      </w:r>
+      <w:r>
+        <w:rPr>
+          <w:rFonts w:cstheme="minorHAnsi"/>
+          <w:sz w:val="20"/>
+          <w:szCs w:val="20"/>
+        </w:rPr>
+        <w:t>Menlo</w:t>
+      </w:r>
+      <w:proofErr w:type="spellEnd"/>
+      <w:r>
+        <w:rPr>
+          <w:rFonts w:cstheme="minorHAnsi"/>
+          <w:sz w:val="20"/>
+          <w:szCs w:val="20"/>
+        </w:rPr>
+        <w:t xml:space="preserve"> </w:t>
+      </w:r>
+      <w:proofErr w:type="spellStart"/>
+      <w:r>
+        <w:rPr>
+          <w:rFonts w:cstheme="minorHAnsi"/>
+          <w:sz w:val="20"/>
+          <w:szCs w:val="20"/>
+        </w:rPr>
+        <w:t>Church</w:t>
+      </w:r>
+      <w:r>
+        <w:rPr>
+          <w:rFonts w:cstheme="minorHAnsi"/>
+          <w:sz w:val="20"/>
+          <w:szCs w:val="20"/>
+        </w:rPr>
+        <w:t>，</w:t>
+      </w:r>
+      <w:r>
+        <w:rPr>
+          <w:rFonts w:cstheme="minorHAnsi"/>
+          <w:sz w:val="20"/>
+          <w:szCs w:val="20"/>
+        </w:rPr>
+        <w:t>Mark</w:t>
+      </w:r>
+      <w:proofErr w:type="spellEnd"/>
+      <w:r>
+        <w:rPr>
+          <w:rFonts w:cstheme="minorHAnsi"/>
+          <w:sz w:val="20"/>
+          <w:szCs w:val="20"/>
+        </w:rPr>
+        <w:t xml:space="preserve"> </w:t>
+      </w:r>
+      <w:proofErr w:type="spellStart"/>
+      <w:r>
+        <w:rPr>
+          <w:rFonts w:cstheme="minorHAnsi"/>
+          <w:sz w:val="20"/>
+          <w:szCs w:val="20"/>
+        </w:rPr>
+        <w:t>Swarner</w:t>
+      </w:r>
+      <w:r>
+        <w:rPr>
+          <w:rFonts w:cstheme="minorHAnsi"/>
+          <w:sz w:val="20"/>
+          <w:szCs w:val="20"/>
+        </w:rPr>
+        <w:t>，</w:t>
+      </w:r>
+      <w:r>
+        <w:rPr>
+          <w:rFonts w:cstheme="minorHAnsi"/>
+          <w:sz w:val="20"/>
+          <w:szCs w:val="20"/>
+        </w:rPr>
+        <w:t>Campus</w:t>
+      </w:r>
+      <w:proofErr w:type="spellEnd"/>
+      <w:r>
+        <w:rPr>
+          <w:rFonts w:cstheme="minorHAnsi"/>
+          <w:sz w:val="20"/>
+          <w:szCs w:val="20"/>
+        </w:rPr>
+        <w:t xml:space="preserve"> Pastor</w:t>
+      </w:r>
+    </w:p>
+    <w:p>
+      <w:pPr>
+        <w:rPr>
+          <w:rFonts w:cstheme="minorHAnsi"/>
+          <w:sz w:val="20"/>
+          <w:szCs w:val="20"/>
+        </w:rPr>
+      </w:pPr>
+      <w:proofErr w:type="spellStart"/>
+      <w:r>
+        <w:rPr>
+          <w:rFonts w:cstheme="minorHAnsi"/>
+          <w:sz w:val="20"/>
+          <w:szCs w:val="20"/>
+        </w:rPr>
+        <w:t>問：什麼是</w:t>
+      </w:r>
+      <w:proofErr w:type="spellEnd"/>
+      <w:r>
+        <w:rPr>
+          <w:rFonts w:cstheme="minorHAnsi"/>
+          <w:sz w:val="20"/>
+          <w:szCs w:val="20"/>
+        </w:rPr>
+        <w:t xml:space="preserve"> purity of </w:t>
+      </w:r>
+      <w:proofErr w:type="spellStart"/>
+      <w:r>
+        <w:rPr>
+          <w:rFonts w:cstheme="minorHAnsi"/>
+          <w:sz w:val="20"/>
+          <w:szCs w:val="20"/>
+        </w:rPr>
+        <w:t>reality</w:t>
+      </w:r>
+      <w:r>
+        <w:rPr>
+          <w:rFonts w:cstheme="minorHAnsi"/>
+          <w:sz w:val="20"/>
+          <w:szCs w:val="20"/>
+        </w:rPr>
+        <w:t>（現實的純粹</w:t>
+      </w:r>
+      <w:proofErr w:type="spellEnd"/>
+      <w:r>
+        <w:rPr>
+          <w:rFonts w:cstheme="minorHAnsi"/>
+          <w:sz w:val="20"/>
+          <w:szCs w:val="20"/>
+        </w:rPr>
+        <w:t>）？</w:t>
+      </w:r>
+      <w:r>
+        <w:rPr>
+          <w:rFonts w:cstheme="minorHAnsi"/>
+          <w:sz w:val="20"/>
+          <w:szCs w:val="20"/>
+        </w:rPr>
+        <w:br/>
+      </w:r>
+      <w:proofErr w:type="spellStart"/>
+      <w:r>
+        <w:rPr>
+          <w:rFonts w:cstheme="minorHAnsi"/>
+          <w:sz w:val="20"/>
+          <w:szCs w:val="20"/>
+        </w:rPr>
+        <w:t>答：約翰一書說「神就是光</w:t>
+      </w:r>
+      <w:proofErr w:type="spellEnd"/>
+      <w:r>
+        <w:rPr>
+          <w:rFonts w:cstheme="minorHAnsi"/>
+          <w:sz w:val="20"/>
+          <w:szCs w:val="20"/>
+        </w:rPr>
+        <w:t>」。</w:t>
+      </w:r>
+      <w:proofErr w:type="spellStart"/>
+      <w:r>
+        <w:rPr>
+          <w:rFonts w:cstheme="minorHAnsi"/>
+          <w:sz w:val="20"/>
+          <w:szCs w:val="20"/>
+        </w:rPr>
+        <w:t>在祂的光中，我們藏不住任何黑暗</w:t>
+      </w:r>
+      <w:proofErr w:type="spellEnd"/>
+      <w:r>
+        <w:rPr>
+          <w:rFonts w:cstheme="minorHAnsi"/>
+          <w:sz w:val="20"/>
+          <w:szCs w:val="20"/>
+        </w:rPr>
+        <w:t>。</w:t>
+      </w:r>
+    </w:p>
+    <w:p>
+      <w:pPr>
+        <w:numPr>
+          <w:ilvl w:val="0"/>
+          <w:numId w:val="65"/>
+        </w:numPr>
+        <w:rPr>
+          <w:rFonts w:cstheme="minorHAnsi"/>
+          <w:sz w:val="20"/>
+          <w:szCs w:val="20"/>
+        </w:rPr>
+      </w:pPr>
+      <w:proofErr w:type="spellStart"/>
+      <w:r>
+        <w:rPr>
+          <w:rFonts w:cstheme="minorHAnsi"/>
+          <w:sz w:val="20"/>
+          <w:szCs w:val="20"/>
+        </w:rPr>
+        <w:t>大多數超級英雄</w:t>
+      </w:r>
+      <w:proofErr w:type="spellEnd"/>
+      <w:r>
+        <w:rPr>
+          <w:rFonts w:cstheme="minorHAnsi"/>
+          <w:sz w:val="20"/>
+          <w:szCs w:val="20"/>
+        </w:rPr>
+        <w:t>——</w:t>
+      </w:r>
+      <w:proofErr w:type="spellStart"/>
+      <w:r>
+        <w:rPr>
+          <w:rFonts w:cstheme="minorHAnsi"/>
+          <w:sz w:val="20"/>
+          <w:szCs w:val="20"/>
+        </w:rPr>
+        <w:t>蝙蝠俠、蜘蛛人、黑豹、閃電俠</w:t>
+      </w:r>
+      <w:proofErr w:type="spellEnd"/>
+      <w:r>
+        <w:rPr>
+          <w:rFonts w:cstheme="minorHAnsi"/>
+          <w:sz w:val="20"/>
+          <w:szCs w:val="20"/>
+        </w:rPr>
+        <w:t>——</w:t>
+      </w:r>
+      <w:proofErr w:type="spellStart"/>
+      <w:r>
+        <w:rPr>
+          <w:rFonts w:cstheme="minorHAnsi"/>
+          <w:sz w:val="20"/>
+          <w:szCs w:val="20"/>
+        </w:rPr>
+        <w:t>都躲在面具後面。我們戴著「成功事業」的面具，遮掩自己的失敗</w:t>
+      </w:r>
+      <w:proofErr w:type="spellEnd"/>
+      <w:r>
+        <w:rPr>
+          <w:rFonts w:cstheme="minorHAnsi"/>
+          <w:sz w:val="20"/>
+          <w:szCs w:val="20"/>
+        </w:rPr>
+        <w:t>。</w:t>
+      </w:r>
+    </w:p>
+    <w:p>
+      <w:pPr>
+        <w:numPr>
+          <w:ilvl w:val="0"/>
+          <w:numId w:val="65"/>
+        </w:numPr>
+        <w:rPr>
+          <w:rFonts w:cstheme="minorHAnsi"/>
+          <w:sz w:val="20"/>
+          <w:szCs w:val="20"/>
+        </w:rPr>
+      </w:pPr>
+      <w:proofErr w:type="spellStart"/>
+      <w:r>
+        <w:rPr>
+          <w:rFonts w:cstheme="minorHAnsi"/>
+          <w:sz w:val="20"/>
+          <w:szCs w:val="20"/>
+        </w:rPr>
+        <w:t>去市場時，我們可以看到、買到橄欖和義大利辣香腸迷你片。橄欖（真正的悔改）是完整的、長成的、真實的</w:t>
+      </w:r>
+      <w:proofErr w:type="spellEnd"/>
+      <w:r>
+        <w:rPr>
+          <w:rFonts w:cstheme="minorHAnsi"/>
+          <w:sz w:val="20"/>
+          <w:szCs w:val="20"/>
+        </w:rPr>
+        <w:t>——</w:t>
+      </w:r>
+      <w:proofErr w:type="spellStart"/>
+      <w:r>
+        <w:rPr>
+          <w:rFonts w:cstheme="minorHAnsi"/>
+          <w:sz w:val="20"/>
+          <w:szCs w:val="20"/>
+        </w:rPr>
+        <w:t>就像</w:t>
+      </w:r>
+      <w:proofErr w:type="spellEnd"/>
+      <w:r>
+        <w:rPr>
+          <w:rFonts w:cstheme="minorHAnsi"/>
+          <w:sz w:val="20"/>
+          <w:szCs w:val="20"/>
+        </w:rPr>
+        <w:t xml:space="preserve"> Whole Foods </w:t>
+      </w:r>
+      <w:proofErr w:type="spellStart"/>
+      <w:r>
+        <w:rPr>
+          <w:rFonts w:cstheme="minorHAnsi"/>
+          <w:sz w:val="20"/>
+          <w:szCs w:val="20"/>
+        </w:rPr>
+        <w:t>賣的一樣。辣香腸迷你片是超市裡便宜、人工製造、加工過的替代品。橄欖裡面是真的；辣香腸迷你片講究的只是外面的包裝</w:t>
+      </w:r>
+      <w:proofErr w:type="spellEnd"/>
+      <w:r>
+        <w:rPr>
+          <w:rFonts w:cstheme="minorHAnsi"/>
+          <w:sz w:val="20"/>
+          <w:szCs w:val="20"/>
+        </w:rPr>
+        <w:t>。</w:t>
+      </w:r>
+    </w:p>
+    <w:p>
+      <w:pPr>
+        <w:numPr>
+          <w:ilvl w:val="0"/>
+          <w:numId w:val="65"/>
+        </w:numPr>
+        <w:rPr>
+          <w:rFonts w:cstheme="minorHAnsi"/>
+          <w:sz w:val="20"/>
+          <w:szCs w:val="20"/>
+        </w:rPr>
+      </w:pPr>
+      <w:proofErr w:type="spellStart"/>
+      <w:r>
+        <w:rPr>
+          <w:rFonts w:cstheme="minorHAnsi"/>
+          <w:sz w:val="20"/>
+          <w:szCs w:val="20"/>
+        </w:rPr>
+        <w:t>以賽亞書</w:t>
+      </w:r>
+      <w:proofErr w:type="spellEnd"/>
+      <w:r>
+        <w:rPr>
+          <w:rFonts w:cstheme="minorHAnsi"/>
+          <w:sz w:val="20"/>
+          <w:szCs w:val="20"/>
+        </w:rPr>
+        <w:t xml:space="preserve"> 6:1-5</w:t>
+      </w:r>
+      <w:r>
+        <w:rPr>
+          <w:rFonts w:cstheme="minorHAnsi"/>
+          <w:sz w:val="20"/>
+          <w:szCs w:val="20"/>
+        </w:rPr>
+        <w:t>：看見神的聖潔與崇高，暴露了我們自己的罪。</w:t>
+      </w:r>
+    </w:p>
+    <w:p>
+      <w:pPr>
+        <w:numPr>
+          <w:ilvl w:val="0"/>
+          <w:numId w:val="65"/>
+        </w:numPr>
+        <w:rPr>
+          <w:rFonts w:cstheme="minorHAnsi"/>
+          <w:sz w:val="20"/>
+          <w:szCs w:val="20"/>
+        </w:rPr>
+      </w:pPr>
+      <w:proofErr w:type="spellStart"/>
+      <w:r>
+        <w:rPr>
+          <w:rFonts w:cstheme="minorHAnsi"/>
+          <w:sz w:val="20"/>
+          <w:szCs w:val="20"/>
+        </w:rPr>
+        <w:lastRenderedPageBreak/>
+        <w:t>以賽亞書</w:t>
+      </w:r>
+      <w:proofErr w:type="spellEnd"/>
+      <w:r>
+        <w:rPr>
+          <w:rFonts w:cstheme="minorHAnsi"/>
+          <w:sz w:val="20"/>
+          <w:szCs w:val="20"/>
+        </w:rPr>
+        <w:t xml:space="preserve"> 6:6-7</w:t>
+      </w:r>
+      <w:r>
+        <w:rPr>
+          <w:rFonts w:cstheme="minorHAnsi"/>
+          <w:sz w:val="20"/>
+          <w:szCs w:val="20"/>
+        </w:rPr>
+        <w:t>：神親自賜下我們賺不到的潔淨；祭壇上的炭除去罪咎、贖了罪。</w:t>
+      </w:r>
+    </w:p>
+    <w:p>
+      <w:pPr>
+        <w:numPr>
+          <w:ilvl w:val="0"/>
+          <w:numId w:val="65"/>
+        </w:numPr>
+        <w:rPr>
+          <w:rFonts w:cstheme="minorHAnsi"/>
+          <w:sz w:val="20"/>
+          <w:szCs w:val="20"/>
+        </w:rPr>
+      </w:pPr>
+      <w:proofErr w:type="spellStart"/>
+      <w:r>
+        <w:rPr>
+          <w:rFonts w:cstheme="minorHAnsi"/>
+          <w:sz w:val="20"/>
+          <w:szCs w:val="20"/>
+        </w:rPr>
+        <w:t>達拉斯</w:t>
+      </w:r>
+      <w:r>
+        <w:rPr>
+          <w:rFonts w:cstheme="minorHAnsi"/>
+          <w:sz w:val="20"/>
+          <w:szCs w:val="20"/>
+        </w:rPr>
+        <w:t>·</w:t>
+      </w:r>
+      <w:r>
+        <w:rPr>
+          <w:rFonts w:cstheme="minorHAnsi"/>
+          <w:sz w:val="20"/>
+          <w:szCs w:val="20"/>
+        </w:rPr>
+        <w:t>威拉德《</w:t>
+      </w:r>
+      <w:r>
+        <w:rPr>
+          <w:rFonts w:cstheme="minorHAnsi"/>
+          <w:sz w:val="20"/>
+          <w:szCs w:val="20"/>
+        </w:rPr>
+        <w:t>The</w:t>
+      </w:r>
+      <w:proofErr w:type="spellEnd"/>
+      <w:r>
+        <w:rPr>
+          <w:rFonts w:cstheme="minorHAnsi"/>
+          <w:sz w:val="20"/>
+          <w:szCs w:val="20"/>
+        </w:rPr>
+        <w:t xml:space="preserve"> Spirit of the Disciplines</w:t>
+      </w:r>
+      <w:r>
+        <w:rPr>
+          <w:rFonts w:cstheme="minorHAnsi"/>
+          <w:sz w:val="20"/>
+          <w:szCs w:val="20"/>
+        </w:rPr>
+        <w:t>》：</w:t>
+      </w:r>
+      <w:proofErr w:type="spellStart"/>
+      <w:r>
+        <w:rPr>
+          <w:rFonts w:cstheme="minorHAnsi"/>
+          <w:sz w:val="20"/>
+          <w:szCs w:val="20"/>
+        </w:rPr>
+        <w:t>認罪不是自我懲罰，而是誠實面對現實，卸下我們本不該穿上的防衛</w:t>
+      </w:r>
+      <w:proofErr w:type="spellEnd"/>
+      <w:r>
+        <w:rPr>
+          <w:rFonts w:cstheme="minorHAnsi"/>
+          <w:sz w:val="20"/>
+          <w:szCs w:val="20"/>
+        </w:rPr>
+        <w:t>。</w:t>
+      </w:r>
+    </w:p>
+    <w:p>
+      <w:pPr>
+        <w:numPr>
+          <w:ilvl w:val="0"/>
+          <w:numId w:val="65"/>
+        </w:numPr>
+        <w:rPr>
+          <w:rFonts w:cstheme="minorHAnsi"/>
+          <w:sz w:val="20"/>
+          <w:szCs w:val="20"/>
+        </w:rPr>
+      </w:pPr>
+      <w:proofErr w:type="spellStart"/>
+      <w:r>
+        <w:rPr>
+          <w:rFonts w:cstheme="minorHAnsi"/>
+          <w:sz w:val="20"/>
+          <w:szCs w:val="20"/>
+        </w:rPr>
+        <w:t>約翰一書</w:t>
+      </w:r>
+      <w:proofErr w:type="spellEnd"/>
+      <w:r>
+        <w:rPr>
+          <w:rFonts w:cstheme="minorHAnsi"/>
+          <w:sz w:val="20"/>
+          <w:szCs w:val="20"/>
+        </w:rPr>
+        <w:t xml:space="preserve"> 1:5</w:t>
+      </w:r>
+      <w:r>
+        <w:rPr>
+          <w:rFonts w:cstheme="minorHAnsi"/>
+          <w:sz w:val="20"/>
+          <w:szCs w:val="20"/>
+        </w:rPr>
+        <w:t>：神完全聖潔；在祂裡面毫無黑暗。</w:t>
+      </w:r>
+    </w:p>
+    <w:p>
+      <w:pPr>
+        <w:numPr>
+          <w:ilvl w:val="0"/>
+          <w:numId w:val="65"/>
+        </w:numPr>
+        <w:rPr>
+          <w:rFonts w:cstheme="minorHAnsi"/>
+          <w:sz w:val="20"/>
+          <w:szCs w:val="20"/>
+        </w:rPr>
+      </w:pPr>
+      <w:proofErr w:type="spellStart"/>
+      <w:r>
+        <w:rPr>
+          <w:rFonts w:cstheme="minorHAnsi"/>
+          <w:sz w:val="20"/>
+          <w:szCs w:val="20"/>
+        </w:rPr>
+        <w:t>約翰一書</w:t>
+      </w:r>
+      <w:proofErr w:type="spellEnd"/>
+      <w:r>
+        <w:rPr>
+          <w:rFonts w:cstheme="minorHAnsi"/>
+          <w:sz w:val="20"/>
+          <w:szCs w:val="20"/>
+        </w:rPr>
+        <w:t xml:space="preserve"> 1:6-7</w:t>
+      </w:r>
+      <w:r>
+        <w:rPr>
+          <w:rFonts w:cstheme="minorHAnsi"/>
+          <w:sz w:val="20"/>
+          <w:szCs w:val="20"/>
+        </w:rPr>
+        <w:t>：嘴上說與神相交、卻行在黑暗中是謊言</w:t>
+      </w:r>
+      <w:r>
+        <w:rPr>
+          <w:rFonts w:cstheme="minorHAnsi"/>
+          <w:sz w:val="20"/>
+          <w:szCs w:val="20"/>
+        </w:rPr>
+        <w:t>——</w:t>
+      </w:r>
+      <w:proofErr w:type="spellStart"/>
+      <w:r>
+        <w:rPr>
+          <w:rFonts w:cstheme="minorHAnsi"/>
+          <w:sz w:val="20"/>
+          <w:szCs w:val="20"/>
+        </w:rPr>
+        <w:t>我們沒有活出真理。行在光中就是卸下盔甲；它帶來團契，以及耶穌寶血的潔淨</w:t>
+      </w:r>
+      <w:proofErr w:type="spellEnd"/>
+      <w:r>
+        <w:rPr>
+          <w:rFonts w:cstheme="minorHAnsi"/>
+          <w:sz w:val="20"/>
+          <w:szCs w:val="20"/>
+        </w:rPr>
+        <w:t>。</w:t>
+      </w:r>
+    </w:p>
+    <w:p>
+      <w:pPr>
+        <w:numPr>
+          <w:ilvl w:val="0"/>
+          <w:numId w:val="65"/>
+        </w:numPr>
+        <w:rPr>
+          <w:rFonts w:cstheme="minorHAnsi"/>
+          <w:sz w:val="20"/>
+          <w:szCs w:val="20"/>
+        </w:rPr>
+      </w:pPr>
+      <w:proofErr w:type="spellStart"/>
+      <w:r>
+        <w:rPr>
+          <w:rFonts w:cstheme="minorHAnsi"/>
+          <w:sz w:val="20"/>
+          <w:szCs w:val="20"/>
+        </w:rPr>
+        <w:t>潘霍華《</w:t>
+      </w:r>
+      <w:r>
+        <w:rPr>
+          <w:rFonts w:cstheme="minorHAnsi"/>
+          <w:sz w:val="20"/>
+          <w:szCs w:val="20"/>
+        </w:rPr>
+        <w:t>Life</w:t>
+      </w:r>
+      <w:proofErr w:type="spellEnd"/>
+      <w:r>
+        <w:rPr>
+          <w:rFonts w:cstheme="minorHAnsi"/>
+          <w:sz w:val="20"/>
+          <w:szCs w:val="20"/>
+        </w:rPr>
+        <w:t xml:space="preserve"> Together</w:t>
+      </w:r>
+      <w:r>
+        <w:rPr>
+          <w:rFonts w:cstheme="minorHAnsi"/>
+          <w:sz w:val="20"/>
+          <w:szCs w:val="20"/>
+        </w:rPr>
+        <w:t>》：罪讓我們孤單。認罪需要一位弟兄（教會中信任的朋友）。當我們向弟兄認罪，就不再孤單</w:t>
+      </w:r>
+      <w:r>
+        <w:rPr>
+          <w:rFonts w:cstheme="minorHAnsi"/>
+          <w:sz w:val="20"/>
+          <w:szCs w:val="20"/>
+        </w:rPr>
+        <w:t>——</w:t>
+      </w:r>
+      <w:r>
+        <w:rPr>
+          <w:rFonts w:cstheme="minorHAnsi"/>
+          <w:sz w:val="20"/>
+          <w:szCs w:val="20"/>
+        </w:rPr>
+        <w:t>我們透過他感受到神的同在。認罪使我們脫離孤單。</w:t>
+      </w:r>
+    </w:p>
+    <w:p>
+      <w:pPr>
+        <w:numPr>
+          <w:ilvl w:val="0"/>
+          <w:numId w:val="65"/>
+        </w:numPr>
+        <w:rPr>
+          <w:rFonts w:cstheme="minorHAnsi"/>
+          <w:sz w:val="20"/>
+          <w:szCs w:val="20"/>
+        </w:rPr>
+      </w:pPr>
+      <w:r>
+        <w:rPr>
+          <w:rFonts w:cstheme="minorHAnsi"/>
+          <w:sz w:val="20"/>
+          <w:szCs w:val="20"/>
+        </w:rPr>
+        <w:t xml:space="preserve">Mark </w:t>
+      </w:r>
+      <w:proofErr w:type="spellStart"/>
+      <w:r>
+        <w:rPr>
+          <w:rFonts w:cstheme="minorHAnsi"/>
+          <w:sz w:val="20"/>
+          <w:szCs w:val="20"/>
+        </w:rPr>
+        <w:t>Swarner</w:t>
+      </w:r>
+      <w:r>
+        <w:rPr>
+          <w:rFonts w:cstheme="minorHAnsi"/>
+          <w:sz w:val="20"/>
+          <w:szCs w:val="20"/>
+        </w:rPr>
+        <w:t>（</w:t>
+      </w:r>
+      <w:r>
+        <w:rPr>
+          <w:rFonts w:cstheme="minorHAnsi"/>
+          <w:sz w:val="20"/>
+          <w:szCs w:val="20"/>
+        </w:rPr>
+        <w:t>Menlo</w:t>
+      </w:r>
+      <w:proofErr w:type="spellEnd"/>
+      <w:r>
+        <w:rPr>
+          <w:rFonts w:cstheme="minorHAnsi"/>
+          <w:sz w:val="20"/>
+          <w:szCs w:val="20"/>
+        </w:rPr>
+        <w:t xml:space="preserve"> Church Campus </w:t>
+      </w:r>
+      <w:proofErr w:type="spellStart"/>
+      <w:r>
+        <w:rPr>
+          <w:rFonts w:cstheme="minorHAnsi"/>
+          <w:sz w:val="20"/>
+          <w:szCs w:val="20"/>
+        </w:rPr>
+        <w:t>Pastor</w:t>
+      </w:r>
+      <w:r>
+        <w:rPr>
+          <w:rFonts w:cstheme="minorHAnsi"/>
+          <w:sz w:val="20"/>
+          <w:szCs w:val="20"/>
+        </w:rPr>
+        <w:t>）談「被認識的三個層次</w:t>
+      </w:r>
+      <w:proofErr w:type="spellEnd"/>
+      <w:r>
+        <w:rPr>
+          <w:rFonts w:cstheme="minorHAnsi"/>
+          <w:sz w:val="20"/>
+          <w:szCs w:val="20"/>
+        </w:rPr>
+        <w:t>」：</w:t>
+      </w:r>
+      <w:proofErr w:type="spellStart"/>
+      <w:r>
+        <w:rPr>
+          <w:rFonts w:cstheme="minorHAnsi"/>
+          <w:sz w:val="20"/>
+          <w:szCs w:val="20"/>
+        </w:rPr>
+        <w:t>每個人都可以知道你一點事。有些人可以多知道一點。應該有一個人幾乎知道你的一切</w:t>
+      </w:r>
+      <w:proofErr w:type="spellEnd"/>
+      <w:r>
+        <w:rPr>
+          <w:rFonts w:cstheme="minorHAnsi"/>
+          <w:sz w:val="20"/>
+          <w:szCs w:val="20"/>
+        </w:rPr>
+        <w:t>。</w:t>
+      </w:r>
+    </w:p>
+    <w:p>
+      <w:pPr>
+        <w:numPr>
+          <w:ilvl w:val="0"/>
+          <w:numId w:val="65"/>
+        </w:numPr>
+        <w:rPr>
+          <w:rFonts w:cstheme="minorHAnsi"/>
+          <w:sz w:val="20"/>
+          <w:szCs w:val="20"/>
+        </w:rPr>
+      </w:pPr>
+      <w:proofErr w:type="spellStart"/>
+      <w:r>
+        <w:rPr>
+          <w:rFonts w:cstheme="minorHAnsi"/>
+          <w:sz w:val="20"/>
+          <w:szCs w:val="20"/>
+        </w:rPr>
+        <w:t>約翰一書</w:t>
+      </w:r>
+      <w:proofErr w:type="spellEnd"/>
+      <w:r>
+        <w:rPr>
+          <w:rFonts w:cstheme="minorHAnsi"/>
+          <w:sz w:val="20"/>
+          <w:szCs w:val="20"/>
+        </w:rPr>
+        <w:t xml:space="preserve"> 1:8</w:t>
+      </w:r>
+      <w:r>
+        <w:rPr>
+          <w:rFonts w:cstheme="minorHAnsi"/>
+          <w:sz w:val="20"/>
+          <w:szCs w:val="20"/>
+        </w:rPr>
+        <w:t>：對自己的罪誠實。神早就知道我們的罪。</w:t>
+      </w:r>
+    </w:p>
+    <w:p>
+      <w:pPr>
+        <w:numPr>
+          <w:ilvl w:val="0"/>
+          <w:numId w:val="65"/>
+        </w:numPr>
+        <w:rPr>
+          <w:rFonts w:cstheme="minorHAnsi"/>
+          <w:sz w:val="20"/>
+          <w:szCs w:val="20"/>
+        </w:rPr>
+      </w:pPr>
+      <w:proofErr w:type="spellStart"/>
+      <w:r>
+        <w:rPr>
+          <w:rFonts w:cstheme="minorHAnsi"/>
+          <w:sz w:val="20"/>
+          <w:szCs w:val="20"/>
+        </w:rPr>
+        <w:t>約翰一書</w:t>
+      </w:r>
+      <w:proofErr w:type="spellEnd"/>
+      <w:r>
+        <w:rPr>
+          <w:rFonts w:cstheme="minorHAnsi"/>
+          <w:sz w:val="20"/>
+          <w:szCs w:val="20"/>
+        </w:rPr>
+        <w:t xml:space="preserve"> 1:9</w:t>
+      </w:r>
+      <w:r>
+        <w:rPr>
+          <w:rFonts w:cstheme="minorHAnsi"/>
+          <w:sz w:val="20"/>
+          <w:szCs w:val="20"/>
+        </w:rPr>
+        <w:t>：神赦免我們、潔淨我們。</w:t>
+      </w:r>
+    </w:p>
+    <w:p>
+      <w:pPr>
+        <w:numPr>
+          <w:ilvl w:val="0"/>
+          <w:numId w:val="65"/>
+        </w:numPr>
+        <w:rPr>
+          <w:rFonts w:cstheme="minorHAnsi"/>
+          <w:sz w:val="20"/>
+          <w:szCs w:val="20"/>
+        </w:rPr>
+      </w:pPr>
+      <w:r>
+        <w:rPr>
+          <w:rFonts w:cstheme="minorHAnsi"/>
+          <w:sz w:val="20"/>
+          <w:szCs w:val="20"/>
+        </w:rPr>
+        <w:t xml:space="preserve">Paul David </w:t>
+      </w:r>
+      <w:proofErr w:type="spellStart"/>
+      <w:r>
+        <w:rPr>
+          <w:rFonts w:cstheme="minorHAnsi"/>
+          <w:sz w:val="20"/>
+          <w:szCs w:val="20"/>
+        </w:rPr>
+        <w:t>Tripp</w:t>
+      </w:r>
+      <w:r>
+        <w:rPr>
+          <w:rFonts w:cstheme="minorHAnsi"/>
+          <w:sz w:val="20"/>
+          <w:szCs w:val="20"/>
+        </w:rPr>
+        <w:t>《</w:t>
+      </w:r>
+      <w:r>
+        <w:rPr>
+          <w:rFonts w:cstheme="minorHAnsi"/>
+          <w:sz w:val="20"/>
+          <w:szCs w:val="20"/>
+        </w:rPr>
+        <w:t>New</w:t>
+      </w:r>
+      <w:proofErr w:type="spellEnd"/>
+      <w:r>
+        <w:rPr>
+          <w:rFonts w:cstheme="minorHAnsi"/>
+          <w:sz w:val="20"/>
+          <w:szCs w:val="20"/>
+        </w:rPr>
+        <w:t xml:space="preserve"> Morning Mercies</w:t>
+      </w:r>
+      <w:r>
+        <w:rPr>
+          <w:rFonts w:cstheme="minorHAnsi"/>
+          <w:sz w:val="20"/>
+          <w:szCs w:val="20"/>
+        </w:rPr>
+        <w:t>》：</w:t>
+      </w:r>
+      <w:proofErr w:type="spellStart"/>
+      <w:r>
+        <w:rPr>
+          <w:rFonts w:cstheme="minorHAnsi"/>
+          <w:sz w:val="20"/>
+          <w:szCs w:val="20"/>
+        </w:rPr>
+        <w:t>我們不必害怕承認自己錯了。耶穌已經遮蓋了我們所認的每一個罪</w:t>
+      </w:r>
+      <w:proofErr w:type="spellEnd"/>
+      <w:r>
+        <w:rPr>
+          <w:rFonts w:cstheme="minorHAnsi"/>
+          <w:sz w:val="20"/>
+          <w:szCs w:val="20"/>
+        </w:rPr>
+        <w:t>。</w:t>
+      </w:r>
+    </w:p>
+    <w:p>
+      <w:pPr>
+        <w:numPr>
+          <w:ilvl w:val="0"/>
+          <w:numId w:val="65"/>
+        </w:numPr>
+        <w:rPr>
+          <w:rFonts w:cstheme="minorHAnsi"/>
+          <w:sz w:val="20"/>
+          <w:szCs w:val="20"/>
+        </w:rPr>
+      </w:pPr>
+      <w:proofErr w:type="spellStart"/>
+      <w:r>
+        <w:rPr>
+          <w:rFonts w:cstheme="minorHAnsi"/>
+          <w:sz w:val="20"/>
+          <w:szCs w:val="20"/>
+        </w:rPr>
+        <w:t>禱告：神滿有恩典，我們行在光中。我們找到的不是羞恥，而是力量。一天一天、一步一步與祢同行</w:t>
+      </w:r>
+      <w:proofErr w:type="spellEnd"/>
+      <w:r>
+        <w:rPr>
+          <w:rFonts w:cstheme="minorHAnsi"/>
+          <w:sz w:val="20"/>
+          <w:szCs w:val="20"/>
+        </w:rPr>
+        <w:t>。</w:t>
+      </w:r>
+    </w:p>
+    <w:p>
+      <w:pPr>
+        <w:rPr>
+          <w:rFonts w:cstheme="minorHAnsi"/>
+          <w:sz w:val="20"/>
+          <w:szCs w:val="20"/>
+        </w:rPr>
+      </w:pPr>
+    </w:p>
+    <w:p>
+      <w:pPr>
+        <w:rPr>
+          <w:rFonts w:cstheme="minorHAnsi"/>
+          <w:sz w:val="20"/>
+          <w:szCs w:val="20"/>
+        </w:rPr>
+      </w:pPr>
+      <w:r>
+        <w:rPr>
+          <w:rFonts w:cstheme="minorHAnsi"/>
+          <w:sz w:val="20"/>
+          <w:szCs w:val="20"/>
+        </w:rPr>
+        <w:t>===</w:t>
+      </w:r>
+    </w:p>
+    <w:p>
+      <w:pPr>
+        <w:rPr>
+          <w:rFonts w:cstheme="minorHAnsi"/>
+          <w:sz w:val="20"/>
+          <w:szCs w:val="20"/>
+        </w:rPr>
+      </w:pPr>
+      <w:r>
+        <w:rPr>
+          <w:rFonts w:cstheme="minorHAnsi"/>
+          <w:sz w:val="20"/>
+          <w:szCs w:val="20"/>
+        </w:rPr>
+        <w:t>===</w:t>
+      </w:r>
+      <w:r>
+        <w:rPr>
+          <w:rFonts w:cstheme="minorHAnsi"/>
+          <w:sz w:val="20"/>
+          <w:szCs w:val="20"/>
+        </w:rPr>
+        <w:br/>
+        <w:t xml:space="preserve">The Purity of </w:t>
+      </w:r>
+      <w:proofErr w:type="spellStart"/>
+      <w:r>
+        <w:rPr>
+          <w:rFonts w:cstheme="minorHAnsi"/>
+          <w:sz w:val="20"/>
+          <w:szCs w:val="20"/>
+        </w:rPr>
+        <w:t>Reality</w:t>
+      </w:r>
+      <w:r>
+        <w:rPr>
+          <w:rFonts w:cstheme="minorHAnsi"/>
+          <w:sz w:val="20"/>
+          <w:szCs w:val="20"/>
+        </w:rPr>
+        <w:t>｜</w:t>
+      </w:r>
+      <w:r>
+        <w:rPr>
+          <w:rFonts w:cstheme="minorHAnsi"/>
+          <w:sz w:val="20"/>
+          <w:szCs w:val="20"/>
+        </w:rPr>
+        <w:t>Repentance</w:t>
+      </w:r>
+      <w:proofErr w:type="spellEnd"/>
+      <w:r>
+        <w:rPr>
+          <w:rFonts w:cstheme="minorHAnsi"/>
+          <w:sz w:val="20"/>
+          <w:szCs w:val="20"/>
+        </w:rPr>
+        <w:t xml:space="preserve"> For the Rest of </w:t>
+      </w:r>
+      <w:proofErr w:type="spellStart"/>
+      <w:r>
+        <w:rPr>
+          <w:rFonts w:cstheme="minorHAnsi"/>
+          <w:sz w:val="20"/>
+          <w:szCs w:val="20"/>
+        </w:rPr>
+        <w:t>Us</w:t>
+      </w:r>
+      <w:r>
+        <w:rPr>
+          <w:rFonts w:cstheme="minorHAnsi"/>
+          <w:sz w:val="20"/>
+          <w:szCs w:val="20"/>
+        </w:rPr>
+        <w:t>｜</w:t>
+      </w:r>
+      <w:r>
+        <w:rPr>
+          <w:rFonts w:cstheme="minorHAnsi"/>
+          <w:sz w:val="20"/>
+          <w:szCs w:val="20"/>
+        </w:rPr>
+        <w:t>Menlo</w:t>
+      </w:r>
+      <w:proofErr w:type="spellEnd"/>
+      <w:r>
+        <w:rPr>
+          <w:rFonts w:cstheme="minorHAnsi"/>
+          <w:sz w:val="20"/>
+          <w:szCs w:val="20"/>
+        </w:rPr>
+        <w:t xml:space="preserve"> </w:t>
+      </w:r>
+      <w:proofErr w:type="spellStart"/>
+      <w:r>
+        <w:rPr>
+          <w:rFonts w:cstheme="minorHAnsi"/>
+          <w:sz w:val="20"/>
+          <w:szCs w:val="20"/>
+        </w:rPr>
+        <w:t>Church</w:t>
+      </w:r>
+      <w:r>
+        <w:rPr>
+          <w:rFonts w:cstheme="minorHAnsi"/>
+          <w:sz w:val="20"/>
+          <w:szCs w:val="20"/>
+        </w:rPr>
+        <w:t>、</w:t>
+      </w:r>
+      <w:r>
+        <w:rPr>
+          <w:rFonts w:cstheme="minorHAnsi"/>
+          <w:sz w:val="20"/>
+          <w:szCs w:val="20"/>
+        </w:rPr>
+        <w:t>Mark</w:t>
+      </w:r>
+      <w:proofErr w:type="spellEnd"/>
+      <w:r>
+        <w:rPr>
+          <w:rFonts w:cstheme="minorHAnsi"/>
+          <w:sz w:val="20"/>
+          <w:szCs w:val="20"/>
+        </w:rPr>
+        <w:t xml:space="preserve"> </w:t>
+      </w:r>
+      <w:proofErr w:type="spellStart"/>
+      <w:r>
+        <w:rPr>
+          <w:rFonts w:cstheme="minorHAnsi"/>
+          <w:sz w:val="20"/>
+          <w:szCs w:val="20"/>
+        </w:rPr>
+        <w:t>Swarner</w:t>
+      </w:r>
+      <w:r>
+        <w:rPr>
+          <w:rFonts w:cstheme="minorHAnsi"/>
+          <w:sz w:val="20"/>
+          <w:szCs w:val="20"/>
+        </w:rPr>
+        <w:t>、</w:t>
+      </w:r>
+      <w:r>
+        <w:rPr>
+          <w:rFonts w:cstheme="minorHAnsi"/>
+          <w:sz w:val="20"/>
+          <w:szCs w:val="20"/>
+        </w:rPr>
+        <w:t>Campus</w:t>
+      </w:r>
+      <w:proofErr w:type="spellEnd"/>
+      <w:r>
+        <w:rPr>
+          <w:rFonts w:cstheme="minorHAnsi"/>
+          <w:sz w:val="20"/>
+          <w:szCs w:val="20"/>
+        </w:rPr>
+        <w:t xml:space="preserve"> Pastor</w:t>
+      </w:r>
+    </w:p>
+    <w:p>
+      <w:pPr>
+        <w:rPr>
+          <w:rFonts w:cstheme="minorHAnsi"/>
+          <w:sz w:val="20"/>
+          <w:szCs w:val="20"/>
+        </w:rPr>
+      </w:pPr>
+      <w:proofErr w:type="spellStart"/>
+      <w:r>
+        <w:rPr>
+          <w:rFonts w:cstheme="minorHAnsi"/>
+          <w:sz w:val="20"/>
+          <w:szCs w:val="20"/>
+        </w:rPr>
+        <w:t>問：</w:t>
+      </w:r>
+      <w:r>
+        <w:rPr>
+          <w:rFonts w:cstheme="minorHAnsi"/>
+          <w:sz w:val="20"/>
+          <w:szCs w:val="20"/>
+        </w:rPr>
+        <w:t>purity</w:t>
+      </w:r>
+      <w:proofErr w:type="spellEnd"/>
+      <w:r>
+        <w:rPr>
+          <w:rFonts w:cstheme="minorHAnsi"/>
+          <w:sz w:val="20"/>
+          <w:szCs w:val="20"/>
+        </w:rPr>
+        <w:t xml:space="preserve"> of </w:t>
+      </w:r>
+      <w:proofErr w:type="spellStart"/>
+      <w:r>
+        <w:rPr>
+          <w:rFonts w:cstheme="minorHAnsi"/>
+          <w:sz w:val="20"/>
+          <w:szCs w:val="20"/>
+        </w:rPr>
+        <w:t>reality</w:t>
+      </w:r>
+      <w:r>
+        <w:rPr>
+          <w:rFonts w:cstheme="minorHAnsi"/>
+          <w:sz w:val="20"/>
+          <w:szCs w:val="20"/>
+        </w:rPr>
+        <w:t>（現実の純粋さ）とは何か</w:t>
+      </w:r>
+      <w:proofErr w:type="spellEnd"/>
+      <w:r>
+        <w:rPr>
+          <w:rFonts w:cstheme="minorHAnsi"/>
+          <w:sz w:val="20"/>
+          <w:szCs w:val="20"/>
+        </w:rPr>
+        <w:t>？</w:t>
+      </w:r>
+      <w:r>
+        <w:rPr>
+          <w:rFonts w:cstheme="minorHAnsi"/>
+          <w:sz w:val="20"/>
+          <w:szCs w:val="20"/>
+        </w:rPr>
+        <w:br/>
+      </w:r>
+      <w:proofErr w:type="spellStart"/>
+      <w:r>
+        <w:rPr>
+          <w:rFonts w:cstheme="minorHAnsi"/>
+          <w:sz w:val="20"/>
+          <w:szCs w:val="20"/>
+        </w:rPr>
+        <w:t>答：ヨハネ第一の手紙は「神は光である」と言う。御光の前では、どんな闇も隠すことはできない</w:t>
+      </w:r>
+      <w:proofErr w:type="spellEnd"/>
+      <w:r>
+        <w:rPr>
+          <w:rFonts w:cstheme="minorHAnsi"/>
+          <w:sz w:val="20"/>
+          <w:szCs w:val="20"/>
+        </w:rPr>
+        <w:t>。</w:t>
+      </w:r>
+    </w:p>
+    <w:p>
+      <w:pPr>
+        <w:numPr>
+          <w:ilvl w:val="0"/>
+          <w:numId w:val="66"/>
+        </w:numPr>
+        <w:rPr>
+          <w:rFonts w:cstheme="minorHAnsi"/>
+          <w:sz w:val="20"/>
+          <w:szCs w:val="20"/>
+        </w:rPr>
+      </w:pPr>
+      <w:r>
+        <w:rPr>
+          <w:rFonts w:cstheme="minorHAnsi"/>
+          <w:sz w:val="20"/>
+          <w:szCs w:val="20"/>
+        </w:rPr>
+        <w:t>ほとんどのスーパーヒーロー</w:t>
+      </w:r>
+      <w:r>
+        <w:rPr>
+          <w:rFonts w:cstheme="minorHAnsi"/>
+          <w:sz w:val="20"/>
+          <w:szCs w:val="20"/>
+        </w:rPr>
+        <w:t>——</w:t>
+      </w:r>
+      <w:r>
+        <w:rPr>
+          <w:rFonts w:cstheme="minorHAnsi"/>
+          <w:sz w:val="20"/>
+          <w:szCs w:val="20"/>
+        </w:rPr>
+        <w:t>バットマン、スパイダーマン、ブラックパンサー、フラッシュ</w:t>
+      </w:r>
+      <w:r>
+        <w:rPr>
+          <w:rFonts w:cstheme="minorHAnsi"/>
+          <w:sz w:val="20"/>
+          <w:szCs w:val="20"/>
+        </w:rPr>
+        <w:t>——</w:t>
+      </w:r>
+      <w:r>
+        <w:rPr>
+          <w:rFonts w:cstheme="minorHAnsi"/>
+          <w:sz w:val="20"/>
+          <w:szCs w:val="20"/>
+        </w:rPr>
+        <w:t>は仮面の後ろに隠れている。私たちは「成功したキャリア」という仮面をかぶり、失敗を覆い隠している。</w:t>
+      </w:r>
+    </w:p>
+    <w:p>
+      <w:pPr>
+        <w:numPr>
+          <w:ilvl w:val="0"/>
+          <w:numId w:val="66"/>
+        </w:numPr>
+        <w:rPr>
+          <w:rFonts w:cstheme="minorHAnsi"/>
+          <w:sz w:val="20"/>
+          <w:szCs w:val="20"/>
+        </w:rPr>
+      </w:pPr>
+      <w:r>
+        <w:rPr>
+          <w:rFonts w:cstheme="minorHAnsi"/>
+          <w:sz w:val="20"/>
+          <w:szCs w:val="20"/>
+        </w:rPr>
+        <w:t>市場に行けば、オリーブとペパロニミニを目にし、買うことができる。オリーブ（真の悔い改め）は丸ごとで、育ったもので、本物だ</w:t>
+      </w:r>
+      <w:r>
+        <w:rPr>
+          <w:rFonts w:cstheme="minorHAnsi"/>
+          <w:sz w:val="20"/>
+          <w:szCs w:val="20"/>
+        </w:rPr>
+        <w:t xml:space="preserve">——Whole Foods </w:t>
+      </w:r>
+      <w:r>
+        <w:rPr>
+          <w:rFonts w:cstheme="minorHAnsi"/>
+          <w:sz w:val="20"/>
+          <w:szCs w:val="20"/>
+        </w:rPr>
+        <w:t>のもののように。ペパロニミニはスーパーの安い人工的な加工代替品だ。オリーブは中身が本物、ペパロニミニは外の包装だけが立派なのだ。</w:t>
+      </w:r>
+    </w:p>
+    <w:p>
+      <w:pPr>
+        <w:numPr>
+          <w:ilvl w:val="0"/>
+          <w:numId w:val="66"/>
+        </w:numPr>
+        <w:rPr>
+          <w:rFonts w:cstheme="minorHAnsi"/>
+          <w:sz w:val="20"/>
+          <w:szCs w:val="20"/>
+        </w:rPr>
+      </w:pPr>
+      <w:proofErr w:type="spellStart"/>
+      <w:r>
+        <w:rPr>
+          <w:rFonts w:cstheme="minorHAnsi"/>
+          <w:sz w:val="20"/>
+          <w:szCs w:val="20"/>
+        </w:rPr>
+        <w:t>イザヤ書</w:t>
+      </w:r>
+      <w:proofErr w:type="spellEnd"/>
+      <w:r>
+        <w:rPr>
+          <w:rFonts w:cstheme="minorHAnsi"/>
+          <w:sz w:val="20"/>
+          <w:szCs w:val="20"/>
+        </w:rPr>
+        <w:t xml:space="preserve"> 6:1-5</w:t>
+      </w:r>
+      <w:r>
+        <w:rPr>
+          <w:rFonts w:cstheme="minorHAnsi"/>
+          <w:sz w:val="20"/>
+          <w:szCs w:val="20"/>
+        </w:rPr>
+        <w:t>：神の聖さと高さを見るとき、自分の罪が暴かれる。</w:t>
+      </w:r>
+    </w:p>
+    <w:p>
+      <w:pPr>
+        <w:numPr>
+          <w:ilvl w:val="0"/>
+          <w:numId w:val="66"/>
+        </w:numPr>
+        <w:rPr>
+          <w:rFonts w:cstheme="minorHAnsi"/>
+          <w:sz w:val="20"/>
+          <w:szCs w:val="20"/>
+        </w:rPr>
+      </w:pPr>
+      <w:proofErr w:type="spellStart"/>
+      <w:r>
+        <w:rPr>
+          <w:rFonts w:cstheme="minorHAnsi"/>
+          <w:sz w:val="20"/>
+          <w:szCs w:val="20"/>
+        </w:rPr>
+        <w:t>イザヤ書</w:t>
+      </w:r>
+      <w:proofErr w:type="spellEnd"/>
+      <w:r>
+        <w:rPr>
+          <w:rFonts w:cstheme="minorHAnsi"/>
+          <w:sz w:val="20"/>
+          <w:szCs w:val="20"/>
+        </w:rPr>
+        <w:t xml:space="preserve"> 6:6-7</w:t>
+      </w:r>
+      <w:r>
+        <w:rPr>
+          <w:rFonts w:cstheme="minorHAnsi"/>
+          <w:sz w:val="20"/>
+          <w:szCs w:val="20"/>
+        </w:rPr>
+        <w:t>：神ご自身が、私たちには得られない清めを与えてくださる。祭壇の炭が罪咎を取り除き、罪を贖う。</w:t>
+      </w:r>
+    </w:p>
+    <w:p>
+      <w:pPr>
+        <w:numPr>
+          <w:ilvl w:val="0"/>
+          <w:numId w:val="66"/>
+        </w:numPr>
+        <w:rPr>
+          <w:rFonts w:cstheme="minorHAnsi"/>
+          <w:sz w:val="20"/>
+          <w:szCs w:val="20"/>
+        </w:rPr>
+      </w:pPr>
+      <w:proofErr w:type="spellStart"/>
+      <w:r>
+        <w:rPr>
+          <w:rFonts w:cstheme="minorHAnsi"/>
+          <w:sz w:val="20"/>
+          <w:szCs w:val="20"/>
+        </w:rPr>
+        <w:t>ダラス</w:t>
+      </w:r>
+      <w:r>
+        <w:rPr>
+          <w:rFonts w:ascii="MS Mincho" w:eastAsia="MS Mincho" w:hAnsi="MS Mincho" w:cs="MS Mincho" w:hint="eastAsia"/>
+          <w:sz w:val="20"/>
+          <w:szCs w:val="20"/>
+        </w:rPr>
+        <w:t>・</w:t>
+      </w:r>
+      <w:r>
+        <w:rPr>
+          <w:rFonts w:ascii="SimSun" w:hAnsi="SimSun" w:cs="SimSun" w:hint="eastAsia"/>
+          <w:sz w:val="20"/>
+          <w:szCs w:val="20"/>
+        </w:rPr>
+        <w:t>ウィラード『</w:t>
+      </w:r>
+      <w:r>
+        <w:rPr>
+          <w:rFonts w:cstheme="minorHAnsi"/>
+          <w:sz w:val="20"/>
+          <w:szCs w:val="20"/>
+        </w:rPr>
+        <w:t>The</w:t>
+      </w:r>
+      <w:proofErr w:type="spellEnd"/>
+      <w:r>
+        <w:rPr>
+          <w:rFonts w:cstheme="minorHAnsi"/>
+          <w:sz w:val="20"/>
+          <w:szCs w:val="20"/>
+        </w:rPr>
+        <w:t xml:space="preserve"> Spirit of the Disciplines</w:t>
+      </w:r>
+      <w:r>
+        <w:rPr>
+          <w:rFonts w:cstheme="minorHAnsi"/>
+          <w:sz w:val="20"/>
+          <w:szCs w:val="20"/>
+        </w:rPr>
+        <w:t>』：</w:t>
+      </w:r>
+      <w:proofErr w:type="spellStart"/>
+      <w:r>
+        <w:rPr>
+          <w:rFonts w:cstheme="minorHAnsi"/>
+          <w:sz w:val="20"/>
+          <w:szCs w:val="20"/>
+        </w:rPr>
+        <w:t>告白は自己処罰ではない。現実を正直に認め、着るべきではなかった鎧を脱ぐことだ</w:t>
+      </w:r>
+      <w:proofErr w:type="spellEnd"/>
+      <w:r>
+        <w:rPr>
+          <w:rFonts w:cstheme="minorHAnsi"/>
+          <w:sz w:val="20"/>
+          <w:szCs w:val="20"/>
+        </w:rPr>
+        <w:t>。</w:t>
+      </w:r>
+    </w:p>
+    <w:p>
+      <w:pPr>
+        <w:numPr>
+          <w:ilvl w:val="0"/>
+          <w:numId w:val="66"/>
+        </w:numPr>
+        <w:rPr>
+          <w:rFonts w:cstheme="minorHAnsi"/>
+          <w:sz w:val="20"/>
+          <w:szCs w:val="20"/>
+        </w:rPr>
+      </w:pPr>
+      <w:proofErr w:type="spellStart"/>
+      <w:r>
+        <w:rPr>
+          <w:rFonts w:cstheme="minorHAnsi"/>
+          <w:sz w:val="20"/>
+          <w:szCs w:val="20"/>
+        </w:rPr>
+        <w:t>ヨハネ第一</w:t>
+      </w:r>
+      <w:proofErr w:type="spellEnd"/>
+      <w:r>
+        <w:rPr>
+          <w:rFonts w:cstheme="minorHAnsi"/>
+          <w:sz w:val="20"/>
+          <w:szCs w:val="20"/>
+        </w:rPr>
+        <w:t xml:space="preserve"> 1:5</w:t>
+      </w:r>
+      <w:r>
+        <w:rPr>
+          <w:rFonts w:cstheme="minorHAnsi"/>
+          <w:sz w:val="20"/>
+          <w:szCs w:val="20"/>
+        </w:rPr>
+        <w:t>：神は完全に聖なるお方。その御方には闇はまったくない。</w:t>
+      </w:r>
+    </w:p>
+    <w:p>
+      <w:pPr>
+        <w:numPr>
+          <w:ilvl w:val="0"/>
+          <w:numId w:val="66"/>
+        </w:numPr>
+        <w:rPr>
+          <w:rFonts w:cstheme="minorHAnsi"/>
+          <w:sz w:val="20"/>
+          <w:szCs w:val="20"/>
+        </w:rPr>
+      </w:pPr>
+      <w:proofErr w:type="spellStart"/>
+      <w:r>
+        <w:rPr>
+          <w:rFonts w:cstheme="minorHAnsi"/>
+          <w:sz w:val="20"/>
+          <w:szCs w:val="20"/>
+        </w:rPr>
+        <w:t>ヨハネ第一</w:t>
+      </w:r>
+      <w:proofErr w:type="spellEnd"/>
+      <w:r>
+        <w:rPr>
+          <w:rFonts w:cstheme="minorHAnsi"/>
+          <w:sz w:val="20"/>
+          <w:szCs w:val="20"/>
+        </w:rPr>
+        <w:t xml:space="preserve"> 1:6-7</w:t>
+      </w:r>
+      <w:r>
+        <w:rPr>
+          <w:rFonts w:cstheme="minorHAnsi"/>
+          <w:sz w:val="20"/>
+          <w:szCs w:val="20"/>
+        </w:rPr>
+        <w:t>：闇の中を歩みながら神との交わりを主張するのは偽り</w:t>
+      </w:r>
+      <w:r>
+        <w:rPr>
+          <w:rFonts w:cstheme="minorHAnsi"/>
+          <w:sz w:val="20"/>
+          <w:szCs w:val="20"/>
+        </w:rPr>
+        <w:t>——</w:t>
+      </w:r>
+      <w:r>
+        <w:rPr>
+          <w:rFonts w:cstheme="minorHAnsi"/>
+          <w:sz w:val="20"/>
+          <w:szCs w:val="20"/>
+        </w:rPr>
+        <w:t>真理に生きていないことになる。光の中を歩むとは鎧を脱ぐこと。それは交わりをもたらし、イエスの血による清めをもたらす。</w:t>
+      </w:r>
+    </w:p>
+    <w:p>
+      <w:pPr>
+        <w:numPr>
+          <w:ilvl w:val="0"/>
+          <w:numId w:val="66"/>
+        </w:numPr>
+        <w:rPr>
+          <w:rFonts w:cstheme="minorHAnsi"/>
+          <w:sz w:val="20"/>
+          <w:szCs w:val="20"/>
+        </w:rPr>
+      </w:pPr>
+      <w:proofErr w:type="spellStart"/>
+      <w:r>
+        <w:rPr>
+          <w:rFonts w:cstheme="minorHAnsi"/>
+          <w:sz w:val="20"/>
+          <w:szCs w:val="20"/>
+        </w:rPr>
+        <w:t>ボンヘッファ</w:t>
+      </w:r>
+      <w:proofErr w:type="spellEnd"/>
+      <w:r>
+        <w:rPr>
+          <w:rFonts w:cstheme="minorHAnsi"/>
+          <w:sz w:val="20"/>
+          <w:szCs w:val="20"/>
+        </w:rPr>
+        <w:t>ー『</w:t>
+      </w:r>
+      <w:r>
+        <w:rPr>
+          <w:rFonts w:cstheme="minorHAnsi"/>
+          <w:sz w:val="20"/>
+          <w:szCs w:val="20"/>
+        </w:rPr>
+        <w:t>Life Together</w:t>
+      </w:r>
+      <w:r>
+        <w:rPr>
+          <w:rFonts w:cstheme="minorHAnsi"/>
+          <w:sz w:val="20"/>
+          <w:szCs w:val="20"/>
+        </w:rPr>
+        <w:t>』：罪は私たちを孤独にする。告白には兄弟（教会で信頼できる友）が必要だ。兄弟に告白するとき、私たちはもはや一人ではない</w:t>
+      </w:r>
+      <w:r>
+        <w:rPr>
+          <w:rFonts w:cstheme="minorHAnsi"/>
+          <w:sz w:val="20"/>
+          <w:szCs w:val="20"/>
+        </w:rPr>
+        <w:t>——</w:t>
+      </w:r>
+      <w:r>
+        <w:rPr>
+          <w:rFonts w:cstheme="minorHAnsi"/>
+          <w:sz w:val="20"/>
+          <w:szCs w:val="20"/>
+        </w:rPr>
+        <w:t>彼を通して神の臨在を感じる。告白は私たちを孤独から解放する。</w:t>
+      </w:r>
+    </w:p>
+    <w:p>
+      <w:pPr>
+        <w:numPr>
+          <w:ilvl w:val="0"/>
+          <w:numId w:val="66"/>
+        </w:numPr>
+        <w:rPr>
+          <w:rFonts w:cstheme="minorHAnsi"/>
+          <w:sz w:val="20"/>
+          <w:szCs w:val="20"/>
+        </w:rPr>
+      </w:pPr>
+      <w:r>
+        <w:rPr>
+          <w:rFonts w:cstheme="minorHAnsi"/>
+          <w:sz w:val="20"/>
+          <w:szCs w:val="20"/>
+        </w:rPr>
+        <w:t xml:space="preserve">Mark </w:t>
+      </w:r>
+      <w:proofErr w:type="spellStart"/>
+      <w:r>
+        <w:rPr>
+          <w:rFonts w:cstheme="minorHAnsi"/>
+          <w:sz w:val="20"/>
+          <w:szCs w:val="20"/>
+        </w:rPr>
+        <w:t>Swarner</w:t>
+      </w:r>
+      <w:r>
+        <w:rPr>
+          <w:rFonts w:cstheme="minorHAnsi"/>
+          <w:sz w:val="20"/>
+          <w:szCs w:val="20"/>
+        </w:rPr>
+        <w:t>（</w:t>
+      </w:r>
+      <w:r>
+        <w:rPr>
+          <w:rFonts w:cstheme="minorHAnsi"/>
+          <w:sz w:val="20"/>
+          <w:szCs w:val="20"/>
+        </w:rPr>
+        <w:t>Menlo</w:t>
+      </w:r>
+      <w:proofErr w:type="spellEnd"/>
+      <w:r>
+        <w:rPr>
+          <w:rFonts w:cstheme="minorHAnsi"/>
+          <w:sz w:val="20"/>
+          <w:szCs w:val="20"/>
+        </w:rPr>
+        <w:t xml:space="preserve"> Church Campus Pastor</w:t>
+      </w:r>
+      <w:r>
+        <w:rPr>
+          <w:rFonts w:cstheme="minorHAnsi"/>
+          <w:sz w:val="20"/>
+          <w:szCs w:val="20"/>
+        </w:rPr>
+        <w:t>）による「知られることの三つの段階」：誰もがあなたのことを少しは知ることができる。一部の人はもっと知ることができる。ある一人は、あなたのほぼすべてを知るべきだ。</w:t>
+      </w:r>
+    </w:p>
+    <w:p>
+      <w:pPr>
+        <w:numPr>
+          <w:ilvl w:val="0"/>
+          <w:numId w:val="66"/>
+        </w:numPr>
+        <w:rPr>
+          <w:rFonts w:cstheme="minorHAnsi"/>
+          <w:sz w:val="20"/>
+          <w:szCs w:val="20"/>
+        </w:rPr>
+      </w:pPr>
+      <w:proofErr w:type="spellStart"/>
+      <w:r>
+        <w:rPr>
+          <w:rFonts w:cstheme="minorHAnsi"/>
+          <w:sz w:val="20"/>
+          <w:szCs w:val="20"/>
+        </w:rPr>
+        <w:t>ヨハネ第一</w:t>
+      </w:r>
+      <w:proofErr w:type="spellEnd"/>
+      <w:r>
+        <w:rPr>
+          <w:rFonts w:cstheme="minorHAnsi"/>
+          <w:sz w:val="20"/>
+          <w:szCs w:val="20"/>
+        </w:rPr>
+        <w:t xml:space="preserve"> 1:8</w:t>
+      </w:r>
+      <w:r>
+        <w:rPr>
+          <w:rFonts w:cstheme="minorHAnsi"/>
+          <w:sz w:val="20"/>
+          <w:szCs w:val="20"/>
+        </w:rPr>
+        <w:t>：自分の罪に正直であること。神はすでに私たちの罪をご存じだ。</w:t>
+      </w:r>
+    </w:p>
+    <w:p>
+      <w:pPr>
+        <w:numPr>
+          <w:ilvl w:val="0"/>
+          <w:numId w:val="66"/>
+        </w:numPr>
+        <w:rPr>
+          <w:rFonts w:cstheme="minorHAnsi"/>
+          <w:sz w:val="20"/>
+          <w:szCs w:val="20"/>
+        </w:rPr>
+      </w:pPr>
+      <w:proofErr w:type="spellStart"/>
+      <w:r>
+        <w:rPr>
+          <w:rFonts w:cstheme="minorHAnsi"/>
+          <w:sz w:val="20"/>
+          <w:szCs w:val="20"/>
+        </w:rPr>
+        <w:t>ヨハネ第一</w:t>
+      </w:r>
+      <w:proofErr w:type="spellEnd"/>
+      <w:r>
+        <w:rPr>
+          <w:rFonts w:cstheme="minorHAnsi"/>
+          <w:sz w:val="20"/>
+          <w:szCs w:val="20"/>
+        </w:rPr>
+        <w:t xml:space="preserve"> 1:9</w:t>
+      </w:r>
+      <w:r>
+        <w:rPr>
+          <w:rFonts w:cstheme="minorHAnsi"/>
+          <w:sz w:val="20"/>
+          <w:szCs w:val="20"/>
+        </w:rPr>
+        <w:t>：神は私たちを赦し、清めてくださる。</w:t>
+      </w:r>
+    </w:p>
+    <w:p>
+      <w:pPr>
+        <w:numPr>
+          <w:ilvl w:val="0"/>
+          <w:numId w:val="66"/>
+        </w:numPr>
+        <w:rPr>
+          <w:rFonts w:cstheme="minorHAnsi"/>
+          <w:sz w:val="20"/>
+          <w:szCs w:val="20"/>
+        </w:rPr>
+      </w:pPr>
+      <w:proofErr w:type="spellStart"/>
+      <w:r>
+        <w:rPr>
+          <w:rFonts w:cstheme="minorHAnsi"/>
+          <w:sz w:val="20"/>
+          <w:szCs w:val="20"/>
+        </w:rPr>
+        <w:t>ポール</w:t>
+      </w:r>
+      <w:r>
+        <w:rPr>
+          <w:rFonts w:ascii="MS Mincho" w:eastAsia="MS Mincho" w:hAnsi="MS Mincho" w:cs="MS Mincho" w:hint="eastAsia"/>
+          <w:sz w:val="20"/>
+          <w:szCs w:val="20"/>
+        </w:rPr>
+        <w:t>・</w:t>
+      </w:r>
+      <w:r>
+        <w:rPr>
+          <w:rFonts w:ascii="SimSun" w:hAnsi="SimSun" w:cs="SimSun" w:hint="eastAsia"/>
+          <w:sz w:val="20"/>
+          <w:szCs w:val="20"/>
+        </w:rPr>
+        <w:t>デイヴィッド</w:t>
+      </w:r>
+      <w:r>
+        <w:rPr>
+          <w:rFonts w:ascii="MS Mincho" w:eastAsia="MS Mincho" w:hAnsi="MS Mincho" w:cs="MS Mincho" w:hint="eastAsia"/>
+          <w:sz w:val="20"/>
+          <w:szCs w:val="20"/>
+        </w:rPr>
+        <w:t>・</w:t>
+      </w:r>
+      <w:r>
+        <w:rPr>
+          <w:rFonts w:ascii="SimSun" w:hAnsi="SimSun" w:cs="SimSun" w:hint="eastAsia"/>
+          <w:sz w:val="20"/>
+          <w:szCs w:val="20"/>
+        </w:rPr>
+        <w:t>トリップ『</w:t>
+      </w:r>
+      <w:r>
+        <w:rPr>
+          <w:rFonts w:cstheme="minorHAnsi"/>
+          <w:sz w:val="20"/>
+          <w:szCs w:val="20"/>
+        </w:rPr>
+        <w:t>New</w:t>
+      </w:r>
+      <w:proofErr w:type="spellEnd"/>
+      <w:r>
+        <w:rPr>
+          <w:rFonts w:cstheme="minorHAnsi"/>
+          <w:sz w:val="20"/>
+          <w:szCs w:val="20"/>
+        </w:rPr>
+        <w:t xml:space="preserve"> Morning Mercies</w:t>
+      </w:r>
+      <w:r>
+        <w:rPr>
+          <w:rFonts w:cstheme="minorHAnsi"/>
+          <w:sz w:val="20"/>
+          <w:szCs w:val="20"/>
+        </w:rPr>
+        <w:t>』：</w:t>
+      </w:r>
+      <w:proofErr w:type="spellStart"/>
+      <w:r>
+        <w:rPr>
+          <w:rFonts w:cstheme="minorHAnsi"/>
+          <w:sz w:val="20"/>
+          <w:szCs w:val="20"/>
+        </w:rPr>
+        <w:t>間違いを認めることを恐れる必要はない。告白するすべての罪を、イエスはすでに覆ってくださった</w:t>
+      </w:r>
+      <w:proofErr w:type="spellEnd"/>
+      <w:r>
+        <w:rPr>
+          <w:rFonts w:cstheme="minorHAnsi"/>
+          <w:sz w:val="20"/>
+          <w:szCs w:val="20"/>
+        </w:rPr>
+        <w:t>。</w:t>
+      </w:r>
+    </w:p>
+    <w:p>
+      <w:pPr>
+        <w:numPr>
+          <w:ilvl w:val="0"/>
+          <w:numId w:val="66"/>
+        </w:numPr>
+        <w:rPr>
+          <w:rFonts w:cstheme="minorHAnsi"/>
+          <w:sz w:val="20"/>
+          <w:szCs w:val="20"/>
+        </w:rPr>
+      </w:pPr>
+      <w:proofErr w:type="spellStart"/>
+      <w:r>
+        <w:rPr>
+          <w:rFonts w:cstheme="minorHAnsi"/>
+          <w:sz w:val="20"/>
+          <w:szCs w:val="20"/>
+        </w:rPr>
+        <w:lastRenderedPageBreak/>
+        <w:t>祈り：神は恵み深く、私たちは光の中を歩む。見つけるのは恥ではなく力だ。一日一日、一歩一歩、あなたと共に</w:t>
+      </w:r>
+      <w:proofErr w:type="spellEnd"/>
+      <w:r>
+        <w:rPr>
+          <w:rFonts w:cstheme="minorHAnsi"/>
+          <w:sz w:val="20"/>
+          <w:szCs w:val="20"/>
+        </w:rPr>
+        <w:t>。</w:t>
       </w:r>
     </w:p>
     <w:p>
@@ -13381,6 +16407,119 @@
     </w:lvl>
   </w:abstractNum>
   <w:abstractNum w:abstractNumId="41" w15:restartNumberingAfterBreak="0">
+    <w:nsid w:val="504A7340"/>
+    <w:multiLevelType w:val="multilevel"/>
+    <w:tmpl w:val="80B04DB6"/>
+    <w:lvl w:ilvl="0">
+      <w:start w:val="1"/>
+      <w:numFmt w:val="decimal"/>
+      <w:lvlText w:val="%1."/>
+      <w:lvlJc w:val="left"/>
+      <w:pPr>
+        <w:tabs>
+          <w:tab w:val="num" w:pos="720"/>
+        </w:tabs>
+        <w:ind w:left="720" w:hanging="360"/>
+      </w:pPr>
+    </w:lvl>
+    <w:lvl w:ilvl="1" w:tentative="1">
+      <w:start w:val="1"/>
+      <w:numFmt w:val="decimal"/>
+      <w:lvlText w:val="%2."/>
+      <w:lvlJc w:val="left"/>
+      <w:pPr>
+        <w:tabs>
+          <w:tab w:val="num" w:pos="1440"/>
+        </w:tabs>
+        <w:ind w:left="1440" w:hanging="360"/>
+      </w:pPr>
+    </w:lvl>
+    <w:lvl w:ilvl="2" w:tentative="1">
+      <w:start w:val="1"/>
+      <w:numFmt w:val="decimal"/>
+      <w:lvlText w:val="%3."/>
+      <w:lvlJc w:val="left"/>
+      <w:pPr>
+        <w:tabs>
+          <w:tab w:val="num" w:pos="2160"/>
+        </w:tabs>
+        <w:ind w:left="2160" w:hanging="360"/>
+      </w:pPr>
+    </w:lvl>
+    <w:lvl w:ilvl="3" w:tentative="1">
+      <w:start w:val="1"/>
+      <w:numFmt w:val="decimal"/>
+      <w:lvlText w:val="%4."/>
+      <w:lvlJc w:val="left"/>
+      <w:pPr>
+        <w:tabs>
+          <w:tab w:val="num" w:pos="2880"/>
+        </w:tabs>
+        <w:ind w:left="2880" w:hanging="360"/>
+      </w:pPr>
+    </w:lvl>
+    <w:lvl w:ilvl="4" w:tentative="1">
+      <w:start w:val="1"/>
+      <w:numFmt w:val="decimal"/>
+      <w:lvlText w:val="%5."/>
+      <w:lvlJc w:val="left"/>
+      <w:pPr>
+        <w:tabs>
+          <w:tab w:val="num" w:pos="3600"/>
+        </w:tabs>
+        <w:ind w:left="3600" w:hanging="360"/>
+      </w:pPr>
+    </w:lvl>
+    <w:lvl w:ilvl="5" w:tentative="1">
+      <w:start w:val="1"/>
+      <w:numFmt w:val="decimal"/>
+      <w:lvlText w:val="%6."/>
+      <w:lvlJc w:val="left"/>
+      <w:pPr>
+        <w:tabs>
+          <w:tab w:val="num" w:pos="4320"/>
+        </w:tabs>
+        <w:ind w:left="4320" w:hanging="360"/>
+      </w:pPr>
+    </w:lvl>
+    <w:lvl w:ilvl="6" w:tentative="1">
+      <w:start w:val="1"/>
+      <w:numFmt w:val="decimal"/>
+      <w:lvlText w:val="%7."/>
+      <w:lvlJc w:val="left"/>
+      <w:pPr>
+        <w:tabs>
+          <w:tab w:val="num" w:pos="5040"/>
+        </w:tabs>
+        <w:ind w:left="5040" w:hanging="360"/>
+      </w:pPr>
+    </w:lvl>
+    <w:lvl w:ilvl="7" w:tentative="1">
+      <w:start w:val="1"/>
+      <w:numFmt w:val="decimal"/>
+      <w:lvlText w:val="%8."/>
+      <w:lvlJc w:val="left"/>
+      <w:pPr>
+        <w:tabs>
+          <w:tab w:val="num" w:pos="5760"/>
+        </w:tabs>
+        <w:ind w:left="5760" w:hanging="360"/>
+      </w:pPr>
+    </w:lvl>
+    <w:lvl w:ilvl="8" w:tentative="1">
+      <w:start w:val="1"/>
+      <w:numFmt w:val="decimal"/>
+      <w:lvlText w:val="%9."/>
+      <w:lvlJc w:val="left"/>
+      <w:pPr>
+        <w:tabs>
+          <w:tab w:val="num" w:pos="6480"/>
+        </w:tabs>
+        <w:ind w:left="6480" w:hanging="360"/>
+      </w:pPr>
+    </w:lvl>
+  </w:abstractNum>
+  <w:abstractNum w:abstractNumId="42" w15:restartNumberingAfterBreak="0">
     <w:nsid w:val="51591C76"/>
     <w:multiLevelType w:val="multilevel"/>
     <w:tmpl w:val="3C7479DA"/>
@@ -13529,7 +16668,7 @@
       </w:rPr>
     </w:lvl>
   </w:abstractNum>
-  <w:abstractNum w:abstractNumId="42" w15:restartNumberingAfterBreak="0">
+  <w:abstractNum w:abstractNumId="43" w15:restartNumberingAfterBreak="0">
     <w:nsid w:val="51FD15E0"/>
     <w:multiLevelType w:val="multilevel"/>
     <w:tmpl w:val="EAE05A36"/>
@@ -13678,7 +16817,7 @@
       </w:rPr>
     </w:lvl>
   </w:abstractNum>
-  <w:abstractNum w:abstractNumId="43" w15:restartNumberingAfterBreak="0">
+  <w:abstractNum w:abstractNumId="44" w15:restartNumberingAfterBreak="0">
     <w:nsid w:val="52AC58C6"/>
     <w:multiLevelType w:val="multilevel"/>
     <w:tmpl w:val="BBEE5348"/>
@@ -13827,7 +16966,7 @@
       </w:rPr>
     </w:lvl>
   </w:abstractNum>
-  <w:abstractNum w:abstractNumId="44" w15:restartNumberingAfterBreak="0">
+  <w:abstractNum w:abstractNumId="45" w15:restartNumberingAfterBreak="0">
     <w:nsid w:val="54A17901"/>
     <w:multiLevelType w:val="multilevel"/>
     <w:tmpl w:val="FA1EE278"/>
@@ -13976,7 +17115,7 @@
       </w:rPr>
     </w:lvl>
   </w:abstractNum>
-  <w:abstractNum w:abstractNumId="45" w15:restartNumberingAfterBreak="0">
+  <w:abstractNum w:abstractNumId="46" w15:restartNumberingAfterBreak="0">
     <w:nsid w:val="576E6DB7"/>
     <w:multiLevelType w:val="multilevel"/>
     <w:tmpl w:val="B0B0D1EE"/>
@@ -14125,7 +17264,7 @@
       </w:rPr>
     </w:lvl>
   </w:abstractNum>
-  <w:abstractNum w:abstractNumId="46" w15:restartNumberingAfterBreak="0">
+  <w:abstractNum w:abstractNumId="47" w15:restartNumberingAfterBreak="0">
     <w:nsid w:val="59B241C0"/>
     <w:multiLevelType w:val="multilevel"/>
     <w:tmpl w:val="63E60C9C"/>
@@ -14274,7 +17413,7 @@
       </w:rPr>
     </w:lvl>
   </w:abstractNum>
-  <w:abstractNum w:abstractNumId="47" w15:restartNumberingAfterBreak="0">
+  <w:abstractNum w:abstractNumId="48" w15:restartNumberingAfterBreak="0">
     <w:nsid w:val="5D0723A8"/>
     <w:multiLevelType w:val="multilevel"/>
     <w:tmpl w:val="3DC28C28"/>
@@ -14423,7 +17562,7 @@
       </w:rPr>
     </w:lvl>
   </w:abstractNum>
-  <w:abstractNum w:abstractNumId="48" w15:restartNumberingAfterBreak="0">
+  <w:abstractNum w:abstractNumId="49" w15:restartNumberingAfterBreak="0">
     <w:nsid w:val="5D607751"/>
     <w:multiLevelType w:val="multilevel"/>
     <w:tmpl w:val="3F563700"/>
@@ -14572,7 +17711,7 @@
       </w:rPr>
     </w:lvl>
   </w:abstractNum>
-  <w:abstractNum w:abstractNumId="49" w15:restartNumberingAfterBreak="0">
+  <w:abstractNum w:abstractNumId="50" w15:restartNumberingAfterBreak="0">
     <w:nsid w:val="5D666524"/>
     <w:multiLevelType w:val="multilevel"/>
     <w:tmpl w:val="D7381B64"/>
@@ -14721,7 +17860,7 @@
       </w:rPr>
     </w:lvl>
   </w:abstractNum>
-  <w:abstractNum w:abstractNumId="50" w15:restartNumberingAfterBreak="0">
+  <w:abstractNum w:abstractNumId="51" w15:restartNumberingAfterBreak="0">
     <w:nsid w:val="608226D7"/>
     <w:multiLevelType w:val="multilevel"/>
     <w:tmpl w:val="62FCD154"/>
@@ -14870,7 +18009,7 @@
       </w:rPr>
     </w:lvl>
   </w:abstractNum>
-  <w:abstractNum w:abstractNumId="51" w15:restartNumberingAfterBreak="0">
+  <w:abstractNum w:abstractNumId="52" w15:restartNumberingAfterBreak="0">
     <w:nsid w:val="632267A0"/>
     <w:multiLevelType w:val="multilevel"/>
     <w:tmpl w:val="3FCCDDEA"/>
@@ -15019,7 +18158,7 @@
       </w:rPr>
     </w:lvl>
   </w:abstractNum>
-  <w:abstractNum w:abstractNumId="52" w15:restartNumberingAfterBreak="0">
+  <w:abstractNum w:abstractNumId="53" w15:restartNumberingAfterBreak="0">
     <w:nsid w:val="63981415"/>
     <w:multiLevelType w:val="multilevel"/>
     <w:tmpl w:val="37EEED2E"/>
@@ -15168,7 +18307,7 @@
       </w:rPr>
     </w:lvl>
   </w:abstractNum>
-  <w:abstractNum w:abstractNumId="53" w15:restartNumberingAfterBreak="0">
+  <w:abstractNum w:abstractNumId="54" w15:restartNumberingAfterBreak="0">
     <w:nsid w:val="63FD33A9"/>
     <w:multiLevelType w:val="multilevel"/>
     <w:tmpl w:val="30DE29C4"/>
@@ -15317,7 +18456,7 @@
       </w:rPr>
     </w:lvl>
   </w:abstractNum>
-  <w:abstractNum w:abstractNumId="54" w15:restartNumberingAfterBreak="0">
+  <w:abstractNum w:abstractNumId="55" w15:restartNumberingAfterBreak="0">
     <w:nsid w:val="647A5B10"/>
     <w:multiLevelType w:val="multilevel"/>
     <w:tmpl w:val="A1527222"/>
@@ -15466,7 +18605,7 @@
       </w:rPr>
     </w:lvl>
   </w:abstractNum>
-  <w:abstractNum w:abstractNumId="55" w15:restartNumberingAfterBreak="0">
+  <w:abstractNum w:abstractNumId="56" w15:restartNumberingAfterBreak="0">
     <w:nsid w:val="68217A55"/>
     <w:multiLevelType w:val="multilevel"/>
     <w:tmpl w:val="C3C84A40"/>
@@ -15615,7 +18754,120 @@
       </w:rPr>
     </w:lvl>
   </w:abstractNum>
-  <w:abstractNum w:abstractNumId="56" w15:restartNumberingAfterBreak="0">
+  <w:abstractNum w:abstractNumId="57" w15:restartNumberingAfterBreak="0">
+    <w:nsid w:val="6C357BD8"/>
+    <w:multiLevelType w:val="multilevel"/>
+    <w:tmpl w:val="B3182286"/>
+    <w:lvl w:ilvl="0">
+      <w:start w:val="1"/>
+      <w:numFmt w:val="decimal"/>
+      <w:lvlText w:val="%1."/>
+      <w:lvlJc w:val="left"/>
+      <w:pPr>
+        <w:tabs>
+          <w:tab w:val="num" w:pos="720"/>
+        </w:tabs>
+        <w:ind w:left="720" w:hanging="360"/>
+      </w:pPr>
+    </w:lvl>
+    <w:lvl w:ilvl="1" w:tentative="1">
+      <w:start w:val="1"/>
+      <w:numFmt w:val="decimal"/>
+      <w:lvlText w:val="%2."/>
+      <w:lvlJc w:val="left"/>
+      <w:pPr>
+        <w:tabs>
+          <w:tab w:val="num" w:pos="1440"/>
+        </w:tabs>
+        <w:ind w:left="1440" w:hanging="360"/>
+      </w:pPr>
+    </w:lvl>
+    <w:lvl w:ilvl="2" w:tentative="1">
+      <w:start w:val="1"/>
+      <w:numFmt w:val="decimal"/>
+      <w:lvlText w:val="%3."/>
+      <w:lvlJc w:val="left"/>
+      <w:pPr>
+        <w:tabs>
+          <w:tab w:val="num" w:pos="2160"/>
+        </w:tabs>
+        <w:ind w:left="2160" w:hanging="360"/>
+      </w:pPr>
+    </w:lvl>
+    <w:lvl w:ilvl="3" w:tentative="1">
+      <w:start w:val="1"/>
+      <w:numFmt w:val="decimal"/>
+      <w:lvlText w:val="%4."/>
+      <w:lvlJc w:val="left"/>
+      <w:pPr>
+        <w:tabs>
+          <w:tab w:val="num" w:pos="2880"/>
+        </w:tabs>
+        <w:ind w:left="2880" w:hanging="360"/>
+      </w:pPr>
+    </w:lvl>
+    <w:lvl w:ilvl="4" w:tentative="1">
+      <w:start w:val="1"/>
+      <w:numFmt w:val="decimal"/>
+      <w:lvlText w:val="%5."/>
+      <w:lvlJc w:val="left"/>
+      <w:pPr>
+        <w:tabs>
+          <w:tab w:val="num" w:pos="3600"/>
+        </w:tabs>
+        <w:ind w:left="3600" w:hanging="360"/>
+      </w:pPr>
+    </w:lvl>
+    <w:lvl w:ilvl="5" w:tentative="1">
+      <w:start w:val="1"/>
+      <w:numFmt w:val="decimal"/>
+      <w:lvlText w:val="%6."/>
+      <w:lvlJc w:val="left"/>
+      <w:pPr>
+        <w:tabs>
+          <w:tab w:val="num" w:pos="4320"/>
+        </w:tabs>
+        <w:ind w:left="4320" w:hanging="360"/>
+      </w:pPr>
+    </w:lvl>
+    <w:lvl w:ilvl="6" w:tentative="1">
+      <w:start w:val="1"/>
+      <w:numFmt w:val="decimal"/>
+      <w:lvlText w:val="%7."/>
+      <w:lvlJc w:val="left"/>
+      <w:pPr>
+        <w:tabs>
+          <w:tab w:val="num" w:pos="5040"/>
+        </w:tabs>
+        <w:ind w:left="5040" w:hanging="360"/>
+      </w:pPr>
+    </w:lvl>
+    <w:lvl w:ilvl="7" w:tentative="1">
+      <w:start w:val="1"/>
+      <w:numFmt w:val="decimal"/>
+      <w:lvlText w:val="%8."/>
+      <w:lvlJc w:val="left"/>
+      <w:pPr>
+        <w:tabs>
+          <w:tab w:val="num" w:pos="5760"/>
+        </w:tabs>
+        <w:ind w:left="5760" w:hanging="360"/>
+      </w:pPr>
+    </w:lvl>
+    <w:lvl w:ilvl="8" w:tentative="1">
+      <w:start w:val="1"/>
+      <w:numFmt w:val="decimal"/>
+      <w:lvlText w:val="%9."/>
+      <w:lvlJc w:val="left"/>
+      <w:pPr>
+        <w:tabs>
+          <w:tab w:val="num" w:pos="6480"/>
+        </w:tabs>
+        <w:ind w:left="6480" w:hanging="360"/>
+      </w:pPr>
+    </w:lvl>
+  </w:abstractNum>
+  <w:abstractNum w:abstractNumId="58" w15:restartNumberingAfterBreak="0">
     <w:nsid w:val="6D814B6E"/>
     <w:multiLevelType w:val="multilevel"/>
     <w:tmpl w:val="0434C234"/>
@@ -15764,7 +19016,7 @@
       </w:rPr>
     </w:lvl>
   </w:abstractNum>
-  <w:abstractNum w:abstractNumId="57" w15:restartNumberingAfterBreak="0">
+  <w:abstractNum w:abstractNumId="59" w15:restartNumberingAfterBreak="0">
     <w:nsid w:val="6D9F3871"/>
     <w:multiLevelType w:val="multilevel"/>
     <w:tmpl w:val="049A011A"/>
@@ -15913,7 +19165,7 @@
       </w:rPr>
     </w:lvl>
   </w:abstractNum>
-  <w:abstractNum w:abstractNumId="58" w15:restartNumberingAfterBreak="0">
+  <w:abstractNum w:abstractNumId="60" w15:restartNumberingAfterBreak="0">
     <w:nsid w:val="6E410EDC"/>
     <w:multiLevelType w:val="multilevel"/>
     <w:tmpl w:val="A52277D0"/>
@@ -16062,7 +19314,7 @@
       </w:rPr>
     </w:lvl>
   </w:abstractNum>
-  <w:abstractNum w:abstractNumId="59" w15:restartNumberingAfterBreak="0">
+  <w:abstractNum w:abstractNumId="61" w15:restartNumberingAfterBreak="0">
     <w:nsid w:val="6FA31C71"/>
     <w:multiLevelType w:val="multilevel"/>
     <w:tmpl w:val="AA5AD366"/>
@@ -16211,7 +19463,7 @@
       </w:rPr>
     </w:lvl>
   </w:abstractNum>
-  <w:abstractNum w:abstractNumId="60" w15:restartNumberingAfterBreak="0">
+  <w:abstractNum w:abstractNumId="62" w15:restartNumberingAfterBreak="0">
     <w:nsid w:val="71260ECE"/>
     <w:multiLevelType w:val="multilevel"/>
     <w:tmpl w:val="3592A554"/>
@@ -16360,7 +19612,7 @@
       </w:rPr>
     </w:lvl>
   </w:abstractNum>
-  <w:abstractNum w:abstractNumId="61" w15:restartNumberingAfterBreak="0">
+  <w:abstractNum w:abstractNumId="63" w15:restartNumberingAfterBreak="0">
     <w:nsid w:val="75B4584C"/>
     <w:multiLevelType w:val="multilevel"/>
     <w:tmpl w:val="5360FBFA"/>
@@ -16509,7 +19761,7 @@
       </w:rPr>
     </w:lvl>
   </w:abstractNum>
-  <w:abstractNum w:abstractNumId="62" w15:restartNumberingAfterBreak="0">
+  <w:abstractNum w:abstractNumId="64" w15:restartNumberingAfterBreak="0">
     <w:nsid w:val="7C4A6E81"/>
     <w:multiLevelType w:val="multilevel"/>
     <w:tmpl w:val="0F882C30"/>
@@ -16658,7 +19910,7 @@
       </w:rPr>
     </w:lvl>
   </w:abstractNum>
-  <w:abstractNum w:abstractNumId="63" w15:restartNumberingAfterBreak="0">
+  <w:abstractNum w:abstractNumId="65" w15:restartNumberingAfterBreak="0">
     <w:nsid w:val="7D2005DA"/>
     <w:multiLevelType w:val="multilevel"/>
     <w:tmpl w:val="6D607822"/>
@@ -16808,16 +20060,16 @@
     </w:lvl>
   </w:abstractNum>
   <w:num w:numId="1" w16cid:durableId="589042534">
+    <w:abstractNumId w:val="65"/>
+  </w:num>
+  <w:num w:numId="2" w16cid:durableId="632755494">
+    <w:abstractNumId w:val="43"/>
+  </w:num>
+  <w:num w:numId="3" w16cid:durableId="718167228">
     <w:abstractNumId w:val="63"/>
   </w:num>
-  <w:num w:numId="2" w16cid:durableId="632755494">
+  <w:num w:numId="4" w16cid:durableId="426275593">
     <w:abstractNumId w:val="42"/>
-  </w:num>
-  <w:num w:numId="3" w16cid:durableId="718167228">
-    <w:abstractNumId w:val="61"/>
-  </w:num>
-  <w:num w:numId="4" w16cid:durableId="426275593">
-    <w:abstractNumId w:val="41"/>
   </w:num>
   <w:num w:numId="5" w16cid:durableId="1223519436">
     <w:abstractNumId w:val="3"/>
@@ -16826,7 +20078,7 @@
     <w:abstractNumId w:val="7"/>
   </w:num>
   <w:num w:numId="7" w16cid:durableId="97801216">
-    <w:abstractNumId w:val="58"/>
+    <w:abstractNumId w:val="60"/>
   </w:num>
   <w:num w:numId="8" w16cid:durableId="498891688">
     <w:abstractNumId w:val="31"/>
@@ -16838,19 +20090,19 @@
     <w:abstractNumId w:val="34"/>
   </w:num>
   <w:num w:numId="11" w16cid:durableId="926234776">
-    <w:abstractNumId w:val="59"/>
+    <w:abstractNumId w:val="61"/>
   </w:num>
   <w:num w:numId="12" w16cid:durableId="1155995746">
-    <w:abstractNumId w:val="57"/>
+    <w:abstractNumId w:val="59"/>
   </w:num>
   <w:num w:numId="13" w16cid:durableId="1281690872">
     <w:abstractNumId w:val="6"/>
   </w:num>
   <w:num w:numId="14" w16cid:durableId="1401293231">
-    <w:abstractNumId w:val="62"/>
+    <w:abstractNumId w:val="64"/>
   </w:num>
   <w:num w:numId="15" w16cid:durableId="927733132">
-    <w:abstractNumId w:val="43"/>
+    <w:abstractNumId w:val="44"/>
   </w:num>
   <w:num w:numId="16" w16cid:durableId="124586206">
     <w:abstractNumId w:val="32"/>
@@ -16862,19 +20114,19 @@
     <w:abstractNumId w:val="11"/>
   </w:num>
   <w:num w:numId="19" w16cid:durableId="69161788">
-    <w:abstractNumId w:val="54"/>
+    <w:abstractNumId w:val="55"/>
   </w:num>
   <w:num w:numId="20" w16cid:durableId="308630020">
     <w:abstractNumId w:val="0"/>
   </w:num>
   <w:num w:numId="21" w16cid:durableId="206189579">
-    <w:abstractNumId w:val="50"/>
+    <w:abstractNumId w:val="51"/>
   </w:num>
   <w:num w:numId="22" w16cid:durableId="191383602">
     <w:abstractNumId w:val="8"/>
   </w:num>
   <w:num w:numId="23" w16cid:durableId="1357076129">
-    <w:abstractNumId w:val="52"/>
+    <w:abstractNumId w:val="53"/>
   </w:num>
   <w:num w:numId="24" w16cid:durableId="1885484536">
     <w:abstractNumId w:val="24"/>
@@ -16886,7 +20138,7 @@
     <w:abstractNumId w:val="37"/>
   </w:num>
   <w:num w:numId="27" w16cid:durableId="472452667">
-    <w:abstractNumId w:val="60"/>
+    <w:abstractNumId w:val="62"/>
   </w:num>
   <w:num w:numId="28" w16cid:durableId="1555390318">
     <w:abstractNumId w:val="17"/>
@@ -16895,16 +20147,16 @@
     <w:abstractNumId w:val="22"/>
   </w:num>
   <w:num w:numId="30" w16cid:durableId="1560239218">
-    <w:abstractNumId w:val="53"/>
+    <w:abstractNumId w:val="54"/>
   </w:num>
   <w:num w:numId="31" w16cid:durableId="130023498">
     <w:abstractNumId w:val="29"/>
   </w:num>
   <w:num w:numId="32" w16cid:durableId="1718234499">
-    <w:abstractNumId w:val="56"/>
+    <w:abstractNumId w:val="58"/>
   </w:num>
   <w:num w:numId="33" w16cid:durableId="1769158101">
-    <w:abstractNumId w:val="55"/>
+    <w:abstractNumId w:val="56"/>
   </w:num>
   <w:num w:numId="34" w16cid:durableId="257103172">
     <w:abstractNumId w:val="1"/>
@@ -16949,16 +20201,16 @@
     <w:abstractNumId w:val="15"/>
   </w:num>
   <w:num w:numId="48" w16cid:durableId="1233547358">
-    <w:abstractNumId w:val="44"/>
+    <w:abstractNumId w:val="45"/>
   </w:num>
   <w:num w:numId="49" w16cid:durableId="2067802961">
     <w:abstractNumId w:val="33"/>
   </w:num>
   <w:num w:numId="50" w16cid:durableId="727076905">
-    <w:abstractNumId w:val="47"/>
+    <w:abstractNumId w:val="48"/>
   </w:num>
   <w:num w:numId="51" w16cid:durableId="645285501">
-    <w:abstractNumId w:val="48"/>
+    <w:abstractNumId w:val="49"/>
   </w:num>
   <w:num w:numId="52" w16cid:durableId="1320772050">
     <w:abstractNumId w:val="40"/>
@@ -16970,16 +20222,16 @@
     <w:abstractNumId w:val="39"/>
   </w:num>
   <w:num w:numId="55" w16cid:durableId="2108498884">
-    <w:abstractNumId w:val="46"/>
+    <w:abstractNumId w:val="47"/>
   </w:num>
   <w:num w:numId="56" w16cid:durableId="548692485">
-    <w:abstractNumId w:val="45"/>
+    <w:abstractNumId w:val="46"/>
   </w:num>
   <w:num w:numId="57" w16cid:durableId="1223911443">
     <w:abstractNumId w:val="26"/>
   </w:num>
   <w:num w:numId="58" w16cid:durableId="538788131">
-    <w:abstractNumId w:val="49"/>
+    <w:abstractNumId w:val="50"/>
   </w:num>
   <w:num w:numId="59" w16cid:durableId="2037074377">
     <w:abstractNumId w:val="14"/>
@@ -16988,7 +20240,7 @@
     <w:abstractNumId w:val="28"/>
   </w:num>
   <w:num w:numId="61" w16cid:durableId="2038504372">
-    <w:abstractNumId w:val="51"/>
+    <w:abstractNumId w:val="52"/>
   </w:num>
   <w:num w:numId="62" w16cid:durableId="203911017">
     <w:abstractNumId w:val="13"/>
@@ -16998,6 +20250,12 @@
   </w:num>
   <w:num w:numId="64" w16cid:durableId="508450877">
     <w:abstractNumId w:val="4"/>
+  </w:num>
+  <w:num w:numId="65" w16cid:durableId="1182281790">
+    <w:abstractNumId w:val="41"/>
+  </w:num>
+  <w:num w:numId="66" w16cid:durableId="1652827614">
+    <w:abstractNumId w:val="57"/>
   </w:num>
   <w:numIdMacAtCleanup w:val="4"/>
 </w:numbering>
